--- a/Backlog-YT-Playlist-Manager.docx
+++ b/Backlog-YT-Playlist-Manager.docx
@@ -47,7 +47,7 @@
           <w:color w:val="808080"/>
           <w:lang w:val="fr-FR"/>
         </w:rPr>
-        <w:t>Version 6.5 — 16 septembre 2026</w:t>
+        <w:t>Version 6.6 — 24 septembre 2026</w:t>
       </w:r>
     </w:p>
     <w:p>
@@ -2924,7 +2924,7 @@
                 <w:color w:val="1E8449"/>
                 <w:sz w:val="20"/>
               </w:rPr>
-              <w:t xml:space="preserve">✅ Livré (v1.0.0 + v1.4.1)</w:t>
+              <w:t xml:space="preserve">✅ Livré (v1.0.0 + v1.4.1) — résidus de l’audit corrigés (v1.27.4–v1.27.46 : AUD-04/05/06/07/52)</w:t>
             </w:r>
           </w:p>
         </w:tc>
@@ -3159,7 +3159,7 @@
                 <w:color w:val="1E8449"/>
                 <w:sz w:val="20"/>
               </w:rPr>
-              <w:t xml:space="preserve">✅ Livré (v1.4.1)</w:t>
+              <w:t xml:space="preserve">✅ Livré (v1.4.1) — une seule règle de facturation (v1.27.18, AUD-21)</w:t>
             </w:r>
           </w:p>
         </w:tc>
@@ -3234,7 +3234,7 @@
                 <w:color w:val="1E8449"/>
                 <w:sz w:val="20"/>
               </w:rPr>
-              <w:t xml:space="preserve">✅ Livré (v1.0.0)</w:t>
+              <w:t xml:space="preserve">✅ Livré (v1.0.0) — 17 clés manquantes ajoutées (v1.27.6, AUD-03)</w:t>
             </w:r>
           </w:p>
         </w:tc>
@@ -5801,9 +5801,9 @@
             <w:r>
               <w:rPr>
                 <w:b/>
-                <w:color w:val="7F8C8D"/>
-              </w:rPr>
-              <w:t xml:space="preserve">⏸ En attente de #75</w:t>
+                <w:color w:val="B45309"/>
+              </w:rPr>
+              <w:t xml:space="preserve">🟡 state livré (v1.27.26) ; PKCE et vérification d’audience attendent #75 / phase 4</w:t>
             </w:r>
           </w:p>
         </w:tc>
@@ -5864,7 +5864,7 @@
                 <w:b/>
                 <w:color w:val="1E8449"/>
               </w:rPr>
-              <w:t xml:space="preserve">✅ Livré (v1.9.0)</w:t>
+              <w:t xml:space="preserve">✅ Livré (v1.9.0) — régression via le cache corrigée (v1.27.10, AUD-14)</w:t>
             </w:r>
           </w:p>
         </w:tc>
@@ -5925,7 +5925,7 @@
                 <w:b/>
                 <w:color w:val="1E8449"/>
               </w:rPr>
-              <w:t xml:space="preserve">✅ Livré (v1.11.0)</w:t>
+              <w:t xml:space="preserve">✅ Livré (v1.11.0) — revérification en direct, favoris exclus (v1.27.11, AUD-24)</w:t>
             </w:r>
           </w:p>
         </w:tc>
@@ -5986,7 +5986,7 @@
                 <w:b/>
                 <w:color w:val="1E8449"/>
               </w:rPr>
-              <w:t xml:space="preserve">✅ Livré (v1.11.0)</w:t>
+              <w:t xml:space="preserve">✅ Livré (v1.11.0) — revérification en direct, favoris exclus (v1.27.11, AUD-24)</w:t>
             </w:r>
           </w:p>
         </w:tc>
@@ -6169,7 +6169,7 @@
                 <w:b/>
                 <w:color w:val="1E8449"/>
               </w:rPr>
-              <w:t xml:space="preserve">✅ Livré (v1.0.0) — CSP en place</w:t>
+              <w:t xml:space="preserve">✅ Livré (v1.0.0) — form-action et CSP des pages outils (v1.27.29, AUD-08) ; 'unsafe-inline' reste (AUD-02)</w:t>
             </w:r>
           </w:p>
         </w:tc>
@@ -6230,7 +6230,7 @@
                 <w:b/>
                 <w:color w:val="1E8449"/>
               </w:rPr>
-              <w:t xml:space="preserve">✅ Déjà livré (v1.0.0) — vérifié</w:t>
+              <w:t xml:space="preserve">✅ Livré (v1.27.8) — rouvert par l’audit : le jeton restait dans l’adresse pendant deux attentes</w:t>
             </w:r>
           </w:p>
         </w:tc>
@@ -6352,7 +6352,7 @@
                 <w:b/>
                 <w:color w:val="1E8449"/>
               </w:rPr>
-              <w:t xml:space="preserve">✅ Livré (v1.8.0)</w:t>
+              <w:t xml:space="preserve">✅ Livré (v1.8.0) — derniers formats en double retirés (v1.27.44, AUD-34)</w:t>
             </w:r>
           </w:p>
         </w:tc>
@@ -6413,7 +6413,7 @@
                 <w:b/>
                 <w:color w:val="1E8449"/>
               </w:rPr>
-              <w:t xml:space="preserve">✅ Livré (v1.8.0)</w:t>
+              <w:t xml:space="preserve">✅ Livré (v1.8.0) — nouveau code mort retiré (v1.27.42, AUD-38/29)</w:t>
             </w:r>
           </w:p>
         </w:tc>
@@ -6535,7 +6535,7 @@
                 <w:b/>
                 <w:color w:val="1E8449"/>
               </w:rPr>
-              <w:t xml:space="preserve">✅ Livré (v1.10.0)</w:t>
+              <w:t xml:space="preserve">✅ Livré (v1.10.0) — sources chargées et dédoublonnées (v1.27.14, AUD-23)</w:t>
             </w:r>
           </w:p>
         </w:tc>
@@ -7312,7 +7312,7 @@
                 <w:b/>
                 <w:color w:val="1E8449"/>
               </w:rPr>
-              <w:t xml:space="preserve">✅ Livré (v1.27.0)</w:t>
+              <w:t xml:space="preserve">✅ Livré (v1.27.0) — l’envoi fonctionne réellement depuis la v1.27.17 (AUD-51)</w:t>
             </w:r>
           </w:p>
         </w:tc>
@@ -7609,7 +7609,7 @@
                 <w:b/>
                 <w:color w:val="1E8449"/>
               </w:rPr>
-              <w:t xml:space="preserve">✅ Livré (v1.5.0 / Studio v0.5.0)</w:t>
+              <w:t xml:space="preserve">✅ Livré (v1.5.0 / Studio v0.5.0) — Studio se met aussi en pause (v1.27.7, AUD-28)</w:t>
             </w:r>
           </w:p>
         </w:tc>
@@ -8054,7 +8054,7 @@
                 <w:b/>
                 <w:color w:val="D4AC0D"/>
               </w:rPr>
-              <w:t xml:space="preserve">✅ Livré</w:t>
+              <w:t xml:space="preserve">✅ Livré — remplacé par #17 ; état résiduel retiré (v1.27.13, AUD-32)</w:t>
             </w:r>
           </w:p>
         </w:tc>
@@ -8115,7 +8115,7 @@
                 <w:b/>
                 <w:color w:val="D4AC0D"/>
               </w:rPr>
-              <w:t xml:space="preserve">✅ Livré</w:t>
+              <w:t xml:space="preserve">✅ Livré — tag de genre complété (v1.27.48)</w:t>
             </w:r>
           </w:p>
         </w:tc>
@@ -10384,7 +10384,7 @@
                 <w:color w:val="1E8449"/>
                 <w:sz w:val="19"/>
               </w:rPr>
-              <w:t xml:space="preserve">✅ Livré (v1.5.0 / Studio v0.5.0)</w:t>
+              <w:t xml:space="preserve">✅ Livré (v1.5.0 / Studio v0.5.0) — Studio se met aussi en pause (v1.27.7, AUD-28)</w:t>
             </w:r>
           </w:p>
         </w:tc>
@@ -11362,10 +11362,10 @@
             <w:r>
               <w:rPr>
                 <w:b/>
-                <w:color w:val="B45309"/>
-                <w:sz w:val="19"/>
-              </w:rPr>
-              <w:t xml:space="preserve">⏳ À construire — BASSE</w:t>
+                <w:color w:val="1E8449"/>
+                <w:sz w:val="19"/>
+              </w:rPr>
+              <w:t xml:space="preserve">✅ Livré (v1.27.45, avec AUD-27)</w:t>
             </w:r>
           </w:p>
         </w:tc>
@@ -11560,7 +11560,7 @@
                 <w:color w:val="1E8449"/>
                 <w:sz w:val="19"/>
               </w:rPr>
-              <w:t xml:space="preserve">✅ Livré (v1.12.0 + v1.13.0)</w:t>
+              <w:t xml:space="preserve">✅ Livré (v1.12.0 + v1.13.0) — estimations et affichages alignés (v1.27.15–v1.27.16, AUD-15/22)</w:t>
             </w:r>
           </w:p>
         </w:tc>
@@ -11635,7 +11635,7 @@
                 <w:color w:val="1E8449"/>
                 <w:sz w:val="19"/>
               </w:rPr>
-              <w:t xml:space="preserve">✅ Livré (v1.25.0)</w:t>
+              <w:t xml:space="preserve">✅ Livré (v1.25.0) — son cache d’une heure effectif depuis la v1.27.20 (AUD-17)</w:t>
             </w:r>
           </w:p>
         </w:tc>
@@ -11710,7 +11710,7 @@
                 <w:color w:val="1E8449"/>
                 <w:sz w:val="19"/>
               </w:rPr>
-              <w:t xml:space="preserve">✅ Livré (v1.26.0)</w:t>
+              <w:t xml:space="preserve">✅ Livré (v1.26.0) — plafond de pages complété (v1.27.19, AUD-01)</w:t>
             </w:r>
           </w:p>
         </w:tc>
@@ -11981,6 +11981,4186 @@
                 <w:sz w:val="19"/>
               </w:rPr>
               <w:t xml:space="preserve">✅ Livré</w:t>
+            </w:r>
+          </w:p>
+        </w:tc>
+      </w:tr>
+    </w:tbl>
+    <w:p>
+      <w:r>
+        <w:rPr>
+          <w:b/>
+        </w:rPr>
+        <w:t xml:space="preserve">Rappel — prochain numéro libre du backlog : #85.</w:t>
+      </w:r>
+    </w:p>
+    <w:p>
+      <w:pPr>
+        <w:pStyle w:val="Heading1"/>
+      </w:pPr>
+      <w:r>
+        <w:br w:type="page"/>
+      </w:r>
+      <w:r>
+        <w:t xml:space="preserve">Mise à jour — Session du 24 septembre 2026 (v6.6) : audit de code et lots de correctifs 4 à 9</w:t>
+      </w:r>
+    </w:p>
+    <w:p>
+      <w:r>
+        <w:t xml:space="preserve">Un audit complet en lecture seule du code à la v1.27.3 (PR #2, rapports dans audit/2026-09/, en français et en anglais), puis six lots de correctifs, un commit par élément, chacun avec des tests rejoués sur le commit qui précède le correctif : PR #3 (lot 4, sécurité et CGU YouTube) → #4 (intégrité des données) → #5 (quota) → #6 (durcissement) → #7 (accessibilité) → #8 (i18n et dette). App v1.27.3 → v1.27.51, Reel Studio → 0.7.6, tests.html 281 → 447 cas, tous au vert, sans aucun appel à l'API YouTube.</w:t>
+      </w:r>
+    </w:p>
+    <w:p>
+      <w:r>
+        <w:t xml:space="preserve">Aucune des six PR n'est encore fusionnée : toutes les versions à partir de la v1.27.4 citées ci-dessous y vivent, à fusionner dans cet ordre. Les constats gardent les identifiants de l'audit (AUD-xx) plutôt que des numéros de backlog, car les commits, les PR et les rapports d'audit les utilisent tous. Quand un constat recoupait un élément existant, le statut de cet élément a été corrigé dans les tableaux ci-dessus : CR1, CR4, CR5, #G6, #G7, #G8, #G9, #G12, #G13, #G15, #G16, #G18, #I1, #B12, #J2, #J3, #76, #80, #81 et #82.</w:t>
+      </w:r>
+    </w:p>
+    <w:p>
+      <w:r>
+        <w:t xml:space="preserve">Bilan : 44 des 53 constats de l'audit corrigés, 3 partiellement (#G6, AUD-08, AUD-33), 1 faux positif (AUD-31), 5 encore ouverts (AUD-02, AUD-26, AUD-35, AUD-37, AUD-40). Le travail de correction en a trouvé 4 de plus (AUD-51 à AUD-54), dont une vraie faille XSS (AUD-52) et des couvertures personnalisées impossibles à envoyer (AUD-51). Détail par constat, errata et reste à faire : audit/2026-09/fr/08-remediation.md. #78 et #79 sont inchangés.</w:t>
+      </w:r>
+    </w:p>
+    <w:tbl>
+      <w:tblPr>
+        <w:tblStyle w:val="Grilledutableau"/>
+        <w:tblW w:w="0" w:type="auto"/>
+        <w:tblLook w:val="04A0" w:firstRow="1" w:lastRow="0" w:firstColumn="1" w:lastColumn="0" w:noHBand="0" w:noVBand="1"/>
+      </w:tblPr>
+      <w:tblGrid>
+        <w:gridCol w:w="620"/>
+        <w:gridCol w:w="1080"/>
+        <w:gridCol w:w="1700"/>
+        <w:gridCol w:w="4180"/>
+        <w:gridCol w:w="1060"/>
+      </w:tblGrid>
+      <w:tr>
+        <w:tc>
+          <w:tcPr>
+            <w:tcW w:type="dxa" w:w="620"/>
+            <w:shd w:val="clear" w:fill="2C3E50"/>
+          </w:tcPr>
+          <w:p>
+            <w:r/>
+            <w:r>
+              <w:rPr>
+                <w:b/>
+                <w:color w:val="FFFFFF"/>
+              </w:rPr>
+              <w:t xml:space="preserve">#</w:t>
+            </w:r>
+          </w:p>
+        </w:tc>
+        <w:tc>
+          <w:tcPr>
+            <w:tcW w:type="dxa" w:w="1080"/>
+            <w:shd w:val="clear" w:fill="2C3E50"/>
+          </w:tcPr>
+          <w:p>
+            <w:r/>
+            <w:r>
+              <w:rPr>
+                <w:b/>
+                <w:color w:val="FFFFFF"/>
+              </w:rPr>
+              <w:t xml:space="preserve">Catégorie</w:t>
+            </w:r>
+          </w:p>
+        </w:tc>
+        <w:tc>
+          <w:tcPr>
+            <w:tcW w:type="dxa" w:w="1700"/>
+            <w:shd w:val="clear" w:fill="2C3E50"/>
+          </w:tcPr>
+          <w:p>
+            <w:r/>
+            <w:r>
+              <w:rPr>
+                <w:b/>
+                <w:color w:val="FFFFFF"/>
+              </w:rPr>
+              <w:t xml:space="preserve">Titre</w:t>
+            </w:r>
+          </w:p>
+        </w:tc>
+        <w:tc>
+          <w:tcPr>
+            <w:tcW w:type="dxa" w:w="4180"/>
+            <w:shd w:val="clear" w:fill="2C3E50"/>
+          </w:tcPr>
+          <w:p>
+            <w:r/>
+            <w:r>
+              <w:rPr>
+                <w:b/>
+                <w:color w:val="FFFFFF"/>
+              </w:rPr>
+              <w:t xml:space="preserve">Description</w:t>
+            </w:r>
+          </w:p>
+        </w:tc>
+        <w:tc>
+          <w:tcPr>
+            <w:tcW w:type="dxa" w:w="1060"/>
+            <w:shd w:val="clear" w:fill="2C3E50"/>
+          </w:tcPr>
+          <w:p>
+            <w:r/>
+            <w:r>
+              <w:rPr>
+                <w:b/>
+                <w:color w:val="FFFFFF"/>
+              </w:rPr>
+              <w:t xml:space="preserve">Statut</w:t>
+            </w:r>
+          </w:p>
+        </w:tc>
+      </w:tr>
+      <w:tr>
+        <w:tc>
+          <w:tcPr>
+            <w:tcW w:type="dxa" w:w="620"/>
+          </w:tcPr>
+          <w:p>
+            <w:r/>
+            <w:r>
+              <w:rPr>
+                <w:b/>
+                <w:sz w:val="19"/>
+              </w:rPr>
+              <w:t xml:space="preserve">AUD-01</w:t>
+            </w:r>
+          </w:p>
+        </w:tc>
+        <w:tc>
+          <w:tcPr>
+            <w:tcW w:type="dxa" w:w="1080"/>
+          </w:tcPr>
+          <w:p>
+            <w:r/>
+            <w:r>
+              <w:rPr>
+                <w:sz w:val="19"/>
+              </w:rPr>
+              <w:t xml:space="preserve">Quota / Discover</w:t>
+            </w:r>
+          </w:p>
+        </w:tc>
+        <w:tc>
+          <w:tcPr>
+            <w:tcW w:type="dxa" w:w="1700"/>
+          </w:tcPr>
+          <w:p>
+            <w:r/>
+            <w:r>
+              <w:rPr>
+                <w:sz w:val="19"/>
+              </w:rPr>
+              <w:t xml:space="preserve">Plafonner l’exploration des playlists d’une chaîne</w:t>
+            </w:r>
+          </w:p>
+        </w:tc>
+        <w:tc>
+          <w:tcPr>
+            <w:tcW w:type="dxa" w:w="4180"/>
+          </w:tcPr>
+          <w:p>
+            <w:r/>
+            <w:r>
+              <w:rPr>
+                <w:sz w:val="19"/>
+              </w:rPr>
+              <w:t xml:space="preserve">Explorer les playlists d’une chaîne pouvait coûter 20 appels sans pré-vérification. Plafonné à 3 pages (150 playlists) et vérifié avant ; complète le #82.</w:t>
+            </w:r>
+          </w:p>
+        </w:tc>
+        <w:tc>
+          <w:tcPr>
+            <w:tcW w:type="dxa" w:w="1060"/>
+          </w:tcPr>
+          <w:p>
+            <w:r/>
+            <w:r>
+              <w:rPr>
+                <w:b/>
+                <w:color w:val="1E8449"/>
+                <w:sz w:val="19"/>
+              </w:rPr>
+              <w:t xml:space="preserve">✅ Livré (v1.27.19)</w:t>
+            </w:r>
+          </w:p>
+        </w:tc>
+      </w:tr>
+      <w:tr>
+        <w:tc>
+          <w:tcPr>
+            <w:tcW w:type="dxa" w:w="620"/>
+          </w:tcPr>
+          <w:p>
+            <w:r/>
+            <w:r>
+              <w:rPr>
+                <w:b/>
+                <w:sz w:val="19"/>
+              </w:rPr>
+              <w:t xml:space="preserve">AUD-02</w:t>
+            </w:r>
+          </w:p>
+        </w:tc>
+        <w:tc>
+          <w:tcPr>
+            <w:tcW w:type="dxa" w:w="1080"/>
+          </w:tcPr>
+          <w:p>
+            <w:r/>
+            <w:r>
+              <w:rPr>
+                <w:sz w:val="19"/>
+              </w:rPr>
+              <w:t xml:space="preserve">Sécurité / Architecture</w:t>
+            </w:r>
+          </w:p>
+        </w:tc>
+        <w:tc>
+          <w:tcPr>
+            <w:tcW w:type="dxa" w:w="1700"/>
+          </w:tcPr>
+          <w:p>
+            <w:r/>
+            <w:r>
+              <w:rPr>
+                <w:sz w:val="19"/>
+              </w:rPr>
+              <w:t xml:space="preserve">Délégation d’événements, puis CSP stricte</w:t>
+            </w:r>
+          </w:p>
+        </w:tc>
+        <w:tc>
+          <w:tcPr>
+            <w:tcW w:type="dxa" w:w="4180"/>
+          </w:tcPr>
+          <w:p>
+            <w:r/>
+            <w:r>
+              <w:rPr>
+                <w:sz w:val="19"/>
+              </w:rPr>
+              <w:t xml:space="preserve">322 gestionnaires en ligne imposent script-src 'unsafe-inline', ce qui neutralise la CSP face à toute injection future. Les remplacer par une délégation d’événements par vue, puis retirer 'unsafe-inline'.</w:t>
+            </w:r>
+          </w:p>
+        </w:tc>
+        <w:tc>
+          <w:tcPr>
+            <w:tcW w:type="dxa" w:w="1060"/>
+          </w:tcPr>
+          <w:p>
+            <w:r/>
+            <w:r>
+              <w:rPr>
+                <w:b/>
+                <w:color w:val="B45309"/>
+                <w:sz w:val="19"/>
+              </w:rPr>
+              <w:t xml:space="preserve">⏳ À construire — MOYENNE (chantier L)</w:t>
+            </w:r>
+          </w:p>
+        </w:tc>
+      </w:tr>
+      <w:tr>
+        <w:tc>
+          <w:tcPr>
+            <w:tcW w:type="dxa" w:w="620"/>
+          </w:tcPr>
+          <w:p>
+            <w:r/>
+            <w:r>
+              <w:rPr>
+                <w:b/>
+                <w:sz w:val="19"/>
+              </w:rPr>
+              <w:t xml:space="preserve">AUD-03</w:t>
+            </w:r>
+          </w:p>
+        </w:tc>
+        <w:tc>
+          <w:tcPr>
+            <w:tcW w:type="dxa" w:w="1080"/>
+          </w:tcPr>
+          <w:p>
+            <w:r/>
+            <w:r>
+              <w:rPr>
+                <w:sz w:val="19"/>
+              </w:rPr>
+              <w:t xml:space="preserve">Confidentialité / RGPD</w:t>
+            </w:r>
+          </w:p>
+        </w:tc>
+        <w:tc>
+          <w:tcPr>
+            <w:tcW w:type="dxa" w:w="1700"/>
+          </w:tcPr>
+          <w:p>
+            <w:r/>
+            <w:r>
+              <w:rPr>
+                <w:sz w:val="19"/>
+              </w:rPr>
+              <w:t xml:space="preserve">« Supprimer mes données » supprime tout</w:t>
+            </w:r>
+          </w:p>
+        </w:tc>
+        <w:tc>
+          <w:tcPr>
+            <w:tcW w:type="dxa" w:w="4180"/>
+          </w:tcPr>
+          <w:p>
+            <w:r/>
+            <w:r>
+              <w:rPr>
+                <w:sz w:val="19"/>
+              </w:rPr>
+              <w:t xml:space="preserve">La purge et l’auto-purge à 30 jours oubliaient 17 clés, dont le journal de diagnostic et les favoris, ainsi que celles de Reel Studio. Un registre unique de toutes les clés pilote désormais les deux ; un test échoue si une clé manque.</w:t>
+            </w:r>
+          </w:p>
+        </w:tc>
+        <w:tc>
+          <w:tcPr>
+            <w:tcW w:type="dxa" w:w="1060"/>
+          </w:tcPr>
+          <w:p>
+            <w:r/>
+            <w:r>
+              <w:rPr>
+                <w:b/>
+                <w:color w:val="1E8449"/>
+                <w:sz w:val="19"/>
+              </w:rPr>
+              <w:t xml:space="preserve">✅ Livré (v1.27.6)</w:t>
+            </w:r>
+          </w:p>
+        </w:tc>
+      </w:tr>
+      <w:tr>
+        <w:tc>
+          <w:tcPr>
+            <w:tcW w:type="dxa" w:w="620"/>
+          </w:tcPr>
+          <w:p>
+            <w:r/>
+            <w:r>
+              <w:rPr>
+                <w:b/>
+                <w:sz w:val="19"/>
+              </w:rPr>
+              <w:t xml:space="preserve">AUD-04</w:t>
+            </w:r>
+          </w:p>
+        </w:tc>
+        <w:tc>
+          <w:tcPr>
+            <w:tcW w:type="dxa" w:w="1080"/>
+          </w:tcPr>
+          <w:p>
+            <w:r/>
+            <w:r>
+              <w:rPr>
+                <w:sz w:val="19"/>
+              </w:rPr>
+              <w:t xml:space="preserve">Sécurité / XSS</w:t>
+            </w:r>
+          </w:p>
+        </w:tc>
+        <w:tc>
+          <w:tcPr>
+            <w:tcW w:type="dxa" w:w="1700"/>
+          </w:tcPr>
+          <w:p>
+            <w:r/>
+            <w:r>
+              <w:rPr>
+                <w:sz w:val="19"/>
+              </w:rPr>
+              <w:t xml:space="preserve">Les titres ne sortent plus des gestionnaires en ligne</w:t>
+            </w:r>
+          </w:p>
+        </w:tc>
+        <w:tc>
+          <w:tcPr>
+            <w:tcW w:type="dxa" w:w="4180"/>
+          </w:tcPr>
+          <w:p>
+            <w:r/>
+            <w:r>
+              <w:rPr>
+                <w:sz w:val="19"/>
+              </w:rPr>
+              <w:t xml:space="preserve">L’échappement maison transformait ' en \' mais laissait \ tel quel : un titre de vidéo pouvait exécuter du code dans Discover avec le jeton de l’utilisateur. escapeJsAttr() corrigé et appliqué aux 7 gestionnaires touchés (l’audit en listait 2).</w:t>
+            </w:r>
+          </w:p>
+        </w:tc>
+        <w:tc>
+          <w:tcPr>
+            <w:tcW w:type="dxa" w:w="1060"/>
+          </w:tcPr>
+          <w:p>
+            <w:r/>
+            <w:r>
+              <w:rPr>
+                <w:b/>
+                <w:color w:val="1E8449"/>
+                <w:sz w:val="19"/>
+              </w:rPr>
+              <w:t xml:space="preserve">✅ Livré (v1.27.4)</w:t>
+            </w:r>
+          </w:p>
+        </w:tc>
+      </w:tr>
+      <w:tr>
+        <w:tc>
+          <w:tcPr>
+            <w:tcW w:type="dxa" w:w="620"/>
+          </w:tcPr>
+          <w:p>
+            <w:r/>
+            <w:r>
+              <w:rPr>
+                <w:b/>
+                <w:sz w:val="19"/>
+              </w:rPr>
+              <w:t xml:space="preserve">AUD-05</w:t>
+            </w:r>
+          </w:p>
+        </w:tc>
+        <w:tc>
+          <w:tcPr>
+            <w:tcW w:type="dxa" w:w="1080"/>
+          </w:tcPr>
+          <w:p>
+            <w:r/>
+            <w:r>
+              <w:rPr>
+                <w:sz w:val="19"/>
+              </w:rPr>
+              <w:t xml:space="preserve">Sécurité / XSS</w:t>
+            </w:r>
+          </w:p>
+        </w:tc>
+        <w:tc>
+          <w:tcPr>
+            <w:tcW w:type="dxa" w:w="1700"/>
+          </w:tcPr>
+          <w:p>
+            <w:r/>
+            <w:r>
+              <w:rPr>
+                <w:sz w:val="19"/>
+              </w:rPr>
+              <w:t xml:space="preserve">Échapper les titres dans les attributs</w:t>
+            </w:r>
+          </w:p>
+        </w:tc>
+        <w:tc>
+          <w:tcPr>
+            <w:tcW w:type="dxa" w:w="4180"/>
+          </w:tcPr>
+          <w:p>
+            <w:r/>
+            <w:r>
+              <w:rPr>
+                <w:sz w:val="19"/>
+              </w:rPr>
+              <w:t xml:space="preserve">Les titres de playlist, favoris tiers compris, allaient sans échappement dans title="…" des graphiques et des listes. Désormais échappés.</w:t>
+            </w:r>
+          </w:p>
+        </w:tc>
+        <w:tc>
+          <w:tcPr>
+            <w:tcW w:type="dxa" w:w="1060"/>
+          </w:tcPr>
+          <w:p>
+            <w:r/>
+            <w:r>
+              <w:rPr>
+                <w:b/>
+                <w:color w:val="1E8449"/>
+                <w:sz w:val="19"/>
+              </w:rPr>
+              <w:t xml:space="preserve">✅ Livré (v1.27.5)</w:t>
+            </w:r>
+          </w:p>
+        </w:tc>
+      </w:tr>
+      <w:tr>
+        <w:tc>
+          <w:tcPr>
+            <w:tcW w:type="dxa" w:w="620"/>
+          </w:tcPr>
+          <w:p>
+            <w:r/>
+            <w:r>
+              <w:rPr>
+                <w:b/>
+                <w:sz w:val="19"/>
+              </w:rPr>
+              <w:t xml:space="preserve">AUD-06</w:t>
+            </w:r>
+          </w:p>
+        </w:tc>
+        <w:tc>
+          <w:tcPr>
+            <w:tcW w:type="dxa" w:w="1080"/>
+          </w:tcPr>
+          <w:p>
+            <w:r/>
+            <w:r>
+              <w:rPr>
+                <w:sz w:val="19"/>
+              </w:rPr>
+              <w:t xml:space="preserve">Sécurité / Sauvegarde</w:t>
+            </w:r>
+          </w:p>
+        </w:tc>
+        <w:tc>
+          <w:tcPr>
+            <w:tcW w:type="dxa" w:w="1700"/>
+          </w:tcPr>
+          <w:p>
+            <w:r/>
+            <w:r>
+              <w:rPr>
+                <w:sz w:val="19"/>
+              </w:rPr>
+              <w:t xml:space="preserve">Vérifier chaque sauvegarde contre un schéma</w:t>
+            </w:r>
+          </w:p>
+        </w:tc>
+        <w:tc>
+          <w:tcPr>
+            <w:tcW w:type="dxa" w:w="4180"/>
+          </w:tcPr>
+          <w:p>
+            <w:r/>
+            <w:r>
+              <w:rPr>
+                <w:sz w:val="19"/>
+              </w:rPr>
+              <w:t xml:space="preserve">Un fichier de sauvegarde partagé était une XSS persistante : l’import ne vérifiait que la présence d’un tableau « playlists ». sanitizeBackup() reconstruit désormais chaque fichier à partir des seuls champs connus ; les sauvegardes portent une version de format ; noms de dossiers et de tags s’affichent comme du texte.</w:t>
+            </w:r>
+          </w:p>
+        </w:tc>
+        <w:tc>
+          <w:tcPr>
+            <w:tcW w:type="dxa" w:w="1060"/>
+          </w:tcPr>
+          <w:p>
+            <w:r/>
+            <w:r>
+              <w:rPr>
+                <w:b/>
+                <w:color w:val="1E8449"/>
+                <w:sz w:val="19"/>
+              </w:rPr>
+              <w:t xml:space="preserve">✅ Livré (v1.27.24)</w:t>
+            </w:r>
+          </w:p>
+        </w:tc>
+      </w:tr>
+      <w:tr>
+        <w:tc>
+          <w:tcPr>
+            <w:tcW w:type="dxa" w:w="620"/>
+          </w:tcPr>
+          <w:p>
+            <w:r/>
+            <w:r>
+              <w:rPr>
+                <w:b/>
+                <w:sz w:val="19"/>
+              </w:rPr>
+              <w:t xml:space="preserve">AUD-07</w:t>
+            </w:r>
+          </w:p>
+        </w:tc>
+        <w:tc>
+          <w:tcPr>
+            <w:tcW w:type="dxa" w:w="1080"/>
+          </w:tcPr>
+          <w:p>
+            <w:r/>
+            <w:r>
+              <w:rPr>
+                <w:sz w:val="19"/>
+              </w:rPr>
+              <w:t xml:space="preserve">Sécurité / Reel Studio</w:t>
+            </w:r>
+          </w:p>
+        </w:tc>
+        <w:tc>
+          <w:tcPr>
+            <w:tcW w:type="dxa" w:w="1700"/>
+          </w:tcPr>
+          <w:p>
+            <w:r/>
+            <w:r>
+              <w:rPr>
+                <w:sz w:val="19"/>
+              </w:rPr>
+              <w:t xml:space="preserve">Studio échappe pour le contexte JavaScript</w:t>
+            </w:r>
+          </w:p>
+        </w:tc>
+        <w:tc>
+          <w:tcPr>
+            <w:tcW w:type="dxa" w:w="4180"/>
+          </w:tcPr>
+          <w:p>
+            <w:r/>
+            <w:r>
+              <w:rPr>
+                <w:sz w:val="19"/>
+              </w:rPr>
+              <w:t xml:space="preserve">Reel Studio plaçait noms de tags et identifiants dans des gestionnaires en ligne avec un échappement HTML, que le navigateur défait avant d’exécuter le code. escJs() sur les 11 emplacements (Studio 0.7.3).</w:t>
+            </w:r>
+          </w:p>
+        </w:tc>
+        <w:tc>
+          <w:tcPr>
+            <w:tcW w:type="dxa" w:w="1060"/>
+          </w:tcPr>
+          <w:p>
+            <w:r/>
+            <w:r>
+              <w:rPr>
+                <w:b/>
+                <w:color w:val="1E8449"/>
+                <w:sz w:val="19"/>
+              </w:rPr>
+              <w:t xml:space="preserve">✅ Livré (v1.27.25)</w:t>
+            </w:r>
+          </w:p>
+        </w:tc>
+      </w:tr>
+      <w:tr>
+        <w:tc>
+          <w:tcPr>
+            <w:tcW w:type="dxa" w:w="620"/>
+          </w:tcPr>
+          <w:p>
+            <w:r/>
+            <w:r>
+              <w:rPr>
+                <w:b/>
+                <w:sz w:val="19"/>
+              </w:rPr>
+              <w:t xml:space="preserve">AUD-08</w:t>
+            </w:r>
+          </w:p>
+        </w:tc>
+        <w:tc>
+          <w:tcPr>
+            <w:tcW w:type="dxa" w:w="1080"/>
+          </w:tcPr>
+          <w:p>
+            <w:r/>
+            <w:r>
+              <w:rPr>
+                <w:sz w:val="19"/>
+              </w:rPr>
+              <w:t xml:space="preserve">Sécurité / CSP</w:t>
+            </w:r>
+          </w:p>
+        </w:tc>
+        <w:tc>
+          <w:tcPr>
+            <w:tcW w:type="dxa" w:w="1700"/>
+          </w:tcPr>
+          <w:p>
+            <w:r/>
+            <w:r>
+              <w:rPr>
+                <w:sz w:val="19"/>
+              </w:rPr>
+              <w:t xml:space="preserve">Compléter la CSP</w:t>
+            </w:r>
+          </w:p>
+        </w:tc>
+        <w:tc>
+          <w:tcPr>
+            <w:tcW w:type="dxa" w:w="4180"/>
+          </w:tcPr>
+          <w:p>
+            <w:r/>
+            <w:r>
+              <w:rPr>
+                <w:sz w:val="19"/>
+              </w:rPr>
+              <w:t xml:space="preserve">form-action 'none' sur les quatre pages, et une CSP sur les deux pages outils (l’estimateur n’autorise que son script, par empreinte). Reste ouvert : frame-ancestors (clickjacking) demande un en-tête HTTP de l’hébergeur.</w:t>
+            </w:r>
+          </w:p>
+        </w:tc>
+        <w:tc>
+          <w:tcPr>
+            <w:tcW w:type="dxa" w:w="1060"/>
+          </w:tcPr>
+          <w:p>
+            <w:r/>
+            <w:r>
+              <w:rPr>
+                <w:b/>
+                <w:color w:val="B45309"/>
+                <w:sz w:val="19"/>
+              </w:rPr>
+              <w:t xml:space="preserve">🟡 Partiel (v1.27.29) — reste : HAUTE (hébergement)</w:t>
+            </w:r>
+          </w:p>
+        </w:tc>
+      </w:tr>
+      <w:tr>
+        <w:tc>
+          <w:tcPr>
+            <w:tcW w:type="dxa" w:w="620"/>
+          </w:tcPr>
+          <w:p>
+            <w:r/>
+            <w:r>
+              <w:rPr>
+                <w:b/>
+                <w:sz w:val="19"/>
+              </w:rPr>
+              <w:t xml:space="preserve">AUD-09</w:t>
+            </w:r>
+          </w:p>
+        </w:tc>
+        <w:tc>
+          <w:tcPr>
+            <w:tcW w:type="dxa" w:w="1080"/>
+          </w:tcPr>
+          <w:p>
+            <w:r/>
+            <w:r>
+              <w:rPr>
+                <w:sz w:val="19"/>
+              </w:rPr>
+              <w:t xml:space="preserve">Sécurité / Chaîne d’approvisionnement</w:t>
+            </w:r>
+          </w:p>
+        </w:tc>
+        <w:tc>
+          <w:tcPr>
+            <w:tcW w:type="dxa" w:w="1700"/>
+          </w:tcPr>
+          <w:p>
+            <w:r/>
+            <w:r>
+              <w:rPr>
+                <w:sz w:val="19"/>
+              </w:rPr>
+              <w:t xml:space="preserve">Chart.js servi par l’app</w:t>
+            </w:r>
+          </w:p>
+        </w:tc>
+        <w:tc>
+          <w:tcPr>
+            <w:tcW w:type="dxa" w:w="4180"/>
+          </w:tcPr>
+          <w:p>
+            <w:r/>
+            <w:r>
+              <w:rPr>
+                <w:sz w:val="19"/>
+              </w:rPr>
+              <w:t xml:space="preserve">L’estimateur chargeait Chart.js depuis un CDN sans empreinte d’intégrité, sur l’origine de l’app. Servi avec l’app (npm 4.4.1, non modifié), avec une empreinte.</w:t>
+            </w:r>
+          </w:p>
+        </w:tc>
+        <w:tc>
+          <w:tcPr>
+            <w:tcW w:type="dxa" w:w="1060"/>
+          </w:tcPr>
+          <w:p>
+            <w:r/>
+            <w:r>
+              <w:rPr>
+                <w:b/>
+                <w:color w:val="1E8449"/>
+                <w:sz w:val="19"/>
+              </w:rPr>
+              <w:t xml:space="preserve">✅ Livré (v1.27.28)</w:t>
+            </w:r>
+          </w:p>
+        </w:tc>
+      </w:tr>
+      <w:tr>
+        <w:tc>
+          <w:tcPr>
+            <w:tcW w:type="dxa" w:w="620"/>
+          </w:tcPr>
+          <w:p>
+            <w:r/>
+            <w:r>
+              <w:rPr>
+                <w:b/>
+                <w:sz w:val="19"/>
+              </w:rPr>
+              <w:t xml:space="preserve">AUD-10</w:t>
+            </w:r>
+          </w:p>
+        </w:tc>
+        <w:tc>
+          <w:tcPr>
+            <w:tcW w:type="dxa" w:w="1080"/>
+          </w:tcPr>
+          <w:p>
+            <w:r/>
+            <w:r>
+              <w:rPr>
+                <w:sz w:val="19"/>
+              </w:rPr>
+              <w:t xml:space="preserve">Confidentialité / Journal</w:t>
+            </w:r>
+          </w:p>
+        </w:tc>
+        <w:tc>
+          <w:tcPr>
+            <w:tcW w:type="dxa" w:w="1700"/>
+          </w:tcPr>
+          <w:p>
+            <w:r/>
+            <w:r>
+              <w:rPr>
+                <w:sz w:val="19"/>
+              </w:rPr>
+              <w:t xml:space="preserve">Masquer les jetons partout dans le journal</w:t>
+            </w:r>
+          </w:p>
+        </w:tc>
+        <w:tc>
+          <w:tcPr>
+            <w:tcW w:type="dxa" w:w="4180"/>
+          </w:tcPr>
+          <w:p>
+            <w:r/>
+            <w:r>
+              <w:rPr>
+                <w:sz w:val="19"/>
+              </w:rPr>
+              <w:t xml:space="preserve">Le masquage ne reconnaissait qu’une valeur entière et jamais le message ; les titres étaient journalisés. Les jetons sont désormais masqués où qu’ils soient ; plus de titres dans le journal.</w:t>
+            </w:r>
+          </w:p>
+        </w:tc>
+        <w:tc>
+          <w:tcPr>
+            <w:tcW w:type="dxa" w:w="1060"/>
+          </w:tcPr>
+          <w:p>
+            <w:r/>
+            <w:r>
+              <w:rPr>
+                <w:b/>
+                <w:color w:val="1E8449"/>
+                <w:sz w:val="19"/>
+              </w:rPr>
+              <w:t xml:space="preserve">✅ Livré (v1.27.27)</w:t>
+            </w:r>
+          </w:p>
+        </w:tc>
+      </w:tr>
+      <w:tr>
+        <w:tc>
+          <w:tcPr>
+            <w:tcW w:type="dxa" w:w="620"/>
+          </w:tcPr>
+          <w:p>
+            <w:r/>
+            <w:r>
+              <w:rPr>
+                <w:b/>
+                <w:sz w:val="19"/>
+              </w:rPr>
+              <w:t xml:space="preserve">AUD-11</w:t>
+            </w:r>
+          </w:p>
+        </w:tc>
+        <w:tc>
+          <w:tcPr>
+            <w:tcW w:type="dxa" w:w="1080"/>
+          </w:tcPr>
+          <w:p>
+            <w:r/>
+            <w:r>
+              <w:rPr>
+                <w:sz w:val="19"/>
+              </w:rPr>
+              <w:t xml:space="preserve">Sécurité / Liens</w:t>
+            </w:r>
+          </w:p>
+        </w:tc>
+        <w:tc>
+          <w:tcPr>
+            <w:tcW w:type="dxa" w:w="1700"/>
+          </w:tcPr>
+          <w:p>
+            <w:r/>
+            <w:r>
+              <w:rPr>
+                <w:sz w:val="19"/>
+              </w:rPr>
+              <w:t xml:space="preserve">?bookmark= n’apporte qu’un identifiant de playlist</w:t>
+            </w:r>
+          </w:p>
+        </w:tc>
+        <w:tc>
+          <w:tcPr>
+            <w:tcW w:type="dxa" w:w="4180"/>
+          </w:tcPr>
+          <w:p>
+            <w:r/>
+            <w:r>
+              <w:rPr>
+                <w:sz w:val="19"/>
+              </w:rPr>
+              <w:t xml:space="preserve">La valeur du lien profond était pré-remplie avec seulement " échappé. Seul un identifiant de playlist valide (ou une adresse YouTube qui en contient un) est retenu.</w:t>
+            </w:r>
+          </w:p>
+        </w:tc>
+        <w:tc>
+          <w:tcPr>
+            <w:tcW w:type="dxa" w:w="1060"/>
+          </w:tcPr>
+          <w:p>
+            <w:r/>
+            <w:r>
+              <w:rPr>
+                <w:b/>
+                <w:color w:val="1E8449"/>
+                <w:sz w:val="19"/>
+              </w:rPr>
+              <w:t xml:space="preserve">✅ Livré (v1.27.30)</w:t>
+            </w:r>
+          </w:p>
+        </w:tc>
+      </w:tr>
+      <w:tr>
+        <w:tc>
+          <w:tcPr>
+            <w:tcW w:type="dxa" w:w="620"/>
+          </w:tcPr>
+          <w:p>
+            <w:r/>
+            <w:r>
+              <w:rPr>
+                <w:b/>
+                <w:sz w:val="19"/>
+              </w:rPr>
+              <w:t xml:space="preserve">AUD-12</w:t>
+            </w:r>
+          </w:p>
+        </w:tc>
+        <w:tc>
+          <w:tcPr>
+            <w:tcW w:type="dxa" w:w="1080"/>
+          </w:tcPr>
+          <w:p>
+            <w:r/>
+            <w:r>
+              <w:rPr>
+                <w:sz w:val="19"/>
+              </w:rPr>
+              <w:t xml:space="preserve">Robustesse / Restauration</w:t>
+            </w:r>
+          </w:p>
+        </w:tc>
+        <w:tc>
+          <w:tcPr>
+            <w:tcW w:type="dxa" w:w="1700"/>
+          </w:tcPr>
+          <w:p>
+            <w:r/>
+            <w:r>
+              <w:rPr>
+                <w:sz w:val="19"/>
+              </w:rPr>
+              <w:t xml:space="preserve">Lire les sauvegardes CSV comme du CSV</w:t>
+            </w:r>
+          </w:p>
+        </w:tc>
+        <w:tc>
+          <w:tcPr>
+            <w:tcW w:type="dxa" w:w="4180"/>
+          </w:tcPr>
+          <w:p>
+            <w:r/>
+            <w:r>
+              <w:rPr>
+                <w:sz w:val="19"/>
+              </w:rPr>
+              <w:t xml:space="preserve">Une playlist nommée __proto__ faisait échouer la restauration CSV, et un titre sur plusieurs lignes était coupé en deux. Lecteur RFC 4180 et Map.</w:t>
+            </w:r>
+          </w:p>
+        </w:tc>
+        <w:tc>
+          <w:tcPr>
+            <w:tcW w:type="dxa" w:w="1060"/>
+          </w:tcPr>
+          <w:p>
+            <w:r/>
+            <w:r>
+              <w:rPr>
+                <w:b/>
+                <w:color w:val="1E8449"/>
+                <w:sz w:val="19"/>
+              </w:rPr>
+              <w:t xml:space="preserve">✅ Livré (v1.27.31)</w:t>
+            </w:r>
+          </w:p>
+        </w:tc>
+      </w:tr>
+      <w:tr>
+        <w:tc>
+          <w:tcPr>
+            <w:tcW w:type="dxa" w:w="620"/>
+          </w:tcPr>
+          <w:p>
+            <w:r/>
+            <w:r>
+              <w:rPr>
+                <w:b/>
+                <w:sz w:val="19"/>
+              </w:rPr>
+              <w:t xml:space="preserve">AUD-13</w:t>
+            </w:r>
+          </w:p>
+        </w:tc>
+        <w:tc>
+          <w:tcPr>
+            <w:tcW w:type="dxa" w:w="1080"/>
+          </w:tcPr>
+          <w:p>
+            <w:r/>
+            <w:r>
+              <w:rPr>
+                <w:sz w:val="19"/>
+              </w:rPr>
+              <w:t xml:space="preserve">Intégrité des données</w:t>
+            </w:r>
+          </w:p>
+        </w:tc>
+        <w:tc>
+          <w:tcPr>
+            <w:tcW w:type="dxa" w:w="1700"/>
+          </w:tcPr>
+          <w:p>
+            <w:r/>
+            <w:r>
+              <w:rPr>
+                <w:sz w:val="19"/>
+              </w:rPr>
+              <w:t xml:space="preserve">Les grandes playlists se chargent en entier</w:t>
+            </w:r>
+          </w:p>
+        </w:tc>
+        <w:tc>
+          <w:tcPr>
+            <w:tcW w:type="dxa" w:w="4180"/>
+          </w:tcPr>
+          <w:p>
+            <w:r/>
+            <w:r>
+              <w:rPr>
+                <w:sz w:val="19"/>
+              </w:rPr>
+              <w:t xml:space="preserve">Un plafond de 20 pages arrêtait le chargement à 1 000 éléments sans rien dire, et la tranche partait ensuite dans le cache, la sauvegarde et les exports. Plafond de 100 pages (5 000 éléments), indicateur complete, et la sauvegarde automatique ne remplace jamais une liste plus longue.</w:t>
+            </w:r>
+          </w:p>
+        </w:tc>
+        <w:tc>
+          <w:tcPr>
+            <w:tcW w:type="dxa" w:w="1060"/>
+          </w:tcPr>
+          <w:p>
+            <w:r/>
+            <w:r>
+              <w:rPr>
+                <w:b/>
+                <w:color w:val="1E8449"/>
+                <w:sz w:val="19"/>
+              </w:rPr>
+              <w:t xml:space="preserve">✅ Livré (v1.27.9)</w:t>
+            </w:r>
+          </w:p>
+        </w:tc>
+      </w:tr>
+      <w:tr>
+        <w:tc>
+          <w:tcPr>
+            <w:tcW w:type="dxa" w:w="620"/>
+          </w:tcPr>
+          <w:p>
+            <w:r/>
+            <w:r>
+              <w:rPr>
+                <w:b/>
+                <w:sz w:val="19"/>
+              </w:rPr>
+              <w:t xml:space="preserve">AUD-14</w:t>
+            </w:r>
+          </w:p>
+        </w:tc>
+        <w:tc>
+          <w:tcPr>
+            <w:tcW w:type="dxa" w:w="1080"/>
+          </w:tcPr>
+          <w:p>
+            <w:r/>
+            <w:r>
+              <w:rPr>
+                <w:sz w:val="19"/>
+              </w:rPr>
+              <w:t xml:space="preserve">Intégrité des données</w:t>
+            </w:r>
+          </w:p>
+        </w:tc>
+        <w:tc>
+          <w:tcPr>
+            <w:tcW w:type="dxa" w:w="1700"/>
+          </w:tcPr>
+          <w:p>
+            <w:r/>
+            <w:r>
+              <w:rPr>
+                <w:sz w:val="19"/>
+              </w:rPr>
+              <w:t xml:space="preserve">Garder les identifiants d’éléments dans le cache</w:t>
+            </w:r>
+          </w:p>
+        </w:tc>
+        <w:tc>
+          <w:tcPr>
+            <w:tcW w:type="dxa" w:w="4180"/>
+          </w:tcPr>
+          <w:p>
+            <w:r/>
+            <w:r>
+              <w:rPr>
+                <w:sz w:val="19"/>
+              </w:rPr>
+              <w:t xml:space="preserve">Après un démarrage depuis le cache, Déplacer copiait au lieu de déplacer (régression du #G7) et réordonner ou supprimer échouait. L’identifiant est conservé ; les anciens caches sont rechargés une fois.</w:t>
+            </w:r>
+          </w:p>
+        </w:tc>
+        <w:tc>
+          <w:tcPr>
+            <w:tcW w:type="dxa" w:w="1060"/>
+          </w:tcPr>
+          <w:p>
+            <w:r/>
+            <w:r>
+              <w:rPr>
+                <w:b/>
+                <w:color w:val="1E8449"/>
+                <w:sz w:val="19"/>
+              </w:rPr>
+              <w:t xml:space="preserve">✅ Livré (v1.27.10)</w:t>
+            </w:r>
+          </w:p>
+        </w:tc>
+      </w:tr>
+      <w:tr>
+        <w:tc>
+          <w:tcPr>
+            <w:tcW w:type="dxa" w:w="620"/>
+          </w:tcPr>
+          <w:p>
+            <w:r/>
+            <w:r>
+              <w:rPr>
+                <w:b/>
+                <w:sz w:val="19"/>
+              </w:rPr>
+              <w:t xml:space="preserve">AUD-15</w:t>
+            </w:r>
+          </w:p>
+        </w:tc>
+        <w:tc>
+          <w:tcPr>
+            <w:tcW w:type="dxa" w:w="1080"/>
+          </w:tcPr>
+          <w:p>
+            <w:r/>
+            <w:r>
+              <w:rPr>
+                <w:sz w:val="19"/>
+              </w:rPr>
+              <w:t xml:space="preserve">Quota</w:t>
+            </w:r>
+          </w:p>
+        </w:tc>
+        <w:tc>
+          <w:tcPr>
+            <w:tcW w:type="dxa" w:w="1700"/>
+          </w:tcPr>
+          <w:p>
+            <w:r/>
+            <w:r>
+              <w:rPr>
+                <w:sz w:val="19"/>
+              </w:rPr>
+              <w:t xml:space="preserve">Chaque pré-vérification a son vrai coût</w:t>
+            </w:r>
+          </w:p>
+        </w:tc>
+        <w:tc>
+          <w:tcPr>
+            <w:tcW w:type="dxa" w:w="4180"/>
+          </w:tcPr>
+          <w:p>
+            <w:r/>
+            <w:r>
+              <w:rPr>
+                <w:sz w:val="19"/>
+              </w:rPr>
+              <w:t xml:space="preserve">Six clés d’estimation manquaient (un envoi de sous-titres était estimé à 1 unité au lieu de 400) et l’envoi de vidéo était vérifié sur le mauvais compteur.</w:t>
+            </w:r>
+          </w:p>
+        </w:tc>
+        <w:tc>
+          <w:tcPr>
+            <w:tcW w:type="dxa" w:w="1060"/>
+          </w:tcPr>
+          <w:p>
+            <w:r/>
+            <w:r>
+              <w:rPr>
+                <w:b/>
+                <w:color w:val="1E8449"/>
+                <w:sz w:val="19"/>
+              </w:rPr>
+              <w:t xml:space="preserve">✅ Livré (v1.27.15)</w:t>
+            </w:r>
+          </w:p>
+        </w:tc>
+      </w:tr>
+      <w:tr>
+        <w:tc>
+          <w:tcPr>
+            <w:tcW w:type="dxa" w:w="620"/>
+          </w:tcPr>
+          <w:p>
+            <w:r/>
+            <w:r>
+              <w:rPr>
+                <w:b/>
+                <w:sz w:val="19"/>
+              </w:rPr>
+              <w:t xml:space="preserve">AUD-16</w:t>
+            </w:r>
+          </w:p>
+        </w:tc>
+        <w:tc>
+          <w:tcPr>
+            <w:tcW w:type="dxa" w:w="1080"/>
+          </w:tcPr>
+          <w:p>
+            <w:r/>
+            <w:r>
+              <w:rPr>
+                <w:sz w:val="19"/>
+              </w:rPr>
+              <w:t xml:space="preserve">Actions en lot / Déplacer</w:t>
+            </w:r>
+          </w:p>
+        </w:tc>
+        <w:tc>
+          <w:tcPr>
+            <w:tcW w:type="dxa" w:w="1700"/>
+          </w:tcPr>
+          <w:p>
+            <w:r/>
+            <w:r>
+              <w:rPr>
+                <w:sz w:val="19"/>
+              </w:rPr>
+              <w:t xml:space="preserve">Un déplacement interrompu dit où il en est</w:t>
+            </w:r>
+          </w:p>
+        </w:tc>
+        <w:tc>
+          <w:tcPr>
+            <w:tcW w:type="dxa" w:w="4180"/>
+          </w:tcPr>
+          <w:p>
+            <w:r/>
+            <w:r>
+              <w:rPr>
+                <w:sz w:val="19"/>
+              </w:rPr>
+              <w:t xml:space="preserve">Le premier échec d’insertion finissait sur une erreur brute, avec des caches périmés. Le déplacement indique désormais ce qui a été déplacé, copié ou ignoré, et recharge les deux playlists.</w:t>
+            </w:r>
+          </w:p>
+        </w:tc>
+        <w:tc>
+          <w:tcPr>
+            <w:tcW w:type="dxa" w:w="1060"/>
+          </w:tcPr>
+          <w:p>
+            <w:r/>
+            <w:r>
+              <w:rPr>
+                <w:b/>
+                <w:color w:val="1E8449"/>
+                <w:sz w:val="19"/>
+              </w:rPr>
+              <w:t xml:space="preserve">✅ Livré (v1.27.12)</w:t>
+            </w:r>
+          </w:p>
+        </w:tc>
+      </w:tr>
+      <w:tr>
+        <w:tc>
+          <w:tcPr>
+            <w:tcW w:type="dxa" w:w="620"/>
+          </w:tcPr>
+          <w:p>
+            <w:r/>
+            <w:r>
+              <w:rPr>
+                <w:b/>
+                <w:sz w:val="19"/>
+              </w:rPr>
+              <w:t xml:space="preserve">AUD-17</w:t>
+            </w:r>
+          </w:p>
+        </w:tc>
+        <w:tc>
+          <w:tcPr>
+            <w:tcW w:type="dxa" w:w="1080"/>
+          </w:tcPr>
+          <w:p>
+            <w:r/>
+            <w:r>
+              <w:rPr>
+                <w:sz w:val="19"/>
+              </w:rPr>
+              <w:t xml:space="preserve">Cache / Quota</w:t>
+            </w:r>
+          </w:p>
+        </w:tc>
+        <w:tc>
+          <w:tcPr>
+            <w:tcW w:type="dxa" w:w="1700"/>
+          </w:tcPr>
+          <w:p>
+            <w:r/>
+            <w:r>
+              <w:rPr>
+                <w:sz w:val="19"/>
+              </w:rPr>
+              <w:t xml:space="preserve">Mettre en cache sans ETag lisible</w:t>
+            </w:r>
+          </w:p>
+        </w:tc>
+        <w:tc>
+          <w:tcPr>
+            <w:tcW w:type="dxa" w:w="4180"/>
+          </w:tcPr>
+          <w:p>
+            <w:r/>
+            <w:r>
+              <w:rPr>
+                <w:sz w:val="19"/>
+              </w:rPr>
+              <w:t xml:space="preserve">Les réponses GET n’étaient mises en cache que si l’en-tête ETag était lisible, si bien que chaque relecture était refacturée. Désormais mises en cache pour leur durée de vie dans tous les cas.</w:t>
+            </w:r>
+          </w:p>
+        </w:tc>
+        <w:tc>
+          <w:tcPr>
+            <w:tcW w:type="dxa" w:w="1060"/>
+          </w:tcPr>
+          <w:p>
+            <w:r/>
+            <w:r>
+              <w:rPr>
+                <w:b/>
+                <w:color w:val="1E8449"/>
+                <w:sz w:val="19"/>
+              </w:rPr>
+              <w:t xml:space="preserve">✅ Livré (v1.27.20)</w:t>
+            </w:r>
+          </w:p>
+        </w:tc>
+      </w:tr>
+      <w:tr>
+        <w:tc>
+          <w:tcPr>
+            <w:tcW w:type="dxa" w:w="620"/>
+          </w:tcPr>
+          <w:p>
+            <w:r/>
+            <w:r>
+              <w:rPr>
+                <w:b/>
+                <w:sz w:val="19"/>
+              </w:rPr>
+              <w:t xml:space="preserve">AUD-18</w:t>
+            </w:r>
+          </w:p>
+        </w:tc>
+        <w:tc>
+          <w:tcPr>
+            <w:tcW w:type="dxa" w:w="1080"/>
+          </w:tcPr>
+          <w:p>
+            <w:r/>
+            <w:r>
+              <w:rPr>
+                <w:sz w:val="19"/>
+              </w:rPr>
+              <w:t xml:space="preserve">API</w:t>
+            </w:r>
+          </w:p>
+        </w:tc>
+        <w:tc>
+          <w:tcPr>
+            <w:tcW w:type="dxa" w:w="1700"/>
+          </w:tcPr>
+          <w:p>
+            <w:r/>
+            <w:r>
+              <w:rPr>
+                <w:sz w:val="19"/>
+              </w:rPr>
+              <w:t xml:space="preserve">Retirer le chemin If-Match mort</w:t>
+            </w:r>
+          </w:p>
+        </w:tc>
+        <w:tc>
+          <w:tcPr>
+            <w:tcW w:type="dxa" w:w="4180"/>
+          </w:tcPr>
+          <w:p>
+            <w:r/>
+            <w:r>
+              <w:rPr>
+                <w:sz w:val="19"/>
+              </w:rPr>
+              <w:t xml:space="preserve">L’en-tête If-Match et son traitement du 412 ne pouvaient jamais s’exécuter. Retirés ; aucun changement de comportement.</w:t>
+            </w:r>
+          </w:p>
+        </w:tc>
+        <w:tc>
+          <w:tcPr>
+            <w:tcW w:type="dxa" w:w="1060"/>
+          </w:tcPr>
+          <w:p>
+            <w:r/>
+            <w:r>
+              <w:rPr>
+                <w:b/>
+                <w:color w:val="1E8449"/>
+                <w:sz w:val="19"/>
+              </w:rPr>
+              <w:t xml:space="preserve">✅ Livré (v1.27.21)</w:t>
+            </w:r>
+          </w:p>
+        </w:tc>
+      </w:tr>
+      <w:tr>
+        <w:tc>
+          <w:tcPr>
+            <w:tcW w:type="dxa" w:w="620"/>
+          </w:tcPr>
+          <w:p>
+            <w:r/>
+            <w:r>
+              <w:rPr>
+                <w:b/>
+                <w:sz w:val="19"/>
+              </w:rPr>
+              <w:t xml:space="preserve">AUD-19</w:t>
+            </w:r>
+          </w:p>
+        </w:tc>
+        <w:tc>
+          <w:tcPr>
+            <w:tcW w:type="dxa" w:w="1080"/>
+          </w:tcPr>
+          <w:p>
+            <w:r/>
+            <w:r>
+              <w:rPr>
+                <w:sz w:val="19"/>
+              </w:rPr>
+              <w:t xml:space="preserve">API</w:t>
+            </w:r>
+          </w:p>
+        </w:tc>
+        <w:tc>
+          <w:tcPr>
+            <w:tcW w:type="dxa" w:w="1700"/>
+          </w:tcPr>
+          <w:p>
+            <w:r/>
+            <w:r>
+              <w:rPr>
+                <w:sz w:val="19"/>
+              </w:rPr>
+              <w:t xml:space="preserve">Pas de nouvel essai de POST au hasard</w:t>
+            </w:r>
+          </w:p>
+        </w:tc>
+        <w:tc>
+          <w:tcPr>
+            <w:tcW w:type="dxa" w:w="4180"/>
+          </w:tcPr>
+          <w:p>
+            <w:r/>
+            <w:r>
+              <w:rPr>
+                <w:sz w:val="19"/>
+              </w:rPr>
+              <w:t xml:space="preserve">Une création qui échouait sur le réseau était renvoyée et pouvait créer des doublons. Un POST n’est renvoyé qu’après un 429 explicite.</w:t>
+            </w:r>
+          </w:p>
+        </w:tc>
+        <w:tc>
+          <w:tcPr>
+            <w:tcW w:type="dxa" w:w="1060"/>
+          </w:tcPr>
+          <w:p>
+            <w:r/>
+            <w:r>
+              <w:rPr>
+                <w:b/>
+                <w:color w:val="1E8449"/>
+                <w:sz w:val="19"/>
+              </w:rPr>
+              <w:t xml:space="preserve">✅ Livré (v1.27.22)</w:t>
+            </w:r>
+          </w:p>
+        </w:tc>
+      </w:tr>
+      <w:tr>
+        <w:tc>
+          <w:tcPr>
+            <w:tcW w:type="dxa" w:w="620"/>
+          </w:tcPr>
+          <w:p>
+            <w:r/>
+            <w:r>
+              <w:rPr>
+                <w:b/>
+                <w:sz w:val="19"/>
+              </w:rPr>
+              <w:t xml:space="preserve">AUD-20</w:t>
+            </w:r>
+          </w:p>
+        </w:tc>
+        <w:tc>
+          <w:tcPr>
+            <w:tcW w:type="dxa" w:w="1080"/>
+          </w:tcPr>
+          <w:p>
+            <w:r/>
+            <w:r>
+              <w:rPr>
+                <w:sz w:val="19"/>
+              </w:rPr>
+              <w:t xml:space="preserve">API</w:t>
+            </w:r>
+          </w:p>
+        </w:tc>
+        <w:tc>
+          <w:tcPr>
+            <w:tcW w:type="dxa" w:w="1700"/>
+          </w:tcPr>
+          <w:p>
+            <w:r/>
+            <w:r>
+              <w:rPr>
+                <w:sz w:val="19"/>
+              </w:rPr>
+              <w:t xml:space="preserve">403 de limite de débit traité comme un 429</w:t>
+            </w:r>
+          </w:p>
+        </w:tc>
+        <w:tc>
+          <w:tcPr>
+            <w:tcW w:type="dxa" w:w="4180"/>
+          </w:tcPr>
+          <w:p>
+            <w:r/>
+            <w:r>
+              <w:rPr>
+                <w:sz w:val="19"/>
+              </w:rPr>
+              <w:t xml:space="preserve">rateLimitExceeded s’affichait comme une session expirée, avec une invite de reconnexion inutile. Désormais retenté avec attente.</w:t>
+            </w:r>
+          </w:p>
+        </w:tc>
+        <w:tc>
+          <w:tcPr>
+            <w:tcW w:type="dxa" w:w="1060"/>
+          </w:tcPr>
+          <w:p>
+            <w:r/>
+            <w:r>
+              <w:rPr>
+                <w:b/>
+                <w:color w:val="1E8449"/>
+                <w:sz w:val="19"/>
+              </w:rPr>
+              <w:t xml:space="preserve">✅ Livré (v1.27.23)</w:t>
+            </w:r>
+          </w:p>
+        </w:tc>
+      </w:tr>
+      <w:tr>
+        <w:tc>
+          <w:tcPr>
+            <w:tcW w:type="dxa" w:w="620"/>
+          </w:tcPr>
+          <w:p>
+            <w:r/>
+            <w:r>
+              <w:rPr>
+                <w:b/>
+                <w:sz w:val="19"/>
+              </w:rPr>
+              <w:t xml:space="preserve">AUD-21</w:t>
+            </w:r>
+          </w:p>
+        </w:tc>
+        <w:tc>
+          <w:tcPr>
+            <w:tcW w:type="dxa" w:w="1080"/>
+          </w:tcPr>
+          <w:p>
+            <w:r/>
+            <w:r>
+              <w:rPr>
+                <w:sz w:val="19"/>
+              </w:rPr>
+              <w:t xml:space="preserve">Quota</w:t>
+            </w:r>
+          </w:p>
+        </w:tc>
+        <w:tc>
+          <w:tcPr>
+            <w:tcW w:type="dxa" w:w="1700"/>
+          </w:tcPr>
+          <w:p>
+            <w:r/>
+            <w:r>
+              <w:rPr>
+                <w:sz w:val="19"/>
+              </w:rPr>
+              <w:t xml:space="preserve">Une seule règle de facturation</w:t>
+            </w:r>
+          </w:p>
+        </w:tc>
+        <w:tc>
+          <w:tcPr>
+            <w:tcW w:type="dxa" w:w="4180"/>
+          </w:tcPr>
+          <w:p>
+            <w:r/>
+            <w:r>
+              <w:rPr>
+                <w:sz w:val="19"/>
+              </w:rPr>
+              <w:t xml:space="preserve">ytApi comptait avant la requête, les envois après leur réussite, et les envois ignoraient la remise à zéro du Pacifique. chargeCall() compte chaque requête facturée avant son envoi.</w:t>
+            </w:r>
+          </w:p>
+        </w:tc>
+        <w:tc>
+          <w:tcPr>
+            <w:tcW w:type="dxa" w:w="1060"/>
+          </w:tcPr>
+          <w:p>
+            <w:r/>
+            <w:r>
+              <w:rPr>
+                <w:b/>
+                <w:color w:val="1E8449"/>
+                <w:sz w:val="19"/>
+              </w:rPr>
+              <w:t xml:space="preserve">✅ Livré (v1.27.18)</w:t>
+            </w:r>
+          </w:p>
+        </w:tc>
+      </w:tr>
+      <w:tr>
+        <w:tc>
+          <w:tcPr>
+            <w:tcW w:type="dxa" w:w="620"/>
+          </w:tcPr>
+          <w:p>
+            <w:r/>
+            <w:r>
+              <w:rPr>
+                <w:b/>
+                <w:sz w:val="19"/>
+              </w:rPr>
+              <w:t xml:space="preserve">AUD-22</w:t>
+            </w:r>
+          </w:p>
+        </w:tc>
+        <w:tc>
+          <w:tcPr>
+            <w:tcW w:type="dxa" w:w="1080"/>
+          </w:tcPr>
+          <w:p>
+            <w:r/>
+            <w:r>
+              <w:rPr>
+                <w:sz w:val="19"/>
+              </w:rPr>
+              <w:t xml:space="preserve">Quota</w:t>
+            </w:r>
+          </w:p>
+        </w:tc>
+        <w:tc>
+          <w:tcPr>
+            <w:tcW w:type="dxa" w:w="1700"/>
+          </w:tcPr>
+          <w:p>
+            <w:r/>
+            <w:r>
+              <w:rPr>
+                <w:sz w:val="19"/>
+              </w:rPr>
+              <w:t xml:space="preserve">Déduire chaque limite affichée</w:t>
+            </w:r>
+          </w:p>
+        </w:tc>
+        <w:tc>
+          <w:tcPr>
+            <w:tcW w:type="dxa" w:w="4180"/>
+          </w:tcPr>
+          <w:p>
+            <w:r/>
+            <w:r>
+              <w:rPr>
+                <w:sz w:val="19"/>
+              </w:rPr>
+              <w:t xml:space="preserve">Des copies en dur des limites et des coûts de quota avaient divergé (aide, diagnostic, restauration, Découvrir, tuile du tableau de bord). Toutes lisent désormais les tables de quota ; la dernière copie est partie avec AUD-27 (v1.27.45).</w:t>
+            </w:r>
+          </w:p>
+        </w:tc>
+        <w:tc>
+          <w:tcPr>
+            <w:tcW w:type="dxa" w:w="1060"/>
+          </w:tcPr>
+          <w:p>
+            <w:r/>
+            <w:r>
+              <w:rPr>
+                <w:b/>
+                <w:color w:val="1E8449"/>
+                <w:sz w:val="19"/>
+              </w:rPr>
+              <w:t xml:space="preserve">✅ Livré (v1.27.16)</w:t>
+            </w:r>
+          </w:p>
+        </w:tc>
+      </w:tr>
+      <w:tr>
+        <w:tc>
+          <w:tcPr>
+            <w:tcW w:type="dxa" w:w="620"/>
+          </w:tcPr>
+          <w:p>
+            <w:r/>
+            <w:r>
+              <w:rPr>
+                <w:b/>
+                <w:sz w:val="19"/>
+              </w:rPr>
+              <w:t xml:space="preserve">AUD-23</w:t>
+            </w:r>
+          </w:p>
+        </w:tc>
+        <w:tc>
+          <w:tcPr>
+            <w:tcW w:type="dxa" w:w="1080"/>
+          </w:tcPr>
+          <w:p>
+            <w:r/>
+            <w:r>
+              <w:rPr>
+                <w:sz w:val="19"/>
+              </w:rPr>
+              <w:t xml:space="preserve">Actions en lot / Fusion</w:t>
+            </w:r>
+          </w:p>
+        </w:tc>
+        <w:tc>
+          <w:tcPr>
+            <w:tcW w:type="dxa" w:w="1700"/>
+          </w:tcPr>
+          <w:p>
+            <w:r/>
+            <w:r>
+              <w:rPr>
+                <w:sz w:val="19"/>
+              </w:rPr>
+              <w:t xml:space="preserve">La fusion charge, dédoublonne et estime juste</w:t>
+            </w:r>
+          </w:p>
+        </w:tc>
+        <w:tc>
+          <w:tcPr>
+            <w:tcW w:type="dxa" w:w="4180"/>
+          </w:tcPr>
+          <w:p>
+            <w:r/>
+            <w:r>
+              <w:rPr>
+                <w:sz w:val="19"/>
+              </w:rPr>
+              <w:t xml:space="preserve">Les sources jamais ouvertes comptaient pour vides et une vidéo pouvait être insérée deux fois. Chaque source est chargée, chaque vidéo insérée une fois, et l’estimation correspond.</w:t>
+            </w:r>
+          </w:p>
+        </w:tc>
+        <w:tc>
+          <w:tcPr>
+            <w:tcW w:type="dxa" w:w="1060"/>
+          </w:tcPr>
+          <w:p>
+            <w:r/>
+            <w:r>
+              <w:rPr>
+                <w:b/>
+                <w:color w:val="1E8449"/>
+                <w:sz w:val="19"/>
+              </w:rPr>
+              <w:t xml:space="preserve">✅ Livré (v1.27.14)</w:t>
+            </w:r>
+          </w:p>
+        </w:tc>
+      </w:tr>
+      <w:tr>
+        <w:tc>
+          <w:tcPr>
+            <w:tcW w:type="dxa" w:w="620"/>
+          </w:tcPr>
+          <w:p>
+            <w:r/>
+            <w:r>
+              <w:rPr>
+                <w:b/>
+                <w:sz w:val="19"/>
+              </w:rPr>
+              <w:t xml:space="preserve">AUD-24</w:t>
+            </w:r>
+          </w:p>
+        </w:tc>
+        <w:tc>
+          <w:tcPr>
+            <w:tcW w:type="dxa" w:w="1080"/>
+          </w:tcPr>
+          <w:p>
+            <w:r/>
+            <w:r>
+              <w:rPr>
+                <w:sz w:val="19"/>
+              </w:rPr>
+              <w:t xml:space="preserve">Fantômes</w:t>
+            </w:r>
+          </w:p>
+        </w:tc>
+        <w:tc>
+          <w:tcPr>
+            <w:tcW w:type="dxa" w:w="1700"/>
+          </w:tcPr>
+          <w:p>
+            <w:r/>
+            <w:r>
+              <w:rPr>
+                <w:sz w:val="19"/>
+              </w:rPr>
+              <w:t xml:space="preserve">Le nettoyage ne supprime que ce qui a disparu</w:t>
+            </w:r>
+          </w:p>
+        </w:tc>
+        <w:tc>
+          <w:tcPr>
+            <w:tcW w:type="dxa" w:w="4180"/>
+          </w:tcPr>
+          <w:p>
+            <w:r/>
+            <w:r>
+              <w:rPr>
+                <w:sz w:val="19"/>
+              </w:rPr>
+              <w:t xml:space="preserve">Le nettoyage en lot touchait les favoris et supprimait des vidéos toujours disponibles (13 suppressions pour 1 vrai fantôme). Uniquement vos playlists, une revérification en direct d’abord, rien de supprimé si elle échoue.</w:t>
+            </w:r>
+          </w:p>
+        </w:tc>
+        <w:tc>
+          <w:tcPr>
+            <w:tcW w:type="dxa" w:w="1060"/>
+          </w:tcPr>
+          <w:p>
+            <w:r/>
+            <w:r>
+              <w:rPr>
+                <w:b/>
+                <w:color w:val="1E8449"/>
+                <w:sz w:val="19"/>
+              </w:rPr>
+              <w:t xml:space="preserve">✅ Livré (v1.27.11)</w:t>
+            </w:r>
+          </w:p>
+        </w:tc>
+      </w:tr>
+      <w:tr>
+        <w:tc>
+          <w:tcPr>
+            <w:tcW w:type="dxa" w:w="620"/>
+          </w:tcPr>
+          <w:p>
+            <w:r/>
+            <w:r>
+              <w:rPr>
+                <w:b/>
+                <w:sz w:val="19"/>
+              </w:rPr>
+              <w:t xml:space="preserve">AUD-25</w:t>
+            </w:r>
+          </w:p>
+        </w:tc>
+        <w:tc>
+          <w:tcPr>
+            <w:tcW w:type="dxa" w:w="1080"/>
+          </w:tcPr>
+          <w:p>
+            <w:r/>
+            <w:r>
+              <w:rPr>
+                <w:sz w:val="19"/>
+              </w:rPr>
+              <w:t xml:space="preserve">Musique</w:t>
+            </w:r>
+          </w:p>
+        </w:tc>
+        <w:tc>
+          <w:tcPr>
+            <w:tcW w:type="dxa" w:w="1700"/>
+          </w:tcPr>
+          <w:p>
+            <w:r/>
+            <w:r>
+              <w:rPr>
+                <w:sz w:val="19"/>
+              </w:rPr>
+              <w:t xml:space="preserve">Un seul classifieur musical</w:t>
+            </w:r>
+          </w:p>
+        </w:tc>
+        <w:tc>
+          <w:tcPr>
+            <w:tcW w:type="dxa" w:w="4180"/>
+          </w:tcPr>
+          <w:p>
+            <w:r/>
+            <w:r>
+              <w:rPr>
+                <w:sz w:val="19"/>
+              </w:rPr>
+              <w:t xml:space="preserve">Le filtre #J1 et la vue Musique #17 jugeaient séparément et pouvaient se contredire. Un seul classifieur répond aux deux : isTrack pour #17, isMusic pour #J1, et une piste est toujours de la musique.</w:t>
+            </w:r>
+          </w:p>
+        </w:tc>
+        <w:tc>
+          <w:tcPr>
+            <w:tcW w:type="dxa" w:w="1060"/>
+          </w:tcPr>
+          <w:p>
+            <w:r/>
+            <w:r>
+              <w:rPr>
+                <w:b/>
+                <w:color w:val="1E8449"/>
+                <w:sz w:val="19"/>
+              </w:rPr>
+              <w:t xml:space="preserve">✅ Livré (v1.27.47)</w:t>
+            </w:r>
+          </w:p>
+        </w:tc>
+      </w:tr>
+      <w:tr>
+        <w:tc>
+          <w:tcPr>
+            <w:tcW w:type="dxa" w:w="620"/>
+          </w:tcPr>
+          <w:p>
+            <w:r/>
+            <w:r>
+              <w:rPr>
+                <w:b/>
+                <w:sz w:val="19"/>
+              </w:rPr>
+              <w:t xml:space="preserve">AUD-26</w:t>
+            </w:r>
+          </w:p>
+        </w:tc>
+        <w:tc>
+          <w:tcPr>
+            <w:tcW w:type="dxa" w:w="1080"/>
+          </w:tcPr>
+          <w:p>
+            <w:r/>
+            <w:r>
+              <w:rPr>
+                <w:sz w:val="19"/>
+              </w:rPr>
+              <w:t xml:space="preserve">Shorts</w:t>
+            </w:r>
+          </w:p>
+        </w:tc>
+        <w:tc>
+          <w:tcPr>
+            <w:tcW w:type="dxa" w:w="1700"/>
+          </w:tcPr>
+          <w:p>
+            <w:r/>
+            <w:r>
+              <w:rPr>
+                <w:sz w:val="19"/>
+              </w:rPr>
+              <w:t xml:space="preserve">Shorts carrés</w:t>
+            </w:r>
+          </w:p>
+        </w:tc>
+        <w:tc>
+          <w:tcPr>
+            <w:tcW w:type="dxa" w:w="4180"/>
+          </w:tcPr>
+          <w:p>
+            <w:r/>
+            <w:r>
+              <w:rPr>
+                <w:sz w:val="19"/>
+              </w:rPr>
+              <w:t xml:space="preserve">L’heuristique des Shorts exige hauteur &gt; largeur : les Shorts carrés sont classés en vidéos standard. Utiliser h &gt;= w.</w:t>
+            </w:r>
+          </w:p>
+        </w:tc>
+        <w:tc>
+          <w:tcPr>
+            <w:tcW w:type="dxa" w:w="1060"/>
+          </w:tcPr>
+          <w:p>
+            <w:r/>
+            <w:r>
+              <w:rPr>
+                <w:b/>
+                <w:color w:val="B45309"/>
+                <w:sz w:val="19"/>
+              </w:rPr>
+              <w:t xml:space="preserve">⏳ À construire — BASSE</w:t>
+            </w:r>
+          </w:p>
+        </w:tc>
+      </w:tr>
+      <w:tr>
+        <w:tc>
+          <w:tcPr>
+            <w:tcW w:type="dxa" w:w="620"/>
+          </w:tcPr>
+          <w:p>
+            <w:r/>
+            <w:r>
+              <w:rPr>
+                <w:b/>
+                <w:sz w:val="19"/>
+              </w:rPr>
+              <w:t xml:space="preserve">AUD-27</w:t>
+            </w:r>
+          </w:p>
+        </w:tc>
+        <w:tc>
+          <w:tcPr>
+            <w:tcW w:type="dxa" w:w="1080"/>
+          </w:tcPr>
+          <w:p>
+            <w:r/>
+            <w:r>
+              <w:rPr>
+                <w:sz w:val="19"/>
+              </w:rPr>
+              <w:t xml:space="preserve">i18n</w:t>
+            </w:r>
+          </w:p>
+        </w:tc>
+        <w:tc>
+          <w:tcPr>
+            <w:tcW w:type="dxa" w:w="1700"/>
+          </w:tcPr>
+          <w:p>
+            <w:r/>
+            <w:r>
+              <w:rPr>
+                <w:sz w:val="19"/>
+              </w:rPr>
+              <w:t xml:space="preserve">Chaque texte visible passe par t()</w:t>
+            </w:r>
+          </w:p>
+        </w:tc>
+        <w:tc>
+          <w:tcPr>
+            <w:tcW w:type="dxa" w:w="4180"/>
+          </w:tcPr>
+          <w:p>
+            <w:r/>
+            <w:r>
+              <w:rPr>
+                <w:sz w:val="19"/>
+              </w:rPr>
+              <w:t xml:space="preserve">Environ 130 textes visibles (erreurs, notifications, tuiles, fenêtres, en-têtes CSV, genres, tags proposés, dates) ignoraient la langue de l’interface. Tous traduits ; livre le #80.</w:t>
+            </w:r>
+          </w:p>
+        </w:tc>
+        <w:tc>
+          <w:tcPr>
+            <w:tcW w:type="dxa" w:w="1060"/>
+          </w:tcPr>
+          <w:p>
+            <w:r/>
+            <w:r>
+              <w:rPr>
+                <w:b/>
+                <w:color w:val="1E8449"/>
+                <w:sz w:val="19"/>
+              </w:rPr>
+              <w:t xml:space="preserve">✅ Livré (v1.27.45)</w:t>
+            </w:r>
+          </w:p>
+        </w:tc>
+      </w:tr>
+      <w:tr>
+        <w:tc>
+          <w:tcPr>
+            <w:tcW w:type="dxa" w:w="620"/>
+          </w:tcPr>
+          <w:p>
+            <w:r/>
+            <w:r>
+              <w:rPr>
+                <w:b/>
+                <w:sz w:val="19"/>
+              </w:rPr>
+              <w:t xml:space="preserve">AUD-28</w:t>
+            </w:r>
+          </w:p>
+        </w:tc>
+        <w:tc>
+          <w:tcPr>
+            <w:tcW w:type="dxa" w:w="1080"/>
+          </w:tcPr>
+          <w:p>
+            <w:r/>
+            <w:r>
+              <w:rPr>
+                <w:sz w:val="19"/>
+              </w:rPr>
+              <w:t xml:space="preserve">CGU YouTube</w:t>
+            </w:r>
+          </w:p>
+        </w:tc>
+        <w:tc>
+          <w:tcPr>
+            <w:tcW w:type="dxa" w:w="1700"/>
+          </w:tcPr>
+          <w:p>
+            <w:r/>
+            <w:r>
+              <w:rPr>
+                <w:sz w:val="19"/>
+              </w:rPr>
+              <w:t xml:space="preserve">Studio ne joue jamais l’audio vidéo masquée</w:t>
+            </w:r>
+          </w:p>
+        </w:tc>
+        <w:tc>
+          <w:tcPr>
+            <w:tcW w:type="dxa" w:w="4180"/>
+          </w:tcPr>
+          <w:p>
+            <w:r/>
+            <w:r>
+              <w:rPr>
+                <w:sz w:val="19"/>
+              </w:rPr>
+              <w:t xml:space="preserve">Replier le lecteur de Reel Studio sortait la vidéo de l’écran pendant que le son continuait, y compris en onglet masqué. Il s’ancre désormais de façon visible (356 × 200) et se met en pause quand l’onglet est masqué.</w:t>
+            </w:r>
+          </w:p>
+        </w:tc>
+        <w:tc>
+          <w:tcPr>
+            <w:tcW w:type="dxa" w:w="1060"/>
+          </w:tcPr>
+          <w:p>
+            <w:r/>
+            <w:r>
+              <w:rPr>
+                <w:b/>
+                <w:color w:val="1E8449"/>
+                <w:sz w:val="19"/>
+              </w:rPr>
+              <w:t xml:space="preserve">✅ Livré (v1.27.7)</w:t>
+            </w:r>
+          </w:p>
+        </w:tc>
+      </w:tr>
+      <w:tr>
+        <w:tc>
+          <w:tcPr>
+            <w:tcW w:type="dxa" w:w="620"/>
+          </w:tcPr>
+          <w:p>
+            <w:r/>
+            <w:r>
+              <w:rPr>
+                <w:b/>
+                <w:sz w:val="19"/>
+              </w:rPr>
+              <w:t xml:space="preserve">AUD-29</w:t>
+            </w:r>
+          </w:p>
+        </w:tc>
+        <w:tc>
+          <w:tcPr>
+            <w:tcW w:type="dxa" w:w="1080"/>
+          </w:tcPr>
+          <w:p>
+            <w:r/>
+            <w:r>
+              <w:rPr>
+                <w:sz w:val="19"/>
+              </w:rPr>
+              <w:t xml:space="preserve">Dette</w:t>
+            </w:r>
+          </w:p>
+        </w:tc>
+        <w:tc>
+          <w:tcPr>
+            <w:tcW w:type="dxa" w:w="1700"/>
+          </w:tcPr>
+          <w:p>
+            <w:r/>
+            <w:r>
+              <w:rPr>
+                <w:sz w:val="19"/>
+              </w:rPr>
+              <w:t xml:space="preserve">Retirer le mini-lecteur mort</w:t>
+            </w:r>
+          </w:p>
+        </w:tc>
+        <w:tc>
+          <w:tcPr>
+            <w:tcW w:type="dxa" w:w="4180"/>
+          </w:tcPr>
+          <w:p>
+            <w:r/>
+            <w:r>
+              <w:rPr>
+                <w:sz w:val="19"/>
+              </w:rPr>
+              <w:t xml:space="preserve">La barre du mini-lecteur n’était plus jamais activée depuis l’ancrage du lecteur. Retirée, avec le minuteur qui ne servait qu’à elle.</w:t>
+            </w:r>
+          </w:p>
+        </w:tc>
+        <w:tc>
+          <w:tcPr>
+            <w:tcW w:type="dxa" w:w="1060"/>
+          </w:tcPr>
+          <w:p>
+            <w:r/>
+            <w:r>
+              <w:rPr>
+                <w:b/>
+                <w:color w:val="1E8449"/>
+                <w:sz w:val="19"/>
+              </w:rPr>
+              <w:t xml:space="preserve">✅ Livré (v1.27.42)</w:t>
+            </w:r>
+          </w:p>
+        </w:tc>
+      </w:tr>
+      <w:tr>
+        <w:tc>
+          <w:tcPr>
+            <w:tcW w:type="dxa" w:w="620"/>
+          </w:tcPr>
+          <w:p>
+            <w:r/>
+            <w:r>
+              <w:rPr>
+                <w:b/>
+                <w:sz w:val="19"/>
+              </w:rPr>
+              <w:t xml:space="preserve">AUD-30</w:t>
+            </w:r>
+          </w:p>
+        </w:tc>
+        <w:tc>
+          <w:tcPr>
+            <w:tcW w:type="dxa" w:w="1080"/>
+          </w:tcPr>
+          <w:p>
+            <w:r/>
+            <w:r>
+              <w:rPr>
+                <w:sz w:val="19"/>
+              </w:rPr>
+              <w:t xml:space="preserve">Hors ligne / Service worker</w:t>
+            </w:r>
+          </w:p>
+        </w:tc>
+        <w:tc>
+          <w:tcPr>
+            <w:tcW w:type="dxa" w:w="1700"/>
+          </w:tcPr>
+          <w:p>
+            <w:r/>
+            <w:r>
+              <w:rPr>
+                <w:sz w:val="19"/>
+              </w:rPr>
+              <w:t xml:space="preserve">Service worker fiable</w:t>
+            </w:r>
+          </w:p>
+        </w:tc>
+        <w:tc>
+          <w:tcPr>
+            <w:tcW w:type="dxa" w:w="4180"/>
+          </w:tcPr>
+          <w:p>
+            <w:r/>
+            <w:r>
+              <w:rPr>
+                <w:sz w:val="19"/>
+              </w:rPr>
+              <w:t xml:space="preserve">Une entrée de police sur un autre domaine pouvait faire échouer toute l’installation, ?bookmark= ne trouvait pas le cache hors ligne, et le cache se renommait à la main. Pré-cache limité à l’app, ignoreSearch, cache nommé d’après la version.</w:t>
+            </w:r>
+          </w:p>
+        </w:tc>
+        <w:tc>
+          <w:tcPr>
+            <w:tcW w:type="dxa" w:w="1060"/>
+          </w:tcPr>
+          <w:p>
+            <w:r/>
+            <w:r>
+              <w:rPr>
+                <w:b/>
+                <w:color w:val="1E8449"/>
+                <w:sz w:val="19"/>
+              </w:rPr>
+              <w:t xml:space="preserve">✅ Livré (v1.27.51)</w:t>
+            </w:r>
+          </w:p>
+        </w:tc>
+      </w:tr>
+      <w:tr>
+        <w:tc>
+          <w:tcPr>
+            <w:tcW w:type="dxa" w:w="620"/>
+          </w:tcPr>
+          <w:p>
+            <w:r/>
+            <w:r>
+              <w:rPr>
+                <w:b/>
+                <w:sz w:val="19"/>
+              </w:rPr>
+              <w:t xml:space="preserve">AUD-31</w:t>
+            </w:r>
+          </w:p>
+        </w:tc>
+        <w:tc>
+          <w:tcPr>
+            <w:tcW w:type="dxa" w:w="1080"/>
+          </w:tcPr>
+          <w:p>
+            <w:r/>
+            <w:r>
+              <w:rPr>
+                <w:sz w:val="19"/>
+              </w:rPr>
+              <w:t xml:space="preserve">Cache</w:t>
+            </w:r>
+          </w:p>
+        </w:tc>
+        <w:tc>
+          <w:tcPr>
+            <w:tcW w:type="dxa" w:w="1700"/>
+          </w:tcPr>
+          <w:p>
+            <w:r/>
+            <w:r>
+              <w:rPr>
+                <w:sz w:val="19"/>
+              </w:rPr>
+              <w:t xml:space="preserve">Durée de cache des tendances (faux positif de l’audit)</w:t>
+            </w:r>
+          </w:p>
+        </w:tc>
+        <w:tc>
+          <w:tcPr>
+            <w:tcW w:type="dxa" w:w="4180"/>
+          </w:tcPr>
+          <w:p>
+            <w:r/>
+            <w:r>
+              <w:rPr>
+                <w:sz w:val="19"/>
+              </w:rPr>
+              <w:t xml:space="preserve">L’audit signalait l’absence de la durée d’une heure des tendances ; elle existait. Elle n’a pris effet qu’avec la correction d’AUD-17. Commentaire corrigé et test ajouté ; aucun changement de code.</w:t>
+            </w:r>
+          </w:p>
+        </w:tc>
+        <w:tc>
+          <w:tcPr>
+            <w:tcW w:type="dxa" w:w="1060"/>
+          </w:tcPr>
+          <w:p>
+            <w:r/>
+            <w:r>
+              <w:rPr>
+                <w:b/>
+                <w:color w:val="7F8C8D"/>
+                <w:sz w:val="19"/>
+              </w:rPr>
+              <w:t xml:space="preserve">✖ Pas un bug (faux positif de l’audit)</w:t>
+            </w:r>
+          </w:p>
+        </w:tc>
+      </w:tr>
+      <w:tr>
+        <w:tc>
+          <w:tcPr>
+            <w:tcW w:type="dxa" w:w="620"/>
+          </w:tcPr>
+          <w:p>
+            <w:r/>
+            <w:r>
+              <w:rPr>
+                <w:b/>
+                <w:sz w:val="19"/>
+              </w:rPr>
+              <w:t xml:space="preserve">AUD-32</w:t>
+            </w:r>
+          </w:p>
+        </w:tc>
+        <w:tc>
+          <w:tcPr>
+            <w:tcW w:type="dxa" w:w="1080"/>
+          </w:tcPr>
+          <w:p>
+            <w:r/>
+            <w:r>
+              <w:rPr>
+                <w:sz w:val="19"/>
+              </w:rPr>
+              <w:t xml:space="preserve">Musique</w:t>
+            </w:r>
+          </w:p>
+        </w:tc>
+        <w:tc>
+          <w:tcPr>
+            <w:tcW w:type="dxa" w:w="1700"/>
+          </w:tcPr>
+          <w:p>
+            <w:r/>
+            <w:r>
+              <w:rPr>
+                <w:sz w:val="19"/>
+              </w:rPr>
+              <w:t xml:space="preserve">Retirer l’état orphelin du Mode Musique</w:t>
+            </w:r>
+          </w:p>
+        </w:tc>
+        <w:tc>
+          <w:tcPr>
+            <w:tcW w:type="dxa" w:w="4180"/>
+          </w:tcPr>
+          <w:p>
+            <w:r/>
+            <w:r>
+              <w:rPr>
+                <w:sz w:val="19"/>
+              </w:rPr>
+              <w:t xml:space="preserve">Le bouton du #J2 avait disparu mais son état était encore lu : Réinitialiser ramenait les filtres sur Musique, sans issue. État et clé supprimés.</w:t>
+            </w:r>
+          </w:p>
+        </w:tc>
+        <w:tc>
+          <w:tcPr>
+            <w:tcW w:type="dxa" w:w="1060"/>
+          </w:tcPr>
+          <w:p>
+            <w:r/>
+            <w:r>
+              <w:rPr>
+                <w:b/>
+                <w:color w:val="1E8449"/>
+                <w:sz w:val="19"/>
+              </w:rPr>
+              <w:t xml:space="preserve">✅ Livré (v1.27.13)</w:t>
+            </w:r>
+          </w:p>
+        </w:tc>
+      </w:tr>
+      <w:tr>
+        <w:tc>
+          <w:tcPr>
+            <w:tcW w:type="dxa" w:w="620"/>
+          </w:tcPr>
+          <w:p>
+            <w:r/>
+            <w:r>
+              <w:rPr>
+                <w:b/>
+                <w:sz w:val="19"/>
+              </w:rPr>
+              <w:t xml:space="preserve">AUD-33</w:t>
+            </w:r>
+          </w:p>
+        </w:tc>
+        <w:tc>
+          <w:tcPr>
+            <w:tcW w:type="dxa" w:w="1080"/>
+          </w:tcPr>
+          <w:p>
+            <w:r/>
+            <w:r>
+              <w:rPr>
+                <w:sz w:val="19"/>
+              </w:rPr>
+              <w:t xml:space="preserve">Dette</w:t>
+            </w:r>
+          </w:p>
+        </w:tc>
+        <w:tc>
+          <w:tcPr>
+            <w:tcW w:type="dxa" w:w="1700"/>
+          </w:tcPr>
+          <w:p>
+            <w:r/>
+            <w:r>
+              <w:rPr>
+                <w:sz w:val="19"/>
+              </w:rPr>
+              <w:t xml:space="preserve">Modules partagés app/Studio</w:t>
+            </w:r>
+          </w:p>
+        </w:tc>
+        <w:tc>
+          <w:tcPr>
+            <w:tcW w:type="dxa" w:w="4180"/>
+          </w:tcPr>
+          <w:p>
+            <w:r/>
+            <w:r>
+              <w:rPr>
+                <w:sz w:val="19"/>
+              </w:rPr>
+              <w:t xml:space="preserve">Les fonctions pures (couleurs, miniatures, durées) existent désormais une seule fois dans shared/core.js. Reste ouvert : l’application des thèmes, le sélecteur de couleur et les lecteurs du cache, dont la signature et l’état diffèrent d’une page à l’autre.</w:t>
+            </w:r>
+          </w:p>
+        </w:tc>
+        <w:tc>
+          <w:tcPr>
+            <w:tcW w:type="dxa" w:w="1060"/>
+          </w:tcPr>
+          <w:p>
+            <w:r/>
+            <w:r>
+              <w:rPr>
+                <w:b/>
+                <w:color w:val="B45309"/>
+                <w:sz w:val="19"/>
+              </w:rPr>
+              <w:t xml:space="preserve">🟡 Partiel (v1.27.50) — reste : MOYENNE</w:t>
+            </w:r>
+          </w:p>
+        </w:tc>
+      </w:tr>
+      <w:tr>
+        <w:tc>
+          <w:tcPr>
+            <w:tcW w:type="dxa" w:w="620"/>
+          </w:tcPr>
+          <w:p>
+            <w:r/>
+            <w:r>
+              <w:rPr>
+                <w:b/>
+                <w:sz w:val="19"/>
+              </w:rPr>
+              <w:t xml:space="preserve">AUD-34</w:t>
+            </w:r>
+          </w:p>
+        </w:tc>
+        <w:tc>
+          <w:tcPr>
+            <w:tcW w:type="dxa" w:w="1080"/>
+          </w:tcPr>
+          <w:p>
+            <w:r/>
+            <w:r>
+              <w:rPr>
+                <w:sz w:val="19"/>
+              </w:rPr>
+              <w:t xml:space="preserve">Dette</w:t>
+            </w:r>
+          </w:p>
+        </w:tc>
+        <w:tc>
+          <w:tcPr>
+            <w:tcW w:type="dxa" w:w="1700"/>
+          </w:tcPr>
+          <w:p>
+            <w:r/>
+            <w:r>
+              <w:rPr>
+                <w:sz w:val="19"/>
+              </w:rPr>
+              <w:t xml:space="preserve">Un seul format de durée</w:t>
+            </w:r>
+          </w:p>
+        </w:tc>
+        <w:tc>
+          <w:tcPr>
+            <w:tcW w:type="dxa" w:w="4180"/>
+          </w:tcPr>
+          <w:p>
+            <w:r/>
+            <w:r>
+              <w:rPr>
+                <w:sz w:val="19"/>
+              </w:rPr>
+              <w:t xml:space="preserve">Trois fonctions donnaient trois réponses pour la même durée, et trois endroits relisaient les durées ISO à la main. Un format en deux styles, une seule lecture.</w:t>
+            </w:r>
+          </w:p>
+        </w:tc>
+        <w:tc>
+          <w:tcPr>
+            <w:tcW w:type="dxa" w:w="1060"/>
+          </w:tcPr>
+          <w:p>
+            <w:r/>
+            <w:r>
+              <w:rPr>
+                <w:b/>
+                <w:color w:val="1E8449"/>
+                <w:sz w:val="19"/>
+              </w:rPr>
+              <w:t xml:space="preserve">✅ Livré (v1.27.44)</w:t>
+            </w:r>
+          </w:p>
+        </w:tc>
+      </w:tr>
+      <w:tr>
+        <w:tc>
+          <w:tcPr>
+            <w:tcW w:type="dxa" w:w="620"/>
+          </w:tcPr>
+          <w:p>
+            <w:r/>
+            <w:r>
+              <w:rPr>
+                <w:b/>
+                <w:sz w:val="19"/>
+              </w:rPr>
+              <w:t xml:space="preserve">AUD-35</w:t>
+            </w:r>
+          </w:p>
+        </w:tc>
+        <w:tc>
+          <w:tcPr>
+            <w:tcW w:type="dxa" w:w="1080"/>
+          </w:tcPr>
+          <w:p>
+            <w:r/>
+            <w:r>
+              <w:rPr>
+                <w:sz w:val="19"/>
+              </w:rPr>
+              <w:t xml:space="preserve">Dette</w:t>
+            </w:r>
+          </w:p>
+        </w:tc>
+        <w:tc>
+          <w:tcPr>
+            <w:tcW w:type="dxa" w:w="1700"/>
+          </w:tcPr>
+          <w:p>
+            <w:r/>
+            <w:r>
+              <w:rPr>
+                <w:sz w:val="19"/>
+              </w:rPr>
+              <w:t xml:space="preserve">Découper les fonctions longues</w:t>
+            </w:r>
+          </w:p>
+        </w:tc>
+        <w:tc>
+          <w:tcPr>
+            <w:tcW w:type="dxa" w:w="4180"/>
+          </w:tcPr>
+          <w:p>
+            <w:r/>
+            <w:r>
+              <w:rPr>
+                <w:sz w:val="19"/>
+              </w:rPr>
+              <w:t xml:space="preserve">Dix fonctions dépassent 100 lignes (ytApi, runCacheDiagnostic, executeRestore…) ; mêler entrées-sorties, quota et interface dans un même corps est ce qui a laissé passer le #78.</w:t>
+            </w:r>
+          </w:p>
+        </w:tc>
+        <w:tc>
+          <w:tcPr>
+            <w:tcW w:type="dxa" w:w="1060"/>
+          </w:tcPr>
+          <w:p>
+            <w:r/>
+            <w:r>
+              <w:rPr>
+                <w:b/>
+                <w:color w:val="B45309"/>
+                <w:sz w:val="19"/>
+              </w:rPr>
+              <w:t xml:space="preserve">⏳ À construire — BASSE (chantier L)</w:t>
+            </w:r>
+          </w:p>
+        </w:tc>
+      </w:tr>
+      <w:tr>
+        <w:tc>
+          <w:tcPr>
+            <w:tcW w:type="dxa" w:w="620"/>
+          </w:tcPr>
+          <w:p>
+            <w:r/>
+            <w:r>
+              <w:rPr>
+                <w:b/>
+                <w:sz w:val="19"/>
+              </w:rPr>
+              <w:t xml:space="preserve">AUD-36</w:t>
+            </w:r>
+          </w:p>
+        </w:tc>
+        <w:tc>
+          <w:tcPr>
+            <w:tcW w:type="dxa" w:w="1080"/>
+          </w:tcPr>
+          <w:p>
+            <w:r/>
+            <w:r>
+              <w:rPr>
+                <w:sz w:val="19"/>
+              </w:rPr>
+              <w:t xml:space="preserve">Dette / Erreurs</w:t>
+            </w:r>
+          </w:p>
+        </w:tc>
+        <w:tc>
+          <w:tcPr>
+            <w:tcW w:type="dxa" w:w="1700"/>
+          </w:tcPr>
+          <w:p>
+            <w:r/>
+            <w:r>
+              <w:rPr>
+                <w:sz w:val="19"/>
+              </w:rPr>
+              <w:t xml:space="preserve">Aucune erreur avalée sans trace</w:t>
+            </w:r>
+          </w:p>
+        </w:tc>
+        <w:tc>
+          <w:tcPr>
+            <w:tcW w:type="dxa" w:w="4180"/>
+          </w:tcPr>
+          <w:p>
+            <w:r/>
+            <w:r>
+              <w:rPr>
+                <w:sz w:val="19"/>
+              </w:rPr>
+              <w:t xml:space="preserve">72 blocs catch vides, dont l’un masquait le bug de catégorisation de la v1.27.3. swallow() consigne chacun dans le journal de diagnostic ; un test échoue si un nouveau bloc vide apparaît.</w:t>
+            </w:r>
+          </w:p>
+        </w:tc>
+        <w:tc>
+          <w:tcPr>
+            <w:tcW w:type="dxa" w:w="1060"/>
+          </w:tcPr>
+          <w:p>
+            <w:r/>
+            <w:r>
+              <w:rPr>
+                <w:b/>
+                <w:color w:val="1E8449"/>
+                <w:sz w:val="19"/>
+              </w:rPr>
+              <w:t xml:space="preserve">✅ Livré (v1.27.43)</w:t>
+            </w:r>
+          </w:p>
+        </w:tc>
+      </w:tr>
+      <w:tr>
+        <w:tc>
+          <w:tcPr>
+            <w:tcW w:type="dxa" w:w="620"/>
+          </w:tcPr>
+          <w:p>
+            <w:r/>
+            <w:r>
+              <w:rPr>
+                <w:b/>
+                <w:sz w:val="19"/>
+              </w:rPr>
+              <w:t xml:space="preserve">AUD-37</w:t>
+            </w:r>
+          </w:p>
+        </w:tc>
+        <w:tc>
+          <w:tcPr>
+            <w:tcW w:type="dxa" w:w="1080"/>
+          </w:tcPr>
+          <w:p>
+            <w:r/>
+            <w:r>
+              <w:rPr>
+                <w:sz w:val="19"/>
+              </w:rPr>
+              <w:t xml:space="preserve">Dette</w:t>
+            </w:r>
+          </w:p>
+        </w:tc>
+        <w:tc>
+          <w:tcPr>
+            <w:tcW w:type="dxa" w:w="1700"/>
+          </w:tcPr>
+          <w:p>
+            <w:r/>
+            <w:r>
+              <w:rPr>
+                <w:sz w:val="19"/>
+              </w:rPr>
+              <w:t xml:space="preserve">Découper le fichier unique</w:t>
+            </w:r>
+          </w:p>
+        </w:tc>
+        <w:tc>
+          <w:tcPr>
+            <w:tcW w:type="dxa" w:w="4180"/>
+          </w:tcPr>
+          <w:p>
+            <w:r/>
+            <w:r>
+              <w:rPr>
+                <w:sz w:val="19"/>
+              </w:rPr>
+              <w:t xml:space="preserve">L’app tient en un fichier d’environ 800 Ko ; un découpage progressif (CSS, i18n, scripts par vue) attend AUD-02, car les gestionnaires en ligne exigent des noms globaux.</w:t>
+            </w:r>
+          </w:p>
+        </w:tc>
+        <w:tc>
+          <w:tcPr>
+            <w:tcW w:type="dxa" w:w="1060"/>
+          </w:tcPr>
+          <w:p>
+            <w:r/>
+            <w:r>
+              <w:rPr>
+                <w:b/>
+                <w:color w:val="B45309"/>
+                <w:sz w:val="19"/>
+              </w:rPr>
+              <w:t xml:space="preserve">⏳ À construire — BASSE (chantier L)</w:t>
+            </w:r>
+          </w:p>
+        </w:tc>
+      </w:tr>
+      <w:tr>
+        <w:tc>
+          <w:tcPr>
+            <w:tcW w:type="dxa" w:w="620"/>
+          </w:tcPr>
+          <w:p>
+            <w:r/>
+            <w:r>
+              <w:rPr>
+                <w:b/>
+                <w:sz w:val="19"/>
+              </w:rPr>
+              <w:t xml:space="preserve">AUD-38</w:t>
+            </w:r>
+          </w:p>
+        </w:tc>
+        <w:tc>
+          <w:tcPr>
+            <w:tcW w:type="dxa" w:w="1080"/>
+          </w:tcPr>
+          <w:p>
+            <w:r/>
+            <w:r>
+              <w:rPr>
+                <w:sz w:val="19"/>
+              </w:rPr>
+              <w:t xml:space="preserve">Dette</w:t>
+            </w:r>
+          </w:p>
+        </w:tc>
+        <w:tc>
+          <w:tcPr>
+            <w:tcW w:type="dxa" w:w="1700"/>
+          </w:tcPr>
+          <w:p>
+            <w:r/>
+            <w:r>
+              <w:rPr>
+                <w:sz w:val="19"/>
+              </w:rPr>
+              <w:t xml:space="preserve">Retirer le code mort</w:t>
+            </w:r>
+          </w:p>
+        </w:tc>
+        <w:tc>
+          <w:tcPr>
+            <w:tcW w:type="dxa" w:w="4180"/>
+          </w:tcPr>
+          <w:p>
+            <w:r/>
+            <w:r>
+              <w:rPr>
+                <w:sz w:val="19"/>
+              </w:rPr>
+              <w:t xml:space="preserve">Deux fonctions inutilisées et un updateProgress global masqué par une fonction interne du même nom. Retirés ou renommés.</w:t>
+            </w:r>
+          </w:p>
+        </w:tc>
+        <w:tc>
+          <w:tcPr>
+            <w:tcW w:type="dxa" w:w="1060"/>
+          </w:tcPr>
+          <w:p>
+            <w:r/>
+            <w:r>
+              <w:rPr>
+                <w:b/>
+                <w:color w:val="1E8449"/>
+                <w:sz w:val="19"/>
+              </w:rPr>
+              <w:t xml:space="preserve">✅ Livré (v1.27.42)</w:t>
+            </w:r>
+          </w:p>
+        </w:tc>
+      </w:tr>
+      <w:tr>
+        <w:tc>
+          <w:tcPr>
+            <w:tcW w:type="dxa" w:w="620"/>
+          </w:tcPr>
+          <w:p>
+            <w:r/>
+            <w:r>
+              <w:rPr>
+                <w:b/>
+                <w:sz w:val="19"/>
+              </w:rPr>
+              <w:t xml:space="preserve">AUD-39</w:t>
+            </w:r>
+          </w:p>
+        </w:tc>
+        <w:tc>
+          <w:tcPr>
+            <w:tcW w:type="dxa" w:w="1080"/>
+          </w:tcPr>
+          <w:p>
+            <w:r/>
+            <w:r>
+              <w:rPr>
+                <w:sz w:val="19"/>
+              </w:rPr>
+              <w:t xml:space="preserve">Dette</w:t>
+            </w:r>
+          </w:p>
+        </w:tc>
+        <w:tc>
+          <w:tcPr>
+            <w:tcW w:type="dxa" w:w="1700"/>
+          </w:tcPr>
+          <w:p>
+            <w:r/>
+            <w:r>
+              <w:rPr>
+                <w:sz w:val="19"/>
+              </w:rPr>
+              <w:t xml:space="preserve">Un seul bloc CONFIG</w:t>
+            </w:r>
+          </w:p>
+        </w:tc>
+        <w:tc>
+          <w:tcPr>
+            <w:tcW w:type="dxa" w:w="4180"/>
+          </w:tcPr>
+          <w:p>
+            <w:r/>
+            <w:r>
+              <w:rPr>
+                <w:sz w:val="19"/>
+              </w:rPr>
+              <w:t xml:space="preserve">Plafonds, rétention, minuteries et taille des lots d’appels étaient écrits en dur, la taille des lots à elle seule à plus de 20 endroits. Un seul bloc CONFIG figé.</w:t>
+            </w:r>
+          </w:p>
+        </w:tc>
+        <w:tc>
+          <w:tcPr>
+            <w:tcW w:type="dxa" w:w="1060"/>
+          </w:tcPr>
+          <w:p>
+            <w:r/>
+            <w:r>
+              <w:rPr>
+                <w:b/>
+                <w:color w:val="1E8449"/>
+                <w:sz w:val="19"/>
+              </w:rPr>
+              <w:t xml:space="preserve">✅ Livré (v1.27.41)</w:t>
+            </w:r>
+          </w:p>
+        </w:tc>
+      </w:tr>
+      <w:tr>
+        <w:tc>
+          <w:tcPr>
+            <w:tcW w:type="dxa" w:w="620"/>
+          </w:tcPr>
+          <w:p>
+            <w:r/>
+            <w:r>
+              <w:rPr>
+                <w:b/>
+                <w:sz w:val="19"/>
+              </w:rPr>
+              <w:t xml:space="preserve">AUD-40</w:t>
+            </w:r>
+          </w:p>
+        </w:tc>
+        <w:tc>
+          <w:tcPr>
+            <w:tcW w:type="dxa" w:w="1080"/>
+          </w:tcPr>
+          <w:p>
+            <w:r/>
+            <w:r>
+              <w:rPr>
+                <w:sz w:val="19"/>
+              </w:rPr>
+              <w:t xml:space="preserve">Dette</w:t>
+            </w:r>
+          </w:p>
+        </w:tc>
+        <w:tc>
+          <w:tcPr>
+            <w:tcW w:type="dxa" w:w="1700"/>
+          </w:tcPr>
+          <w:p>
+            <w:r/>
+            <w:r>
+              <w:rPr>
+                <w:sz w:val="19"/>
+              </w:rPr>
+              <w:t xml:space="preserve">Rendre l’état indépendant de l’ordre des déclarations</w:t>
+            </w:r>
+          </w:p>
+        </w:tc>
+        <w:tc>
+          <w:tcPr>
+            <w:tcW w:type="dxa" w:w="4180"/>
+          </w:tcPr>
+          <w:p>
+            <w:r/>
+            <w:r>
+              <w:rPr>
+                <w:sz w:val="19"/>
+              </w:rPr>
+              <w:t xml:space="preserve">L’état au niveau du module (videoDetailsCache, PLAYER, restoreData…) dépend de l’ordre des déclarations ; un découpage peut provoquer des erreurs TDZ. Le déplacer d’abord dans APP.</w:t>
+            </w:r>
+          </w:p>
+        </w:tc>
+        <w:tc>
+          <w:tcPr>
+            <w:tcW w:type="dxa" w:w="1060"/>
+          </w:tcPr>
+          <w:p>
+            <w:r/>
+            <w:r>
+              <w:rPr>
+                <w:b/>
+                <w:color w:val="B45309"/>
+                <w:sz w:val="19"/>
+              </w:rPr>
+              <w:t xml:space="preserve">⏳ À construire — BASSE (chantier L)</w:t>
+            </w:r>
+          </w:p>
+        </w:tc>
+      </w:tr>
+      <w:tr>
+        <w:tc>
+          <w:tcPr>
+            <w:tcW w:type="dxa" w:w="620"/>
+          </w:tcPr>
+          <w:p>
+            <w:r/>
+            <w:r>
+              <w:rPr>
+                <w:b/>
+                <w:sz w:val="19"/>
+              </w:rPr>
+              <w:t xml:space="preserve">AUD-41</w:t>
+            </w:r>
+          </w:p>
+        </w:tc>
+        <w:tc>
+          <w:tcPr>
+            <w:tcW w:type="dxa" w:w="1080"/>
+          </w:tcPr>
+          <w:p>
+            <w:r/>
+            <w:r>
+              <w:rPr>
+                <w:sz w:val="19"/>
+              </w:rPr>
+              <w:t xml:space="preserve">i18n / Dette</w:t>
+            </w:r>
+          </w:p>
+        </w:tc>
+        <w:tc>
+          <w:tcPr>
+            <w:tcW w:type="dxa" w:w="1700"/>
+          </w:tcPr>
+          <w:p>
+            <w:r/>
+            <w:r>
+              <w:rPr>
+                <w:sz w:val="19"/>
+              </w:rPr>
+              <w:t xml:space="preserve">Journal bilingue hors du paquet</w:t>
+            </w:r>
+          </w:p>
+        </w:tc>
+        <w:tc>
+          <w:tcPr>
+            <w:tcW w:type="dxa" w:w="4180"/>
+          </w:tcPr>
+          <w:p>
+            <w:r/>
+            <w:r>
+              <w:rPr>
+                <w:sz w:val="19"/>
+              </w:rPr>
+              <w:t xml:space="preserve">Les notes de version pesaient 47 Ko de français sans accents dans chaque chargement. Désormais changelog.json, en français et en anglais, chargé à la demande. La traduction anglaise attend encore une relecture humaine.</w:t>
+            </w:r>
+          </w:p>
+        </w:tc>
+        <w:tc>
+          <w:tcPr>
+            <w:tcW w:type="dxa" w:w="1060"/>
+          </w:tcPr>
+          <w:p>
+            <w:r/>
+            <w:r>
+              <w:rPr>
+                <w:b/>
+                <w:color w:val="1E8449"/>
+                <w:sz w:val="19"/>
+              </w:rPr>
+              <w:t xml:space="preserve">✅ Livré (v1.27.49)</w:t>
+            </w:r>
+          </w:p>
+        </w:tc>
+      </w:tr>
+      <w:tr>
+        <w:tc>
+          <w:tcPr>
+            <w:tcW w:type="dxa" w:w="620"/>
+          </w:tcPr>
+          <w:p>
+            <w:r/>
+            <w:r>
+              <w:rPr>
+                <w:b/>
+                <w:sz w:val="19"/>
+              </w:rPr>
+              <w:t xml:space="preserve">AUD-42</w:t>
+            </w:r>
+          </w:p>
+        </w:tc>
+        <w:tc>
+          <w:tcPr>
+            <w:tcW w:type="dxa" w:w="1080"/>
+          </w:tcPr>
+          <w:p>
+            <w:r/>
+            <w:r>
+              <w:rPr>
+                <w:sz w:val="19"/>
+              </w:rPr>
+              <w:t xml:space="preserve">Accessibilité</w:t>
+            </w:r>
+          </w:p>
+        </w:tc>
+        <w:tc>
+          <w:tcPr>
+            <w:tcW w:type="dxa" w:w="1700"/>
+          </w:tcPr>
+          <w:p>
+            <w:r/>
+            <w:r>
+              <w:rPr>
+                <w:sz w:val="19"/>
+              </w:rPr>
+              <w:t xml:space="preserve">Contraste AA dans tous les thèmes</w:t>
+            </w:r>
+          </w:p>
+        </w:tc>
+        <w:tc>
+          <w:tcPr>
+            <w:tcW w:type="dxa" w:w="4180"/>
+          </w:tcPr>
+          <w:p>
+            <w:r/>
+            <w:r>
+              <w:rPr>
+                <w:sz w:val="19"/>
+              </w:rPr>
+              <w:t xml:space="preserve">Accent et couleurs d’état tombaient à 1,7–2,6:1 en thème clair ; --text4 échouait partout. Jetons revus ; l’accent utilisé en texte est borné pour toute teinte.</w:t>
+            </w:r>
+          </w:p>
+        </w:tc>
+        <w:tc>
+          <w:tcPr>
+            <w:tcW w:type="dxa" w:w="1060"/>
+          </w:tcPr>
+          <w:p>
+            <w:r/>
+            <w:r>
+              <w:rPr>
+                <w:b/>
+                <w:color w:val="1E8449"/>
+                <w:sz w:val="19"/>
+              </w:rPr>
+              <w:t xml:space="preserve">✅ Livré (v1.27.36)</w:t>
+            </w:r>
+          </w:p>
+        </w:tc>
+      </w:tr>
+      <w:tr>
+        <w:tc>
+          <w:tcPr>
+            <w:tcW w:type="dxa" w:w="620"/>
+          </w:tcPr>
+          <w:p>
+            <w:r/>
+            <w:r>
+              <w:rPr>
+                <w:b/>
+                <w:sz w:val="19"/>
+              </w:rPr>
+              <w:t xml:space="preserve">AUD-43</w:t>
+            </w:r>
+          </w:p>
+        </w:tc>
+        <w:tc>
+          <w:tcPr>
+            <w:tcW w:type="dxa" w:w="1080"/>
+          </w:tcPr>
+          <w:p>
+            <w:r/>
+            <w:r>
+              <w:rPr>
+                <w:sz w:val="19"/>
+              </w:rPr>
+              <w:t xml:space="preserve">Accessibilité</w:t>
+            </w:r>
+          </w:p>
+        </w:tc>
+        <w:tc>
+          <w:tcPr>
+            <w:tcW w:type="dxa" w:w="1700"/>
+          </w:tcPr>
+          <w:p>
+            <w:r/>
+            <w:r>
+              <w:rPr>
+                <w:sz w:val="19"/>
+              </w:rPr>
+              <w:t xml:space="preserve">Accents personnalisés et bords des champs</w:t>
+            </w:r>
+          </w:p>
+        </w:tc>
+        <w:tc>
+          <w:tcPr>
+            <w:tcW w:type="dxa" w:w="4180"/>
+          </w:tcPr>
+          <w:p>
+            <w:r/>
+            <w:r>
+              <w:rPr>
+                <w:sz w:val="19"/>
+              </w:rPr>
+              <w:t xml:space="preserve">Un accent personnalisé sombre donnait des boutons principaux sombre sur sombre ; les bords des champs étaient à 1,4:1. Fond des boutons borné, bords des champs à 3:1.</w:t>
+            </w:r>
+          </w:p>
+        </w:tc>
+        <w:tc>
+          <w:tcPr>
+            <w:tcW w:type="dxa" w:w="1060"/>
+          </w:tcPr>
+          <w:p>
+            <w:r/>
+            <w:r>
+              <w:rPr>
+                <w:b/>
+                <w:color w:val="1E8449"/>
+                <w:sz w:val="19"/>
+              </w:rPr>
+              <w:t xml:space="preserve">✅ Livré (v1.27.36)</w:t>
+            </w:r>
+          </w:p>
+        </w:tc>
+      </w:tr>
+      <w:tr>
+        <w:tc>
+          <w:tcPr>
+            <w:tcW w:type="dxa" w:w="620"/>
+          </w:tcPr>
+          <w:p>
+            <w:r/>
+            <w:r>
+              <w:rPr>
+                <w:b/>
+                <w:sz w:val="19"/>
+              </w:rPr>
+              <w:t xml:space="preserve">AUD-44</w:t>
+            </w:r>
+          </w:p>
+        </w:tc>
+        <w:tc>
+          <w:tcPr>
+            <w:tcW w:type="dxa" w:w="1080"/>
+          </w:tcPr>
+          <w:p>
+            <w:r/>
+            <w:r>
+              <w:rPr>
+                <w:sz w:val="19"/>
+              </w:rPr>
+              <w:t xml:space="preserve">Accessibilité</w:t>
+            </w:r>
+          </w:p>
+        </w:tc>
+        <w:tc>
+          <w:tcPr>
+            <w:tcW w:type="dxa" w:w="1700"/>
+          </w:tcPr>
+          <w:p>
+            <w:r/>
+            <w:r>
+              <w:rPr>
+                <w:sz w:val="19"/>
+              </w:rPr>
+              <w:t xml:space="preserve">Tout ce qui est cliquable marche au clavier</w:t>
+            </w:r>
+          </w:p>
+        </w:tc>
+        <w:tc>
+          <w:tcPr>
+            <w:tcW w:type="dxa" w:w="4180"/>
+          </w:tcPr>
+          <w:p>
+            <w:r/>
+            <w:r>
+              <w:rPr>
+                <w:sz w:val="19"/>
+              </w:rPr>
+              <w:t xml:space="preserve">86 éléments cliquables ne marchaient qu’à la souris et la réorganisation qu’au glisser-déposer. Chaque cible cliquable reçoit un arrêt de tabulation et un rôle ; boutons ↑/↓ pour réordonner.</w:t>
+            </w:r>
+          </w:p>
+        </w:tc>
+        <w:tc>
+          <w:tcPr>
+            <w:tcW w:type="dxa" w:w="1060"/>
+          </w:tcPr>
+          <w:p>
+            <w:r/>
+            <w:r>
+              <w:rPr>
+                <w:b/>
+                <w:color w:val="1E8449"/>
+                <w:sz w:val="19"/>
+              </w:rPr>
+              <w:t xml:space="preserve">✅ Livré (v1.27.37)</w:t>
+            </w:r>
+          </w:p>
+        </w:tc>
+      </w:tr>
+      <w:tr>
+        <w:tc>
+          <w:tcPr>
+            <w:tcW w:type="dxa" w:w="620"/>
+          </w:tcPr>
+          <w:p>
+            <w:r/>
+            <w:r>
+              <w:rPr>
+                <w:b/>
+                <w:sz w:val="19"/>
+              </w:rPr>
+              <w:t xml:space="preserve">AUD-45</w:t>
+            </w:r>
+          </w:p>
+        </w:tc>
+        <w:tc>
+          <w:tcPr>
+            <w:tcW w:type="dxa" w:w="1080"/>
+          </w:tcPr>
+          <w:p>
+            <w:r/>
+            <w:r>
+              <w:rPr>
+                <w:sz w:val="19"/>
+              </w:rPr>
+              <w:t xml:space="preserve">Accessibilité</w:t>
+            </w:r>
+          </w:p>
+        </w:tc>
+        <w:tc>
+          <w:tcPr>
+            <w:tcW w:type="dxa" w:w="1700"/>
+          </w:tcPr>
+          <w:p>
+            <w:r/>
+            <w:r>
+              <w:rPr>
+                <w:sz w:val="19"/>
+              </w:rPr>
+              <w:t xml:space="preserve">Les fenêtres se comportent en dialogues</w:t>
+            </w:r>
+          </w:p>
+        </w:tc>
+        <w:tc>
+          <w:tcPr>
+            <w:tcW w:type="dxa" w:w="4180"/>
+          </w:tcPr>
+          <w:p>
+            <w:r/>
+            <w:r>
+              <w:rPr>
+                <w:sz w:val="19"/>
+              </w:rPr>
+              <w:t xml:space="preserve">Pas de rôle de dialogue, pas de gestion du focus, et Échap ignoré par le lecteur. Sémantique de dialogue, focus qui entre et revient, page du dessous inactive ; Échap ancre le lecteur.</w:t>
+            </w:r>
+          </w:p>
+        </w:tc>
+        <w:tc>
+          <w:tcPr>
+            <w:tcW w:type="dxa" w:w="1060"/>
+          </w:tcPr>
+          <w:p>
+            <w:r/>
+            <w:r>
+              <w:rPr>
+                <w:b/>
+                <w:color w:val="1E8449"/>
+                <w:sz w:val="19"/>
+              </w:rPr>
+              <w:t xml:space="preserve">✅ Livré (v1.27.35)</w:t>
+            </w:r>
+          </w:p>
+        </w:tc>
+      </w:tr>
+      <w:tr>
+        <w:tc>
+          <w:tcPr>
+            <w:tcW w:type="dxa" w:w="620"/>
+          </w:tcPr>
+          <w:p>
+            <w:r/>
+            <w:r>
+              <w:rPr>
+                <w:b/>
+                <w:sz w:val="19"/>
+              </w:rPr>
+              <w:t xml:space="preserve">AUD-46</w:t>
+            </w:r>
+          </w:p>
+        </w:tc>
+        <w:tc>
+          <w:tcPr>
+            <w:tcW w:type="dxa" w:w="1080"/>
+          </w:tcPr>
+          <w:p>
+            <w:r/>
+            <w:r>
+              <w:rPr>
+                <w:sz w:val="19"/>
+              </w:rPr>
+              <w:t xml:space="preserve">Accessibilité</w:t>
+            </w:r>
+          </w:p>
+        </w:tc>
+        <w:tc>
+          <w:tcPr>
+            <w:tcW w:type="dxa" w:w="1700"/>
+          </w:tcPr>
+          <w:p>
+            <w:r/>
+            <w:r>
+              <w:rPr>
+                <w:sz w:val="19"/>
+              </w:rPr>
+              <w:t xml:space="preserve">Focus clavier visible</w:t>
+            </w:r>
+          </w:p>
+        </w:tc>
+        <w:tc>
+          <w:tcPr>
+            <w:tcW w:type="dxa" w:w="4180"/>
+          </w:tcPr>
+          <w:p>
+            <w:r/>
+            <w:r>
+              <w:rPr>
+                <w:sz w:val="19"/>
+              </w:rPr>
+              <w:t xml:space="preserve">Aucun style de focus, et les champs supprimaient leur contour. Un anneau de 2 px dans tous les thèmes, app et Studio.</w:t>
+            </w:r>
+          </w:p>
+        </w:tc>
+        <w:tc>
+          <w:tcPr>
+            <w:tcW w:type="dxa" w:w="1060"/>
+          </w:tcPr>
+          <w:p>
+            <w:r/>
+            <w:r>
+              <w:rPr>
+                <w:b/>
+                <w:color w:val="1E8449"/>
+                <w:sz w:val="19"/>
+              </w:rPr>
+              <w:t xml:space="preserve">✅ Livré (v1.27.32)</w:t>
+            </w:r>
+          </w:p>
+        </w:tc>
+      </w:tr>
+      <w:tr>
+        <w:tc>
+          <w:tcPr>
+            <w:tcW w:type="dxa" w:w="620"/>
+          </w:tcPr>
+          <w:p>
+            <w:r/>
+            <w:r>
+              <w:rPr>
+                <w:b/>
+                <w:sz w:val="19"/>
+              </w:rPr>
+              <w:t xml:space="preserve">AUD-47</w:t>
+            </w:r>
+          </w:p>
+        </w:tc>
+        <w:tc>
+          <w:tcPr>
+            <w:tcW w:type="dxa" w:w="1080"/>
+          </w:tcPr>
+          <w:p>
+            <w:r/>
+            <w:r>
+              <w:rPr>
+                <w:sz w:val="19"/>
+              </w:rPr>
+              <w:t xml:space="preserve">Accessibilité / i18n</w:t>
+            </w:r>
+          </w:p>
+        </w:tc>
+        <w:tc>
+          <w:tcPr>
+            <w:tcW w:type="dxa" w:w="1700"/>
+          </w:tcPr>
+          <w:p>
+            <w:r/>
+            <w:r>
+              <w:rPr>
+                <w:sz w:val="19"/>
+              </w:rPr>
+              <w:t xml:space="preserve">Langue de la page et politique bilingue</w:t>
+            </w:r>
+          </w:p>
+        </w:tc>
+        <w:tc>
+          <w:tcPr>
+            <w:tcW w:type="dxa" w:w="4180"/>
+          </w:tcPr>
+          <w:p>
+            <w:r/>
+            <w:r>
+              <w:rPr>
+                <w:sz w:val="19"/>
+              </w:rPr>
+              <w:t xml:space="preserve">La page se déclarait toujours en français, et la politique de confidentialité n’existait qu’en français. lang suit l’interface ; la politique existe en anglais.</w:t>
+            </w:r>
+          </w:p>
+        </w:tc>
+        <w:tc>
+          <w:tcPr>
+            <w:tcW w:type="dxa" w:w="1060"/>
+          </w:tcPr>
+          <w:p>
+            <w:r/>
+            <w:r>
+              <w:rPr>
+                <w:b/>
+                <w:color w:val="1E8449"/>
+                <w:sz w:val="19"/>
+              </w:rPr>
+              <w:t xml:space="preserve">✅ Livré (v1.27.33)</w:t>
+            </w:r>
+          </w:p>
+        </w:tc>
+      </w:tr>
+      <w:tr>
+        <w:tc>
+          <w:tcPr>
+            <w:tcW w:type="dxa" w:w="620"/>
+          </w:tcPr>
+          <w:p>
+            <w:r/>
+            <w:r>
+              <w:rPr>
+                <w:b/>
+                <w:sz w:val="19"/>
+              </w:rPr>
+              <w:t xml:space="preserve">AUD-48</w:t>
+            </w:r>
+          </w:p>
+        </w:tc>
+        <w:tc>
+          <w:tcPr>
+            <w:tcW w:type="dxa" w:w="1080"/>
+          </w:tcPr>
+          <w:p>
+            <w:r/>
+            <w:r>
+              <w:rPr>
+                <w:sz w:val="19"/>
+              </w:rPr>
+              <w:t xml:space="preserve">Accessibilité</w:t>
+            </w:r>
+          </w:p>
+        </w:tc>
+        <w:tc>
+          <w:tcPr>
+            <w:tcW w:type="dxa" w:w="1700"/>
+          </w:tcPr>
+          <w:p>
+            <w:r/>
+            <w:r>
+              <w:rPr>
+                <w:sz w:val="19"/>
+              </w:rPr>
+              <w:t xml:space="preserve">Notifications annoncées qui attendent</w:t>
+            </w:r>
+          </w:p>
+        </w:tc>
+        <w:tc>
+          <w:tcPr>
+            <w:tcW w:type="dxa" w:w="4180"/>
+          </w:tcPr>
+          <w:p>
+            <w:r/>
+            <w:r>
+              <w:rPr>
+                <w:sz w:val="19"/>
+              </w:rPr>
+              <w:t xml:space="preserve">Les notifications étaient muettes pour les lecteurs d’écran, et celles avec action disparaissaient après 10 s. Région live, erreurs en alerte, compte à rebours suspendu sous le pointeur ou le focus.</w:t>
+            </w:r>
+          </w:p>
+        </w:tc>
+        <w:tc>
+          <w:tcPr>
+            <w:tcW w:type="dxa" w:w="1060"/>
+          </w:tcPr>
+          <w:p>
+            <w:r/>
+            <w:r>
+              <w:rPr>
+                <w:b/>
+                <w:color w:val="1E8449"/>
+                <w:sz w:val="19"/>
+              </w:rPr>
+              <w:t xml:space="preserve">✅ Livré (v1.27.34)</w:t>
+            </w:r>
+          </w:p>
+        </w:tc>
+      </w:tr>
+      <w:tr>
+        <w:tc>
+          <w:tcPr>
+            <w:tcW w:type="dxa" w:w="620"/>
+          </w:tcPr>
+          <w:p>
+            <w:r/>
+            <w:r>
+              <w:rPr>
+                <w:b/>
+                <w:sz w:val="19"/>
+              </w:rPr>
+              <w:t xml:space="preserve">AUD-49</w:t>
+            </w:r>
+          </w:p>
+        </w:tc>
+        <w:tc>
+          <w:tcPr>
+            <w:tcW w:type="dxa" w:w="1080"/>
+          </w:tcPr>
+          <w:p>
+            <w:r/>
+            <w:r>
+              <w:rPr>
+                <w:sz w:val="19"/>
+              </w:rPr>
+              <w:t xml:space="preserve">Accessibilité</w:t>
+            </w:r>
+          </w:p>
+        </w:tc>
+        <w:tc>
+          <w:tcPr>
+            <w:tcW w:type="dxa" w:w="1700"/>
+          </w:tcPr>
+          <w:p>
+            <w:r/>
+            <w:r>
+              <w:rPr>
+                <w:sz w:val="19"/>
+              </w:rPr>
+              <w:t xml:space="preserve">Les animations réduites coupent tout</w:t>
+            </w:r>
+          </w:p>
+        </w:tc>
+        <w:tc>
+          <w:tcPr>
+            <w:tcW w:type="dxa" w:w="4180"/>
+          </w:tcPr>
+          <w:p>
+            <w:r/>
+            <w:r>
+              <w:rPr>
+                <w:sz w:val="19"/>
+              </w:rPr>
+              <w:t xml:space="preserve">La préférence coupait les transitions mais pas les keyframes ni le défilement animé. Les deux sont coupés ; le clignotement d’une carte devient un contour fixe.</w:t>
+            </w:r>
+          </w:p>
+        </w:tc>
+        <w:tc>
+          <w:tcPr>
+            <w:tcW w:type="dxa" w:w="1060"/>
+          </w:tcPr>
+          <w:p>
+            <w:r/>
+            <w:r>
+              <w:rPr>
+                <w:b/>
+                <w:color w:val="1E8449"/>
+                <w:sz w:val="19"/>
+              </w:rPr>
+              <w:t xml:space="preserve">✅ Livré (v1.27.38)</w:t>
+            </w:r>
+          </w:p>
+        </w:tc>
+      </w:tr>
+      <w:tr>
+        <w:tc>
+          <w:tcPr>
+            <w:tcW w:type="dxa" w:w="620"/>
+          </w:tcPr>
+          <w:p>
+            <w:r/>
+            <w:r>
+              <w:rPr>
+                <w:b/>
+                <w:sz w:val="19"/>
+              </w:rPr>
+              <w:t xml:space="preserve">AUD-50</w:t>
+            </w:r>
+          </w:p>
+        </w:tc>
+        <w:tc>
+          <w:tcPr>
+            <w:tcW w:type="dxa" w:w="1080"/>
+          </w:tcPr>
+          <w:p>
+            <w:r/>
+            <w:r>
+              <w:rPr>
+                <w:sz w:val="19"/>
+              </w:rPr>
+              <w:t xml:space="preserve">Accessibilité / Reel Studio</w:t>
+            </w:r>
+          </w:p>
+        </w:tc>
+        <w:tc>
+          <w:tcPr>
+            <w:tcW w:type="dxa" w:w="1700"/>
+          </w:tcPr>
+          <w:p>
+            <w:r/>
+            <w:r>
+              <w:rPr>
+                <w:sz w:val="19"/>
+              </w:rPr>
+              <w:t xml:space="preserve">Reel Studio au clavier et au lecteur d’écran</w:t>
+            </w:r>
+          </w:p>
+        </w:tc>
+        <w:tc>
+          <w:tcPr>
+            <w:tcW w:type="dxa" w:w="4180"/>
+          </w:tcPr>
+          <w:p>
+            <w:r/>
+            <w:r>
+              <w:rPr>
+                <w:sz w:val="19"/>
+              </w:rPr>
+              <w:t xml:space="preserve">Aucun attribut d’accessibilité ; boutons du lecteur nommés par leur symbole. Commandes nommées avec leur état, barres de progression en curseurs, cartes au clavier, repères (Studio 0.7.4).</w:t>
+            </w:r>
+          </w:p>
+        </w:tc>
+        <w:tc>
+          <w:tcPr>
+            <w:tcW w:type="dxa" w:w="1060"/>
+          </w:tcPr>
+          <w:p>
+            <w:r/>
+            <w:r>
+              <w:rPr>
+                <w:b/>
+                <w:color w:val="1E8449"/>
+                <w:sz w:val="19"/>
+              </w:rPr>
+              <w:t xml:space="preserve">✅ Livré (v1.27.39)</w:t>
+            </w:r>
+          </w:p>
+        </w:tc>
+      </w:tr>
+      <w:tr>
+        <w:tc>
+          <w:tcPr>
+            <w:tcW w:type="dxa" w:w="620"/>
+          </w:tcPr>
+          <w:p>
+            <w:r/>
+            <w:r>
+              <w:rPr>
+                <w:b/>
+                <w:sz w:val="19"/>
+              </w:rPr>
+              <w:t xml:space="preserve">AUD-51</w:t>
+            </w:r>
+          </w:p>
+        </w:tc>
+        <w:tc>
+          <w:tcPr>
+            <w:tcW w:type="dxa" w:w="1080"/>
+          </w:tcPr>
+          <w:p>
+            <w:r/>
+            <w:r>
+              <w:rPr>
+                <w:sz w:val="19"/>
+              </w:rPr>
+              <w:t xml:space="preserve">Fonctionnalités / Couvertures</w:t>
+            </w:r>
+          </w:p>
+        </w:tc>
+        <w:tc>
+          <w:tcPr>
+            <w:tcW w:type="dxa" w:w="1700"/>
+          </w:tcPr>
+          <w:p>
+            <w:r/>
+            <w:r>
+              <w:rPr>
+                <w:sz w:val="19"/>
+              </w:rPr>
+              <w:t xml:space="preserve">Les couvertures ne pouvaient jamais être envoyées</w:t>
+            </w:r>
+          </w:p>
+        </w:tc>
+        <w:tc>
+          <w:tcPr>
+            <w:tcW w:type="dxa" w:w="4180"/>
+          </w:tcPr>
+          <w:p>
+            <w:r/>
+            <w:r>
+              <w:rPr>
+                <w:sz w:val="19"/>
+              </w:rPr>
+              <w:t xml:space="preserve">Trouvé en corrigeant AUD-15 : le img-src de la CSP n’autorisait pas blob:, si bien que l’image choisie pour le #I1 ne pouvait pas être décodée et chaque envoi échouait. Les tests du #I1 n’atteignaient jamais cette étape.</w:t>
+            </w:r>
+          </w:p>
+        </w:tc>
+        <w:tc>
+          <w:tcPr>
+            <w:tcW w:type="dxa" w:w="1060"/>
+          </w:tcPr>
+          <w:p>
+            <w:r/>
+            <w:r>
+              <w:rPr>
+                <w:b/>
+                <w:color w:val="1E8449"/>
+                <w:sz w:val="19"/>
+              </w:rPr>
+              <w:t xml:space="preserve">✅ Livré (v1.27.17)</w:t>
+            </w:r>
+          </w:p>
+        </w:tc>
+      </w:tr>
+      <w:tr>
+        <w:tc>
+          <w:tcPr>
+            <w:tcW w:type="dxa" w:w="620"/>
+          </w:tcPr>
+          <w:p>
+            <w:r/>
+            <w:r>
+              <w:rPr>
+                <w:b/>
+                <w:sz w:val="19"/>
+              </w:rPr>
+              <w:t xml:space="preserve">AUD-52</w:t>
+            </w:r>
+          </w:p>
+        </w:tc>
+        <w:tc>
+          <w:tcPr>
+            <w:tcW w:type="dxa" w:w="1080"/>
+          </w:tcPr>
+          <w:p>
+            <w:r/>
+            <w:r>
+              <w:rPr>
+                <w:sz w:val="19"/>
+              </w:rPr>
+              <w:t xml:space="preserve">Sécurité / XSS</w:t>
+            </w:r>
+          </w:p>
+        </w:tc>
+        <w:tc>
+          <w:tcPr>
+            <w:tcW w:type="dxa" w:w="1700"/>
+          </w:tcPr>
+          <w:p>
+            <w:r/>
+            <w:r>
+              <w:rPr>
+                <w:sz w:val="19"/>
+              </w:rPr>
+              <w:t xml:space="preserve">Les descriptions de chaîne s’affichent en texte</w:t>
+            </w:r>
+          </w:p>
+        </w:tc>
+        <w:tc>
+          <w:tcPr>
+            <w:tcW w:type="dxa" w:w="4180"/>
+          </w:tcPr>
+          <w:p>
+            <w:r/>
+            <w:r>
+              <w:rPr>
+                <w:sz w:val="19"/>
+              </w:rPr>
+              <w:t xml:space="preserve">Trouvé pendant AUD-27 : la vue Abonnements insérait les descriptions de chaîne, que leurs propriétaires contrôlent, sans échappement. Désormais échappées.</w:t>
+            </w:r>
+          </w:p>
+        </w:tc>
+        <w:tc>
+          <w:tcPr>
+            <w:tcW w:type="dxa" w:w="1060"/>
+          </w:tcPr>
+          <w:p>
+            <w:r/>
+            <w:r>
+              <w:rPr>
+                <w:b/>
+                <w:color w:val="1E8449"/>
+                <w:sz w:val="19"/>
+              </w:rPr>
+              <w:t xml:space="preserve">✅ Livré (v1.27.46)</w:t>
+            </w:r>
+          </w:p>
+        </w:tc>
+      </w:tr>
+      <w:tr>
+        <w:tc>
+          <w:tcPr>
+            <w:tcW w:type="dxa" w:w="620"/>
+          </w:tcPr>
+          <w:p>
+            <w:r/>
+            <w:r>
+              <w:rPr>
+                <w:b/>
+                <w:sz w:val="19"/>
+              </w:rPr>
+              <w:t xml:space="preserve">AUD-53</w:t>
+            </w:r>
+          </w:p>
+        </w:tc>
+        <w:tc>
+          <w:tcPr>
+            <w:tcW w:type="dxa" w:w="1080"/>
+          </w:tcPr>
+          <w:p>
+            <w:r/>
+            <w:r>
+              <w:rPr>
+                <w:sz w:val="19"/>
+              </w:rPr>
+              <w:t xml:space="preserve">Accessibilité</w:t>
+            </w:r>
+          </w:p>
+        </w:tc>
+        <w:tc>
+          <w:tcPr>
+            <w:tcW w:type="dxa" w:w="1700"/>
+          </w:tcPr>
+          <w:p>
+            <w:r/>
+            <w:r>
+              <w:rPr>
+                <w:sz w:val="19"/>
+              </w:rPr>
+              <w:t xml:space="preserve">Derniers écarts relevés par axe-core</w:t>
+            </w:r>
+          </w:p>
+        </w:tc>
+        <w:tc>
+          <w:tcPr>
+            <w:tcW w:type="dxa" w:w="4180"/>
+          </w:tcPr>
+          <w:p>
+            <w:r/>
+            <w:r>
+              <w:rPr>
+                <w:sz w:val="19"/>
+              </w:rPr>
+              <w:t xml:space="preserve">Un passage axe-core après le lot 8 a relevé des champs de sauvegarde sans libellé, des étiquettes Beta sur une couleur non définie, le filtre actif à 2,6:1 et deux écarts dans Studio. Corrigés ; axe ne relève plus rien.</w:t>
+            </w:r>
+          </w:p>
+        </w:tc>
+        <w:tc>
+          <w:tcPr>
+            <w:tcW w:type="dxa" w:w="1060"/>
+          </w:tcPr>
+          <w:p>
+            <w:r/>
+            <w:r>
+              <w:rPr>
+                <w:b/>
+                <w:color w:val="1E8449"/>
+                <w:sz w:val="19"/>
+              </w:rPr>
+              <w:t xml:space="preserve">✅ Livré (v1.27.40)</w:t>
+            </w:r>
+          </w:p>
+        </w:tc>
+      </w:tr>
+      <w:tr>
+        <w:tc>
+          <w:tcPr>
+            <w:tcW w:type="dxa" w:w="620"/>
+          </w:tcPr>
+          <w:p>
+            <w:r/>
+            <w:r>
+              <w:rPr>
+                <w:b/>
+                <w:sz w:val="19"/>
+              </w:rPr>
+              <w:t xml:space="preserve">AUD-54</w:t>
+            </w:r>
+          </w:p>
+        </w:tc>
+        <w:tc>
+          <w:tcPr>
+            <w:tcW w:type="dxa" w:w="1080"/>
+          </w:tcPr>
+          <w:p>
+            <w:r/>
+            <w:r>
+              <w:rPr>
+                <w:sz w:val="19"/>
+              </w:rPr>
+              <w:t xml:space="preserve">Qualité</w:t>
+            </w:r>
+          </w:p>
+        </w:tc>
+        <w:tc>
+          <w:tcPr>
+            <w:tcW w:type="dxa" w:w="1700"/>
+          </w:tcPr>
+          <w:p>
+            <w:r/>
+            <w:r>
+              <w:rPr>
+                <w:sz w:val="19"/>
+              </w:rPr>
+              <w:t xml:space="preserve">Erreur de page inexpliquée pendant les tests</w:t>
+            </w:r>
+          </w:p>
+        </w:tc>
+        <w:tc>
+          <w:tcPr>
+            <w:tcW w:type="dxa" w:w="4180"/>
+          </w:tcPr>
+          <w:p>
+            <w:r/>
+            <w:r>
+              <w:rPr>
+                <w:sz w:val="19"/>
+              </w:rPr>
+              <w:t xml:space="preserve">Chaque exécution de tests.html signale « Cannot set properties of null (setting 'textContent') », avant le lot 4 comme après le lot 9. Trouver l’appel en cause et vérifier si un utilisateur peut le rencontrer.</w:t>
+            </w:r>
+          </w:p>
+        </w:tc>
+        <w:tc>
+          <w:tcPr>
+            <w:tcW w:type="dxa" w:w="1060"/>
+          </w:tcPr>
+          <w:p>
+            <w:r/>
+            <w:r>
+              <w:rPr>
+                <w:b/>
+                <w:color w:val="B45309"/>
+                <w:sz w:val="19"/>
+              </w:rPr>
+              <w:t xml:space="preserve">⏳ À construire — BASSE</w:t>
             </w:r>
           </w:p>
         </w:tc>

--- a/Backlog-YT-Playlist-Manager.docx
+++ b/Backlog-YT-Playlist-Manager.docx
@@ -47,7 +47,7 @@
           <w:color w:val="808080"/>
           <w:lang w:val="fr-FR"/>
         </w:rPr>
-        <w:t>Version 6.6 — 24 septembre 2026</w:t>
+        <w:t>Version 6.7 — 27 septembre 2026</w:t>
       </w:r>
     </w:p>
     <w:p>
@@ -16157,10 +16157,1037 @@
             <w:r>
               <w:rPr>
                 <w:b/>
-                <w:color w:val="B45309"/>
-                <w:sz w:val="19"/>
-              </w:rPr>
-              <w:t xml:space="preserve">⏳ À construire — BASSE</w:t>
+                <w:color w:val="1E8449"/>
+                <w:sz w:val="19"/>
+              </w:rPr>
+              <w:t xml:space="preserve">✅ Livré (v1.27.54)</w:t>
+            </w:r>
+          </w:p>
+        </w:tc>
+      </w:tr>
+    </w:tbl>
+    <w:p>
+      <w:pPr>
+        <w:pStyle w:val="Heading1"/>
+      </w:pPr>
+      <w:r>
+        <w:br w:type="page"/>
+      </w:r>
+      <w:r>
+        <w:t xml:space="preserve">Mise à jour — Session du 27 septembre 2026 (v6.7) : musique, tags multilingues et Reel Studio</w:t>
+      </w:r>
+    </w:p>
+    <w:p>
+      <w:r>
+        <w:t xml:space="preserve">Cette section recense ce qui a été livré depuis la v1.27.51. Les v1.27.52 à v1.27.57 sont sur main depuis le 26 septembre 2026. Les v1.27.58 à v1.27.64 vivent sur la branche fix/category-cache, poussée le 27 septembre 2026, à fusionner après les vérifications listées dans TODO.md. AUD-54, resté « à construire » dans la section précédente, est livré (v1.27.54).</w:t>
+      </w:r>
+    </w:p>
+    <w:p>
+      <w:r>
+        <w:t xml:space="preserve">Deux changements de modèle à connaître. Les tags sont désormais des identifiants (yt:10 pour une catégorie YouTube, genre:Electronic_music pour un genre, ou le texte d'un tag créé à la main) dont le nom suit la langue de l'interface ; la migration est automatique au premier lancement de la v1.27.62, et une version plus ancienne afficherait ensuite yt:10 au lieu de Musique : exporter une sauvegarde avant. La détection musicale est partagée entre Reel Manager et Reel Studio dans shared/core.js, chargé avec ?v=&lt;version&gt; pour qu'une nouvelle version ne tourne jamais avec l'ancienne copie en cache.</w:t>
+      </w:r>
+    </w:p>
+    <w:p>
+      <w:r>
+        <w:t xml:space="preserve">Tests : 496 cas à la v1.27.64, 494 au vert. Les 2 échecs portent sur l'estimateur de quota (chargement de Chart.js, empreinte CSP de son script) et sont antérieurs à ces versions : ils échouaient déjà à la v1.27.58.</w:t>
+      </w:r>
+    </w:p>
+    <w:p>
+      <w:r>
+        <w:t xml:space="preserve">Veille : ytmusicapi (API non officielle de YouTube Music, Python) a été étudiée sans intégration : elle appelle l'API interne de YouTube Music avec les cookies du navigateur, ce qui est hors CGU et inaccessible depuis notre application web. Seule sa classification des vidéos (ATV, OMV, UGC, OFFICIAL_SOURCE_MUSIC) a été reprise, à l'origine du #96.</w:t>
+      </w:r>
+    </w:p>
+    <w:tbl>
+      <w:tblPr>
+        <w:tblStyle w:val="Grilledutableau"/>
+        <w:tblW w:w="0" w:type="auto"/>
+        <w:tblLook w:val="04A0" w:firstRow="1" w:lastRow="0" w:firstColumn="1" w:lastColumn="0" w:noHBand="0" w:noVBand="1"/>
+      </w:tblPr>
+      <w:tblGrid>
+        <w:gridCol w:w="620"/>
+        <w:gridCol w:w="1080"/>
+        <w:gridCol w:w="1700"/>
+        <w:gridCol w:w="4180"/>
+        <w:gridCol w:w="1060"/>
+      </w:tblGrid>
+      <w:tr>
+        <w:tc>
+          <w:tcPr>
+            <w:tcW w:type="dxa" w:w="620"/>
+            <w:shd w:val="clear" w:fill="2C3E50"/>
+          </w:tcPr>
+          <w:p>
+            <w:r/>
+            <w:r>
+              <w:rPr>
+                <w:b/>
+                <w:color w:val="FFFFFF"/>
+              </w:rPr>
+              <w:t xml:space="preserve">#</w:t>
+            </w:r>
+          </w:p>
+        </w:tc>
+        <w:tc>
+          <w:tcPr>
+            <w:tcW w:type="dxa" w:w="1080"/>
+            <w:shd w:val="clear" w:fill="2C3E50"/>
+          </w:tcPr>
+          <w:p>
+            <w:r/>
+            <w:r>
+              <w:rPr>
+                <w:b/>
+                <w:color w:val="FFFFFF"/>
+              </w:rPr>
+              <w:t xml:space="preserve">Catégorie</w:t>
+            </w:r>
+          </w:p>
+        </w:tc>
+        <w:tc>
+          <w:tcPr>
+            <w:tcW w:type="dxa" w:w="1700"/>
+            <w:shd w:val="clear" w:fill="2C3E50"/>
+          </w:tcPr>
+          <w:p>
+            <w:r/>
+            <w:r>
+              <w:rPr>
+                <w:b/>
+                <w:color w:val="FFFFFF"/>
+              </w:rPr>
+              <w:t xml:space="preserve">Titre</w:t>
+            </w:r>
+          </w:p>
+        </w:tc>
+        <w:tc>
+          <w:tcPr>
+            <w:tcW w:type="dxa" w:w="4180"/>
+            <w:shd w:val="clear" w:fill="2C3E50"/>
+          </w:tcPr>
+          <w:p>
+            <w:r/>
+            <w:r>
+              <w:rPr>
+                <w:b/>
+                <w:color w:val="FFFFFF"/>
+              </w:rPr>
+              <w:t xml:space="preserve">Description</w:t>
+            </w:r>
+          </w:p>
+        </w:tc>
+        <w:tc>
+          <w:tcPr>
+            <w:tcW w:type="dxa" w:w="1060"/>
+            <w:shd w:val="clear" w:fill="2C3E50"/>
+          </w:tcPr>
+          <w:p>
+            <w:r/>
+            <w:r>
+              <w:rPr>
+                <w:b/>
+                <w:color w:val="FFFFFF"/>
+              </w:rPr>
+              <w:t xml:space="preserve">Statut</w:t>
+            </w:r>
+          </w:p>
+        </w:tc>
+      </w:tr>
+      <w:tr>
+        <w:tc>
+          <w:tcPr>
+            <w:tcW w:type="dxa" w:w="620"/>
+          </w:tcPr>
+          <w:p>
+            <w:r/>
+            <w:r>
+              <w:rPr>
+                <w:b/>
+                <w:sz w:val="19"/>
+              </w:rPr>
+              <w:t xml:space="preserve">#85</w:t>
+            </w:r>
+          </w:p>
+        </w:tc>
+        <w:tc>
+          <w:tcPr>
+            <w:tcW w:type="dxa" w:w="1080"/>
+          </w:tcPr>
+          <w:p>
+            <w:r/>
+            <w:r>
+              <w:rPr>
+                <w:sz w:val="19"/>
+              </w:rPr>
+              <w:t xml:space="preserve">Musique / Détection</w:t>
+            </w:r>
+          </w:p>
+        </w:tc>
+        <w:tc>
+          <w:tcPr>
+            <w:tcW w:type="dxa" w:w="1700"/>
+          </w:tcPr>
+          <w:p>
+            <w:r/>
+            <w:r>
+              <w:rPr>
+                <w:sz w:val="19"/>
+              </w:rPr>
+              <w:t xml:space="preserve">Tutoriels de production musicale reconnus</w:t>
+            </w:r>
+          </w:p>
+        </w:tc>
+        <w:tc>
+          <w:tcPr>
+            <w:tcW w:type="dxa" w:w="4180"/>
+          </w:tcPr>
+          <w:p>
+            <w:r/>
+            <w:r>
+              <w:rPr>
+                <w:sz w:val="19"/>
+              </w:rPr>
+              <w:t xml:space="preserve">Les tutoriels (pluriels, titres en français, « How I make… », noms de DAW) ne sont plus classés comme musique. Le tri devient un score qui lit aussi les tags, la description et la catégorie de la vidéo, dans la même requête, sans quota supplémentaire.</w:t>
+            </w:r>
+          </w:p>
+        </w:tc>
+        <w:tc>
+          <w:tcPr>
+            <w:tcW w:type="dxa" w:w="1060"/>
+          </w:tcPr>
+          <w:p>
+            <w:r/>
+            <w:r>
+              <w:rPr>
+                <w:b/>
+                <w:color w:val="1E8449"/>
+                <w:sz w:val="19"/>
+              </w:rPr>
+              <w:t xml:space="preserve">✅ Livré (v1.27.52)</w:t>
+            </w:r>
+          </w:p>
+        </w:tc>
+      </w:tr>
+      <w:tr>
+        <w:tc>
+          <w:tcPr>
+            <w:tcW w:type="dxa" w:w="620"/>
+          </w:tcPr>
+          <w:p>
+            <w:r/>
+            <w:r>
+              <w:rPr>
+                <w:b/>
+                <w:sz w:val="19"/>
+              </w:rPr>
+              <w:t xml:space="preserve">#86</w:t>
+            </w:r>
+          </w:p>
+        </w:tc>
+        <w:tc>
+          <w:tcPr>
+            <w:tcW w:type="dxa" w:w="1080"/>
+          </w:tcPr>
+          <w:p>
+            <w:r/>
+            <w:r>
+              <w:rPr>
+                <w:sz w:val="19"/>
+              </w:rPr>
+              <w:t xml:space="preserve">Outillage</w:t>
+            </w:r>
+          </w:p>
+        </w:tc>
+        <w:tc>
+          <w:tcPr>
+            <w:tcW w:type="dxa" w:w="1700"/>
+          </w:tcPr>
+          <w:p>
+            <w:r/>
+            <w:r>
+              <w:rPr>
+                <w:sz w:val="19"/>
+              </w:rPr>
+              <w:t xml:space="preserve">Serveur local robuste, Reel Studio hors ligne</w:t>
+            </w:r>
+          </w:p>
+        </w:tc>
+        <w:tc>
+          <w:tcPr>
+            <w:tcW w:type="dxa" w:w="4180"/>
+          </w:tcPr>
+          <w:p>
+            <w:r/>
+            <w:r>
+              <w:rPr>
+                <w:sz w:val="19"/>
+              </w:rPr>
+              <w:t xml:space="preserve">LANCER-APP.bat ne s'arrête plus quand le navigateur interrompt une requête ; une page claire remplace ERR_FAILED quand le serveur ne répond pas. Reel Studio est pré-caché pour l'usage hors ligne.</w:t>
+            </w:r>
+          </w:p>
+        </w:tc>
+        <w:tc>
+          <w:tcPr>
+            <w:tcW w:type="dxa" w:w="1060"/>
+          </w:tcPr>
+          <w:p>
+            <w:r/>
+            <w:r>
+              <w:rPr>
+                <w:b/>
+                <w:color w:val="1E8449"/>
+                <w:sz w:val="19"/>
+              </w:rPr>
+              <w:t xml:space="preserve">✅ Livré (v1.27.53)</w:t>
+            </w:r>
+          </w:p>
+        </w:tc>
+      </w:tr>
+      <w:tr>
+        <w:tc>
+          <w:tcPr>
+            <w:tcW w:type="dxa" w:w="620"/>
+          </w:tcPr>
+          <w:p>
+            <w:r/>
+            <w:r>
+              <w:rPr>
+                <w:b/>
+                <w:sz w:val="19"/>
+              </w:rPr>
+              <w:t xml:space="preserve">#87</w:t>
+            </w:r>
+          </w:p>
+        </w:tc>
+        <w:tc>
+          <w:tcPr>
+            <w:tcW w:type="dxa" w:w="1080"/>
+          </w:tcPr>
+          <w:p>
+            <w:r/>
+            <w:r>
+              <w:rPr>
+                <w:sz w:val="19"/>
+              </w:rPr>
+              <w:t xml:space="preserve">Connexion</w:t>
+            </w:r>
+          </w:p>
+        </w:tc>
+        <w:tc>
+          <w:tcPr>
+            <w:tcW w:type="dxa" w:w="1700"/>
+          </w:tcPr>
+          <w:p>
+            <w:r/>
+            <w:r>
+              <w:rPr>
+                <w:sz w:val="19"/>
+              </w:rPr>
+              <w:t xml:space="preserve">Session gardée entre Reel Studio et Reel Manager</w:t>
+            </w:r>
+          </w:p>
+        </w:tc>
+        <w:tc>
+          <w:tcPr>
+            <w:tcW w:type="dxa" w:w="4180"/>
+          </w:tcPr>
+          <w:p>
+            <w:r/>
+            <w:r>
+              <w:rPr>
+                <w:sz w:val="19"/>
+              </w:rPr>
+              <w:t xml:space="preserve">Passer d'une page à l'autre ou recharger ne déconnecte plus : le jeton est gardé pour l'onglet jusqu'à son expiration (1 h). Le journal de diagnostic note comment la page a été ouverte et le dernier bouton cliqué avant de la quitter.</w:t>
+            </w:r>
+          </w:p>
+        </w:tc>
+        <w:tc>
+          <w:tcPr>
+            <w:tcW w:type="dxa" w:w="1060"/>
+          </w:tcPr>
+          <w:p>
+            <w:r/>
+            <w:r>
+              <w:rPr>
+                <w:b/>
+                <w:color w:val="1E8449"/>
+                <w:sz w:val="19"/>
+              </w:rPr>
+              <w:t xml:space="preserve">✅ Livré (v1.27.55)</w:t>
+            </w:r>
+          </w:p>
+        </w:tc>
+      </w:tr>
+      <w:tr>
+        <w:tc>
+          <w:tcPr>
+            <w:tcW w:type="dxa" w:w="620"/>
+          </w:tcPr>
+          <w:p>
+            <w:r/>
+            <w:r>
+              <w:rPr>
+                <w:b/>
+                <w:sz w:val="19"/>
+              </w:rPr>
+              <w:t xml:space="preserve">#88</w:t>
+            </w:r>
+          </w:p>
+        </w:tc>
+        <w:tc>
+          <w:tcPr>
+            <w:tcW w:type="dxa" w:w="1080"/>
+          </w:tcPr>
+          <w:p>
+            <w:r/>
+            <w:r>
+              <w:rPr>
+                <w:sz w:val="19"/>
+              </w:rPr>
+              <w:t xml:space="preserve">Recherche / Organisation</w:t>
+            </w:r>
+          </w:p>
+        </w:tc>
+        <w:tc>
+          <w:tcPr>
+            <w:tcW w:type="dxa" w:w="1700"/>
+          </w:tcPr>
+          <w:p>
+            <w:r/>
+            <w:r>
+              <w:rPr>
+                <w:sz w:val="19"/>
+              </w:rPr>
+              <w:t xml:space="preserve">Agir sur les résultats de la recherche globale</w:t>
+            </w:r>
+          </w:p>
+        </w:tc>
+        <w:tc>
+          <w:tcPr>
+            <w:tcW w:type="dxa" w:w="4180"/>
+          </w:tcPr>
+          <w:p>
+            <w:r/>
+            <w:r>
+              <w:rPr>
+                <w:sz w:val="19"/>
+              </w:rPr>
+              <w:t xml:space="preserve">Sélection des résultats puis copie ou déplacement vers une playlist existante ou nouvelle, coût affiché avant confirmation, pas de doublon dans la destination. Recherche avancée (mots requis, exclusion, alternative, expression exacte, sans accents) et filtre par tag. Déplacer des vidéos gagne filtres, tri et sélection globale.</w:t>
+            </w:r>
+          </w:p>
+        </w:tc>
+        <w:tc>
+          <w:tcPr>
+            <w:tcW w:type="dxa" w:w="1060"/>
+          </w:tcPr>
+          <w:p>
+            <w:r/>
+            <w:r>
+              <w:rPr>
+                <w:b/>
+                <w:color w:val="1E8449"/>
+                <w:sz w:val="19"/>
+              </w:rPr>
+              <w:t xml:space="preserve">✅ Livré (v1.27.56)</w:t>
+            </w:r>
+          </w:p>
+        </w:tc>
+      </w:tr>
+      <w:tr>
+        <w:tc>
+          <w:tcPr>
+            <w:tcW w:type="dxa" w:w="620"/>
+          </w:tcPr>
+          <w:p>
+            <w:r/>
+            <w:r>
+              <w:rPr>
+                <w:b/>
+                <w:sz w:val="19"/>
+              </w:rPr>
+              <w:t xml:space="preserve">#89</w:t>
+            </w:r>
+          </w:p>
+        </w:tc>
+        <w:tc>
+          <w:tcPr>
+            <w:tcW w:type="dxa" w:w="1080"/>
+          </w:tcPr>
+          <w:p>
+            <w:r/>
+            <w:r>
+              <w:rPr>
+                <w:sz w:val="19"/>
+              </w:rPr>
+              <w:t xml:space="preserve">Découverte</w:t>
+            </w:r>
+          </w:p>
+        </w:tc>
+        <w:tc>
+          <w:tcPr>
+            <w:tcW w:type="dxa" w:w="1700"/>
+          </w:tcPr>
+          <w:p>
+            <w:r/>
+            <w:r>
+              <w:rPr>
+                <w:sz w:val="19"/>
+              </w:rPr>
+              <w:t xml:space="preserve">Page Tendances</w:t>
+            </w:r>
+          </w:p>
+        </w:tc>
+        <w:tc>
+          <w:tcPr>
+            <w:tcW w:type="dxa" w:w="4180"/>
+          </w:tcPr>
+          <w:p>
+            <w:r/>
+            <w:r>
+              <w:rPr>
+                <w:sz w:val="19"/>
+              </w:rPr>
+              <w:t xml:space="preserve">Classement des vidéos populaires (Top 10 à 200) par catégorie et par pays, avec vues, « j'aime » et tris. Les vidéos s'ajoutent à une playlist existante ou nouvelle, coût affiché avant confirmation. 1 unité par tranche de 50 vidéos, cache 1 h.</w:t>
+            </w:r>
+          </w:p>
+        </w:tc>
+        <w:tc>
+          <w:tcPr>
+            <w:tcW w:type="dxa" w:w="1060"/>
+          </w:tcPr>
+          <w:p>
+            <w:r/>
+            <w:r>
+              <w:rPr>
+                <w:b/>
+                <w:color w:val="1E8449"/>
+                <w:sz w:val="19"/>
+              </w:rPr>
+              <w:t xml:space="preserve">✅ Livré (v1.27.57)</w:t>
+            </w:r>
+          </w:p>
+        </w:tc>
+      </w:tr>
+      <w:tr>
+        <w:tc>
+          <w:tcPr>
+            <w:tcW w:type="dxa" w:w="620"/>
+          </w:tcPr>
+          <w:p>
+            <w:r/>
+            <w:r>
+              <w:rPr>
+                <w:b/>
+                <w:sz w:val="19"/>
+              </w:rPr>
+              <w:t xml:space="preserve">#90</w:t>
+            </w:r>
+          </w:p>
+        </w:tc>
+        <w:tc>
+          <w:tcPr>
+            <w:tcW w:type="dxa" w:w="1080"/>
+          </w:tcPr>
+          <w:p>
+            <w:r/>
+            <w:r>
+              <w:rPr>
+                <w:sz w:val="19"/>
+              </w:rPr>
+              <w:t xml:space="preserve">Quota</w:t>
+            </w:r>
+          </w:p>
+        </w:tc>
+        <w:tc>
+          <w:tcPr>
+            <w:tcW w:type="dxa" w:w="1700"/>
+          </w:tcPr>
+          <w:p>
+            <w:r/>
+            <w:r>
+              <w:rPr>
+                <w:sz w:val="19"/>
+              </w:rPr>
+              <w:t xml:space="preserve">Catégories et thèmes gardés dans les sauvegardes</w:t>
+            </w:r>
+          </w:p>
+        </w:tc>
+        <w:tc>
+          <w:tcPr>
+            <w:tcW w:type="dxa" w:w="4180"/>
+          </w:tcPr>
+          <w:p>
+            <w:r/>
+            <w:r>
+              <w:rPr>
+                <w:sz w:val="19"/>
+              </w:rPr>
+              <w:t xml:space="preserve">La catégorie YouTube et les thèmes de chaque vidéo sont conservés dans la sauvegarde et le cache local : la catégorisation automatique, les filtres Type et Catégorie et la détection du genre ne les rachètent plus après un rechargement.</w:t>
+            </w:r>
+          </w:p>
+        </w:tc>
+        <w:tc>
+          <w:tcPr>
+            <w:tcW w:type="dxa" w:w="1060"/>
+          </w:tcPr>
+          <w:p>
+            <w:r/>
+            <w:r>
+              <w:rPr>
+                <w:b/>
+                <w:color w:val="1E8449"/>
+                <w:sz w:val="19"/>
+              </w:rPr>
+              <w:t xml:space="preserve">✅ Livré (v1.27.58)</w:t>
+            </w:r>
+          </w:p>
+        </w:tc>
+      </w:tr>
+      <w:tr>
+        <w:tc>
+          <w:tcPr>
+            <w:tcW w:type="dxa" w:w="620"/>
+          </w:tcPr>
+          <w:p>
+            <w:r/>
+            <w:r>
+              <w:rPr>
+                <w:b/>
+                <w:sz w:val="19"/>
+              </w:rPr>
+              <w:t xml:space="preserve">#91</w:t>
+            </w:r>
+          </w:p>
+        </w:tc>
+        <w:tc>
+          <w:tcPr>
+            <w:tcW w:type="dxa" w:w="1080"/>
+          </w:tcPr>
+          <w:p>
+            <w:r/>
+            <w:r>
+              <w:rPr>
+                <w:sz w:val="19"/>
+              </w:rPr>
+              <w:t xml:space="preserve">Musique / Bibliothèque</w:t>
+            </w:r>
+          </w:p>
+        </w:tc>
+        <w:tc>
+          <w:tcPr>
+            <w:tcW w:type="dxa" w:w="1700"/>
+          </w:tcPr>
+          <w:p>
+            <w:r/>
+            <w:r>
+              <w:rPr>
+                <w:sz w:val="19"/>
+              </w:rPr>
+              <w:t xml:space="preserve">Filtre Musique / Vidéos dès le chargement</w:t>
+            </w:r>
+          </w:p>
+        </w:tc>
+        <w:tc>
+          <w:tcPr>
+            <w:tcW w:type="dxa" w:w="4180"/>
+          </w:tcPr>
+          <w:p>
+            <w:r/>
+            <w:r>
+              <w:rPr>
+                <w:sz w:val="19"/>
+              </w:rPr>
+              <w:t xml:space="preserve">Le filtre de la bibliothèque trie les playlists dès le chargement, à partir des vidéos déjà en cache, au lieu d'attendre qu'elles soient ouvertes. Une playlist de concerts ou de sets compte comme musicale ; « live à Paris » est reconnu (mots-clés compatibles avec les accents).</w:t>
+            </w:r>
+          </w:p>
+        </w:tc>
+        <w:tc>
+          <w:tcPr>
+            <w:tcW w:type="dxa" w:w="1060"/>
+          </w:tcPr>
+          <w:p>
+            <w:r/>
+            <w:r>
+              <w:rPr>
+                <w:b/>
+                <w:color w:val="1E8449"/>
+                <w:sz w:val="19"/>
+              </w:rPr>
+              <w:t xml:space="preserve">✅ Livré (v1.27.59)</w:t>
+            </w:r>
+          </w:p>
+        </w:tc>
+      </w:tr>
+      <w:tr>
+        <w:tc>
+          <w:tcPr>
+            <w:tcW w:type="dxa" w:w="620"/>
+          </w:tcPr>
+          <w:p>
+            <w:r/>
+            <w:r>
+              <w:rPr>
+                <w:b/>
+                <w:sz w:val="19"/>
+              </w:rPr>
+              <w:t xml:space="preserve">#92</w:t>
+            </w:r>
+          </w:p>
+        </w:tc>
+        <w:tc>
+          <w:tcPr>
+            <w:tcW w:type="dxa" w:w="1080"/>
+          </w:tcPr>
+          <w:p>
+            <w:r/>
+            <w:r>
+              <w:rPr>
+                <w:sz w:val="19"/>
+              </w:rPr>
+              <w:t xml:space="preserve">Tags</w:t>
+            </w:r>
+          </w:p>
+        </w:tc>
+        <w:tc>
+          <w:tcPr>
+            <w:tcW w:type="dxa" w:w="1700"/>
+          </w:tcPr>
+          <w:p>
+            <w:r/>
+            <w:r>
+              <w:rPr>
+                <w:sz w:val="19"/>
+              </w:rPr>
+              <w:t xml:space="preserve">Retirer, renommer et supprimer des tags</w:t>
+            </w:r>
+          </w:p>
+        </w:tc>
+        <w:tc>
+          <w:tcPr>
+            <w:tcW w:type="dxa" w:w="4180"/>
+          </w:tcPr>
+          <w:p>
+            <w:r/>
+            <w:r>
+              <w:rPr>
+                <w:sz w:val="19"/>
+              </w:rPr>
+              <w:t xml:space="preserve">Croix sur chaque tag d'une playlist, section « Tous les tags » : renommer partout (fusion sur un nom existant), retirer des playlists cochées, supprimer partout. L'icône d'un tag inutilisé est effacée. Le double « + » des boutons Créer playlist et Ajouter tag est corrigé.</w:t>
+            </w:r>
+          </w:p>
+        </w:tc>
+        <w:tc>
+          <w:tcPr>
+            <w:tcW w:type="dxa" w:w="1060"/>
+          </w:tcPr>
+          <w:p>
+            <w:r/>
+            <w:r>
+              <w:rPr>
+                <w:b/>
+                <w:color w:val="1E8449"/>
+                <w:sz w:val="19"/>
+              </w:rPr>
+              <w:t xml:space="preserve">✅ Livré (v1.27.59)</w:t>
+            </w:r>
+          </w:p>
+        </w:tc>
+      </w:tr>
+      <w:tr>
+        <w:tc>
+          <w:tcPr>
+            <w:tcW w:type="dxa" w:w="620"/>
+          </w:tcPr>
+          <w:p>
+            <w:r/>
+            <w:r>
+              <w:rPr>
+                <w:b/>
+                <w:sz w:val="19"/>
+              </w:rPr>
+              <w:t xml:space="preserve">#93</w:t>
+            </w:r>
+          </w:p>
+        </w:tc>
+        <w:tc>
+          <w:tcPr>
+            <w:tcW w:type="dxa" w:w="1080"/>
+          </w:tcPr>
+          <w:p>
+            <w:r/>
+            <w:r>
+              <w:rPr>
+                <w:sz w:val="19"/>
+              </w:rPr>
+              <w:t xml:space="preserve">Reel Studio</w:t>
+            </w:r>
+          </w:p>
+        </w:tc>
+        <w:tc>
+          <w:tcPr>
+            <w:tcW w:type="dxa" w:w="1700"/>
+          </w:tcPr>
+          <w:p>
+            <w:r/>
+            <w:r>
+              <w:rPr>
+                <w:sz w:val="19"/>
+              </w:rPr>
+              <w:t xml:space="preserve">Filtre Toutes / Vidéos / Musique dans Reel Studio</w:t>
+            </w:r>
+          </w:p>
+        </w:tc>
+        <w:tc>
+          <w:tcPr>
+            <w:tcW w:type="dxa" w:w="4180"/>
+          </w:tcPr>
+          <w:p>
+            <w:r/>
+            <w:r>
+              <w:rPr>
+                <w:sz w:val="19"/>
+              </w:rPr>
+              <w:t xml:space="preserve">Même filtre que Reel Manager, avec les mêmes résultats : la détection musicale est déplacée dans shared/core.js et partagée par les deux pages. Un choix « Vue Musique / Vue Vidéo » fait dans Reel Manager s'applique aussi. Le script commun est chargé avec le numéro de version.</w:t>
+            </w:r>
+          </w:p>
+        </w:tc>
+        <w:tc>
+          <w:tcPr>
+            <w:tcW w:type="dxa" w:w="1060"/>
+          </w:tcPr>
+          <w:p>
+            <w:r/>
+            <w:r>
+              <w:rPr>
+                <w:b/>
+                <w:color w:val="1E8449"/>
+                <w:sz w:val="19"/>
+              </w:rPr>
+              <w:t xml:space="preserve">✅ Livré (v1.27.60)</w:t>
+            </w:r>
+          </w:p>
+        </w:tc>
+      </w:tr>
+      <w:tr>
+        <w:tc>
+          <w:tcPr>
+            <w:tcW w:type="dxa" w:w="620"/>
+          </w:tcPr>
+          <w:p>
+            <w:r/>
+            <w:r>
+              <w:rPr>
+                <w:b/>
+                <w:sz w:val="19"/>
+              </w:rPr>
+              <w:t xml:space="preserve">#94</w:t>
+            </w:r>
+          </w:p>
+        </w:tc>
+        <w:tc>
+          <w:tcPr>
+            <w:tcW w:type="dxa" w:w="1080"/>
+          </w:tcPr>
+          <w:p>
+            <w:r/>
+            <w:r>
+              <w:rPr>
+                <w:sz w:val="19"/>
+              </w:rPr>
+              <w:t xml:space="preserve">Tags / i18n</w:t>
+            </w:r>
+          </w:p>
+        </w:tc>
+        <w:tc>
+          <w:tcPr>
+            <w:tcW w:type="dxa" w:w="1700"/>
+          </w:tcPr>
+          <w:p>
+            <w:r/>
+            <w:r>
+              <w:rPr>
+                <w:sz w:val="19"/>
+              </w:rPr>
+              <w:t xml:space="preserve">Tags à identifiant, un nom par langue, traduction des tags utilisateur</w:t>
+            </w:r>
+          </w:p>
+        </w:tc>
+        <w:tc>
+          <w:tcPr>
+            <w:tcW w:type="dxa" w:w="4180"/>
+          </w:tcPr>
+          <w:p>
+            <w:r/>
+            <w:r>
+              <w:rPr>
+                <w:sz w:val="19"/>
+              </w:rPr>
+              <w:t xml:space="preserve">Une catégorisation lancée en français puis en anglais laissait des doublons (Musique / Music). Les tags deviennent des identifiants nommés dans la langue de l'interface, dans les deux pages ; les doublons existants sont fusionnés à la migration. Les tags créés à la main se traduisent (bouton Traduire) ; saisir Music ou Musique donne le même tag. Remplace le bouton de fusion de la v1.27.61.</w:t>
+            </w:r>
+          </w:p>
+        </w:tc>
+        <w:tc>
+          <w:tcPr>
+            <w:tcW w:type="dxa" w:w="1060"/>
+          </w:tcPr>
+          <w:p>
+            <w:r/>
+            <w:r>
+              <w:rPr>
+                <w:b/>
+                <w:color w:val="1E8449"/>
+                <w:sz w:val="19"/>
+              </w:rPr>
+              <w:t xml:space="preserve">✅ Livré (v1.27.61–62)</w:t>
+            </w:r>
+          </w:p>
+        </w:tc>
+      </w:tr>
+      <w:tr>
+        <w:tc>
+          <w:tcPr>
+            <w:tcW w:type="dxa" w:w="620"/>
+          </w:tcPr>
+          <w:p>
+            <w:r/>
+            <w:r>
+              <w:rPr>
+                <w:b/>
+                <w:sz w:val="19"/>
+              </w:rPr>
+              <w:t xml:space="preserve">#95</w:t>
+            </w:r>
+          </w:p>
+        </w:tc>
+        <w:tc>
+          <w:tcPr>
+            <w:tcW w:type="dxa" w:w="1080"/>
+          </w:tcPr>
+          <w:p>
+            <w:r/>
+            <w:r>
+              <w:rPr>
+                <w:sz w:val="19"/>
+              </w:rPr>
+              <w:t xml:space="preserve">Reel Studio / i18n</w:t>
+            </w:r>
+          </w:p>
+        </w:tc>
+        <w:tc>
+          <w:tcPr>
+            <w:tcW w:type="dxa" w:w="1700"/>
+          </w:tcPr>
+          <w:p>
+            <w:r/>
+            <w:r>
+              <w:rPr>
+                <w:sz w:val="19"/>
+              </w:rPr>
+              <w:t xml:space="preserve">Bouton de langue, langues traduites affichées</w:t>
+            </w:r>
+          </w:p>
+        </w:tc>
+        <w:tc>
+          <w:tcPr>
+            <w:tcW w:type="dxa" w:w="4180"/>
+          </w:tcPr>
+          <w:p>
+            <w:r/>
+            <w:r>
+              <w:rPr>
+                <w:sz w:val="19"/>
+              </w:rPr>
+              <w:t xml:space="preserve">Bouton FR / EN dans Reel Studio, langue partagée avec Reel Manager. L'onglet Tags affiche les langues dans lesquelles un tag utilisateur est traduit. Barre du haut de Studio corrigée : plus de chevauchement avec Palette, passage sur trois lignes sur téléphone.</w:t>
+            </w:r>
+          </w:p>
+        </w:tc>
+        <w:tc>
+          <w:tcPr>
+            <w:tcW w:type="dxa" w:w="1060"/>
+          </w:tcPr>
+          <w:p>
+            <w:r/>
+            <w:r>
+              <w:rPr>
+                <w:b/>
+                <w:color w:val="1E8449"/>
+                <w:sz w:val="19"/>
+              </w:rPr>
+              <w:t xml:space="preserve">✅ Livré (v1.27.63)</w:t>
+            </w:r>
+          </w:p>
+        </w:tc>
+      </w:tr>
+      <w:tr>
+        <w:tc>
+          <w:tcPr>
+            <w:tcW w:type="dxa" w:w="620"/>
+          </w:tcPr>
+          <w:p>
+            <w:r/>
+            <w:r>
+              <w:rPr>
+                <w:b/>
+                <w:sz w:val="19"/>
+              </w:rPr>
+              <w:t xml:space="preserve">#96</w:t>
+            </w:r>
+          </w:p>
+        </w:tc>
+        <w:tc>
+          <w:tcPr>
+            <w:tcW w:type="dxa" w:w="1080"/>
+          </w:tcPr>
+          <w:p>
+            <w:r/>
+            <w:r>
+              <w:rPr>
+                <w:sz w:val="19"/>
+              </w:rPr>
+              <w:t xml:space="preserve">Musique</w:t>
+            </w:r>
+          </w:p>
+        </w:tc>
+        <w:tc>
+          <w:tcPr>
+            <w:tcW w:type="dxa" w:w="1700"/>
+          </w:tcPr>
+          <w:p>
+            <w:r/>
+            <w:r>
+              <w:rPr>
+                <w:sz w:val="19"/>
+              </w:rPr>
+              <w:t xml:space="preserve">Quatre types de vidéo, sur le modèle de YouTube Music</w:t>
+            </w:r>
+          </w:p>
+        </w:tc>
+        <w:tc>
+          <w:tcPr>
+            <w:tcW w:type="dxa" w:w="4180"/>
+          </w:tcPr>
+          <w:p>
+            <w:r/>
+            <w:r>
+              <w:rPr>
+                <w:sz w:val="19"/>
+              </w:rPr>
+              <w:t xml:space="preserve">Morceau (chaîne Topic, audio officiel), Clip (clip vidéo), Live &amp; sets (concerts, sessions, mixes et albums de plus de 20 min) ou Autre, déduits sans quota. Seconde rangée du filtre sous Musique et badge du type dominant sur les cartes, dans les deux pages ; pastilles et badges dans la vue Musique ; options dans les quatre menus Type.</w:t>
+            </w:r>
+          </w:p>
+        </w:tc>
+        <w:tc>
+          <w:tcPr>
+            <w:tcW w:type="dxa" w:w="1060"/>
+          </w:tcPr>
+          <w:p>
+            <w:r/>
+            <w:r>
+              <w:rPr>
+                <w:b/>
+                <w:color w:val="1E8449"/>
+                <w:sz w:val="19"/>
+              </w:rPr>
+              <w:t xml:space="preserve">✅ Livré (v1.27.64)</w:t>
             </w:r>
           </w:p>
         </w:tc>
@@ -16171,7 +17198,7 @@
         <w:rPr>
           <w:b/>
         </w:rPr>
-        <w:t xml:space="preserve">Rappel — prochain numéro libre du backlog : #85.</w:t>
+        <w:t xml:space="preserve">Rappel — prochain numéro libre du backlog : #97.</w:t>
       </w:r>
     </w:p>
     <w:sectPr>

--- a/Backlog-YT-Playlist-Manager.docx
+++ b/Backlog-YT-Playlist-Manager.docx
@@ -212,13 +212,7 @@
               <w:rPr>
                 <w:sz w:val="20"/>
               </w:rPr>
-              <w:t>✅</w:t>
-            </w:r>
-            <w:r>
-              <w:rPr>
-                <w:sz w:val="20"/>
-              </w:rPr>
-              <w:t xml:space="preserve"> 4/4 terminés</w:t>
+              <w:t>✅ 4/4 terminés</w:t>
             </w:r>
           </w:p>
         </w:tc>
@@ -271,10 +265,7 @@
           </w:tcPr>
           <w:p>
             <w:r>
-              <w:t>✅</w:t>
-            </w:r>
-            <w:r>
-              <w:t xml:space="preserve"> 9/9 terminés</w:t>
+              <w:t>✅ 9/9 terminés</w:t>
             </w:r>
           </w:p>
         </w:tc>
@@ -326,13 +317,7 @@
               <w:rPr>
                 <w:sz w:val="20"/>
               </w:rPr>
-              <w:t>⏳</w:t>
-            </w:r>
-            <w:r>
-              <w:rPr>
-                <w:sz w:val="20"/>
-              </w:rPr>
-              <w:t xml:space="preserve"> En attente</w:t>
+              <w:t>⏳ En attente</w:t>
             </w:r>
           </w:p>
         </w:tc>
@@ -532,15 +517,88 @@
                 <w:color w:val="2EA043"/>
                 <w:sz w:val="20"/>
               </w:rPr>
-              <w:t>✅</w:t>
-            </w:r>
+              <w:t>✅ Terminé</w:t>
+            </w:r>
+          </w:p>
+        </w:tc>
+      </w:tr>
+      <w:tr>
+        <w:tc>
+          <w:tcPr>
+            <w:tcW w:w="1728" w:type="dxa"/>
+            <w:shd w:val="clear" w:color="auto" w:fill="F2F2F2"/>
+          </w:tcPr>
+          <w:p>
+            <w:r>
+              <w:rPr>
+                <w:b/>
+                <w:sz w:val="20"/>
+              </w:rPr>
+              <w:t>#2</w:t>
+            </w:r>
+          </w:p>
+        </w:tc>
+        <w:tc>
+          <w:tcPr>
+            <w:tcW w:w="1728" w:type="dxa"/>
+            <w:shd w:val="clear" w:color="auto" w:fill="F2F2F2"/>
+          </w:tcPr>
+          <w:p>
+            <w:r>
+              <w:rPr>
+                <w:sz w:val="20"/>
+              </w:rPr>
+              <w:t>Infrastructure</w:t>
+            </w:r>
+          </w:p>
+        </w:tc>
+        <w:tc>
+          <w:tcPr>
+            <w:tcW w:w="1728" w:type="dxa"/>
+            <w:shd w:val="clear" w:color="auto" w:fill="F2F2F2"/>
+          </w:tcPr>
+          <w:p>
+            <w:r>
+              <w:rPr>
+                <w:sz w:val="20"/>
+              </w:rPr>
+              <w:t>Backup auto-load au démarrage</w:t>
+            </w:r>
+          </w:p>
+        </w:tc>
+        <w:tc>
+          <w:tcPr>
+            <w:tcW w:w="1728" w:type="dxa"/>
+            <w:shd w:val="clear" w:color="auto" w:fill="F2F2F2"/>
+          </w:tcPr>
+          <w:p>
+            <w:pPr>
+              <w:rPr>
+                <w:lang w:val="fr-FR"/>
+              </w:rPr>
+            </w:pPr>
+            <w:r>
+              <w:rPr>
+                <w:sz w:val="20"/>
+                <w:lang w:val="fr-FR"/>
+              </w:rPr>
+              <w:t>Chargement automatique du dernier backup JSON au lancement pour alimenter APP.allVideos. Stats du dashboard précises sans appels API supplémentaires.</w:t>
+            </w:r>
+          </w:p>
+        </w:tc>
+        <w:tc>
+          <w:tcPr>
+            <w:tcW w:w="1728" w:type="dxa"/>
+            <w:shd w:val="clear" w:color="auto" w:fill="F2F2F2"/>
+          </w:tcPr>
+          <w:p>
             <w:r>
               <w:rPr>
                 <w:b/>
                 <w:color w:val="2EA043"/>
                 <w:sz w:val="20"/>
               </w:rPr>
-              <w:t xml:space="preserve"> Terminé</w:t>
+              <w:t>✅ Terminé</w:t>
             </w:r>
           </w:p>
         </w:tc>
@@ -549,7 +607,6 @@
         <w:tc>
           <w:tcPr>
             <w:tcW w:w="1728" w:type="dxa"/>
-            <w:shd w:val="clear" w:color="auto" w:fill="F2F2F2"/>
           </w:tcPr>
           <w:p>
             <w:r>
@@ -557,10 +614,72 @@
                 <w:b/>
                 <w:sz w:val="20"/>
               </w:rPr>
-              <w:t>#2</w:t>
-            </w:r>
-          </w:p>
-        </w:tc>
+              <w:t>#3</w:t>
+            </w:r>
+          </w:p>
+        </w:tc>
+        <w:tc>
+          <w:tcPr>
+            <w:tcW w:w="1728" w:type="dxa"/>
+          </w:tcPr>
+          <w:p>
+            <w:r>
+              <w:rPr>
+                <w:sz w:val="20"/>
+              </w:rPr>
+              <w:t>Infrastructure</w:t>
+            </w:r>
+          </w:p>
+        </w:tc>
+        <w:tc>
+          <w:tcPr>
+            <w:tcW w:w="1728" w:type="dxa"/>
+          </w:tcPr>
+          <w:p>
+            <w:r>
+              <w:rPr>
+                <w:sz w:val="20"/>
+              </w:rPr>
+              <w:t>Backup safety gate</w:t>
+            </w:r>
+          </w:p>
+        </w:tc>
+        <w:tc>
+          <w:tcPr>
+            <w:tcW w:w="1728" w:type="dxa"/>
+          </w:tcPr>
+          <w:p>
+            <w:pPr>
+              <w:rPr>
+                <w:lang w:val="fr-FR"/>
+              </w:rPr>
+            </w:pPr>
+            <w:r>
+              <w:rPr>
+                <w:sz w:val="20"/>
+                <w:lang w:val="fr-FR"/>
+              </w:rPr>
+              <w:t>Avant toute opération d'écriture (merge, move, delete, bulk rename, ghost cleanup), vérification qu'un backup existe. Blocage si aucun, avertissement si &gt; 24h. Indicateur 'Last backup: X ago' dans le header.</w:t>
+            </w:r>
+          </w:p>
+        </w:tc>
+        <w:tc>
+          <w:tcPr>
+            <w:tcW w:w="1728" w:type="dxa"/>
+          </w:tcPr>
+          <w:p>
+            <w:r>
+              <w:rPr>
+                <w:b/>
+                <w:color w:val="2EA043"/>
+                <w:sz w:val="20"/>
+              </w:rPr>
+              <w:t>✅ Terminé</w:t>
+            </w:r>
+          </w:p>
+        </w:tc>
+      </w:tr>
+      <w:tr>
         <w:tc>
           <w:tcPr>
             <w:tcW w:w="1728" w:type="dxa"/>
@@ -569,9 +688,10 @@
           <w:p>
             <w:r>
               <w:rPr>
+                <w:b/>
                 <w:sz w:val="20"/>
               </w:rPr>
-              <w:t>Infrastructure</w:t>
+              <w:t>#8</w:t>
             </w:r>
           </w:p>
         </w:tc>
@@ -585,7 +705,7 @@
               <w:rPr>
                 <w:sz w:val="20"/>
               </w:rPr>
-              <w:t>Backup auto-load au démarrage</w:t>
+              <w:t>Légal</w:t>
             </w:r>
           </w:p>
         </w:tc>
@@ -595,6 +715,20 @@
             <w:shd w:val="clear" w:color="auto" w:fill="F2F2F2"/>
           </w:tcPr>
           <w:p>
+            <w:r>
+              <w:rPr>
+                <w:sz w:val="20"/>
+              </w:rPr>
+              <w:t>Conformité CGU Google/YouTube</w:t>
+            </w:r>
+          </w:p>
+        </w:tc>
+        <w:tc>
+          <w:tcPr>
+            <w:tcW w:w="1728" w:type="dxa"/>
+            <w:shd w:val="clear" w:color="auto" w:fill="F2F2F2"/>
+          </w:tcPr>
+          <w:p>
             <w:pPr>
               <w:rPr>
                 <w:lang w:val="fr-FR"/>
@@ -605,7 +739,15 @@
                 <w:sz w:val="20"/>
                 <w:lang w:val="fr-FR"/>
               </w:rPr>
-              <w:t>Chargement automatique du dernier backup JSON au lancement pour alimenter APP.allVideos. Stats du dashboard précises sans appels API supplémentaires.</w:t>
+              <w:t xml:space="preserve">6 sous-items implémentés : politique de confidentialité intégrée, bouton 'Supprimer mes données' (purge localStorage + révocation token </w:t>
+            </w:r>
+            <w:r>
+              <w:rPr>
+                <w:sz w:val="20"/>
+                <w:lang w:val="fr-FR"/>
+              </w:rPr>
+              <w:lastRenderedPageBreak/>
+              <w:t>OAuth), scope OAuth progressif (readonly → full à l'écriture), attribution 'Powered by YouTube', conformité iframe YouTube (enablejsapi + origin), auto-purge des données après 30 jours sans connexion.</w:t>
             </w:r>
           </w:p>
         </w:tc>
@@ -621,15 +763,85 @@
                 <w:color w:val="2EA043"/>
                 <w:sz w:val="20"/>
               </w:rPr>
-              <w:t>✅</w:t>
-            </w:r>
+              <w:lastRenderedPageBreak/>
+              <w:t>✅ Terminé</w:t>
+            </w:r>
+          </w:p>
+        </w:tc>
+      </w:tr>
+      <w:tr>
+        <w:tc>
+          <w:tcPr>
+            <w:tcW w:w="1728" w:type="dxa"/>
+          </w:tcPr>
+          <w:p>
+            <w:r>
+              <w:rPr>
+                <w:b/>
+                <w:sz w:val="20"/>
+              </w:rPr>
+              <w:t>#9</w:t>
+            </w:r>
+          </w:p>
+        </w:tc>
+        <w:tc>
+          <w:tcPr>
+            <w:tcW w:w="1728" w:type="dxa"/>
+          </w:tcPr>
+          <w:p>
+            <w:r>
+              <w:rPr>
+                <w:sz w:val="20"/>
+              </w:rPr>
+              <w:t>Fonctionnalités</w:t>
+            </w:r>
+          </w:p>
+        </w:tc>
+        <w:tc>
+          <w:tcPr>
+            <w:tcW w:w="1728" w:type="dxa"/>
+          </w:tcPr>
+          <w:p>
+            <w:r>
+              <w:rPr>
+                <w:sz w:val="20"/>
+              </w:rPr>
+              <w:t>Filtrage avancé des vidéos</w:t>
+            </w:r>
+          </w:p>
+        </w:tc>
+        <w:tc>
+          <w:tcPr>
+            <w:tcW w:w="1728" w:type="dxa"/>
+          </w:tcPr>
+          <w:p>
+            <w:r>
+              <w:rPr>
+                <w:sz w:val="20"/>
+                <w:lang w:val="fr-FR"/>
+              </w:rPr>
+              <w:t xml:space="preserve">Filtres par durée (court &lt; 4min, moyen 4-20min, long &gt; 20min), par statut (disponible, supprimée, privée), recherche par titre, 7 options de tri (position, titre A-Z/Z-A, date ajout récent/ancien, durée croissante/décroissante). </w:t>
+            </w:r>
+            <w:r>
+              <w:rPr>
+                <w:sz w:val="20"/>
+              </w:rPr>
+              <w:t>Vue détail playlist dédiée avec cache des métadonnées vidéo.</w:t>
+            </w:r>
+          </w:p>
+        </w:tc>
+        <w:tc>
+          <w:tcPr>
+            <w:tcW w:w="1728" w:type="dxa"/>
+          </w:tcPr>
+          <w:p>
             <w:r>
               <w:rPr>
                 <w:b/>
                 <w:color w:val="2EA043"/>
                 <w:sz w:val="20"/>
               </w:rPr>
-              <w:t xml:space="preserve"> Terminé</w:t>
+              <w:t>✅ Terminé</w:t>
             </w:r>
           </w:p>
         </w:tc>
@@ -638,6 +850,7 @@
         <w:tc>
           <w:tcPr>
             <w:tcW w:w="1728" w:type="dxa"/>
+            <w:shd w:val="clear" w:color="auto" w:fill="F2F2F2"/>
           </w:tcPr>
           <w:p>
             <w:r>
@@ -645,39 +858,42 @@
                 <w:b/>
                 <w:sz w:val="20"/>
               </w:rPr>
-              <w:t>#3</w:t>
+              <w:t>#11</w:t>
             </w:r>
           </w:p>
         </w:tc>
         <w:tc>
           <w:tcPr>
             <w:tcW w:w="1728" w:type="dxa"/>
+            <w:shd w:val="clear" w:color="auto" w:fill="F2F2F2"/>
           </w:tcPr>
           <w:p>
             <w:r>
               <w:rPr>
                 <w:sz w:val="20"/>
               </w:rPr>
-              <w:t>Infrastructure</w:t>
+              <w:t>UX</w:t>
             </w:r>
           </w:p>
         </w:tc>
         <w:tc>
           <w:tcPr>
             <w:tcW w:w="1728" w:type="dxa"/>
+            <w:shd w:val="clear" w:color="auto" w:fill="F2F2F2"/>
           </w:tcPr>
           <w:p>
             <w:r>
               <w:rPr>
                 <w:sz w:val="20"/>
               </w:rPr>
-              <w:t>Backup safety gate</w:t>
+              <w:t>Icônes personnalisées par groupe</w:t>
             </w:r>
           </w:p>
         </w:tc>
         <w:tc>
           <w:tcPr>
             <w:tcW w:w="1728" w:type="dxa"/>
+            <w:shd w:val="clear" w:color="auto" w:fill="F2F2F2"/>
           </w:tcPr>
           <w:p>
             <w:pPr>
@@ -690,13 +906,14 @@
                 <w:sz w:val="20"/>
                 <w:lang w:val="fr-FR"/>
               </w:rPr>
-              <w:t>Avant toute opération d'écriture (merge, move, delete, bulk rename, ghost cleanup), vérification qu'un backup existe. Blocage si aucun, avertissement si &gt; 24h. Indicateur 'Last backup: X ago' dans le header.</w:t>
+              <w:t>Palette de 30 emojis pour personnaliser chaque tag. Emoji picker intégré dans le formulaire de tag. Icônes stockées dans tagIcons (localStorage). Rendu visuel dans la sidebar et les cartes playlist.</w:t>
             </w:r>
           </w:p>
         </w:tc>
         <w:tc>
           <w:tcPr>
             <w:tcW w:w="1728" w:type="dxa"/>
+            <w:shd w:val="clear" w:color="auto" w:fill="F2F2F2"/>
           </w:tcPr>
           <w:p>
             <w:r>
@@ -705,15 +922,83 @@
                 <w:color w:val="2EA043"/>
                 <w:sz w:val="20"/>
               </w:rPr>
-              <w:t>✅</w:t>
-            </w:r>
+              <w:t>✅ Terminé</w:t>
+            </w:r>
+          </w:p>
+        </w:tc>
+      </w:tr>
+      <w:tr>
+        <w:tc>
+          <w:tcPr>
+            <w:tcW w:w="1728" w:type="dxa"/>
+          </w:tcPr>
+          <w:p>
+            <w:r>
+              <w:rPr>
+                <w:b/>
+                <w:sz w:val="20"/>
+              </w:rPr>
+              <w:t>#6</w:t>
+            </w:r>
+          </w:p>
+        </w:tc>
+        <w:tc>
+          <w:tcPr>
+            <w:tcW w:w="1728" w:type="dxa"/>
+          </w:tcPr>
+          <w:p>
+            <w:r>
+              <w:rPr>
+                <w:sz w:val="20"/>
+              </w:rPr>
+              <w:t>Fonctionnalités</w:t>
+            </w:r>
+          </w:p>
+        </w:tc>
+        <w:tc>
+          <w:tcPr>
+            <w:tcW w:w="1728" w:type="dxa"/>
+          </w:tcPr>
+          <w:p>
+            <w:r>
+              <w:rPr>
+                <w:sz w:val="20"/>
+              </w:rPr>
+              <w:t>Backup export CSV</w:t>
+            </w:r>
+          </w:p>
+        </w:tc>
+        <w:tc>
+          <w:tcPr>
+            <w:tcW w:w="1728" w:type="dxa"/>
+          </w:tcPr>
+          <w:p>
+            <w:pPr>
+              <w:rPr>
+                <w:lang w:val="fr-FR"/>
+              </w:rPr>
+            </w:pPr>
+            <w:r>
+              <w:rPr>
+                <w:sz w:val="20"/>
+                <w:lang w:val="fr-FR"/>
+              </w:rPr>
+              <w:t>Sélecteur de format (JSON/CSV) dans la vue Backup. Export CSV 10 colonnes (Playlist, Playlist ID, Titre, URL YouTube, Chaîne, Durée, Statut, Date ajout, Position, Tags) avec BOM UTF-8 pour compatibilité Excel.</w:t>
+            </w:r>
+          </w:p>
+        </w:tc>
+        <w:tc>
+          <w:tcPr>
+            <w:tcW w:w="1728" w:type="dxa"/>
+          </w:tcPr>
+          <w:p>
             <w:r>
               <w:rPr>
                 <w:b/>
                 <w:color w:val="2EA043"/>
                 <w:sz w:val="20"/>
               </w:rPr>
-              <w:t xml:space="preserve"> Terminé</w:t>
+              <w:t>✅ Terminé</w:t>
             </w:r>
           </w:p>
         </w:tc>
@@ -730,7 +1015,7 @@
                 <w:b/>
                 <w:sz w:val="20"/>
               </w:rPr>
-              <w:t>#8</w:t>
+              <w:t>#16</w:t>
             </w:r>
           </w:p>
         </w:tc>
@@ -744,7 +1029,7 @@
               <w:rPr>
                 <w:sz w:val="20"/>
               </w:rPr>
-              <w:t>Légal</w:t>
+              <w:t>i18n</w:t>
             </w:r>
           </w:p>
         </w:tc>
@@ -758,7 +1043,7 @@
               <w:rPr>
                 <w:sz w:val="20"/>
               </w:rPr>
-              <w:t>Conformité CGU Google/YouTube</w:t>
+              <w:t>Internationalisation (i18n)</w:t>
             </w:r>
           </w:p>
         </w:tc>
@@ -768,28 +1053,115 @@
             <w:shd w:val="clear" w:color="auto" w:fill="F2F2F2"/>
           </w:tcPr>
           <w:p>
-            <w:pPr>
-              <w:rPr>
-                <w:lang w:val="fr-FR"/>
-              </w:rPr>
-            </w:pPr>
             <w:r>
               <w:rPr>
                 <w:sz w:val="20"/>
                 <w:lang w:val="fr-FR"/>
               </w:rPr>
-              <w:t xml:space="preserve">6 sous-items implémentés : politique de confidentialité intégrée, bouton 'Supprimer mes données' (purge localStorage + révocation token </w:t>
-            </w:r>
+              <w:t xml:space="preserve">~170 clés par langue (FR + EN). Objet I18N avec interpolation t(key, params). Attributs data-i18n sur le HTML statique. Fonction applyLanguage() avec toggle dans le header. </w:t>
+            </w:r>
+            <w:r>
+              <w:rPr>
+                <w:sz w:val="20"/>
+              </w:rPr>
+              <w:t>Phase 1 : traductions dans le fichier unique.</w:t>
+            </w:r>
+          </w:p>
+        </w:tc>
+        <w:tc>
+          <w:tcPr>
+            <w:tcW w:w="1728" w:type="dxa"/>
+            <w:shd w:val="clear" w:color="auto" w:fill="F2F2F2"/>
+          </w:tcPr>
+          <w:p>
+            <w:r>
+              <w:rPr>
+                <w:b/>
+                <w:color w:val="2EA043"/>
+                <w:sz w:val="20"/>
+              </w:rPr>
+              <w:t>✅ Terminé</w:t>
+            </w:r>
+          </w:p>
+        </w:tc>
+      </w:tr>
+      <w:tr>
+        <w:tc>
+          <w:tcPr>
+            <w:tcW w:w="1728" w:type="dxa"/>
+          </w:tcPr>
+          <w:p>
+            <w:r>
+              <w:rPr>
+                <w:b/>
+                <w:sz w:val="20"/>
+              </w:rPr>
+              <w:t>#5</w:t>
+            </w:r>
+          </w:p>
+        </w:tc>
+        <w:tc>
+          <w:tcPr>
+            <w:tcW w:w="1728" w:type="dxa"/>
+          </w:tcPr>
+          <w:p>
+            <w:r>
+              <w:rPr>
+                <w:sz w:val="20"/>
+              </w:rPr>
+              <w:t>Mobile</w:t>
+            </w:r>
+          </w:p>
+        </w:tc>
+        <w:tc>
+          <w:tcPr>
+            <w:tcW w:w="1728" w:type="dxa"/>
+          </w:tcPr>
+          <w:p>
+            <w:r>
+              <w:rPr>
+                <w:sz w:val="20"/>
+              </w:rPr>
+              <w:t>Adaptation responsive mobile</w:t>
+            </w:r>
+          </w:p>
+        </w:tc>
+        <w:tc>
+          <w:tcPr>
+            <w:tcW w:w="1728" w:type="dxa"/>
+          </w:tcPr>
+          <w:p>
+            <w:pPr>
+              <w:rPr>
+                <w:lang w:val="fr-FR"/>
+              </w:rPr>
+            </w:pPr>
             <w:r>
               <w:rPr>
                 <w:sz w:val="20"/>
                 <w:lang w:val="fr-FR"/>
               </w:rPr>
-              <w:lastRenderedPageBreak/>
-              <w:t>OAuth), scope OAuth progressif (readonly → full à l'écriture), attribution 'Powered by YouTube', conformité iframe YouTube (enablejsapi + origin), auto-purge des données après 30 jours sans connexion.</w:t>
-            </w:r>
-          </w:p>
-        </w:tc>
+              <w:t>Bouton hamburger, sidebar en overlay (position fixed, transition), header compact (masquage user-info/backup/logout sur mobile), grilles adaptatives (2 colonnes @768px, 1 colonne @480px), touch targets min 44px, barre de filtres empilée, login/modales adaptés.</w:t>
+            </w:r>
+          </w:p>
+        </w:tc>
+        <w:tc>
+          <w:tcPr>
+            <w:tcW w:w="1728" w:type="dxa"/>
+          </w:tcPr>
+          <w:p>
+            <w:r>
+              <w:rPr>
+                <w:b/>
+                <w:color w:val="2EA043"/>
+                <w:sz w:val="20"/>
+              </w:rPr>
+              <w:t>✅ Terminé</w:t>
+            </w:r>
+          </w:p>
+        </w:tc>
+      </w:tr>
+      <w:tr>
         <w:tc>
           <w:tcPr>
             <w:tcW w:w="1728" w:type="dxa"/>
@@ -799,19 +1171,150 @@
             <w:r>
               <w:rPr>
                 <w:b/>
+                <w:sz w:val="20"/>
+              </w:rPr>
+              <w:t>#7</w:t>
+            </w:r>
+          </w:p>
+        </w:tc>
+        <w:tc>
+          <w:tcPr>
+            <w:tcW w:w="1728" w:type="dxa"/>
+            <w:shd w:val="clear" w:color="auto" w:fill="F2F2F2"/>
+          </w:tcPr>
+          <w:p>
+            <w:r>
+              <w:rPr>
+                <w:sz w:val="20"/>
+              </w:rPr>
+              <w:t>Marketing</w:t>
+            </w:r>
+          </w:p>
+        </w:tc>
+        <w:tc>
+          <w:tcPr>
+            <w:tcW w:w="1728" w:type="dxa"/>
+            <w:shd w:val="clear" w:color="auto" w:fill="F2F2F2"/>
+          </w:tcPr>
+          <w:p>
+            <w:r>
+              <w:rPr>
+                <w:sz w:val="20"/>
+              </w:rPr>
+              <w:t>Mention YouTube Music</w:t>
+            </w:r>
+          </w:p>
+        </w:tc>
+        <w:tc>
+          <w:tcPr>
+            <w:tcW w:w="1728" w:type="dxa"/>
+            <w:shd w:val="clear" w:color="auto" w:fill="F2F2F2"/>
+          </w:tcPr>
+          <w:p>
+            <w:r>
+              <w:rPr>
+                <w:sz w:val="20"/>
+                <w:lang w:val="fr-FR"/>
+              </w:rPr>
+              <w:t xml:space="preserve">Carte de compatibilité dans la vue Aide (FR + EN) expliquant que YouTube Music partage la même bibliothèque de playlists. </w:t>
+            </w:r>
+            <w:r>
+              <w:rPr>
+                <w:sz w:val="20"/>
+              </w:rPr>
+              <w:t>Bordure rouge distinctive.</w:t>
+            </w:r>
+          </w:p>
+        </w:tc>
+        <w:tc>
+          <w:tcPr>
+            <w:tcW w:w="1728" w:type="dxa"/>
+            <w:shd w:val="clear" w:color="auto" w:fill="F2F2F2"/>
+          </w:tcPr>
+          <w:p>
+            <w:r>
+              <w:rPr>
+                <w:b/>
                 <w:color w:val="2EA043"/>
                 <w:sz w:val="20"/>
               </w:rPr>
-              <w:lastRenderedPageBreak/>
-              <w:t>✅</w:t>
-            </w:r>
+              <w:t>✅ Terminé</w:t>
+            </w:r>
+          </w:p>
+        </w:tc>
+      </w:tr>
+      <w:tr>
+        <w:tc>
+          <w:tcPr>
+            <w:tcW w:w="1728" w:type="dxa"/>
+          </w:tcPr>
+          <w:p>
+            <w:r>
+              <w:rPr>
+                <w:b/>
+                <w:sz w:val="20"/>
+              </w:rPr>
+              <w:t>#B1</w:t>
+            </w:r>
+          </w:p>
+        </w:tc>
+        <w:tc>
+          <w:tcPr>
+            <w:tcW w:w="1728" w:type="dxa"/>
+          </w:tcPr>
+          <w:p>
+            <w:r>
+              <w:rPr>
+                <w:sz w:val="20"/>
+              </w:rPr>
+              <w:t>Fonctionnalités</w:t>
+            </w:r>
+          </w:p>
+        </w:tc>
+        <w:tc>
+          <w:tcPr>
+            <w:tcW w:w="1728" w:type="dxa"/>
+          </w:tcPr>
+          <w:p>
+            <w:r>
+              <w:rPr>
+                <w:sz w:val="20"/>
+              </w:rPr>
+              <w:t>Backup/Restore complet</w:t>
+            </w:r>
+          </w:p>
+        </w:tc>
+        <w:tc>
+          <w:tcPr>
+            <w:tcW w:w="1728" w:type="dxa"/>
+          </w:tcPr>
+          <w:p>
+            <w:pPr>
+              <w:rPr>
+                <w:lang w:val="fr-FR"/>
+              </w:rPr>
+            </w:pPr>
+            <w:r>
+              <w:rPr>
+                <w:sz w:val="20"/>
+                <w:lang w:val="fr-FR"/>
+              </w:rPr>
+              <w:t>Import JSON+CSV, sélection par playlist (checkboxes), estimation quota temps réel, pause/reprise/annulation, création playlists + ajout vidéos via API</w:t>
+            </w:r>
+          </w:p>
+        </w:tc>
+        <w:tc>
+          <w:tcPr>
+            <w:tcW w:w="1728" w:type="dxa"/>
+          </w:tcPr>
+          <w:p>
             <w:r>
               <w:rPr>
                 <w:b/>
                 <w:color w:val="2EA043"/>
                 <w:sz w:val="20"/>
               </w:rPr>
-              <w:t xml:space="preserve"> Terminé</w:t>
+              <w:t>✅ Terminé</w:t>
             </w:r>
           </w:p>
         </w:tc>
@@ -820,6 +1323,7 @@
         <w:tc>
           <w:tcPr>
             <w:tcW w:w="1728" w:type="dxa"/>
+            <w:shd w:val="clear" w:color="auto" w:fill="F2F2F2"/>
           </w:tcPr>
           <w:p>
             <w:r>
@@ -827,59 +1331,70 @@
                 <w:b/>
                 <w:sz w:val="20"/>
               </w:rPr>
-              <w:t>#9</w:t>
+              <w:t>#B2</w:t>
             </w:r>
           </w:p>
         </w:tc>
         <w:tc>
           <w:tcPr>
             <w:tcW w:w="1728" w:type="dxa"/>
+            <w:shd w:val="clear" w:color="auto" w:fill="F2F2F2"/>
           </w:tcPr>
           <w:p>
             <w:r>
               <w:rPr>
                 <w:sz w:val="20"/>
               </w:rPr>
-              <w:t>Fonctionnalités</w:t>
+              <w:t>Infrastructure</w:t>
             </w:r>
           </w:p>
         </w:tc>
         <w:tc>
           <w:tcPr>
             <w:tcW w:w="1728" w:type="dxa"/>
+            <w:shd w:val="clear" w:color="auto" w:fill="F2F2F2"/>
           </w:tcPr>
           <w:p>
             <w:r>
               <w:rPr>
                 <w:sz w:val="20"/>
               </w:rPr>
-              <w:t>Filtrage avancé des vidéos</w:t>
+              <w:t>Cache-first startup</w:t>
             </w:r>
           </w:p>
         </w:tc>
         <w:tc>
           <w:tcPr>
             <w:tcW w:w="1728" w:type="dxa"/>
-          </w:tcPr>
-          <w:p>
+            <w:shd w:val="clear" w:color="auto" w:fill="F2F2F2"/>
+          </w:tcPr>
+          <w:p>
+            <w:pPr>
+              <w:rPr>
+                <w:lang w:val="fr-FR"/>
+              </w:rPr>
+            </w:pPr>
             <w:r>
               <w:rPr>
                 <w:sz w:val="20"/>
                 <w:lang w:val="fr-FR"/>
               </w:rPr>
-              <w:t xml:space="preserve">Filtres par durée (court &lt; 4min, moyen 4-20min, long &gt; 20min), par statut (disponible, supprimée, privée), recherche par titre, 7 options de tri (position, titre A-Z/Z-A, date ajout récent/ancien, durée croissante/décroissante). </w:t>
+              <w:t xml:space="preserve">Chargement depuis localStorage au lieu d'appels API. Fallback synthétique </w:t>
             </w:r>
             <w:r>
               <w:rPr>
                 <w:sz w:val="20"/>
-              </w:rPr>
-              <w:t>Vue détail playlist dédiée avec cache des métadonnées vidéo.</w:t>
+                <w:lang w:val="fr-FR"/>
+              </w:rPr>
+              <w:lastRenderedPageBreak/>
+              <w:t>si playlistObjects absent. Pre-population videoDetailsCache. Filet de sécurité si cache vide. Résultat : 0 appel API au redémarrage.</w:t>
             </w:r>
           </w:p>
         </w:tc>
         <w:tc>
           <w:tcPr>
             <w:tcW w:w="1728" w:type="dxa"/>
+            <w:shd w:val="clear" w:color="auto" w:fill="F2F2F2"/>
           </w:tcPr>
           <w:p>
             <w:r>
@@ -888,15 +1403,84 @@
                 <w:color w:val="2EA043"/>
                 <w:sz w:val="20"/>
               </w:rPr>
-              <w:t>✅</w:t>
-            </w:r>
+              <w:lastRenderedPageBreak/>
+              <w:t>✅ Terminé</w:t>
+            </w:r>
+          </w:p>
+        </w:tc>
+      </w:tr>
+      <w:tr>
+        <w:tc>
+          <w:tcPr>
+            <w:tcW w:w="1728" w:type="dxa"/>
+          </w:tcPr>
+          <w:p>
+            <w:r>
+              <w:rPr>
+                <w:b/>
+                <w:sz w:val="20"/>
+              </w:rPr>
+              <w:t>#B3</w:t>
+            </w:r>
+          </w:p>
+        </w:tc>
+        <w:tc>
+          <w:tcPr>
+            <w:tcW w:w="1728" w:type="dxa"/>
+          </w:tcPr>
+          <w:p>
+            <w:r>
+              <w:rPr>
+                <w:sz w:val="20"/>
+              </w:rPr>
+              <w:t>Fonctionnalités</w:t>
+            </w:r>
+          </w:p>
+        </w:tc>
+        <w:tc>
+          <w:tcPr>
+            <w:tcW w:w="1728" w:type="dxa"/>
+          </w:tcPr>
+          <w:p>
+            <w:r>
+              <w:rPr>
+                <w:sz w:val="20"/>
+              </w:rPr>
+              <w:t>Export bibliothèque unifié</w:t>
+            </w:r>
+          </w:p>
+        </w:tc>
+        <w:tc>
+          <w:tcPr>
+            <w:tcW w:w="1728" w:type="dxa"/>
+          </w:tcPr>
+          <w:p>
+            <w:pPr>
+              <w:rPr>
+                <w:lang w:val="fr-FR"/>
+              </w:rPr>
+            </w:pPr>
+            <w:r>
+              <w:rPr>
+                <w:sz w:val="20"/>
+                <w:lang w:val="fr-FR"/>
+              </w:rPr>
+              <w:t>Format CSV identique au backup (10 colonnes), sélection par playlist avec checkboxes</w:t>
+            </w:r>
+          </w:p>
+        </w:tc>
+        <w:tc>
+          <w:tcPr>
+            <w:tcW w:w="1728" w:type="dxa"/>
+          </w:tcPr>
+          <w:p>
             <w:r>
               <w:rPr>
                 <w:b/>
                 <w:color w:val="2EA043"/>
                 <w:sz w:val="20"/>
               </w:rPr>
-              <w:t xml:space="preserve"> Terminé</w:t>
+              <w:t>✅ Terminé</w:t>
             </w:r>
           </w:p>
         </w:tc>
@@ -913,7 +1497,7 @@
                 <w:b/>
                 <w:sz w:val="20"/>
               </w:rPr>
-              <w:t>#11</w:t>
+              <w:t>#B4</w:t>
             </w:r>
           </w:p>
         </w:tc>
@@ -927,7 +1511,7 @@
               <w:rPr>
                 <w:sz w:val="20"/>
               </w:rPr>
-              <w:t>UX</w:t>
+              <w:t>Infrastructure</w:t>
             </w:r>
           </w:p>
         </w:tc>
@@ -941,7 +1525,7 @@
               <w:rPr>
                 <w:sz w:val="20"/>
               </w:rPr>
-              <w:t>Icônes personnalisées par groupe</w:t>
+              <w:t>Dirty flag + prompt backup</w:t>
             </w:r>
           </w:p>
         </w:tc>
@@ -961,7 +1545,7 @@
                 <w:sz w:val="20"/>
                 <w:lang w:val="fr-FR"/>
               </w:rPr>
-              <w:t>Palette de 30 emojis pour personnaliser chaque tag. Emoji picker intégré dans le formulaire de tag. Icônes stockées dans tagIcons (localStorage). Rendu visuel dans la sidebar et les cartes playlist.</w:t>
+              <w:t>Détection des modifications (APP_DIRTY), prompt beforeunload avant de quitter si changements non sauvegardés</w:t>
             </w:r>
           </w:p>
         </w:tc>
@@ -977,15 +1561,83 @@
                 <w:color w:val="2EA043"/>
                 <w:sz w:val="20"/>
               </w:rPr>
-              <w:t>✅</w:t>
-            </w:r>
+              <w:t>✅ Terminé</w:t>
+            </w:r>
+          </w:p>
+        </w:tc>
+      </w:tr>
+      <w:tr>
+        <w:tc>
+          <w:tcPr>
+            <w:tcW w:w="1728" w:type="dxa"/>
+          </w:tcPr>
+          <w:p>
+            <w:r>
+              <w:rPr>
+                <w:b/>
+                <w:sz w:val="20"/>
+              </w:rPr>
+              <w:t>#B5</w:t>
+            </w:r>
+          </w:p>
+        </w:tc>
+        <w:tc>
+          <w:tcPr>
+            <w:tcW w:w="1728" w:type="dxa"/>
+          </w:tcPr>
+          <w:p>
+            <w:r>
+              <w:rPr>
+                <w:sz w:val="20"/>
+              </w:rPr>
+              <w:t>Bugfix</w:t>
+            </w:r>
+          </w:p>
+        </w:tc>
+        <w:tc>
+          <w:tcPr>
+            <w:tcW w:w="1728" w:type="dxa"/>
+          </w:tcPr>
+          <w:p>
+            <w:r>
+              <w:rPr>
+                <w:sz w:val="20"/>
+              </w:rPr>
+              <w:t>Fix channel/duration/date</w:t>
+            </w:r>
+          </w:p>
+        </w:tc>
+        <w:tc>
+          <w:tcPr>
+            <w:tcW w:w="1728" w:type="dxa"/>
+          </w:tcPr>
+          <w:p>
+            <w:pPr>
+              <w:rPr>
+                <w:lang w:val="fr-FR"/>
+              </w:rPr>
+            </w:pPr>
+            <w:r>
+              <w:rPr>
+                <w:sz w:val="20"/>
+                <w:lang w:val="fr-FR"/>
+              </w:rPr>
+              <w:t>Correction channelTitle→videoOwnerChannelTitle (auteur vidéo vs propriétaire playlist), persistance durée depuis videoDetailsCache, persistance date d'ajout (addedAt/publishedAt)</w:t>
+            </w:r>
+          </w:p>
+        </w:tc>
+        <w:tc>
+          <w:tcPr>
+            <w:tcW w:w="1728" w:type="dxa"/>
+          </w:tcPr>
+          <w:p>
             <w:r>
               <w:rPr>
                 <w:b/>
                 <w:color w:val="2EA043"/>
                 <w:sz w:val="20"/>
               </w:rPr>
-              <w:t xml:space="preserve"> Terminé</w:t>
+              <w:t>✅ Terminé</w:t>
             </w:r>
           </w:p>
         </w:tc>
@@ -994,6 +1646,7 @@
         <w:tc>
           <w:tcPr>
             <w:tcW w:w="1728" w:type="dxa"/>
+            <w:shd w:val="clear" w:color="auto" w:fill="F2F2F2"/>
           </w:tcPr>
           <w:p>
             <w:r>
@@ -1001,39 +1654,42 @@
                 <w:b/>
                 <w:sz w:val="20"/>
               </w:rPr>
-              <w:t>#6</w:t>
+              <w:t>#B6</w:t>
             </w:r>
           </w:p>
         </w:tc>
         <w:tc>
           <w:tcPr>
             <w:tcW w:w="1728" w:type="dxa"/>
+            <w:shd w:val="clear" w:color="auto" w:fill="F2F2F2"/>
           </w:tcPr>
           <w:p>
             <w:r>
               <w:rPr>
                 <w:sz w:val="20"/>
               </w:rPr>
-              <w:t>Fonctionnalités</w:t>
+              <w:t>UX</w:t>
             </w:r>
           </w:p>
         </w:tc>
         <w:tc>
           <w:tcPr>
             <w:tcW w:w="1728" w:type="dxa"/>
+            <w:shd w:val="clear" w:color="auto" w:fill="F2F2F2"/>
           </w:tcPr>
           <w:p>
             <w:r>
               <w:rPr>
                 <w:sz w:val="20"/>
               </w:rPr>
-              <w:t>Backup export CSV</w:t>
+              <w:t>Thumbnails medium quality</w:t>
             </w:r>
           </w:p>
         </w:tc>
         <w:tc>
           <w:tcPr>
             <w:tcW w:w="1728" w:type="dxa"/>
+            <w:shd w:val="clear" w:color="auto" w:fill="F2F2F2"/>
           </w:tcPr>
           <w:p>
             <w:pPr>
@@ -1046,13 +1702,14 @@
                 <w:sz w:val="20"/>
                 <w:lang w:val="fr-FR"/>
               </w:rPr>
-              <w:t>Sélecteur de format (JSON/CSV) dans la vue Backup. Export CSV 10 colonnes (Playlist, Playlist ID, Titre, URL YouTube, Chaîne, Durée, Statut, Date ajout, Position, Tags) avec BOM UTF-8 pour compatibilité Excel.</w:t>
+              <w:t>Upgrade de 120x90 (default) à 320x180 (medium) sur toutes les vues</w:t>
             </w:r>
           </w:p>
         </w:tc>
         <w:tc>
           <w:tcPr>
             <w:tcW w:w="1728" w:type="dxa"/>
+            <w:shd w:val="clear" w:color="auto" w:fill="F2F2F2"/>
           </w:tcPr>
           <w:p>
             <w:r>
@@ -1061,15 +1718,83 @@
                 <w:color w:val="2EA043"/>
                 <w:sz w:val="20"/>
               </w:rPr>
-              <w:t>✅</w:t>
-            </w:r>
+              <w:t>✅ Terminé</w:t>
+            </w:r>
+          </w:p>
+        </w:tc>
+      </w:tr>
+      <w:tr>
+        <w:tc>
+          <w:tcPr>
+            <w:tcW w:w="1728" w:type="dxa"/>
+          </w:tcPr>
+          <w:p>
+            <w:r>
+              <w:rPr>
+                <w:b/>
+                <w:sz w:val="20"/>
+              </w:rPr>
+              <w:t>#B7</w:t>
+            </w:r>
+          </w:p>
+        </w:tc>
+        <w:tc>
+          <w:tcPr>
+            <w:tcW w:w="1728" w:type="dxa"/>
+          </w:tcPr>
+          <w:p>
+            <w:r>
+              <w:rPr>
+                <w:sz w:val="20"/>
+              </w:rPr>
+              <w:t>Fonctionnalités</w:t>
+            </w:r>
+          </w:p>
+        </w:tc>
+        <w:tc>
+          <w:tcPr>
+            <w:tcW w:w="1728" w:type="dxa"/>
+          </w:tcPr>
+          <w:p>
+            <w:r>
+              <w:rPr>
+                <w:sz w:val="20"/>
+              </w:rPr>
+              <w:t>Dashboard full refresh</w:t>
+            </w:r>
+          </w:p>
+        </w:tc>
+        <w:tc>
+          <w:tcPr>
+            <w:tcW w:w="1728" w:type="dxa"/>
+          </w:tcPr>
+          <w:p>
+            <w:pPr>
+              <w:rPr>
+                <w:lang w:val="fr-FR"/>
+              </w:rPr>
+            </w:pPr>
+            <w:r>
+              <w:rPr>
+                <w:sz w:val="20"/>
+                <w:lang w:val="fr-FR"/>
+              </w:rPr>
+              <w:t>Bouton refresh recharge playlists + vidéos + détails depuis l'API, vide videoDetailsCache</w:t>
+            </w:r>
+          </w:p>
+        </w:tc>
+        <w:tc>
+          <w:tcPr>
+            <w:tcW w:w="1728" w:type="dxa"/>
+          </w:tcPr>
+          <w:p>
             <w:r>
               <w:rPr>
                 <w:b/>
                 <w:color w:val="2EA043"/>
                 <w:sz w:val="20"/>
               </w:rPr>
-              <w:t xml:space="preserve"> Terminé</w:t>
+              <w:t>✅ Terminé</w:t>
             </w:r>
           </w:p>
         </w:tc>
@@ -1078,7 +1803,6 @@
         <w:tc>
           <w:tcPr>
             <w:tcW w:w="1728" w:type="dxa"/>
-            <w:shd w:val="clear" w:color="auto" w:fill="F2F2F2"/>
           </w:tcPr>
           <w:p>
             <w:r>
@@ -1086,63 +1810,58 @@
                 <w:b/>
                 <w:sz w:val="20"/>
               </w:rPr>
-              <w:t>#16</w:t>
+              <w:t>#B8</w:t>
             </w:r>
           </w:p>
         </w:tc>
         <w:tc>
           <w:tcPr>
             <w:tcW w:w="1728" w:type="dxa"/>
-            <w:shd w:val="clear" w:color="auto" w:fill="F2F2F2"/>
           </w:tcPr>
           <w:p>
             <w:r>
               <w:rPr>
                 <w:sz w:val="20"/>
               </w:rPr>
-              <w:t>i18n</w:t>
+              <w:t>Bugfix</w:t>
             </w:r>
           </w:p>
         </w:tc>
         <w:tc>
           <w:tcPr>
             <w:tcW w:w="1728" w:type="dxa"/>
-            <w:shd w:val="clear" w:color="auto" w:fill="F2F2F2"/>
           </w:tcPr>
           <w:p>
             <w:r>
               <w:rPr>
                 <w:sz w:val="20"/>
               </w:rPr>
-              <w:t>Internationalisation (i18n)</w:t>
+              <w:t>Fix: thumbnails autoCache</w:t>
             </w:r>
           </w:p>
         </w:tc>
         <w:tc>
           <w:tcPr>
             <w:tcW w:w="1728" w:type="dxa"/>
-            <w:shd w:val="clear" w:color="auto" w:fill="F2F2F2"/>
-          </w:tcPr>
-          <w:p>
+          </w:tcPr>
+          <w:p>
+            <w:pPr>
+              <w:rPr>
+                <w:lang w:val="fr-FR"/>
+              </w:rPr>
+            </w:pPr>
             <w:r>
               <w:rPr>
                 <w:sz w:val="20"/>
                 <w:lang w:val="fr-FR"/>
               </w:rPr>
-              <w:t xml:space="preserve">~170 clés par langue (FR + EN). Objet I18N avec interpolation t(key, params). Attributs data-i18n sur le HTML statique. Fonction applyLanguage() avec toggle dans le header. </w:t>
-            </w:r>
-            <w:r>
-              <w:rPr>
-                <w:sz w:val="20"/>
-              </w:rPr>
-              <w:t>Phase 1 : traductions dans le fichier unique.</w:t>
+              <w:t>Sauvegarde des thumbnails playlists + vidéos dans autoCache (playlistObjects inclut snippet.thumbnails). Migration automatique ancien format : détection cache sans thumbnails → refresh API complet → re-save.</w:t>
             </w:r>
           </w:p>
         </w:tc>
         <w:tc>
           <w:tcPr>
             <w:tcW w:w="1728" w:type="dxa"/>
-            <w:shd w:val="clear" w:color="auto" w:fill="F2F2F2"/>
           </w:tcPr>
           <w:p>
             <w:r>
@@ -1151,15 +1870,84 @@
                 <w:color w:val="2EA043"/>
                 <w:sz w:val="20"/>
               </w:rPr>
-              <w:t>✅</w:t>
-            </w:r>
+              <w:t>✅ Terminé</w:t>
+            </w:r>
+          </w:p>
+        </w:tc>
+      </w:tr>
+      <w:tr>
+        <w:tc>
+          <w:tcPr>
+            <w:tcW w:w="1728" w:type="dxa"/>
+          </w:tcPr>
+          <w:p>
+            <w:r>
+              <w:rPr>
+                <w:b/>
+                <w:sz w:val="20"/>
+              </w:rPr>
+              <w:t>#B9</w:t>
+            </w:r>
+          </w:p>
+        </w:tc>
+        <w:tc>
+          <w:tcPr>
+            <w:tcW w:w="1728" w:type="dxa"/>
+          </w:tcPr>
+          <w:p>
+            <w:r>
+              <w:rPr>
+                <w:sz w:val="20"/>
+              </w:rPr>
+              <w:t>Infrastructure</w:t>
+            </w:r>
+          </w:p>
+        </w:tc>
+        <w:tc>
+          <w:tcPr>
+            <w:tcW w:w="1728" w:type="dxa"/>
+          </w:tcPr>
+          <w:p>
+            <w:r>
+              <w:rPr>
+                <w:sz w:val="20"/>
+              </w:rPr>
+              <w:t>Cache diagnostic thumbnails</w:t>
+            </w:r>
+          </w:p>
+        </w:tc>
+        <w:tc>
+          <w:tcPr>
+            <w:tcW w:w="1728" w:type="dxa"/>
+          </w:tcPr>
+          <w:p>
+            <w:r>
+              <w:rPr>
+                <w:sz w:val="20"/>
+                <w:lang w:val="fr-FR"/>
+              </w:rPr>
+              <w:t xml:space="preserve">Ajout de compteurs thumbnails dans le diagnostic cache : plThumbCount (playlists), vidThumbCount (vidéos), cacheThumbCount (videoDetailsCache). </w:t>
+            </w:r>
+            <w:r>
+              <w:rPr>
+                <w:sz w:val="20"/>
+              </w:rPr>
+              <w:t>Affichage dans le panneau HTML diagnostique.</w:t>
+            </w:r>
+          </w:p>
+        </w:tc>
+        <w:tc>
+          <w:tcPr>
+            <w:tcW w:w="1728" w:type="dxa"/>
+          </w:tcPr>
+          <w:p>
             <w:r>
               <w:rPr>
                 <w:b/>
                 <w:color w:val="2EA043"/>
                 <w:sz w:val="20"/>
               </w:rPr>
-              <w:t xml:space="preserve"> Terminé</w:t>
+              <w:t>✅ Terminé</w:t>
             </w:r>
           </w:p>
         </w:tc>
@@ -1175,7 +1963,7 @@
                 <w:b/>
                 <w:sz w:val="20"/>
               </w:rPr>
-              <w:t>#5</w:t>
+              <w:t>#B10</w:t>
             </w:r>
           </w:p>
         </w:tc>
@@ -1201,7 +1989,7 @@
               <w:rPr>
                 <w:sz w:val="20"/>
               </w:rPr>
-              <w:t>Adaptation responsive mobile</w:t>
+              <w:t>Header mobile : tools dans sidebar</w:t>
             </w:r>
           </w:p>
         </w:tc>
@@ -1210,17 +1998,18 @@
             <w:tcW w:w="1728" w:type="dxa"/>
           </w:tcPr>
           <w:p>
-            <w:pPr>
-              <w:rPr>
-                <w:lang w:val="fr-FR"/>
-              </w:rPr>
-            </w:pPr>
             <w:r>
               <w:rPr>
                 <w:sz w:val="20"/>
                 <w:lang w:val="fr-FR"/>
               </w:rPr>
-              <w:t>Bouton hamburger, sidebar en overlay (position fixed, transition), header compact (masquage user-info/backup/logout sur mobile), grilles adaptatives (2 colonnes @768px, 1 colonne @480px), touch targets min 44px, barre de filtres empilée, login/modales adaptés.</w:t>
+              <w:t xml:space="preserve">Déplacement des boutons backup, export, langue et skin du header vers une section « Outils » dans la sidebar mobile. </w:t>
+            </w:r>
+            <w:r>
+              <w:rPr>
+                <w:sz w:val="20"/>
+              </w:rPr>
+              <w:t>Header ne conserve que hamburger + logo + quota. Fonctions sidebar : toggleSkinPickerSidebar(), updateSidebarLabels().</w:t>
             </w:r>
           </w:p>
         </w:tc>
@@ -1235,1056 +2024,84 @@
                 <w:color w:val="2EA043"/>
                 <w:sz w:val="20"/>
               </w:rPr>
-              <w:t>✅</w:t>
-            </w:r>
+              <w:t>✅ Terminé</w:t>
+            </w:r>
+          </w:p>
+        </w:tc>
+      </w:tr>
+      <w:tr>
+        <w:tc>
+          <w:tcPr>
+            <w:tcW w:w="1728" w:type="dxa"/>
+          </w:tcPr>
+          <w:p>
+            <w:r>
+              <w:rPr>
+                <w:b/>
+                <w:sz w:val="20"/>
+              </w:rPr>
+              <w:t>#B11</w:t>
+            </w:r>
+          </w:p>
+        </w:tc>
+        <w:tc>
+          <w:tcPr>
+            <w:tcW w:w="1728" w:type="dxa"/>
+          </w:tcPr>
+          <w:p>
+            <w:r>
+              <w:rPr>
+                <w:sz w:val="20"/>
+              </w:rPr>
+              <w:t>UX</w:t>
+            </w:r>
+          </w:p>
+        </w:tc>
+        <w:tc>
+          <w:tcPr>
+            <w:tcW w:w="1728" w:type="dxa"/>
+          </w:tcPr>
+          <w:p>
+            <w:r>
+              <w:rPr>
+                <w:sz w:val="20"/>
+              </w:rPr>
+              <w:t>Studio Creator : toggle liste/thumbnails</w:t>
+            </w:r>
+          </w:p>
+        </w:tc>
+        <w:tc>
+          <w:tcPr>
+            <w:tcW w:w="1728" w:type="dxa"/>
+          </w:tcPr>
+          <w:p>
+            <w:r>
+              <w:rPr>
+                <w:sz w:val="20"/>
+                <w:lang w:val="fr-FR"/>
+              </w:rPr>
+              <w:t xml:space="preserve">Ajout d’un toggle liste (select) vs grille thumbnails pour les 3 panneaux Studio (Video Editor, Thumbnails, Captions). Sélection par clic sur miniature avec surbrillance. </w:t>
+            </w:r>
+            <w:r>
+              <w:rPr>
+                <w:sz w:val="20"/>
+              </w:rPr>
+              <w:t>Grille scrollable CSS Grid auto-fill 140px.</w:t>
+            </w:r>
+          </w:p>
+        </w:tc>
+        <w:tc>
+          <w:tcPr>
+            <w:tcW w:w="1728" w:type="dxa"/>
+          </w:tcPr>
+          <w:p>
             <w:r>
               <w:rPr>
                 <w:b/>
                 <w:color w:val="2EA043"/>
                 <w:sz w:val="20"/>
               </w:rPr>
-              <w:t xml:space="preserve"> Terminé</w:t>
-            </w:r>
-          </w:p>
-        </w:tc>
-      </w:tr>
-      <w:tr>
-        <w:tc>
-          <w:tcPr>
-            <w:tcW w:w="1728" w:type="dxa"/>
-            <w:shd w:val="clear" w:color="auto" w:fill="F2F2F2"/>
-          </w:tcPr>
-          <w:p>
-            <w:r>
-              <w:rPr>
-                <w:b/>
-                <w:sz w:val="20"/>
-              </w:rPr>
-              <w:t>#7</w:t>
-            </w:r>
-          </w:p>
-        </w:tc>
-        <w:tc>
-          <w:tcPr>
-            <w:tcW w:w="1728" w:type="dxa"/>
-            <w:shd w:val="clear" w:color="auto" w:fill="F2F2F2"/>
-          </w:tcPr>
-          <w:p>
-            <w:r>
-              <w:rPr>
-                <w:sz w:val="20"/>
-              </w:rPr>
-              <w:t>Marketing</w:t>
-            </w:r>
-          </w:p>
-        </w:tc>
-        <w:tc>
-          <w:tcPr>
-            <w:tcW w:w="1728" w:type="dxa"/>
-            <w:shd w:val="clear" w:color="auto" w:fill="F2F2F2"/>
-          </w:tcPr>
-          <w:p>
-            <w:r>
-              <w:rPr>
-                <w:sz w:val="20"/>
-              </w:rPr>
-              <w:t>Mention YouTube Music</w:t>
-            </w:r>
-          </w:p>
-        </w:tc>
-        <w:tc>
-          <w:tcPr>
-            <w:tcW w:w="1728" w:type="dxa"/>
-            <w:shd w:val="clear" w:color="auto" w:fill="F2F2F2"/>
-          </w:tcPr>
-          <w:p>
-            <w:r>
-              <w:rPr>
-                <w:sz w:val="20"/>
-                <w:lang w:val="fr-FR"/>
-              </w:rPr>
-              <w:t xml:space="preserve">Carte de compatibilité dans la vue Aide (FR + EN) expliquant que YouTube Music partage la même bibliothèque de playlists. </w:t>
-            </w:r>
-            <w:r>
-              <w:rPr>
-                <w:sz w:val="20"/>
-              </w:rPr>
-              <w:t>Bordure rouge distinctive.</w:t>
-            </w:r>
-          </w:p>
-        </w:tc>
-        <w:tc>
-          <w:tcPr>
-            <w:tcW w:w="1728" w:type="dxa"/>
-            <w:shd w:val="clear" w:color="auto" w:fill="F2F2F2"/>
-          </w:tcPr>
-          <w:p>
-            <w:r>
-              <w:rPr>
-                <w:b/>
-                <w:color w:val="2EA043"/>
-                <w:sz w:val="20"/>
-              </w:rPr>
-              <w:t>✅</w:t>
-            </w:r>
-            <w:r>
-              <w:rPr>
-                <w:b/>
-                <w:color w:val="2EA043"/>
-                <w:sz w:val="20"/>
-              </w:rPr>
-              <w:t xml:space="preserve"> Terminé</w:t>
-            </w:r>
-          </w:p>
-        </w:tc>
-      </w:tr>
-      <w:tr>
-        <w:tc>
-          <w:tcPr>
-            <w:tcW w:w="1728" w:type="dxa"/>
-          </w:tcPr>
-          <w:p>
-            <w:r>
-              <w:rPr>
-                <w:b/>
-                <w:sz w:val="20"/>
-              </w:rPr>
-              <w:t>#B1</w:t>
-            </w:r>
-          </w:p>
-        </w:tc>
-        <w:tc>
-          <w:tcPr>
-            <w:tcW w:w="1728" w:type="dxa"/>
-          </w:tcPr>
-          <w:p>
-            <w:r>
-              <w:rPr>
-                <w:sz w:val="20"/>
-              </w:rPr>
-              <w:t>Fonctionnalités</w:t>
-            </w:r>
-          </w:p>
-        </w:tc>
-        <w:tc>
-          <w:tcPr>
-            <w:tcW w:w="1728" w:type="dxa"/>
-          </w:tcPr>
-          <w:p>
-            <w:r>
-              <w:rPr>
-                <w:sz w:val="20"/>
-              </w:rPr>
-              <w:t>Backup/Restore complet</w:t>
-            </w:r>
-          </w:p>
-        </w:tc>
-        <w:tc>
-          <w:tcPr>
-            <w:tcW w:w="1728" w:type="dxa"/>
-          </w:tcPr>
-          <w:p>
-            <w:pPr>
-              <w:rPr>
-                <w:lang w:val="fr-FR"/>
-              </w:rPr>
-            </w:pPr>
-            <w:r>
-              <w:rPr>
-                <w:sz w:val="20"/>
-                <w:lang w:val="fr-FR"/>
-              </w:rPr>
-              <w:t>Import JSON+CSV, sélection par playlist (checkboxes), estimation quota temps réel, pause/reprise/annulation, création playlists + ajout vidéos via API</w:t>
-            </w:r>
-          </w:p>
-        </w:tc>
-        <w:tc>
-          <w:tcPr>
-            <w:tcW w:w="1728" w:type="dxa"/>
-          </w:tcPr>
-          <w:p>
-            <w:r>
-              <w:rPr>
-                <w:b/>
-                <w:color w:val="2EA043"/>
-                <w:sz w:val="20"/>
-              </w:rPr>
-              <w:t>✅</w:t>
-            </w:r>
-            <w:r>
-              <w:rPr>
-                <w:b/>
-                <w:color w:val="2EA043"/>
-                <w:sz w:val="20"/>
-              </w:rPr>
-              <w:t xml:space="preserve"> Terminé</w:t>
-            </w:r>
-          </w:p>
-        </w:tc>
-      </w:tr>
-      <w:tr>
-        <w:tc>
-          <w:tcPr>
-            <w:tcW w:w="1728" w:type="dxa"/>
-            <w:shd w:val="clear" w:color="auto" w:fill="F2F2F2"/>
-          </w:tcPr>
-          <w:p>
-            <w:r>
-              <w:rPr>
-                <w:b/>
-                <w:sz w:val="20"/>
-              </w:rPr>
-              <w:t>#B2</w:t>
-            </w:r>
-          </w:p>
-        </w:tc>
-        <w:tc>
-          <w:tcPr>
-            <w:tcW w:w="1728" w:type="dxa"/>
-            <w:shd w:val="clear" w:color="auto" w:fill="F2F2F2"/>
-          </w:tcPr>
-          <w:p>
-            <w:r>
-              <w:rPr>
-                <w:sz w:val="20"/>
-              </w:rPr>
-              <w:t>Infrastructure</w:t>
-            </w:r>
-          </w:p>
-        </w:tc>
-        <w:tc>
-          <w:tcPr>
-            <w:tcW w:w="1728" w:type="dxa"/>
-            <w:shd w:val="clear" w:color="auto" w:fill="F2F2F2"/>
-          </w:tcPr>
-          <w:p>
-            <w:r>
-              <w:rPr>
-                <w:sz w:val="20"/>
-              </w:rPr>
-              <w:t>Cache-first startup</w:t>
-            </w:r>
-          </w:p>
-        </w:tc>
-        <w:tc>
-          <w:tcPr>
-            <w:tcW w:w="1728" w:type="dxa"/>
-            <w:shd w:val="clear" w:color="auto" w:fill="F2F2F2"/>
-          </w:tcPr>
-          <w:p>
-            <w:pPr>
-              <w:rPr>
-                <w:lang w:val="fr-FR"/>
-              </w:rPr>
-            </w:pPr>
-            <w:r>
-              <w:rPr>
-                <w:sz w:val="20"/>
-                <w:lang w:val="fr-FR"/>
-              </w:rPr>
-              <w:t xml:space="preserve">Chargement depuis localStorage au lieu d'appels API. Fallback synthétique </w:t>
-            </w:r>
-            <w:r>
-              <w:rPr>
-                <w:sz w:val="20"/>
-                <w:lang w:val="fr-FR"/>
-              </w:rPr>
-              <w:lastRenderedPageBreak/>
-              <w:t>si playlistObjects absent. Pre-population videoDetailsCache. Filet de sécurité si cache vide. Résultat : 0 appel API au redémarrage.</w:t>
-            </w:r>
-          </w:p>
-        </w:tc>
-        <w:tc>
-          <w:tcPr>
-            <w:tcW w:w="1728" w:type="dxa"/>
-            <w:shd w:val="clear" w:color="auto" w:fill="F2F2F2"/>
-          </w:tcPr>
-          <w:p>
-            <w:r>
-              <w:rPr>
-                <w:b/>
-                <w:color w:val="2EA043"/>
-                <w:sz w:val="20"/>
-              </w:rPr>
-              <w:lastRenderedPageBreak/>
-              <w:t>✅</w:t>
-            </w:r>
-            <w:r>
-              <w:rPr>
-                <w:b/>
-                <w:color w:val="2EA043"/>
-                <w:sz w:val="20"/>
-              </w:rPr>
-              <w:t xml:space="preserve"> Terminé</w:t>
-            </w:r>
-          </w:p>
-        </w:tc>
-      </w:tr>
-      <w:tr>
-        <w:tc>
-          <w:tcPr>
-            <w:tcW w:w="1728" w:type="dxa"/>
-          </w:tcPr>
-          <w:p>
-            <w:r>
-              <w:rPr>
-                <w:b/>
-                <w:sz w:val="20"/>
-              </w:rPr>
-              <w:t>#B3</w:t>
-            </w:r>
-          </w:p>
-        </w:tc>
-        <w:tc>
-          <w:tcPr>
-            <w:tcW w:w="1728" w:type="dxa"/>
-          </w:tcPr>
-          <w:p>
-            <w:r>
-              <w:rPr>
-                <w:sz w:val="20"/>
-              </w:rPr>
-              <w:t>Fonctionnalités</w:t>
-            </w:r>
-          </w:p>
-        </w:tc>
-        <w:tc>
-          <w:tcPr>
-            <w:tcW w:w="1728" w:type="dxa"/>
-          </w:tcPr>
-          <w:p>
-            <w:r>
-              <w:rPr>
-                <w:sz w:val="20"/>
-              </w:rPr>
-              <w:t>Export bibliothèque unifié</w:t>
-            </w:r>
-          </w:p>
-        </w:tc>
-        <w:tc>
-          <w:tcPr>
-            <w:tcW w:w="1728" w:type="dxa"/>
-          </w:tcPr>
-          <w:p>
-            <w:pPr>
-              <w:rPr>
-                <w:lang w:val="fr-FR"/>
-              </w:rPr>
-            </w:pPr>
-            <w:r>
-              <w:rPr>
-                <w:sz w:val="20"/>
-                <w:lang w:val="fr-FR"/>
-              </w:rPr>
-              <w:t>Format CSV identique au backup (10 colonnes), sélection par playlist avec checkboxes</w:t>
-            </w:r>
-          </w:p>
-        </w:tc>
-        <w:tc>
-          <w:tcPr>
-            <w:tcW w:w="1728" w:type="dxa"/>
-          </w:tcPr>
-          <w:p>
-            <w:r>
-              <w:rPr>
-                <w:b/>
-                <w:color w:val="2EA043"/>
-                <w:sz w:val="20"/>
-              </w:rPr>
-              <w:t>✅</w:t>
-            </w:r>
-            <w:r>
-              <w:rPr>
-                <w:b/>
-                <w:color w:val="2EA043"/>
-                <w:sz w:val="20"/>
-              </w:rPr>
-              <w:t xml:space="preserve"> Terminé</w:t>
-            </w:r>
-          </w:p>
-        </w:tc>
-      </w:tr>
-      <w:tr>
-        <w:tc>
-          <w:tcPr>
-            <w:tcW w:w="1728" w:type="dxa"/>
-            <w:shd w:val="clear" w:color="auto" w:fill="F2F2F2"/>
-          </w:tcPr>
-          <w:p>
-            <w:r>
-              <w:rPr>
-                <w:b/>
-                <w:sz w:val="20"/>
-              </w:rPr>
-              <w:t>#B4</w:t>
-            </w:r>
-          </w:p>
-        </w:tc>
-        <w:tc>
-          <w:tcPr>
-            <w:tcW w:w="1728" w:type="dxa"/>
-            <w:shd w:val="clear" w:color="auto" w:fill="F2F2F2"/>
-          </w:tcPr>
-          <w:p>
-            <w:r>
-              <w:rPr>
-                <w:sz w:val="20"/>
-              </w:rPr>
-              <w:t>Infrastructure</w:t>
-            </w:r>
-          </w:p>
-        </w:tc>
-        <w:tc>
-          <w:tcPr>
-            <w:tcW w:w="1728" w:type="dxa"/>
-            <w:shd w:val="clear" w:color="auto" w:fill="F2F2F2"/>
-          </w:tcPr>
-          <w:p>
-            <w:r>
-              <w:rPr>
-                <w:sz w:val="20"/>
-              </w:rPr>
-              <w:t>Dirty flag + prompt backup</w:t>
-            </w:r>
-          </w:p>
-        </w:tc>
-        <w:tc>
-          <w:tcPr>
-            <w:tcW w:w="1728" w:type="dxa"/>
-            <w:shd w:val="clear" w:color="auto" w:fill="F2F2F2"/>
-          </w:tcPr>
-          <w:p>
-            <w:pPr>
-              <w:rPr>
-                <w:lang w:val="fr-FR"/>
-              </w:rPr>
-            </w:pPr>
-            <w:r>
-              <w:rPr>
-                <w:sz w:val="20"/>
-                <w:lang w:val="fr-FR"/>
-              </w:rPr>
-              <w:t>Détection des modifications (APP_DIRTY), prompt beforeunload avant de quitter si changements non sauvegardés</w:t>
-            </w:r>
-          </w:p>
-        </w:tc>
-        <w:tc>
-          <w:tcPr>
-            <w:tcW w:w="1728" w:type="dxa"/>
-            <w:shd w:val="clear" w:color="auto" w:fill="F2F2F2"/>
-          </w:tcPr>
-          <w:p>
-            <w:r>
-              <w:rPr>
-                <w:b/>
-                <w:color w:val="2EA043"/>
-                <w:sz w:val="20"/>
-              </w:rPr>
-              <w:t>✅</w:t>
-            </w:r>
-            <w:r>
-              <w:rPr>
-                <w:b/>
-                <w:color w:val="2EA043"/>
-                <w:sz w:val="20"/>
-              </w:rPr>
-              <w:t xml:space="preserve"> Terminé</w:t>
-            </w:r>
-          </w:p>
-        </w:tc>
-      </w:tr>
-      <w:tr>
-        <w:tc>
-          <w:tcPr>
-            <w:tcW w:w="1728" w:type="dxa"/>
-          </w:tcPr>
-          <w:p>
-            <w:r>
-              <w:rPr>
-                <w:b/>
-                <w:sz w:val="20"/>
-              </w:rPr>
-              <w:t>#B5</w:t>
-            </w:r>
-          </w:p>
-        </w:tc>
-        <w:tc>
-          <w:tcPr>
-            <w:tcW w:w="1728" w:type="dxa"/>
-          </w:tcPr>
-          <w:p>
-            <w:r>
-              <w:rPr>
-                <w:sz w:val="20"/>
-              </w:rPr>
-              <w:t>Bugfix</w:t>
-            </w:r>
-          </w:p>
-        </w:tc>
-        <w:tc>
-          <w:tcPr>
-            <w:tcW w:w="1728" w:type="dxa"/>
-          </w:tcPr>
-          <w:p>
-            <w:r>
-              <w:rPr>
-                <w:sz w:val="20"/>
-              </w:rPr>
-              <w:t>Fix channel/duration/date</w:t>
-            </w:r>
-          </w:p>
-        </w:tc>
-        <w:tc>
-          <w:tcPr>
-            <w:tcW w:w="1728" w:type="dxa"/>
-          </w:tcPr>
-          <w:p>
-            <w:pPr>
-              <w:rPr>
-                <w:lang w:val="fr-FR"/>
-              </w:rPr>
-            </w:pPr>
-            <w:r>
-              <w:rPr>
-                <w:sz w:val="20"/>
-                <w:lang w:val="fr-FR"/>
-              </w:rPr>
-              <w:t>Correction channelTitle→videoOwnerChannelTitle (auteur vidéo vs propriétaire playlist), persistance durée depuis videoDetailsCache, persistance date d'ajout (addedAt/publishedAt)</w:t>
-            </w:r>
-          </w:p>
-        </w:tc>
-        <w:tc>
-          <w:tcPr>
-            <w:tcW w:w="1728" w:type="dxa"/>
-          </w:tcPr>
-          <w:p>
-            <w:r>
-              <w:rPr>
-                <w:b/>
-                <w:color w:val="2EA043"/>
-                <w:sz w:val="20"/>
-              </w:rPr>
-              <w:t>✅</w:t>
-            </w:r>
-            <w:r>
-              <w:rPr>
-                <w:b/>
-                <w:color w:val="2EA043"/>
-                <w:sz w:val="20"/>
-              </w:rPr>
-              <w:t xml:space="preserve"> Terminé</w:t>
-            </w:r>
-          </w:p>
-        </w:tc>
-      </w:tr>
-      <w:tr>
-        <w:tc>
-          <w:tcPr>
-            <w:tcW w:w="1728" w:type="dxa"/>
-            <w:shd w:val="clear" w:color="auto" w:fill="F2F2F2"/>
-          </w:tcPr>
-          <w:p>
-            <w:r>
-              <w:rPr>
-                <w:b/>
-                <w:sz w:val="20"/>
-              </w:rPr>
-              <w:t>#B6</w:t>
-            </w:r>
-          </w:p>
-        </w:tc>
-        <w:tc>
-          <w:tcPr>
-            <w:tcW w:w="1728" w:type="dxa"/>
-            <w:shd w:val="clear" w:color="auto" w:fill="F2F2F2"/>
-          </w:tcPr>
-          <w:p>
-            <w:r>
-              <w:rPr>
-                <w:sz w:val="20"/>
-              </w:rPr>
-              <w:t>UX</w:t>
-            </w:r>
-          </w:p>
-        </w:tc>
-        <w:tc>
-          <w:tcPr>
-            <w:tcW w:w="1728" w:type="dxa"/>
-            <w:shd w:val="clear" w:color="auto" w:fill="F2F2F2"/>
-          </w:tcPr>
-          <w:p>
-            <w:r>
-              <w:rPr>
-                <w:sz w:val="20"/>
-              </w:rPr>
-              <w:t>Thumbnails medium quality</w:t>
-            </w:r>
-          </w:p>
-        </w:tc>
-        <w:tc>
-          <w:tcPr>
-            <w:tcW w:w="1728" w:type="dxa"/>
-            <w:shd w:val="clear" w:color="auto" w:fill="F2F2F2"/>
-          </w:tcPr>
-          <w:p>
-            <w:pPr>
-              <w:rPr>
-                <w:lang w:val="fr-FR"/>
-              </w:rPr>
-            </w:pPr>
-            <w:r>
-              <w:rPr>
-                <w:sz w:val="20"/>
-                <w:lang w:val="fr-FR"/>
-              </w:rPr>
-              <w:t>Upgrade de 120x90 (default) à 320x180 (medium) sur toutes les vues</w:t>
-            </w:r>
-          </w:p>
-        </w:tc>
-        <w:tc>
-          <w:tcPr>
-            <w:tcW w:w="1728" w:type="dxa"/>
-            <w:shd w:val="clear" w:color="auto" w:fill="F2F2F2"/>
-          </w:tcPr>
-          <w:p>
-            <w:r>
-              <w:rPr>
-                <w:b/>
-                <w:color w:val="2EA043"/>
-                <w:sz w:val="20"/>
-              </w:rPr>
-              <w:t>✅</w:t>
-            </w:r>
-            <w:r>
-              <w:rPr>
-                <w:b/>
-                <w:color w:val="2EA043"/>
-                <w:sz w:val="20"/>
-              </w:rPr>
-              <w:t xml:space="preserve"> Terminé</w:t>
-            </w:r>
-          </w:p>
-        </w:tc>
-      </w:tr>
-      <w:tr>
-        <w:tc>
-          <w:tcPr>
-            <w:tcW w:w="1728" w:type="dxa"/>
-          </w:tcPr>
-          <w:p>
-            <w:r>
-              <w:rPr>
-                <w:b/>
-                <w:sz w:val="20"/>
-              </w:rPr>
-              <w:t>#B7</w:t>
-            </w:r>
-          </w:p>
-        </w:tc>
-        <w:tc>
-          <w:tcPr>
-            <w:tcW w:w="1728" w:type="dxa"/>
-          </w:tcPr>
-          <w:p>
-            <w:r>
-              <w:rPr>
-                <w:sz w:val="20"/>
-              </w:rPr>
-              <w:t>Fonctionnalités</w:t>
-            </w:r>
-          </w:p>
-        </w:tc>
-        <w:tc>
-          <w:tcPr>
-            <w:tcW w:w="1728" w:type="dxa"/>
-          </w:tcPr>
-          <w:p>
-            <w:r>
-              <w:rPr>
-                <w:sz w:val="20"/>
-              </w:rPr>
-              <w:t>Dashboard full refresh</w:t>
-            </w:r>
-          </w:p>
-        </w:tc>
-        <w:tc>
-          <w:tcPr>
-            <w:tcW w:w="1728" w:type="dxa"/>
-          </w:tcPr>
-          <w:p>
-            <w:pPr>
-              <w:rPr>
-                <w:lang w:val="fr-FR"/>
-              </w:rPr>
-            </w:pPr>
-            <w:r>
-              <w:rPr>
-                <w:sz w:val="20"/>
-                <w:lang w:val="fr-FR"/>
-              </w:rPr>
-              <w:t>Bouton refresh recharge playlists + vidéos + détails depuis l'API, vide videoDetailsCache</w:t>
-            </w:r>
-          </w:p>
-        </w:tc>
-        <w:tc>
-          <w:tcPr>
-            <w:tcW w:w="1728" w:type="dxa"/>
-          </w:tcPr>
-          <w:p>
-            <w:r>
-              <w:rPr>
-                <w:b/>
-                <w:color w:val="2EA043"/>
-                <w:sz w:val="20"/>
-              </w:rPr>
-              <w:t>✅</w:t>
-            </w:r>
-            <w:r>
-              <w:rPr>
-                <w:b/>
-                <w:color w:val="2EA043"/>
-                <w:sz w:val="20"/>
-              </w:rPr>
-              <w:t xml:space="preserve"> Terminé</w:t>
-            </w:r>
-          </w:p>
-        </w:tc>
-      </w:tr>
-      <w:tr>
-        <w:tc>
-          <w:tcPr>
-            <w:tcW w:w="1728" w:type="dxa"/>
-          </w:tcPr>
-          <w:p>
-            <w:r>
-              <w:rPr>
-                <w:b/>
-                <w:sz w:val="20"/>
-              </w:rPr>
-              <w:t>#B8</w:t>
-            </w:r>
-          </w:p>
-        </w:tc>
-        <w:tc>
-          <w:tcPr>
-            <w:tcW w:w="1728" w:type="dxa"/>
-          </w:tcPr>
-          <w:p>
-            <w:r>
-              <w:rPr>
-                <w:sz w:val="20"/>
-              </w:rPr>
-              <w:t>Bugfix</w:t>
-            </w:r>
-          </w:p>
-        </w:tc>
-        <w:tc>
-          <w:tcPr>
-            <w:tcW w:w="1728" w:type="dxa"/>
-          </w:tcPr>
-          <w:p>
-            <w:r>
-              <w:rPr>
-                <w:sz w:val="20"/>
-              </w:rPr>
-              <w:t>Fix: thumbnails autoCache</w:t>
-            </w:r>
-          </w:p>
-        </w:tc>
-        <w:tc>
-          <w:tcPr>
-            <w:tcW w:w="1728" w:type="dxa"/>
-          </w:tcPr>
-          <w:p>
-            <w:pPr>
-              <w:rPr>
-                <w:lang w:val="fr-FR"/>
-              </w:rPr>
-            </w:pPr>
-            <w:r>
-              <w:rPr>
-                <w:sz w:val="20"/>
-                <w:lang w:val="fr-FR"/>
-              </w:rPr>
-              <w:t>Sauvegarde des thumbnails playlists + vidéos dans autoCache (playlistObjects inclut snippet.thumbnails). Migration automatique ancien format : détection cache sans thumbnails → refresh API complet → re-save.</w:t>
-            </w:r>
-          </w:p>
-        </w:tc>
-        <w:tc>
-          <w:tcPr>
-            <w:tcW w:w="1728" w:type="dxa"/>
-          </w:tcPr>
-          <w:p>
-            <w:r>
-              <w:rPr>
-                <w:b/>
-                <w:color w:val="2EA043"/>
-                <w:sz w:val="20"/>
-              </w:rPr>
-              <w:t>✅</w:t>
-            </w:r>
-            <w:r>
-              <w:rPr>
-                <w:b/>
-                <w:color w:val="2EA043"/>
-                <w:sz w:val="20"/>
-              </w:rPr>
-              <w:t xml:space="preserve"> Terminé</w:t>
-            </w:r>
-          </w:p>
-        </w:tc>
-      </w:tr>
-      <w:tr>
-        <w:tc>
-          <w:tcPr>
-            <w:tcW w:w="1728" w:type="dxa"/>
-          </w:tcPr>
-          <w:p>
-            <w:r>
-              <w:rPr>
-                <w:b/>
-                <w:sz w:val="20"/>
-              </w:rPr>
-              <w:t>#B9</w:t>
-            </w:r>
-          </w:p>
-        </w:tc>
-        <w:tc>
-          <w:tcPr>
-            <w:tcW w:w="1728" w:type="dxa"/>
-          </w:tcPr>
-          <w:p>
-            <w:r>
-              <w:rPr>
-                <w:sz w:val="20"/>
-              </w:rPr>
-              <w:t>Infrastructure</w:t>
-            </w:r>
-          </w:p>
-        </w:tc>
-        <w:tc>
-          <w:tcPr>
-            <w:tcW w:w="1728" w:type="dxa"/>
-          </w:tcPr>
-          <w:p>
-            <w:r>
-              <w:rPr>
-                <w:sz w:val="20"/>
-              </w:rPr>
-              <w:t>Cache diagnostic thumbnails</w:t>
-            </w:r>
-          </w:p>
-        </w:tc>
-        <w:tc>
-          <w:tcPr>
-            <w:tcW w:w="1728" w:type="dxa"/>
-          </w:tcPr>
-          <w:p>
-            <w:r>
-              <w:rPr>
-                <w:sz w:val="20"/>
-                <w:lang w:val="fr-FR"/>
-              </w:rPr>
-              <w:t xml:space="preserve">Ajout de compteurs thumbnails dans le diagnostic cache : plThumbCount (playlists), vidThumbCount (vidéos), cacheThumbCount (videoDetailsCache). </w:t>
-            </w:r>
-            <w:r>
-              <w:rPr>
-                <w:sz w:val="20"/>
-              </w:rPr>
-              <w:t>Affichage dans le panneau HTML diagnostique.</w:t>
-            </w:r>
-          </w:p>
-        </w:tc>
-        <w:tc>
-          <w:tcPr>
-            <w:tcW w:w="1728" w:type="dxa"/>
-          </w:tcPr>
-          <w:p>
-            <w:r>
-              <w:rPr>
-                <w:b/>
-                <w:color w:val="2EA043"/>
-                <w:sz w:val="20"/>
-              </w:rPr>
-              <w:t>✅</w:t>
-            </w:r>
-            <w:r>
-              <w:rPr>
-                <w:b/>
-                <w:color w:val="2EA043"/>
-                <w:sz w:val="20"/>
-              </w:rPr>
-              <w:t xml:space="preserve"> Terminé</w:t>
-            </w:r>
-          </w:p>
-        </w:tc>
-      </w:tr>
-      <w:tr>
-        <w:tc>
-          <w:tcPr>
-            <w:tcW w:w="1728" w:type="dxa"/>
-          </w:tcPr>
-          <w:p>
-            <w:r>
-              <w:rPr>
-                <w:b/>
-                <w:sz w:val="20"/>
-              </w:rPr>
-              <w:t>#B10</w:t>
-            </w:r>
-          </w:p>
-        </w:tc>
-        <w:tc>
-          <w:tcPr>
-            <w:tcW w:w="1728" w:type="dxa"/>
-          </w:tcPr>
-          <w:p>
-            <w:r>
-              <w:rPr>
-                <w:sz w:val="20"/>
-              </w:rPr>
-              <w:t>Mobile</w:t>
-            </w:r>
-          </w:p>
-        </w:tc>
-        <w:tc>
-          <w:tcPr>
-            <w:tcW w:w="1728" w:type="dxa"/>
-          </w:tcPr>
-          <w:p>
-            <w:r>
-              <w:rPr>
-                <w:sz w:val="20"/>
-              </w:rPr>
-              <w:t>Header mobile : tools dans sidebar</w:t>
-            </w:r>
-          </w:p>
-        </w:tc>
-        <w:tc>
-          <w:tcPr>
-            <w:tcW w:w="1728" w:type="dxa"/>
-          </w:tcPr>
-          <w:p>
-            <w:r>
-              <w:rPr>
-                <w:sz w:val="20"/>
-                <w:lang w:val="fr-FR"/>
-              </w:rPr>
-              <w:t xml:space="preserve">Déplacement des boutons backup, export, langue et skin du header vers une section « Outils » dans la sidebar mobile. </w:t>
-            </w:r>
-            <w:r>
-              <w:rPr>
-                <w:sz w:val="20"/>
-              </w:rPr>
-              <w:t>Header ne conserve que hamburger + logo + quota. Fonctions sidebar : toggleSkinPickerSidebar(), updateSidebarLabels().</w:t>
-            </w:r>
-          </w:p>
-        </w:tc>
-        <w:tc>
-          <w:tcPr>
-            <w:tcW w:w="1728" w:type="dxa"/>
-          </w:tcPr>
-          <w:p>
-            <w:r>
-              <w:rPr>
-                <w:b/>
-                <w:color w:val="2EA043"/>
-                <w:sz w:val="20"/>
-              </w:rPr>
-              <w:t>✅</w:t>
-            </w:r>
-            <w:r>
-              <w:rPr>
-                <w:b/>
-                <w:color w:val="2EA043"/>
-                <w:sz w:val="20"/>
-              </w:rPr>
-              <w:t xml:space="preserve"> Terminé</w:t>
-            </w:r>
-          </w:p>
-        </w:tc>
-      </w:tr>
-      <w:tr>
-        <w:tc>
-          <w:tcPr>
-            <w:tcW w:w="1728" w:type="dxa"/>
-          </w:tcPr>
-          <w:p>
-            <w:r>
-              <w:rPr>
-                <w:b/>
-                <w:sz w:val="20"/>
-              </w:rPr>
-              <w:t>#B11</w:t>
-            </w:r>
-          </w:p>
-        </w:tc>
-        <w:tc>
-          <w:tcPr>
-            <w:tcW w:w="1728" w:type="dxa"/>
-          </w:tcPr>
-          <w:p>
-            <w:r>
-              <w:rPr>
-                <w:sz w:val="20"/>
-              </w:rPr>
-              <w:t>UX</w:t>
-            </w:r>
-          </w:p>
-        </w:tc>
-        <w:tc>
-          <w:tcPr>
-            <w:tcW w:w="1728" w:type="dxa"/>
-          </w:tcPr>
-          <w:p>
-            <w:r>
-              <w:rPr>
-                <w:sz w:val="20"/>
-              </w:rPr>
-              <w:t>Studio Creator : toggle liste/thumbnails</w:t>
-            </w:r>
-          </w:p>
-        </w:tc>
-        <w:tc>
-          <w:tcPr>
-            <w:tcW w:w="1728" w:type="dxa"/>
-          </w:tcPr>
-          <w:p>
-            <w:r>
-              <w:rPr>
-                <w:sz w:val="20"/>
-                <w:lang w:val="fr-FR"/>
-              </w:rPr>
-              <w:t xml:space="preserve">Ajout d’un toggle liste (select) vs grille thumbnails pour les 3 panneaux Studio (Video Editor, Thumbnails, Captions). Sélection par clic sur miniature avec surbrillance. </w:t>
-            </w:r>
-            <w:r>
-              <w:rPr>
-                <w:sz w:val="20"/>
-              </w:rPr>
-              <w:t>Grille scrollable CSS Grid auto-fill 140px.</w:t>
-            </w:r>
-          </w:p>
-        </w:tc>
-        <w:tc>
-          <w:tcPr>
-            <w:tcW w:w="1728" w:type="dxa"/>
-          </w:tcPr>
-          <w:p>
-            <w:r>
-              <w:rPr>
-                <w:b/>
-                <w:color w:val="2EA043"/>
-                <w:sz w:val="20"/>
-              </w:rPr>
-              <w:t>✅</w:t>
-            </w:r>
-            <w:r>
-              <w:rPr>
-                <w:b/>
-                <w:color w:val="2EA043"/>
-                <w:sz w:val="20"/>
-              </w:rPr>
-              <w:t xml:space="preserve"> Terminé</w:t>
+              <w:t>✅ Terminé</w:t>
             </w:r>
           </w:p>
         </w:tc>
@@ -2484,15 +2301,234 @@
                 <w:color w:val="B45309"/>
                 <w:sz w:val="20"/>
               </w:rPr>
-              <w:t>⏳</w:t>
-            </w:r>
+              <w:t>⏳ En attente</w:t>
+            </w:r>
+          </w:p>
+        </w:tc>
+      </w:tr>
+      <w:tr>
+        <w:tc>
+          <w:tcPr>
+            <w:tcW w:w="687" w:type="dxa"/>
+            <w:shd w:val="clear" w:color="auto" w:fill="F2F2F2"/>
+          </w:tcPr>
+          <w:p>
+            <w:r>
+              <w:rPr>
+                <w:b/>
+                <w:sz w:val="20"/>
+              </w:rPr>
+              <w:t>#10</w:t>
+            </w:r>
+          </w:p>
+        </w:tc>
+        <w:tc>
+          <w:tcPr>
+            <w:tcW w:w="1464" w:type="dxa"/>
+            <w:shd w:val="clear" w:color="auto" w:fill="F2F2F2"/>
+          </w:tcPr>
+          <w:p>
+            <w:r>
+              <w:rPr>
+                <w:sz w:val="20"/>
+              </w:rPr>
+              <w:t>Fonctionnalités</w:t>
+            </w:r>
+          </w:p>
+        </w:tc>
+        <w:tc>
+          <w:tcPr>
+            <w:tcW w:w="2068" w:type="dxa"/>
+            <w:shd w:val="clear" w:color="auto" w:fill="F2F2F2"/>
+          </w:tcPr>
+          <w:p>
+            <w:r>
+              <w:rPr>
+                <w:sz w:val="20"/>
+              </w:rPr>
+              <w:t>Sous-groupes / dossiers imbriqués</w:t>
+            </w:r>
+          </w:p>
+        </w:tc>
+        <w:tc>
+          <w:tcPr>
+            <w:tcW w:w="2817" w:type="dxa"/>
+            <w:shd w:val="clear" w:color="auto" w:fill="F2F2F2"/>
+          </w:tcPr>
+          <w:p>
+            <w:pPr>
+              <w:rPr>
+                <w:lang w:val="fr-FR"/>
+              </w:rPr>
+            </w:pPr>
+            <w:r>
+              <w:rPr>
+                <w:lang w:val="fr-FR"/>
+              </w:rPr>
+              <w:t>Arbre de dossiers/sous-groupes illimité. CRUD complet, assign playlists, collapse/expand, icônes emoji par dossier.</w:t>
+            </w:r>
+          </w:p>
+        </w:tc>
+        <w:tc>
+          <w:tcPr>
+            <w:tcW w:w="1728" w:type="dxa"/>
+            <w:shd w:val="clear" w:color="auto" w:fill="F2F2F2"/>
+          </w:tcPr>
+          <w:p>
+            <w:r>
+              <w:t>✅ Terminé</w:t>
+            </w:r>
+          </w:p>
+        </w:tc>
+      </w:tr>
+      <w:tr>
+        <w:tc>
+          <w:tcPr>
+            <w:tcW w:w="687" w:type="dxa"/>
+          </w:tcPr>
+          <w:p>
+            <w:r>
+              <w:rPr>
+                <w:b/>
+                <w:sz w:val="20"/>
+              </w:rPr>
+              <w:t>#12</w:t>
+            </w:r>
+          </w:p>
+        </w:tc>
+        <w:tc>
+          <w:tcPr>
+            <w:tcW w:w="1464" w:type="dxa"/>
+          </w:tcPr>
+          <w:p>
+            <w:r>
+              <w:rPr>
+                <w:sz w:val="20"/>
+              </w:rPr>
+              <w:t>Fonctionnalités</w:t>
+            </w:r>
+          </w:p>
+        </w:tc>
+        <w:tc>
+          <w:tcPr>
+            <w:tcW w:w="2068" w:type="dxa"/>
+          </w:tcPr>
+          <w:p>
+            <w:r>
+              <w:rPr>
+                <w:sz w:val="20"/>
+              </w:rPr>
+              <w:t>Mode Deck multi-colonnes</w:t>
+            </w:r>
+          </w:p>
+        </w:tc>
+        <w:tc>
+          <w:tcPr>
+            <w:tcW w:w="2817" w:type="dxa"/>
+          </w:tcPr>
+          <w:p>
+            <w:pPr>
+              <w:rPr>
+                <w:lang w:val="fr-FR"/>
+              </w:rPr>
+            </w:pPr>
+            <w:r>
+              <w:rPr>
+                <w:lang w:val="fr-FR"/>
+              </w:rPr>
+              <w:t>Vue TweetDeck avec colonnes illimitées, scroll horizontal, chargement vidéos par colonne, ajout/suppression dynamique.</w:t>
+            </w:r>
+          </w:p>
+        </w:tc>
+        <w:tc>
+          <w:tcPr>
+            <w:tcW w:w="1728" w:type="dxa"/>
+          </w:tcPr>
+          <w:p>
+            <w:r>
+              <w:t>✅ Terminé</w:t>
+            </w:r>
+          </w:p>
+        </w:tc>
+      </w:tr>
+      <w:tr>
+        <w:tc>
+          <w:tcPr>
+            <w:tcW w:w="687" w:type="dxa"/>
+            <w:shd w:val="clear" w:color="auto" w:fill="F2F2F2"/>
+          </w:tcPr>
+          <w:p>
+            <w:r>
+              <w:rPr>
+                <w:b/>
+                <w:sz w:val="20"/>
+              </w:rPr>
+              <w:t>#13</w:t>
+            </w:r>
+          </w:p>
+        </w:tc>
+        <w:tc>
+          <w:tcPr>
+            <w:tcW w:w="1464" w:type="dxa"/>
+            <w:shd w:val="clear" w:color="auto" w:fill="F2F2F2"/>
+          </w:tcPr>
+          <w:p>
+            <w:r>
+              <w:rPr>
+                <w:sz w:val="20"/>
+              </w:rPr>
+              <w:t>Infrastructure</w:t>
+            </w:r>
+          </w:p>
+        </w:tc>
+        <w:tc>
+          <w:tcPr>
+            <w:tcW w:w="2068" w:type="dxa"/>
+            <w:shd w:val="clear" w:color="auto" w:fill="F2F2F2"/>
+          </w:tcPr>
+          <w:p>
+            <w:r>
+              <w:rPr>
+                <w:sz w:val="20"/>
+              </w:rPr>
+              <w:t>Synchronisation cross-device</w:t>
+            </w:r>
+          </w:p>
+        </w:tc>
+        <w:tc>
+          <w:tcPr>
+            <w:tcW w:w="2817" w:type="dxa"/>
+            <w:shd w:val="clear" w:color="auto" w:fill="F2F2F2"/>
+          </w:tcPr>
+          <w:p>
+            <w:r>
+              <w:rPr>
+                <w:sz w:val="20"/>
+                <w:lang w:val="fr-FR"/>
+              </w:rPr>
+              <w:t xml:space="preserve">Étendre la sync au-delà des tags : état utilisateur complet (tags, watchQueue, thème, préférences). </w:t>
+            </w:r>
+            <w:r>
+              <w:rPr>
+                <w:sz w:val="20"/>
+              </w:rPr>
+              <w:t>Google Drive pour version gratuite, serveur pour version commerciale.</w:t>
+            </w:r>
+          </w:p>
+        </w:tc>
+        <w:tc>
+          <w:tcPr>
+            <w:tcW w:w="1728" w:type="dxa"/>
+            <w:shd w:val="clear" w:color="auto" w:fill="F2F2F2"/>
+          </w:tcPr>
+          <w:p>
             <w:r>
               <w:rPr>
                 <w:b/>
                 <w:color w:val="B45309"/>
                 <w:sz w:val="20"/>
               </w:rPr>
-              <w:t xml:space="preserve"> En attente</w:t>
+              <w:t>⏳ En attente</w:t>
             </w:r>
           </w:p>
         </w:tc>
@@ -2501,6 +2537,82 @@
         <w:tc>
           <w:tcPr>
             <w:tcW w:w="687" w:type="dxa"/>
+          </w:tcPr>
+          <w:p>
+            <w:r>
+              <w:rPr>
+                <w:b/>
+                <w:sz w:val="20"/>
+              </w:rPr>
+              <w:t>#14</w:t>
+            </w:r>
+          </w:p>
+        </w:tc>
+        <w:tc>
+          <w:tcPr>
+            <w:tcW w:w="1464" w:type="dxa"/>
+          </w:tcPr>
+          <w:p>
+            <w:r>
+              <w:rPr>
+                <w:sz w:val="20"/>
+              </w:rPr>
+              <w:t>UX</w:t>
+            </w:r>
+          </w:p>
+        </w:tc>
+        <w:tc>
+          <w:tcPr>
+            <w:tcW w:w="2068" w:type="dxa"/>
+          </w:tcPr>
+          <w:p>
+            <w:r>
+              <w:rPr>
+                <w:sz w:val="20"/>
+              </w:rPr>
+              <w:t>Session dédiée UI/UX</w:t>
+            </w:r>
+          </w:p>
+        </w:tc>
+        <w:tc>
+          <w:tcPr>
+            <w:tcW w:w="2817" w:type="dxa"/>
+          </w:tcPr>
+          <w:p>
+            <w:pPr>
+              <w:rPr>
+                <w:lang w:val="fr-FR"/>
+              </w:rPr>
+            </w:pPr>
+            <w:r>
+              <w:rPr>
+                <w:sz w:val="20"/>
+                <w:lang w:val="fr-FR"/>
+              </w:rPr>
+              <w:t>Refonte interface en 3 phases : audit UX (design-critique + accessibility-review WCAG), formaliser le design system (CSS variables + composants), implémentation (refonte CSS, interactions, dark/light mode).</w:t>
+            </w:r>
+          </w:p>
+        </w:tc>
+        <w:tc>
+          <w:tcPr>
+            <w:tcW w:w="1728" w:type="dxa"/>
+          </w:tcPr>
+          <w:p>
+            <w:r>
+              <w:rPr>
+                <w:b/>
+                <w:color w:val="B45309"/>
+                <w:sz w:val="20"/>
+              </w:rPr>
+              <w:t>⏳ En attente</w:t>
+            </w:r>
+          </w:p>
+        </w:tc>
+      </w:tr>
+      <w:tr>
+        <w:tc>
+          <w:tcPr>
+            <w:tcW w:w="687" w:type="dxa"/>
             <w:shd w:val="clear" w:color="auto" w:fill="F2F2F2"/>
           </w:tcPr>
           <w:p>
@@ -2509,7 +2621,7 @@
                 <w:b/>
                 <w:sz w:val="20"/>
               </w:rPr>
-              <w:t>#10</w:t>
+              <w:t>#15</w:t>
             </w:r>
           </w:p>
         </w:tc>
@@ -2523,7 +2635,7 @@
               <w:rPr>
                 <w:sz w:val="20"/>
               </w:rPr>
-              <w:t>Fonctionnalités</w:t>
+              <w:t>Distribution</w:t>
             </w:r>
           </w:p>
         </w:tc>
@@ -2537,7 +2649,7 @@
               <w:rPr>
                 <w:sz w:val="20"/>
               </w:rPr>
-              <w:t>Sous-groupes / dossiers imbriqués</w:t>
+              <w:t>Publication stores via PWA</w:t>
             </w:r>
           </w:p>
         </w:tc>
@@ -2547,16 +2659,14 @@
             <w:shd w:val="clear" w:color="auto" w:fill="F2F2F2"/>
           </w:tcPr>
           <w:p>
-            <w:pPr>
+            <w:r>
               <w:rPr>
                 <w:lang w:val="fr-FR"/>
               </w:rPr>
-            </w:pPr>
-            <w:r>
-              <w:rPr>
-                <w:lang w:val="fr-FR"/>
-              </w:rPr>
-              <w:t>Arbre de dossiers/sous-groupes illimité. CRUD complet, assign playlists, collapse/expand, icônes emoji par dossier.</w:t>
+              <w:t xml:space="preserve">BLOQUÉ PAR #1p2-3. Ne pas publier sans backend quota. </w:t>
+            </w:r>
+            <w:r>
+              <w:t>TWA (Bubblewrap) pour Google Play, PWABuilder pour App Store. Stripe web, Apple IAP requis.</w:t>
             </w:r>
           </w:p>
         </w:tc>
@@ -2567,10 +2677,7 @@
           </w:tcPr>
           <w:p>
             <w:r>
-              <w:t>✅</w:t>
-            </w:r>
-            <w:r>
-              <w:t xml:space="preserve"> Terminé</w:t>
+              <w:t>🚫 Bloqué</w:t>
             </w:r>
           </w:p>
         </w:tc>
@@ -2586,7 +2693,7 @@
                 <w:b/>
                 <w:sz w:val="20"/>
               </w:rPr>
-              <w:t>#12</w:t>
+              <w:t>#1p2-3</w:t>
             </w:r>
           </w:p>
         </w:tc>
@@ -2599,7 +2706,7 @@
               <w:rPr>
                 <w:sz w:val="20"/>
               </w:rPr>
-              <w:t>Fonctionnalités</w:t>
+              <w:t>Infrastructure</w:t>
             </w:r>
           </w:p>
         </w:tc>
@@ -2612,7 +2719,7 @@
               <w:rPr>
                 <w:sz w:val="20"/>
               </w:rPr>
-              <w:t>Mode Deck multi-colonnes</w:t>
+              <w:t>Quota backend (Phases 2-3)</w:t>
             </w:r>
           </w:p>
         </w:tc>
@@ -2621,16 +2728,14 @@
             <w:tcW w:w="2817" w:type="dxa"/>
           </w:tcPr>
           <w:p>
-            <w:pPr>
+            <w:r>
               <w:rPr>
                 <w:lang w:val="fr-FR"/>
               </w:rPr>
-            </w:pPr>
-            <w:r>
-              <w:rPr>
-                <w:lang w:val="fr-FR"/>
-              </w:rPr>
-              <w:t>Vue TweetDeck avec colonnes illimitées, scroll horizontal, chargement vidéos par colonne, ajout/suppression dynamique.</w:t>
+              <w:t xml:space="preserve">PRIORITAIRE — prérequis #15. Phase 2 : demande augmentation quota Google (50K-100K). </w:t>
+            </w:r>
+            <w:r>
+              <w:t>Phase 3 : proxy backend avec rate limiting, cache, file d'attente par user.</w:t>
             </w:r>
           </w:p>
         </w:tc>
@@ -2640,331 +2745,7 @@
           </w:tcPr>
           <w:p>
             <w:r>
-              <w:t>✅</w:t>
-            </w:r>
-            <w:r>
-              <w:t xml:space="preserve"> Terminé</w:t>
-            </w:r>
-          </w:p>
-        </w:tc>
-      </w:tr>
-      <w:tr>
-        <w:tc>
-          <w:tcPr>
-            <w:tcW w:w="687" w:type="dxa"/>
-            <w:shd w:val="clear" w:color="auto" w:fill="F2F2F2"/>
-          </w:tcPr>
-          <w:p>
-            <w:r>
-              <w:rPr>
-                <w:b/>
-                <w:sz w:val="20"/>
-              </w:rPr>
-              <w:t>#13</w:t>
-            </w:r>
-          </w:p>
-        </w:tc>
-        <w:tc>
-          <w:tcPr>
-            <w:tcW w:w="1464" w:type="dxa"/>
-            <w:shd w:val="clear" w:color="auto" w:fill="F2F2F2"/>
-          </w:tcPr>
-          <w:p>
-            <w:r>
-              <w:rPr>
-                <w:sz w:val="20"/>
-              </w:rPr>
-              <w:t>Infrastructure</w:t>
-            </w:r>
-          </w:p>
-        </w:tc>
-        <w:tc>
-          <w:tcPr>
-            <w:tcW w:w="2068" w:type="dxa"/>
-            <w:shd w:val="clear" w:color="auto" w:fill="F2F2F2"/>
-          </w:tcPr>
-          <w:p>
-            <w:r>
-              <w:rPr>
-                <w:sz w:val="20"/>
-              </w:rPr>
-              <w:t>Synchronisation cross-device</w:t>
-            </w:r>
-          </w:p>
-        </w:tc>
-        <w:tc>
-          <w:tcPr>
-            <w:tcW w:w="2817" w:type="dxa"/>
-            <w:shd w:val="clear" w:color="auto" w:fill="F2F2F2"/>
-          </w:tcPr>
-          <w:p>
-            <w:r>
-              <w:rPr>
-                <w:sz w:val="20"/>
-                <w:lang w:val="fr-FR"/>
-              </w:rPr>
-              <w:t xml:space="preserve">Étendre la sync au-delà des tags : état utilisateur complet (tags, watchQueue, thème, préférences). </w:t>
-            </w:r>
-            <w:r>
-              <w:rPr>
-                <w:sz w:val="20"/>
-              </w:rPr>
-              <w:t>Google Drive pour version gratuite, serveur pour version commerciale.</w:t>
-            </w:r>
-          </w:p>
-        </w:tc>
-        <w:tc>
-          <w:tcPr>
-            <w:tcW w:w="1728" w:type="dxa"/>
-            <w:shd w:val="clear" w:color="auto" w:fill="F2F2F2"/>
-          </w:tcPr>
-          <w:p>
-            <w:r>
-              <w:rPr>
-                <w:b/>
-                <w:color w:val="B45309"/>
-                <w:sz w:val="20"/>
-              </w:rPr>
-              <w:t>⏳</w:t>
-            </w:r>
-            <w:r>
-              <w:rPr>
-                <w:b/>
-                <w:color w:val="B45309"/>
-                <w:sz w:val="20"/>
-              </w:rPr>
-              <w:t xml:space="preserve"> En attente</w:t>
-            </w:r>
-          </w:p>
-        </w:tc>
-      </w:tr>
-      <w:tr>
-        <w:tc>
-          <w:tcPr>
-            <w:tcW w:w="687" w:type="dxa"/>
-          </w:tcPr>
-          <w:p>
-            <w:r>
-              <w:rPr>
-                <w:b/>
-                <w:sz w:val="20"/>
-              </w:rPr>
-              <w:t>#14</w:t>
-            </w:r>
-          </w:p>
-        </w:tc>
-        <w:tc>
-          <w:tcPr>
-            <w:tcW w:w="1464" w:type="dxa"/>
-          </w:tcPr>
-          <w:p>
-            <w:r>
-              <w:rPr>
-                <w:sz w:val="20"/>
-              </w:rPr>
-              <w:t>UX</w:t>
-            </w:r>
-          </w:p>
-        </w:tc>
-        <w:tc>
-          <w:tcPr>
-            <w:tcW w:w="2068" w:type="dxa"/>
-          </w:tcPr>
-          <w:p>
-            <w:r>
-              <w:rPr>
-                <w:sz w:val="20"/>
-              </w:rPr>
-              <w:t>Session dédiée UI/UX</w:t>
-            </w:r>
-          </w:p>
-        </w:tc>
-        <w:tc>
-          <w:tcPr>
-            <w:tcW w:w="2817" w:type="dxa"/>
-          </w:tcPr>
-          <w:p>
-            <w:pPr>
-              <w:rPr>
-                <w:lang w:val="fr-FR"/>
-              </w:rPr>
-            </w:pPr>
-            <w:r>
-              <w:rPr>
-                <w:sz w:val="20"/>
-                <w:lang w:val="fr-FR"/>
-              </w:rPr>
-              <w:t>Refonte interface en 3 phases : audit UX (design-critique + accessibility-review WCAG), formaliser le design system (CSS variables + composants), implémentation (refonte CSS, interactions, dark/light mode).</w:t>
-            </w:r>
-          </w:p>
-        </w:tc>
-        <w:tc>
-          <w:tcPr>
-            <w:tcW w:w="1728" w:type="dxa"/>
-          </w:tcPr>
-          <w:p>
-            <w:r>
-              <w:rPr>
-                <w:b/>
-                <w:color w:val="B45309"/>
-                <w:sz w:val="20"/>
-              </w:rPr>
-              <w:t>⏳</w:t>
-            </w:r>
-            <w:r>
-              <w:rPr>
-                <w:b/>
-                <w:color w:val="B45309"/>
-                <w:sz w:val="20"/>
-              </w:rPr>
-              <w:t xml:space="preserve"> En attente</w:t>
-            </w:r>
-          </w:p>
-        </w:tc>
-      </w:tr>
-      <w:tr>
-        <w:tc>
-          <w:tcPr>
-            <w:tcW w:w="687" w:type="dxa"/>
-            <w:shd w:val="clear" w:color="auto" w:fill="F2F2F2"/>
-          </w:tcPr>
-          <w:p>
-            <w:r>
-              <w:rPr>
-                <w:b/>
-                <w:sz w:val="20"/>
-              </w:rPr>
-              <w:t>#15</w:t>
-            </w:r>
-          </w:p>
-        </w:tc>
-        <w:tc>
-          <w:tcPr>
-            <w:tcW w:w="1464" w:type="dxa"/>
-            <w:shd w:val="clear" w:color="auto" w:fill="F2F2F2"/>
-          </w:tcPr>
-          <w:p>
-            <w:r>
-              <w:rPr>
-                <w:sz w:val="20"/>
-              </w:rPr>
-              <w:t>Distribution</w:t>
-            </w:r>
-          </w:p>
-        </w:tc>
-        <w:tc>
-          <w:tcPr>
-            <w:tcW w:w="2068" w:type="dxa"/>
-            <w:shd w:val="clear" w:color="auto" w:fill="F2F2F2"/>
-          </w:tcPr>
-          <w:p>
-            <w:r>
-              <w:rPr>
-                <w:sz w:val="20"/>
-              </w:rPr>
-              <w:t>Publication stores via PWA</w:t>
-            </w:r>
-          </w:p>
-        </w:tc>
-        <w:tc>
-          <w:tcPr>
-            <w:tcW w:w="2817" w:type="dxa"/>
-            <w:shd w:val="clear" w:color="auto" w:fill="F2F2F2"/>
-          </w:tcPr>
-          <w:p>
-            <w:r>
-              <w:rPr>
-                <w:lang w:val="fr-FR"/>
-              </w:rPr>
-              <w:t xml:space="preserve">BLOQUÉ PAR #1p2-3. Ne pas publier sans backend quota. </w:t>
-            </w:r>
-            <w:r>
-              <w:t>TWA (Bubblewrap) pour Google Play, PWABuilder pour App Store. Stripe web, Apple IAP requis.</w:t>
-            </w:r>
-          </w:p>
-        </w:tc>
-        <w:tc>
-          <w:tcPr>
-            <w:tcW w:w="1728" w:type="dxa"/>
-            <w:shd w:val="clear" w:color="auto" w:fill="F2F2F2"/>
-          </w:tcPr>
-          <w:p>
-            <w:r>
-              <w:t>🚫</w:t>
-            </w:r>
-            <w:r>
-              <w:t xml:space="preserve"> Bloqué</w:t>
-            </w:r>
-          </w:p>
-        </w:tc>
-      </w:tr>
-      <w:tr>
-        <w:tc>
-          <w:tcPr>
-            <w:tcW w:w="687" w:type="dxa"/>
-          </w:tcPr>
-          <w:p>
-            <w:r>
-              <w:rPr>
-                <w:b/>
-                <w:sz w:val="20"/>
-              </w:rPr>
-              <w:t>#1p2-3</w:t>
-            </w:r>
-          </w:p>
-        </w:tc>
-        <w:tc>
-          <w:tcPr>
-            <w:tcW w:w="1464" w:type="dxa"/>
-          </w:tcPr>
-          <w:p>
-            <w:r>
-              <w:rPr>
-                <w:sz w:val="20"/>
-              </w:rPr>
-              <w:t>Infrastructure</w:t>
-            </w:r>
-          </w:p>
-        </w:tc>
-        <w:tc>
-          <w:tcPr>
-            <w:tcW w:w="2068" w:type="dxa"/>
-          </w:tcPr>
-          <w:p>
-            <w:r>
-              <w:rPr>
-                <w:sz w:val="20"/>
-              </w:rPr>
-              <w:t>Quota backend (Phases 2-3)</w:t>
-            </w:r>
-          </w:p>
-        </w:tc>
-        <w:tc>
-          <w:tcPr>
-            <w:tcW w:w="2817" w:type="dxa"/>
-          </w:tcPr>
-          <w:p>
-            <w:r>
-              <w:rPr>
-                <w:lang w:val="fr-FR"/>
-              </w:rPr>
-              <w:t xml:space="preserve">PRIORITAIRE — prérequis #15. Phase 2 : demande augmentation quota Google (50K-100K). </w:t>
-            </w:r>
-            <w:r>
-              <w:t>Phase 3 : proxy backend avec rate limiting, cache, file d'attente par user.</w:t>
-            </w:r>
-          </w:p>
-        </w:tc>
-        <w:tc>
-          <w:tcPr>
-            <w:tcW w:w="1728" w:type="dxa"/>
-          </w:tcPr>
-          <w:p>
-            <w:r>
-              <w:t>⏳</w:t>
-            </w:r>
-            <w:r>
-              <w:t xml:space="preserve"> Prioritaire</w:t>
+              <w:t>⏳ Prioritaire</w:t>
             </w:r>
           </w:p>
         </w:tc>
@@ -3144,15 +2925,82 @@
                 <w:color w:val="1E8449"/>
                 <w:sz w:val="20"/>
               </w:rPr>
-              <w:t>✅</w:t>
-            </w:r>
+              <w:t>✅ Livré (v1.0.0 + v1.4.1) — résidus de l’audit corrigés (v1.27.4–v1.27.46 : AUD-04/05/06/07/52)</w:t>
+            </w:r>
+          </w:p>
+        </w:tc>
+      </w:tr>
+      <w:tr>
+        <w:tc>
+          <w:tcPr>
+            <w:tcW w:w="1728" w:type="dxa"/>
+            <w:shd w:val="clear" w:color="auto" w:fill="F2F2F2"/>
+          </w:tcPr>
+          <w:p>
+            <w:r>
+              <w:rPr>
+                <w:b/>
+                <w:sz w:val="20"/>
+              </w:rPr>
+              <w:t>CR2</w:t>
+            </w:r>
+          </w:p>
+        </w:tc>
+        <w:tc>
+          <w:tcPr>
+            <w:tcW w:w="1728" w:type="dxa"/>
+            <w:shd w:val="clear" w:color="auto" w:fill="F2F2F2"/>
+          </w:tcPr>
+          <w:p>
+            <w:r>
+              <w:rPr>
+                <w:sz w:val="20"/>
+              </w:rPr>
+              <w:t>Bugfix</w:t>
+            </w:r>
+          </w:p>
+        </w:tc>
+        <w:tc>
+          <w:tcPr>
+            <w:tcW w:w="1728" w:type="dxa"/>
+            <w:shd w:val="clear" w:color="auto" w:fill="F2F2F2"/>
+          </w:tcPr>
+          <w:p>
+            <w:r>
+              <w:rPr>
+                <w:sz w:val="20"/>
+              </w:rPr>
+              <w:t>Corriger « Lire la playlist » / « Lire tout »</w:t>
+            </w:r>
+          </w:p>
+        </w:tc>
+        <w:tc>
+          <w:tcPr>
+            <w:tcW w:w="1728" w:type="dxa"/>
+            <w:shd w:val="clear" w:color="auto" w:fill="F2F2F2"/>
+          </w:tcPr>
+          <w:p>
+            <w:r>
+              <w:rPr>
+                <w:sz w:val="20"/>
+              </w:rPr>
+              <w:t>Construire PLAYER.queue depuis la forme brute des playlistItems (contentDetails.videoId, snippet.title, videoOwnerChannelTitle, thumbnails). Vérifier dans le navigateur avec le skill run.</w:t>
+            </w:r>
+          </w:p>
+        </w:tc>
+        <w:tc>
+          <w:tcPr>
+            <w:tcW w:w="1728" w:type="dxa"/>
+            <w:shd w:val="clear" w:color="auto" w:fill="F2F2F2"/>
+          </w:tcPr>
+          <w:p>
             <w:r>
               <w:rPr>
                 <w:b/>
                 <w:color w:val="1E8449"/>
                 <w:sz w:val="20"/>
               </w:rPr>
-              <w:t xml:space="preserve"> Livré (v1.0.0 + v1.4.1) — résidus de l’audit corrigés (v1.27.4–v1.27.46 : AUD-04/05/06/07/52)</w:t>
+              <w:t>✅ Livré (v1.0.0)</w:t>
             </w:r>
           </w:p>
         </w:tc>
@@ -3161,7 +3009,6 @@
         <w:tc>
           <w:tcPr>
             <w:tcW w:w="1728" w:type="dxa"/>
-            <w:shd w:val="clear" w:color="auto" w:fill="F2F2F2"/>
           </w:tcPr>
           <w:p>
             <w:r>
@@ -3169,10 +3016,66 @@
                 <w:b/>
                 <w:sz w:val="20"/>
               </w:rPr>
-              <w:t>CR2</w:t>
-            </w:r>
-          </w:p>
-        </w:tc>
+              <w:t>CR3</w:t>
+            </w:r>
+          </w:p>
+        </w:tc>
+        <w:tc>
+          <w:tcPr>
+            <w:tcW w:w="1728" w:type="dxa"/>
+          </w:tcPr>
+          <w:p>
+            <w:r>
+              <w:rPr>
+                <w:sz w:val="20"/>
+              </w:rPr>
+              <w:t>Bugfix</w:t>
+            </w:r>
+          </w:p>
+        </w:tc>
+        <w:tc>
+          <w:tcPr>
+            <w:tcW w:w="1728" w:type="dxa"/>
+          </w:tcPr>
+          <w:p>
+            <w:r>
+              <w:rPr>
+                <w:sz w:val="20"/>
+              </w:rPr>
+              <w:t>Corriger le cache obsolète après écriture</w:t>
+            </w:r>
+          </w:p>
+        </w:tc>
+        <w:tc>
+          <w:tcPr>
+            <w:tcW w:w="1728" w:type="dxa"/>
+          </w:tcPr>
+          <w:p>
+            <w:r>
+              <w:rPr>
+                <w:sz w:val="20"/>
+              </w:rPr>
+              <w:t>Invalider APP.allVideos[playlistId] après réorganisation, fusion, déplacement et création Discover ; ajouter une option force à loadPlaylistVideos.</w:t>
+            </w:r>
+          </w:p>
+        </w:tc>
+        <w:tc>
+          <w:tcPr>
+            <w:tcW w:w="1728" w:type="dxa"/>
+          </w:tcPr>
+          <w:p>
+            <w:r>
+              <w:rPr>
+                <w:b/>
+                <w:color w:val="1E8449"/>
+                <w:sz w:val="20"/>
+              </w:rPr>
+              <w:t>✅ Livré (v1.0.0)</w:t>
+            </w:r>
+          </w:p>
+        </w:tc>
+      </w:tr>
+      <w:tr>
         <w:tc>
           <w:tcPr>
             <w:tcW w:w="1728" w:type="dxa"/>
@@ -3181,9 +3084,10 @@
           <w:p>
             <w:r>
               <w:rPr>
+                <w:b/>
                 <w:sz w:val="20"/>
               </w:rPr>
-              <w:t>Bugfix</w:t>
+              <w:t>CR4</w:t>
             </w:r>
           </w:p>
         </w:tc>
@@ -3197,7 +3101,7 @@
               <w:rPr>
                 <w:sz w:val="20"/>
               </w:rPr>
-              <w:t>Corriger « Lire la playlist » / « Lire tout »</w:t>
+              <w:t>Infrastructure</w:t>
             </w:r>
           </w:p>
         </w:tc>
@@ -3211,7 +3115,7 @@
               <w:rPr>
                 <w:sz w:val="20"/>
               </w:rPr>
-              <w:t>Construire PLAYER.queue depuis la forme brute des playlistItems (contentDetails.videoId, snippet.title, videoOwnerChannelTitle, thumbnails). Vérifier dans le navigateur avec le skill run.</w:t>
+              <w:t>Corriger le comptage de quota</w:t>
             </w:r>
           </w:p>
         </w:tc>
@@ -3223,19 +3127,95 @@
           <w:p>
             <w:r>
               <w:rPr>
+                <w:sz w:val="20"/>
+              </w:rPr>
+              <w:t>Coût par endpoint, pas par méthode HTTP : search.list=100, écritures=50, captions.insert=400, videos.insert=1600. Compter uniquement en cas de succès HTTP.</w:t>
+            </w:r>
+          </w:p>
+        </w:tc>
+        <w:tc>
+          <w:tcPr>
+            <w:tcW w:w="1728" w:type="dxa"/>
+            <w:shd w:val="clear" w:color="auto" w:fill="F2F2F2"/>
+          </w:tcPr>
+          <w:p>
+            <w:r>
+              <w:rPr>
                 <w:b/>
                 <w:color w:val="1E8449"/>
                 <w:sz w:val="20"/>
               </w:rPr>
-              <w:t>✅</w:t>
-            </w:r>
+              <w:t>✅ Livré (v1.4.1) — une seule règle de facturation (v1.27.18, AUD-21)</w:t>
+            </w:r>
+          </w:p>
+        </w:tc>
+      </w:tr>
+      <w:tr>
+        <w:tc>
+          <w:tcPr>
+            <w:tcW w:w="1728" w:type="dxa"/>
+          </w:tcPr>
+          <w:p>
+            <w:r>
+              <w:rPr>
+                <w:b/>
+                <w:sz w:val="20"/>
+              </w:rPr>
+              <w:t>CR5</w:t>
+            </w:r>
+          </w:p>
+        </w:tc>
+        <w:tc>
+          <w:tcPr>
+            <w:tcW w:w="1728" w:type="dxa"/>
+          </w:tcPr>
+          <w:p>
+            <w:r>
+              <w:rPr>
+                <w:sz w:val="20"/>
+              </w:rPr>
+              <w:t>Légal</w:t>
+            </w:r>
+          </w:p>
+        </w:tc>
+        <w:tc>
+          <w:tcPr>
+            <w:tcW w:w="1728" w:type="dxa"/>
+          </w:tcPr>
+          <w:p>
+            <w:r>
+              <w:rPr>
+                <w:sz w:val="20"/>
+              </w:rPr>
+              <w:t>Compléter la purge RGPD</w:t>
+            </w:r>
+          </w:p>
+        </w:tc>
+        <w:tc>
+          <w:tcPr>
+            <w:tcW w:w="1728" w:type="dxa"/>
+          </w:tcPr>
+          <w:p>
+            <w:r>
+              <w:rPr>
+                <w:sz w:val="20"/>
+              </w:rPr>
+              <w:t>Inclure le profil Google en cache (userInfo : nom, email, photo) dans « Supprimer mes données » et la purge auto à 30 jours.</w:t>
+            </w:r>
+          </w:p>
+        </w:tc>
+        <w:tc>
+          <w:tcPr>
+            <w:tcW w:w="1728" w:type="dxa"/>
+          </w:tcPr>
+          <w:p>
             <w:r>
               <w:rPr>
                 <w:b/>
                 <w:color w:val="1E8449"/>
                 <w:sz w:val="20"/>
               </w:rPr>
-              <w:t xml:space="preserve"> Livré (v1.0.0)</w:t>
+              <w:t>✅ Livré (v1.0.0) — 17 clés manquantes ajoutées (v1.27.6, AUD-03)</w:t>
             </w:r>
           </w:p>
         </w:tc>
@@ -3244,6 +3224,7 @@
         <w:tc>
           <w:tcPr>
             <w:tcW w:w="1728" w:type="dxa"/>
+            <w:shd w:val="clear" w:color="auto" w:fill="F2F2F2"/>
           </w:tcPr>
           <w:p>
             <w:r>
@@ -3251,52 +3232,56 @@
                 <w:b/>
                 <w:sz w:val="20"/>
               </w:rPr>
-              <w:t>CR3</w:t>
+              <w:t>T1</w:t>
             </w:r>
           </w:p>
         </w:tc>
         <w:tc>
           <w:tcPr>
             <w:tcW w:w="1728" w:type="dxa"/>
+            <w:shd w:val="clear" w:color="auto" w:fill="F2F2F2"/>
           </w:tcPr>
           <w:p>
             <w:r>
               <w:rPr>
                 <w:sz w:val="20"/>
               </w:rPr>
-              <w:t>Bugfix</w:t>
+              <w:t>Qualité</w:t>
             </w:r>
           </w:p>
         </w:tc>
         <w:tc>
           <w:tcPr>
             <w:tcW w:w="1728" w:type="dxa"/>
+            <w:shd w:val="clear" w:color="auto" w:fill="F2F2F2"/>
           </w:tcPr>
           <w:p>
             <w:r>
               <w:rPr>
                 <w:sz w:val="20"/>
               </w:rPr>
-              <w:t>Corriger le cache obsolète après écriture</w:t>
+              <w:t>Passe de simplification (/simplify)</w:t>
             </w:r>
           </w:p>
         </w:tc>
         <w:tc>
           <w:tcPr>
             <w:tcW w:w="1728" w:type="dxa"/>
+            <w:shd w:val="clear" w:color="auto" w:fill="F2F2F2"/>
           </w:tcPr>
           <w:p>
             <w:r>
               <w:rPr>
                 <w:sz w:val="20"/>
               </w:rPr>
-              <w:t>Invalider APP.allVideos[playlistId] après réorganisation, fusion, déplacement et création Discover ; ajouter une option force à loadPlaylistVideos.</w:t>
+              <w:t>Après les fixes CR : dédupliquer parseDuration, supprimer le code mort (drawBarChart, APP.lang), unifier les 3 formateurs de durée.</w:t>
             </w:r>
           </w:p>
         </w:tc>
         <w:tc>
           <w:tcPr>
             <w:tcW w:w="1728" w:type="dxa"/>
+            <w:shd w:val="clear" w:color="auto" w:fill="F2F2F2"/>
           </w:tcPr>
           <w:p>
             <w:r>
@@ -3305,15 +3290,7 @@
                 <w:color w:val="1E8449"/>
                 <w:sz w:val="20"/>
               </w:rPr>
-              <w:t>✅</w:t>
-            </w:r>
-            <w:r>
-              <w:rPr>
-                <w:b/>
-                <w:color w:val="1E8449"/>
-                <w:sz w:val="20"/>
-              </w:rPr>
-              <w:t xml:space="preserve"> Livré (v1.0.0)</w:t>
+              <w:t>✅ Livré (v1.8.0)</w:t>
             </w:r>
           </w:p>
         </w:tc>
@@ -3322,7 +3299,6 @@
         <w:tc>
           <w:tcPr>
             <w:tcW w:w="1728" w:type="dxa"/>
-            <w:shd w:val="clear" w:color="auto" w:fill="F2F2F2"/>
           </w:tcPr>
           <w:p>
             <w:r>
@@ -3330,10 +3306,66 @@
                 <w:b/>
                 <w:sz w:val="20"/>
               </w:rPr>
-              <w:t>CR4</w:t>
-            </w:r>
-          </w:p>
-        </w:tc>
+              <w:t>T2</w:t>
+            </w:r>
+          </w:p>
+        </w:tc>
+        <w:tc>
+          <w:tcPr>
+            <w:tcW w:w="1728" w:type="dxa"/>
+          </w:tcPr>
+          <w:p>
+            <w:r>
+              <w:rPr>
+                <w:sz w:val="20"/>
+              </w:rPr>
+              <w:t>UX</w:t>
+            </w:r>
+          </w:p>
+        </w:tc>
+        <w:tc>
+          <w:tcPr>
+            <w:tcW w:w="1728" w:type="dxa"/>
+          </w:tcPr>
+          <w:p>
+            <w:r>
+              <w:rPr>
+                <w:sz w:val="20"/>
+              </w:rPr>
+              <w:t>Design system + graphiques (theme-factory, dataviz)</w:t>
+            </w:r>
+          </w:p>
+        </w:tc>
+        <w:tc>
+          <w:tcPr>
+            <w:tcW w:w="1728" w:type="dxa"/>
+          </w:tcPr>
+          <w:p>
+            <w:r>
+              <w:rPr>
+                <w:sz w:val="20"/>
+              </w:rPr>
+              <w:t>Pendant #14 : formaliser le design system avec theme-factory ; refondre les graphiques SVG du dashboard en système cohérent et accessible avec dataviz.</w:t>
+            </w:r>
+          </w:p>
+        </w:tc>
+        <w:tc>
+          <w:tcPr>
+            <w:tcW w:w="1728" w:type="dxa"/>
+          </w:tcPr>
+          <w:p>
+            <w:r>
+              <w:rPr>
+                <w:b/>
+                <w:color w:val="B45309"/>
+                <w:sz w:val="20"/>
+              </w:rPr>
+              <w:t>⏳ Avec #14</w:t>
+            </w:r>
+          </w:p>
+        </w:tc>
+      </w:tr>
+      <w:tr>
         <w:tc>
           <w:tcPr>
             <w:tcW w:w="1728" w:type="dxa"/>
@@ -3342,9 +3374,10 @@
           <w:p>
             <w:r>
               <w:rPr>
+                <w:b/>
                 <w:sz w:val="20"/>
               </w:rPr>
-              <w:t>Infrastructure</w:t>
+              <w:t>T3</w:t>
             </w:r>
           </w:p>
         </w:tc>
@@ -3358,7 +3391,7 @@
               <w:rPr>
                 <w:sz w:val="20"/>
               </w:rPr>
-              <w:t>Corriger le comptage de quota</w:t>
+              <w:t>Fonctionnalités</w:t>
             </w:r>
           </w:p>
         </w:tc>
@@ -3372,7 +3405,7 @@
               <w:rPr>
                 <w:sz w:val="20"/>
               </w:rPr>
-              <w:t>Coût par endpoint, pas par méthode HTTP : search.list=100, écritures=50, captions.insert=400, videos.insert=1600. Compter uniquement en cas de succès HTTP.</w:t>
+              <w:t>Tags suggérés par IA (claude-api)</w:t>
             </w:r>
           </w:p>
         </w:tc>
@@ -3384,19 +3417,25 @@
           <w:p>
             <w:r>
               <w:rPr>
-                <w:b/>
-                <w:color w:val="1E8449"/>
                 <w:sz w:val="20"/>
               </w:rPr>
-              <w:t>✅</w:t>
-            </w:r>
-            <w:r>
-              <w:rPr>
-                <w:b/>
-                <w:color w:val="1E8449"/>
+              <w:t>Implémenter AI-Suggested-Tags-Design.docx avec le skill claude-api (choix de modèle, tarification, patterns API).</w:t>
+            </w:r>
+          </w:p>
+        </w:tc>
+        <w:tc>
+          <w:tcPr>
+            <w:tcW w:w="1728" w:type="dxa"/>
+            <w:shd w:val="clear" w:color="auto" w:fill="F2F2F2"/>
+          </w:tcPr>
+          <w:p>
+            <w:r>
+              <w:rPr>
+                <w:b/>
+                <w:color w:val="B45309"/>
                 <w:sz w:val="20"/>
               </w:rPr>
-              <w:t xml:space="preserve"> Livré (v1.4.1) — une seule règle de facturation (v1.27.18, AUD-21)</w:t>
+              <w:t>⏳ En attente</w:t>
             </w:r>
           </w:p>
         </w:tc>
@@ -3412,7 +3451,7 @@
                 <w:b/>
                 <w:sz w:val="20"/>
               </w:rPr>
-              <w:t>CR5</w:t>
+              <w:t>T4</w:t>
             </w:r>
           </w:p>
         </w:tc>
@@ -3425,7 +3464,7 @@
               <w:rPr>
                 <w:sz w:val="20"/>
               </w:rPr>
-              <w:t>Légal</w:t>
+              <w:t>Distribution</w:t>
             </w:r>
           </w:p>
         </w:tc>
@@ -3438,7 +3477,7 @@
               <w:rPr>
                 <w:sz w:val="20"/>
               </w:rPr>
-              <w:t>Compléter la purge RGPD</w:t>
+              <w:t>Checklist pré-lancement (deploy-checklist)</w:t>
             </w:r>
           </w:p>
         </w:tc>
@@ -3451,7 +3490,7 @@
               <w:rPr>
                 <w:sz w:val="20"/>
               </w:rPr>
-              <w:t>Inclure le profil Google en cache (userInfo : nom, email, photo) dans « Supprimer mes données » et la purge auto à 30 jours.</w:t>
+              <w:t>Vérification avant soumission stores : backend quota en prod, purge RGPD vérifiée, CSP en place, plan de rollback.</w:t>
             </w:r>
           </w:p>
         </w:tc>
@@ -3463,18 +3502,10 @@
             <w:r>
               <w:rPr>
                 <w:b/>
-                <w:color w:val="1E8449"/>
+                <w:color w:val="808080"/>
                 <w:sz w:val="20"/>
               </w:rPr>
-              <w:t>✅</w:t>
-            </w:r>
-            <w:r>
-              <w:rPr>
-                <w:b/>
-                <w:color w:val="1E8449"/>
-                <w:sz w:val="20"/>
-              </w:rPr>
-              <w:t xml:space="preserve"> Livré (v1.0.0) — 17 clés manquantes ajoutées (v1.27.6, AUD-03)</w:t>
+              <w:t>🚫 Bloqué par #15</w:t>
             </w:r>
           </w:p>
         </w:tc>
@@ -3491,7 +3522,7 @@
                 <w:b/>
                 <w:sz w:val="20"/>
               </w:rPr>
-              <w:t>T1</w:t>
+              <w:t>T5</w:t>
             </w:r>
           </w:p>
         </w:tc>
@@ -3505,7 +3536,7 @@
               <w:rPr>
                 <w:sz w:val="20"/>
               </w:rPr>
-              <w:t>Qualité</w:t>
+              <w:t>Marketing</w:t>
             </w:r>
           </w:p>
         </w:tc>
@@ -3519,7 +3550,7 @@
               <w:rPr>
                 <w:sz w:val="20"/>
               </w:rPr>
-              <w:t>Passe de simplification (/simplify)</w:t>
+              <w:t>Landing page (web-artifacts-builder)</w:t>
             </w:r>
           </w:p>
         </w:tc>
@@ -3533,7 +3564,7 @@
               <w:rPr>
                 <w:sz w:val="20"/>
               </w:rPr>
-              <w:t>Après les fixes CR : dédupliquer parseDuration, supprimer le code mort (drawBarChart, APP.lang), unifier les 3 formateurs de durée.</w:t>
+              <w:t>Construire la page marketing/landing à partir de how-it-works.html avec le skill web-artifacts-builder.</w:t>
             </w:r>
           </w:p>
         </w:tc>
@@ -3546,340 +3577,10 @@
             <w:r>
               <w:rPr>
                 <w:b/>
-                <w:color w:val="1E8449"/>
-                <w:sz w:val="20"/>
-              </w:rPr>
-              <w:t>✅</w:t>
-            </w:r>
-            <w:r>
-              <w:rPr>
-                <w:b/>
-                <w:color w:val="1E8449"/>
-                <w:sz w:val="20"/>
-              </w:rPr>
-              <w:t xml:space="preserve"> Livré (v1.8.0)</w:t>
-            </w:r>
-          </w:p>
-        </w:tc>
-      </w:tr>
-      <w:tr>
-        <w:tc>
-          <w:tcPr>
-            <w:tcW w:w="1728" w:type="dxa"/>
-          </w:tcPr>
-          <w:p>
-            <w:r>
-              <w:rPr>
-                <w:b/>
-                <w:sz w:val="20"/>
-              </w:rPr>
-              <w:t>T2</w:t>
-            </w:r>
-          </w:p>
-        </w:tc>
-        <w:tc>
-          <w:tcPr>
-            <w:tcW w:w="1728" w:type="dxa"/>
-          </w:tcPr>
-          <w:p>
-            <w:r>
-              <w:rPr>
-                <w:sz w:val="20"/>
-              </w:rPr>
-              <w:t>UX</w:t>
-            </w:r>
-          </w:p>
-        </w:tc>
-        <w:tc>
-          <w:tcPr>
-            <w:tcW w:w="1728" w:type="dxa"/>
-          </w:tcPr>
-          <w:p>
-            <w:r>
-              <w:rPr>
-                <w:sz w:val="20"/>
-              </w:rPr>
-              <w:t>Design system + graphiques (theme-factory, dataviz)</w:t>
-            </w:r>
-          </w:p>
-        </w:tc>
-        <w:tc>
-          <w:tcPr>
-            <w:tcW w:w="1728" w:type="dxa"/>
-          </w:tcPr>
-          <w:p>
-            <w:r>
-              <w:rPr>
-                <w:sz w:val="20"/>
-              </w:rPr>
-              <w:t>Pendant #14 : formaliser le design system avec theme-factory ; refondre les graphiques SVG du dashboard en système cohérent et accessible avec dataviz.</w:t>
-            </w:r>
-          </w:p>
-        </w:tc>
-        <w:tc>
-          <w:tcPr>
-            <w:tcW w:w="1728" w:type="dxa"/>
-          </w:tcPr>
-          <w:p>
-            <w:r>
-              <w:rPr>
-                <w:b/>
                 <w:color w:val="B45309"/>
                 <w:sz w:val="20"/>
               </w:rPr>
-              <w:t>⏳</w:t>
-            </w:r>
-            <w:r>
-              <w:rPr>
-                <w:b/>
-                <w:color w:val="B45309"/>
-                <w:sz w:val="20"/>
-              </w:rPr>
-              <w:t xml:space="preserve"> Avec #14</w:t>
-            </w:r>
-          </w:p>
-        </w:tc>
-      </w:tr>
-      <w:tr>
-        <w:tc>
-          <w:tcPr>
-            <w:tcW w:w="1728" w:type="dxa"/>
-            <w:shd w:val="clear" w:color="auto" w:fill="F2F2F2"/>
-          </w:tcPr>
-          <w:p>
-            <w:r>
-              <w:rPr>
-                <w:b/>
-                <w:sz w:val="20"/>
-              </w:rPr>
-              <w:t>T3</w:t>
-            </w:r>
-          </w:p>
-        </w:tc>
-        <w:tc>
-          <w:tcPr>
-            <w:tcW w:w="1728" w:type="dxa"/>
-            <w:shd w:val="clear" w:color="auto" w:fill="F2F2F2"/>
-          </w:tcPr>
-          <w:p>
-            <w:r>
-              <w:rPr>
-                <w:sz w:val="20"/>
-              </w:rPr>
-              <w:t>Fonctionnalités</w:t>
-            </w:r>
-          </w:p>
-        </w:tc>
-        <w:tc>
-          <w:tcPr>
-            <w:tcW w:w="1728" w:type="dxa"/>
-            <w:shd w:val="clear" w:color="auto" w:fill="F2F2F2"/>
-          </w:tcPr>
-          <w:p>
-            <w:r>
-              <w:rPr>
-                <w:sz w:val="20"/>
-              </w:rPr>
-              <w:t>Tags suggérés par IA (claude-api)</w:t>
-            </w:r>
-          </w:p>
-        </w:tc>
-        <w:tc>
-          <w:tcPr>
-            <w:tcW w:w="1728" w:type="dxa"/>
-            <w:shd w:val="clear" w:color="auto" w:fill="F2F2F2"/>
-          </w:tcPr>
-          <w:p>
-            <w:r>
-              <w:rPr>
-                <w:sz w:val="20"/>
-              </w:rPr>
-              <w:t>Implémenter AI-Suggested-Tags-Design.docx avec le skill claude-api (choix de modèle, tarification, patterns API).</w:t>
-            </w:r>
-          </w:p>
-        </w:tc>
-        <w:tc>
-          <w:tcPr>
-            <w:tcW w:w="1728" w:type="dxa"/>
-            <w:shd w:val="clear" w:color="auto" w:fill="F2F2F2"/>
-          </w:tcPr>
-          <w:p>
-            <w:r>
-              <w:rPr>
-                <w:b/>
-                <w:color w:val="B45309"/>
-                <w:sz w:val="20"/>
-              </w:rPr>
-              <w:t>⏳</w:t>
-            </w:r>
-            <w:r>
-              <w:rPr>
-                <w:b/>
-                <w:color w:val="B45309"/>
-                <w:sz w:val="20"/>
-              </w:rPr>
-              <w:t xml:space="preserve"> En attente</w:t>
-            </w:r>
-          </w:p>
-        </w:tc>
-      </w:tr>
-      <w:tr>
-        <w:tc>
-          <w:tcPr>
-            <w:tcW w:w="1728" w:type="dxa"/>
-          </w:tcPr>
-          <w:p>
-            <w:r>
-              <w:rPr>
-                <w:b/>
-                <w:sz w:val="20"/>
-              </w:rPr>
-              <w:t>T4</w:t>
-            </w:r>
-          </w:p>
-        </w:tc>
-        <w:tc>
-          <w:tcPr>
-            <w:tcW w:w="1728" w:type="dxa"/>
-          </w:tcPr>
-          <w:p>
-            <w:r>
-              <w:rPr>
-                <w:sz w:val="20"/>
-              </w:rPr>
-              <w:t>Distribution</w:t>
-            </w:r>
-          </w:p>
-        </w:tc>
-        <w:tc>
-          <w:tcPr>
-            <w:tcW w:w="1728" w:type="dxa"/>
-          </w:tcPr>
-          <w:p>
-            <w:r>
-              <w:rPr>
-                <w:sz w:val="20"/>
-              </w:rPr>
-              <w:t>Checklist pré-lancement (deploy-checklist)</w:t>
-            </w:r>
-          </w:p>
-        </w:tc>
-        <w:tc>
-          <w:tcPr>
-            <w:tcW w:w="1728" w:type="dxa"/>
-          </w:tcPr>
-          <w:p>
-            <w:r>
-              <w:rPr>
-                <w:sz w:val="20"/>
-              </w:rPr>
-              <w:t>Vérification avant soumission stores : backend quota en prod, purge RGPD vérifiée, CSP en place, plan de rollback.</w:t>
-            </w:r>
-          </w:p>
-        </w:tc>
-        <w:tc>
-          <w:tcPr>
-            <w:tcW w:w="1728" w:type="dxa"/>
-          </w:tcPr>
-          <w:p>
-            <w:r>
-              <w:rPr>
-                <w:b/>
-                <w:color w:val="808080"/>
-                <w:sz w:val="20"/>
-              </w:rPr>
-              <w:t>🚫</w:t>
-            </w:r>
-            <w:r>
-              <w:rPr>
-                <w:b/>
-                <w:color w:val="808080"/>
-                <w:sz w:val="20"/>
-              </w:rPr>
-              <w:t xml:space="preserve"> Bloqué par #15</w:t>
-            </w:r>
-          </w:p>
-        </w:tc>
-      </w:tr>
-      <w:tr>
-        <w:tc>
-          <w:tcPr>
-            <w:tcW w:w="1728" w:type="dxa"/>
-            <w:shd w:val="clear" w:color="auto" w:fill="F2F2F2"/>
-          </w:tcPr>
-          <w:p>
-            <w:r>
-              <w:rPr>
-                <w:b/>
-                <w:sz w:val="20"/>
-              </w:rPr>
-              <w:t>T5</w:t>
-            </w:r>
-          </w:p>
-        </w:tc>
-        <w:tc>
-          <w:tcPr>
-            <w:tcW w:w="1728" w:type="dxa"/>
-            <w:shd w:val="clear" w:color="auto" w:fill="F2F2F2"/>
-          </w:tcPr>
-          <w:p>
-            <w:r>
-              <w:rPr>
-                <w:sz w:val="20"/>
-              </w:rPr>
-              <w:t>Marketing</w:t>
-            </w:r>
-          </w:p>
-        </w:tc>
-        <w:tc>
-          <w:tcPr>
-            <w:tcW w:w="1728" w:type="dxa"/>
-            <w:shd w:val="clear" w:color="auto" w:fill="F2F2F2"/>
-          </w:tcPr>
-          <w:p>
-            <w:r>
-              <w:rPr>
-                <w:sz w:val="20"/>
-              </w:rPr>
-              <w:t>Landing page (web-artifacts-builder)</w:t>
-            </w:r>
-          </w:p>
-        </w:tc>
-        <w:tc>
-          <w:tcPr>
-            <w:tcW w:w="1728" w:type="dxa"/>
-            <w:shd w:val="clear" w:color="auto" w:fill="F2F2F2"/>
-          </w:tcPr>
-          <w:p>
-            <w:r>
-              <w:rPr>
-                <w:sz w:val="20"/>
-              </w:rPr>
-              <w:t>Construire la page marketing/landing à partir de how-it-works.html avec le skill web-artifacts-builder.</w:t>
-            </w:r>
-          </w:p>
-        </w:tc>
-        <w:tc>
-          <w:tcPr>
-            <w:tcW w:w="1728" w:type="dxa"/>
-            <w:shd w:val="clear" w:color="auto" w:fill="F2F2F2"/>
-          </w:tcPr>
-          <w:p>
-            <w:r>
-              <w:rPr>
-                <w:b/>
-                <w:color w:val="B45309"/>
-                <w:sz w:val="20"/>
-              </w:rPr>
-              <w:t>⏳</w:t>
-            </w:r>
-            <w:r>
-              <w:rPr>
-                <w:b/>
-                <w:color w:val="B45309"/>
-                <w:sz w:val="20"/>
-              </w:rPr>
-              <w:t xml:space="preserve"> En attente</w:t>
+              <w:t>⏳ En attente</w:t>
             </w:r>
           </w:p>
         </w:tc>
@@ -4961,13 +4662,7 @@
               <w:rPr>
                 <w:sz w:val="19"/>
               </w:rPr>
-              <w:t>Lot « nettoyage » livré en v1.8.0. #G15 : la seconde définition de parseDuration masquait la première pour tout le fichier — la version tolérante aux valeurs vides est conservée, la duplicata et formatSeconds (aucun appelant) supprimées. #G16 : drawBarChart supprimé, défini mais jamais appelé (70 lignes). #G17 : les cartes bêta lisaient APP.lang, jamais renseigné, et restaient donc en français dans l’interface anglaise. #G19 : l’écriture du cache automatique remet à zéro l’indicateur de modifications, suppr</w:t>
-            </w:r>
-            <w:r>
-              <w:rPr>
-                <w:sz w:val="19"/>
-              </w:rPr>
-              <w:t>imant l’alerte de sortie sur une bibliothèque déjà enregistrée. T1 fermé, ses trois constituants étant traités. ~3 000 caractères retirés. Prochain numéro libre #75.</w:t>
+              <w:t>Lot « nettoyage » livré en v1.8.0. #G15 : la seconde définition de parseDuration masquait la première pour tout le fichier — la version tolérante aux valeurs vides est conservée, la duplicata et formatSeconds (aucun appelant) supprimées. #G16 : drawBarChart supprimé, défini mais jamais appelé (70 lignes). #G17 : les cartes bêta lisaient APP.lang, jamais renseigné, et restaient donc en français dans l’interface anglaise. #G19 : l’écriture du cache automatique remet à zéro l’indicateur de modifications, supprimant l’alerte de sortie sur une bibliothèque déjà enregistrée. T1 fermé, ses trois constituants étant traités. ~3 000 caractères retirés. Prochain numéro libre #75.</w:t>
             </w:r>
           </w:p>
         </w:tc>
@@ -5051,13 +4746,7 @@
               <w:rPr>
                 <w:sz w:val="19"/>
               </w:rPr>
-              <w:t>Suite du plan de priorités. #G18 (v1.10.0) : la fusion choisit sa destination par identifiant via un menu, elle la cherchait par titre — deux playlists homonymes envoyaient les vidéos dans la première venue, et saisir un nom existant fusionnait dedans au lieu de créer ; fusion sur soi-même refusée, insertions en échec signalées. #G8 (v1.11.0) : détection des fantômes par métadonnées (miniature, videoPublishedAt, privacyStatus) au lieu de sous-chaînes du titre — « Private Session » n’est plus un faux positif</w:t>
-            </w:r>
-            <w:r>
-              <w:rPr>
-                <w:sz w:val="19"/>
-              </w:rPr>
-              <w:t xml:space="preserve"> et les comptes non anglophones sont couverts ; les huit sites de détection partagent désormais le même helper. #G9 (v1.11.0) : nettoyage en lot avec une seule re-analyse et un seul message, et l’élément supprimé quitte enfin le cache. Couverture de tests portée à 54 cas. Prochain numéro libre #76.</w:t>
+              <w:t>Suite du plan de priorités. #G18 (v1.10.0) : la fusion choisit sa destination par identifiant via un menu, elle la cherchait par titre — deux playlists homonymes envoyaient les vidéos dans la première venue, et saisir un nom existant fusionnait dedans au lieu de créer ; fusion sur soi-même refusée, insertions en échec signalées. #G8 (v1.11.0) : détection des fantômes par métadonnées (miniature, videoPublishedAt, privacyStatus) au lieu de sous-chaînes du titre — « Private Session » n’est plus un faux positif et les comptes non anglophones sont couverts ; les huit sites de détection partagent désormais le même helper. #G9 (v1.11.0) : nettoyage en lot avec une seule re-analyse et un seul message, et l’élément supprimé quitte enfin le cache. Couverture de tests portée à 54 cas. Prochain numéro libre #76.</w:t>
             </w:r>
           </w:p>
         </w:tc>
@@ -5099,19 +4788,7 @@
               <w:rPr>
                 <w:sz w:val="19"/>
               </w:rPr>
-              <w:t>Session de correctifs Découvrir et Tags. v1.27.1 : videos:batchGetStats est une méthode personnalisée Google, adressée par deux-points — écrite avec une barre oblique elle visait un chemin inexistant, le préflight CORS restait sans réponse et Découvrir mourait sur « Network error: Failed to fetch » ; le garde-fou de repli ne reconnaissait que des 404/400 propres et laissait passer l'échec réseau, alors que la bascule vers videos.list existait précisément pour ce cas. v1.27.2 : dans Découvrir, passer de Vidé</w:t>
-            </w:r>
-            <w:r>
-              <w:rPr>
-                <w:sz w:val="19"/>
-              </w:rPr>
-              <w:t>os à Playlists ou Chaînes vidait l'interface — les affinages réservés aux vidéos étaient masqués par leur élément parent, ce qui emportait le champ de recherche, le bouton Rechercher et toute la bande de filtres ; audit des autres vues, aucun autre cas. v1.27.3 : la catégorisation auto n'avait jamais détecté une seule catégorie — getVideoDetails renvoie un dictionnaire et non un tableau, le forEach échouait dès la première playlist et le catch repliait tout sur cinq listes de mots-clés sans un mot dans la c</w:t>
-            </w:r>
-            <w:r>
-              <w:rPr>
-                <w:sz w:val="19"/>
-              </w:rPr>
-              <w:t>onsole ; mots-clés désormais comparés mot à mot, identifiant non nommable écarté au lieu d'étiqueter « Autre », et message explicite quand aucune catégorie ne se dégage plutôt qu'un cadre vide sous un bouton actif. Couverture de tests portée à 281 cas. Ouverture de #77 (catégories personnalisées), #78 (garde-fou de quota sur le scan), #79 (dire pourquoi une playlist n'a pas de suggestion) et #80 (libellés de classification hors i18n). Prochain numéro libre #81.</w:t>
+              <w:t>Session de correctifs Découvrir et Tags. v1.27.1 : videos:batchGetStats est une méthode personnalisée Google, adressée par deux-points — écrite avec une barre oblique elle visait un chemin inexistant, le préflight CORS restait sans réponse et Découvrir mourait sur « Network error: Failed to fetch » ; le garde-fou de repli ne reconnaissait que des 404/400 propres et laissait passer l'échec réseau, alors que la bascule vers videos.list existait précisément pour ce cas. v1.27.2 : dans Découvrir, passer de Vidéos à Playlists ou Chaînes vidait l'interface — les affinages réservés aux vidéos étaient masqués par leur élément parent, ce qui emportait le champ de recherche, le bouton Rechercher et toute la bande de filtres ; audit des autres vues, aucun autre cas. v1.27.3 : la catégorisation auto n'avait jamais détecté une seule catégorie — getVideoDetails renvoie un dictionnaire et non un tableau, le forEach échouait dès la première playlist et le catch repliait tout sur cinq listes de mots-clés sans un mot dans la console ; mots-clés désormais comparés mot à mot, identifiant non nommable écarté au lieu d'étiqueter « Autre », et message explicite quand aucune catégorie ne se dégage plutôt qu'un cadre vide sous un bouton actif. Couverture de tests portée à 281 cas. Ouverture de #77 (catégories personnalisées), #78 (garde-fou de quota sur le scan), #79 (dire pourquoi une playlist n'a pas de suggestion) et #80 (libellés de classification hors i18n). Prochain numéro libre #81.</w:t>
             </w:r>
           </w:p>
         </w:tc>
@@ -5720,14 +5397,7 @@
                 <w:b/>
                 <w:color w:val="1E8449"/>
               </w:rPr>
-              <w:t>✅</w:t>
-            </w:r>
-            <w:r>
-              <w:rPr>
-                <w:b/>
-                <w:color w:val="1E8449"/>
-              </w:rPr>
-              <w:t xml:space="preserve"> Livré — doublon de CR1 (v1.0.0 + v1.4.1)</w:t>
+              <w:t>✅ Livré — doublon de CR1 (v1.0.0 + v1.4.1)</w:t>
             </w:r>
           </w:p>
         </w:tc>
@@ -5786,14 +5456,7 @@
                 <w:b/>
                 <w:color w:val="1E8449"/>
               </w:rPr>
-              <w:t>✅</w:t>
-            </w:r>
-            <w:r>
-              <w:rPr>
-                <w:b/>
-                <w:color w:val="1E8449"/>
-              </w:rPr>
-              <w:t xml:space="preserve"> Livré — doublon de CR2 (v1.0.0)</w:t>
+              <w:t>✅ Livré — doublon de CR2 (v1.0.0)</w:t>
             </w:r>
           </w:p>
         </w:tc>
@@ -5852,14 +5515,7 @@
                 <w:b/>
                 <w:color w:val="1E8449"/>
               </w:rPr>
-              <w:t>✅</w:t>
-            </w:r>
-            <w:r>
-              <w:rPr>
-                <w:b/>
-                <w:color w:val="1E8449"/>
-              </w:rPr>
-              <w:t xml:space="preserve"> Livré — doublon de CR3 (v1.0.0)</w:t>
+              <w:t>✅ Livré — doublon de CR3 (v1.0.0)</w:t>
             </w:r>
           </w:p>
         </w:tc>
@@ -5918,14 +5574,7 @@
                 <w:b/>
                 <w:color w:val="1E8449"/>
               </w:rPr>
-              <w:t>✅</w:t>
-            </w:r>
-            <w:r>
-              <w:rPr>
-                <w:b/>
-                <w:color w:val="1E8449"/>
-              </w:rPr>
-              <w:t xml:space="preserve"> Livré — doublon de CR4 (v1.4.1)</w:t>
+              <w:t>✅ Livré — doublon de CR4 (v1.4.1)</w:t>
             </w:r>
           </w:p>
         </w:tc>
@@ -5984,14 +5633,7 @@
                 <w:b/>
                 <w:color w:val="1E8449"/>
               </w:rPr>
-              <w:t>✅</w:t>
-            </w:r>
-            <w:r>
-              <w:rPr>
-                <w:b/>
-                <w:color w:val="1E8449"/>
-              </w:rPr>
-              <w:t xml:space="preserve"> Livré — doublon de CR5 (v1.0.0)</w:t>
+              <w:t>✅ Livré — doublon de CR5 (v1.0.0)</w:t>
             </w:r>
           </w:p>
         </w:tc>
@@ -6050,14 +5692,7 @@
                 <w:b/>
                 <w:color w:val="B45309"/>
               </w:rPr>
-              <w:t>🟡</w:t>
-            </w:r>
-            <w:r>
-              <w:rPr>
-                <w:b/>
-                <w:color w:val="B45309"/>
-              </w:rPr>
-              <w:t xml:space="preserve"> state livré (v1.27.26) ; PKCE et vérification d’audience attendent #75 / phase 4</w:t>
+              <w:t>🟡 state livré (v1.27.26) ; PKCE et vérification d’audience attendent #75 / phase 4</w:t>
             </w:r>
           </w:p>
         </w:tc>
@@ -6116,14 +5751,7 @@
                 <w:b/>
                 <w:color w:val="1E8449"/>
               </w:rPr>
-              <w:t>✅</w:t>
-            </w:r>
-            <w:r>
-              <w:rPr>
-                <w:b/>
-                <w:color w:val="1E8449"/>
-              </w:rPr>
-              <w:t xml:space="preserve"> Livré (v1.9.0) — régression via le cache corrigée (v1.27.10, AUD-14)</w:t>
+              <w:t>✅ Livré (v1.9.0) — régression via le cache corrigée (v1.27.10, AUD-14)</w:t>
             </w:r>
           </w:p>
         </w:tc>
@@ -6182,14 +5810,7 @@
                 <w:b/>
                 <w:color w:val="1E8449"/>
               </w:rPr>
-              <w:t>✅</w:t>
-            </w:r>
-            <w:r>
-              <w:rPr>
-                <w:b/>
-                <w:color w:val="1E8449"/>
-              </w:rPr>
-              <w:t xml:space="preserve"> Livré (v1.11.0) — revérification en direct, favoris exclus (v1.27.11, AUD-24)</w:t>
+              <w:t>✅ Livré (v1.11.0) — revérification en direct, favoris exclus (v1.27.11, AUD-24)</w:t>
             </w:r>
           </w:p>
         </w:tc>
@@ -6248,14 +5869,7 @@
                 <w:b/>
                 <w:color w:val="1E8449"/>
               </w:rPr>
-              <w:t>✅</w:t>
-            </w:r>
-            <w:r>
-              <w:rPr>
-                <w:b/>
-                <w:color w:val="1E8449"/>
-              </w:rPr>
-              <w:t xml:space="preserve"> Livré (v1.11.0) — revérification en direct, favoris exclus (v1.27.11, AUD-24)</w:t>
+              <w:t>✅ Livré (v1.11.0) — revérification en direct, favoris exclus (v1.27.11, AUD-24)</w:t>
             </w:r>
           </w:p>
         </w:tc>
@@ -6314,14 +5928,7 @@
                 <w:b/>
                 <w:color w:val="1E8449"/>
               </w:rPr>
-              <w:t>✅</w:t>
-            </w:r>
-            <w:r>
-              <w:rPr>
-                <w:b/>
-                <w:color w:val="1E8449"/>
-              </w:rPr>
-              <w:t xml:space="preserve"> Livré (v1.7.2)</w:t>
+              <w:t>✅ Livré (v1.7.2)</w:t>
             </w:r>
           </w:p>
         </w:tc>
@@ -6380,14 +5987,7 @@
                 <w:b/>
                 <w:color w:val="1E8449"/>
               </w:rPr>
-              <w:t>✅</w:t>
-            </w:r>
-            <w:r>
-              <w:rPr>
-                <w:b/>
-                <w:color w:val="1E8449"/>
-              </w:rPr>
-              <w:t xml:space="preserve"> Livré (v1.22.0)</w:t>
+              <w:t>✅ Livré (v1.22.0)</w:t>
             </w:r>
           </w:p>
         </w:tc>
@@ -6446,14 +6046,7 @@
                 <w:b/>
                 <w:color w:val="1E8449"/>
               </w:rPr>
-              <w:t>✅</w:t>
-            </w:r>
-            <w:r>
-              <w:rPr>
-                <w:b/>
-                <w:color w:val="1E8449"/>
-              </w:rPr>
-              <w:t xml:space="preserve"> Livré (v1.0.0) — form-action et CSP des pages outils (v1.27.29, AUD-08) ; 'unsafe-inline' reste (AUD-02)</w:t>
+              <w:t>✅ Livré (v1.0.0) — form-action et CSP des pages outils (v1.27.29, AUD-08) ; 'unsafe-inline' reste (AUD-02)</w:t>
             </w:r>
           </w:p>
         </w:tc>
@@ -6512,14 +6105,7 @@
                 <w:b/>
                 <w:color w:val="1E8449"/>
               </w:rPr>
-              <w:t>✅</w:t>
-            </w:r>
-            <w:r>
-              <w:rPr>
-                <w:b/>
-                <w:color w:val="1E8449"/>
-              </w:rPr>
-              <w:t xml:space="preserve"> Livré (v1.27.8) — rouvert par l’audit : le jeton restait dans l’adresse pendant deux attentes</w:t>
+              <w:t>✅ Livré (v1.27.8) — rouvert par l’audit : le jeton restait dans l’adresse pendant deux attentes</w:t>
             </w:r>
           </w:p>
         </w:tc>
@@ -6578,14 +6164,7 @@
                 <w:b/>
                 <w:color w:val="1E8449"/>
               </w:rPr>
-              <w:t>✅</w:t>
-            </w:r>
-            <w:r>
-              <w:rPr>
-                <w:b/>
-                <w:color w:val="1E8449"/>
-              </w:rPr>
-              <w:t xml:space="preserve"> Livré (v1.21.0)</w:t>
+              <w:t>✅ Livré (v1.21.0)</w:t>
             </w:r>
           </w:p>
         </w:tc>
@@ -6644,14 +6223,7 @@
                 <w:b/>
                 <w:color w:val="1E8449"/>
               </w:rPr>
-              <w:t>✅</w:t>
-            </w:r>
-            <w:r>
-              <w:rPr>
-                <w:b/>
-                <w:color w:val="1E8449"/>
-              </w:rPr>
-              <w:t xml:space="preserve"> Livré (v1.8.0) — derniers formats en double retirés (v1.27.44, AUD-34)</w:t>
+              <w:t>✅ Livré (v1.8.0) — derniers formats en double retirés (v1.27.44, AUD-34)</w:t>
             </w:r>
           </w:p>
         </w:tc>
@@ -6710,14 +6282,7 @@
                 <w:b/>
                 <w:color w:val="1E8449"/>
               </w:rPr>
-              <w:t>✅</w:t>
-            </w:r>
-            <w:r>
-              <w:rPr>
-                <w:b/>
-                <w:color w:val="1E8449"/>
-              </w:rPr>
-              <w:t xml:space="preserve"> Livré (v1.8.0) — nouveau code mort retiré (v1.27.42, AUD-38/29)</w:t>
+              <w:t>✅ Livré (v1.8.0) — nouveau code mort retiré (v1.27.42, AUD-38/29)</w:t>
             </w:r>
           </w:p>
         </w:tc>
@@ -6776,14 +6341,7 @@
                 <w:b/>
                 <w:color w:val="1E8449"/>
               </w:rPr>
-              <w:t>✅</w:t>
-            </w:r>
-            <w:r>
-              <w:rPr>
-                <w:b/>
-                <w:color w:val="1E8449"/>
-              </w:rPr>
-              <w:t xml:space="preserve"> Livré (v1.8.0)</w:t>
+              <w:t>✅ Livré (v1.8.0)</w:t>
             </w:r>
           </w:p>
         </w:tc>
@@ -6842,14 +6400,7 @@
                 <w:b/>
                 <w:color w:val="1E8449"/>
               </w:rPr>
-              <w:t>✅</w:t>
-            </w:r>
-            <w:r>
-              <w:rPr>
-                <w:b/>
-                <w:color w:val="1E8449"/>
-              </w:rPr>
-              <w:t xml:space="preserve"> Livré (v1.10.0) — sources chargées et dédoublonnées (v1.27.14, AUD-23)</w:t>
+              <w:t>✅ Livré (v1.10.0) — sources chargées et dédoublonnées (v1.27.14, AUD-23)</w:t>
             </w:r>
           </w:p>
         </w:tc>
@@ -6908,14 +6459,7 @@
                 <w:b/>
                 <w:color w:val="1E8449"/>
               </w:rPr>
-              <w:t>✅</w:t>
-            </w:r>
-            <w:r>
-              <w:rPr>
-                <w:b/>
-                <w:color w:val="1E8449"/>
-              </w:rPr>
-              <w:t xml:space="preserve"> Livré (v1.8.0)</w:t>
+              <w:t>✅ Livré (v1.8.0)</w:t>
             </w:r>
           </w:p>
         </w:tc>
@@ -7083,14 +6627,7 @@
                 <w:b/>
                 <w:color w:val="E67E22"/>
               </w:rPr>
-              <w:t>⏳</w:t>
-            </w:r>
-            <w:r>
-              <w:rPr>
-                <w:b/>
-                <w:color w:val="E67E22"/>
-              </w:rPr>
-              <w:t xml:space="preserve"> À construire — HAUTE</w:t>
+              <w:t>⏳ À construire — HAUTE</w:t>
             </w:r>
           </w:p>
         </w:tc>
@@ -7149,14 +6686,7 @@
                 <w:b/>
                 <w:color w:val="E67E22"/>
               </w:rPr>
-              <w:t>⏳</w:t>
-            </w:r>
-            <w:r>
-              <w:rPr>
-                <w:b/>
-                <w:color w:val="E67E22"/>
-              </w:rPr>
-              <w:t xml:space="preserve"> À construire — HAUTE</w:t>
+              <w:t>⏳ À construire — HAUTE</w:t>
             </w:r>
           </w:p>
         </w:tc>
@@ -7215,14 +6745,7 @@
                 <w:b/>
                 <w:color w:val="D4AC0D"/>
               </w:rPr>
-              <w:t>⏳</w:t>
-            </w:r>
-            <w:r>
-              <w:rPr>
-                <w:b/>
-                <w:color w:val="D4AC0D"/>
-              </w:rPr>
-              <w:t xml:space="preserve"> À construire — MOYENNE</w:t>
+              <w:t>⏳ À construire — MOYENNE</w:t>
             </w:r>
           </w:p>
         </w:tc>
@@ -7281,14 +6804,7 @@
                 <w:b/>
                 <w:color w:val="D4AC0D"/>
               </w:rPr>
-              <w:t>⏳</w:t>
-            </w:r>
-            <w:r>
-              <w:rPr>
-                <w:b/>
-                <w:color w:val="D4AC0D"/>
-              </w:rPr>
-              <w:t xml:space="preserve"> À construire — MOYENNE</w:t>
+              <w:t>⏳ À construire — MOYENNE</w:t>
             </w:r>
           </w:p>
         </w:tc>
@@ -7347,14 +6863,7 @@
                 <w:b/>
                 <w:color w:val="D4AC0D"/>
               </w:rPr>
-              <w:t>⏳</w:t>
-            </w:r>
-            <w:r>
-              <w:rPr>
-                <w:b/>
-                <w:color w:val="D4AC0D"/>
-              </w:rPr>
-              <w:t xml:space="preserve"> À construire — MOYENNE</w:t>
+              <w:t>⏳ À construire — MOYENNE</w:t>
             </w:r>
           </w:p>
         </w:tc>
@@ -7413,14 +6922,7 @@
                 <w:b/>
                 <w:color w:val="E67E22"/>
               </w:rPr>
-              <w:t>⏳</w:t>
-            </w:r>
-            <w:r>
-              <w:rPr>
-                <w:b/>
-                <w:color w:val="E67E22"/>
-              </w:rPr>
-              <w:t xml:space="preserve"> À construire — HAUTE</w:t>
+              <w:t>⏳ À construire — HAUTE</w:t>
             </w:r>
           </w:p>
         </w:tc>
@@ -7479,14 +6981,7 @@
                 <w:b/>
                 <w:color w:val="27AE60"/>
               </w:rPr>
-              <w:t>⏳</w:t>
-            </w:r>
-            <w:r>
-              <w:rPr>
-                <w:b/>
-                <w:color w:val="27AE60"/>
-              </w:rPr>
-              <w:t xml:space="preserve"> À construire — BASSE</w:t>
+              <w:t>⏳ À construire — BASSE</w:t>
             </w:r>
           </w:p>
         </w:tc>
@@ -7654,14 +7149,7 @@
                 <w:b/>
                 <w:color w:val="1E8449"/>
               </w:rPr>
-              <w:t>✅</w:t>
-            </w:r>
-            <w:r>
-              <w:rPr>
-                <w:b/>
-                <w:color w:val="1E8449"/>
-              </w:rPr>
-              <w:t xml:space="preserve"> Livré (v1.27.0) — l’envoi fonctionne réellement depuis la v1.27.17 (AUD-51)</w:t>
+              <w:t>✅ Livré (v1.27.0) — l’envoi fonctionne réellement depuis la v1.27.17 (AUD-51)</w:t>
             </w:r>
           </w:p>
         </w:tc>
@@ -7720,14 +7208,7 @@
                 <w:b/>
                 <w:color w:val="1E8449"/>
               </w:rPr>
-              <w:t>✅</w:t>
-            </w:r>
-            <w:r>
-              <w:rPr>
-                <w:b/>
-                <w:color w:val="1E8449"/>
-              </w:rPr>
-              <w:t xml:space="preserve"> Livré (v1.20.0)</w:t>
+              <w:t>✅ Livré (v1.20.0)</w:t>
             </w:r>
           </w:p>
         </w:tc>
@@ -7786,14 +7267,7 @@
                 <w:b/>
                 <w:color w:val="1E8449"/>
               </w:rPr>
-              <w:t>✅</w:t>
-            </w:r>
-            <w:r>
-              <w:rPr>
-                <w:b/>
-                <w:color w:val="1E8449"/>
-              </w:rPr>
-              <w:t xml:space="preserve"> Livré (v1.18.0)</w:t>
+              <w:t>✅ Livré (v1.18.0)</w:t>
             </w:r>
           </w:p>
         </w:tc>
@@ -7961,14 +7435,7 @@
                 <w:b/>
                 <w:color w:val="1E8449"/>
               </w:rPr>
-              <w:t>✅</w:t>
-            </w:r>
-            <w:r>
-              <w:rPr>
-                <w:b/>
-                <w:color w:val="1E8449"/>
-              </w:rPr>
-              <w:t xml:space="preserve"> Livré (v1.5.0 / Studio v0.5.0) — Studio se met aussi en pause (v1.27.7, AUD-28)</w:t>
+              <w:t>✅ Livré (v1.5.0 / Studio v0.5.0) — Studio se met aussi en pause (v1.27.7, AUD-28)</w:t>
             </w:r>
           </w:p>
         </w:tc>
@@ -8103,10 +7570,7 @@
           </w:tcPr>
           <w:p>
             <w:r>
-              <w:t>Vue Musique/Vidéo par playlist avec détection automatique sur les métadonnées déjà chargées (chaîne « - Topic » +0,9, categoryId 10 +0,7, signaux durée/titre ; playlist = musique à ≥80 % des vidéos échantillonnées, le choix manuel prime toujours). Affichage tracklist dense implémenté en tokens de vue sur les composants existants (même patron que appSkin — pas de fork UI), filtre bibliothèque Tout | Vidéos | Musique, mini-player ancré 320×180 avec file d’attente/shuffle via IFrame API (pas d’audio seul — CGU</w:t>
-            </w:r>
-            <w:r>
-              <w:t xml:space="preserve"> ; pause sur visibilitychange cf. correctif ci-dessus). Parseur artiste/titre partagé avec #18. Phases 1–3 + métriques de décision : voir Reel-Music-Mode-Design-Spec.docx (16 juillet 2026).</w:t>
+              <w:t>Vue Musique/Vidéo par playlist avec détection automatique sur les métadonnées déjà chargées (chaîne « - Topic » +0,9, categoryId 10 +0,7, signaux durée/titre ; playlist = musique à ≥80 % des vidéos échantillonnées, le choix manuel prime toujours). Affichage tracklist dense implémenté en tokens de vue sur les composants existants (même patron que appSkin — pas de fork UI), filtre bibliothèque Tout | Vidéos | Musique, mini-player ancré 320×180 avec file d’attente/shuffle via IFrame API (pas d’audio seul — CGU ; pause sur visibilitychange cf. correctif ci-dessus). Parseur artiste/titre partagé avec #18. Phases 1–3 + métriques de décision : voir Reel-Music-Mode-Design-Spec.docx (16 juillet 2026).</w:t>
             </w:r>
           </w:p>
         </w:tc>
@@ -8120,14 +7584,7 @@
                 <w:b/>
                 <w:color w:val="1E8449"/>
               </w:rPr>
-              <w:t>✅</w:t>
-            </w:r>
-            <w:r>
-              <w:rPr>
-                <w:b/>
-                <w:color w:val="1E8449"/>
-              </w:rPr>
-              <w:t xml:space="preserve"> Livré (v1.23.0 + v1.24.0)</w:t>
+              <w:t>✅ Livré (v1.23.0 + v1.24.0)</w:t>
             </w:r>
           </w:p>
         </w:tc>
@@ -8183,14 +7640,7 @@
                 <w:b/>
                 <w:color w:val="1E8449"/>
               </w:rPr>
-              <w:t>✅</w:t>
-            </w:r>
-            <w:r>
-              <w:rPr>
-                <w:b/>
-                <w:color w:val="1E8449"/>
-              </w:rPr>
-              <w:t xml:space="preserve"> Livré (v1.24.0)</w:t>
+              <w:t>✅ Livré (v1.24.0)</w:t>
             </w:r>
           </w:p>
         </w:tc>
@@ -8359,14 +7809,7 @@
                 <w:b/>
                 <w:color w:val="1E8449"/>
               </w:rPr>
-              <w:t>✅</w:t>
-            </w:r>
-            <w:r>
-              <w:rPr>
-                <w:b/>
-                <w:color w:val="1E8449"/>
-              </w:rPr>
-              <w:t xml:space="preserve"> Livré</w:t>
+              <w:t>✅ Livré</w:t>
             </w:r>
           </w:p>
         </w:tc>
@@ -8425,14 +7868,7 @@
                 <w:b/>
                 <w:color w:val="D4AC0D"/>
               </w:rPr>
-              <w:t>✅</w:t>
-            </w:r>
-            <w:r>
-              <w:rPr>
-                <w:b/>
-                <w:color w:val="D4AC0D"/>
-              </w:rPr>
-              <w:t xml:space="preserve"> Livré — remplacé par #17 ; état résiduel retiré (v1.27.13, AUD-32)</w:t>
+              <w:t>✅ Livré — remplacé par #17 ; état résiduel retiré (v1.27.13, AUD-32)</w:t>
             </w:r>
           </w:p>
         </w:tc>
@@ -8491,14 +7927,7 @@
                 <w:b/>
                 <w:color w:val="D4AC0D"/>
               </w:rPr>
-              <w:t>✅</w:t>
-            </w:r>
-            <w:r>
-              <w:rPr>
-                <w:b/>
-                <w:color w:val="D4AC0D"/>
-              </w:rPr>
-              <w:t xml:space="preserve"> Livré — tag de genre complété (v1.27.48)</w:t>
+              <w:t>✅ Livré — tag de genre complété (v1.27.48)</w:t>
             </w:r>
           </w:p>
         </w:tc>
@@ -8557,14 +7986,7 @@
                 <w:b/>
                 <w:color w:val="D4AC0D"/>
               </w:rPr>
-              <w:t>⏳</w:t>
-            </w:r>
-            <w:r>
-              <w:rPr>
-                <w:b/>
-                <w:color w:val="D4AC0D"/>
-              </w:rPr>
-              <w:t xml:space="preserve"> À construire — MOYENNE</w:t>
+              <w:t>⏳ À construire — MOYENNE</w:t>
             </w:r>
           </w:p>
         </w:tc>
@@ -8623,14 +8045,7 @@
                 <w:b/>
                 <w:color w:val="D4AC0D"/>
               </w:rPr>
-              <w:t>⏳</w:t>
-            </w:r>
-            <w:r>
-              <w:rPr>
-                <w:b/>
-                <w:color w:val="D4AC0D"/>
-              </w:rPr>
-              <w:t xml:space="preserve"> À construire — MOYENNE</w:t>
+              <w:t>⏳ À construire — MOYENNE</w:t>
             </w:r>
           </w:p>
         </w:tc>
@@ -8689,14 +8104,7 @@
                 <w:b/>
                 <w:color w:val="27AE60"/>
               </w:rPr>
-              <w:t>⏳</w:t>
-            </w:r>
-            <w:r>
-              <w:rPr>
-                <w:b/>
-                <w:color w:val="27AE60"/>
-              </w:rPr>
-              <w:t xml:space="preserve"> À construire — BASSE</w:t>
+              <w:t>⏳ À construire — BASSE</w:t>
             </w:r>
           </w:p>
         </w:tc>
@@ -9391,15 +8799,7 @@
                 <w:color w:val="1E8449"/>
                 <w:sz w:val="19"/>
               </w:rPr>
-              <w:t>✅</w:t>
-            </w:r>
-            <w:r>
-              <w:rPr>
-                <w:b/>
-                <w:color w:val="1E8449"/>
-                <w:sz w:val="19"/>
-              </w:rPr>
-              <w:t xml:space="preserve"> Livré (v1.16.0)</w:t>
+              <w:t>✅ Livré (v1.16.0)</w:t>
             </w:r>
           </w:p>
         </w:tc>
@@ -9469,15 +8869,7 @@
                 <w:color w:val="1E8449"/>
                 <w:sz w:val="19"/>
               </w:rPr>
-              <w:t>✅</w:t>
-            </w:r>
-            <w:r>
-              <w:rPr>
-                <w:b/>
-                <w:color w:val="1E8449"/>
-                <w:sz w:val="19"/>
-              </w:rPr>
-              <w:t xml:space="preserve"> Livré (v1.16.0)</w:t>
+              <w:t>✅ Livré (v1.16.0)</w:t>
             </w:r>
           </w:p>
         </w:tc>
@@ -9565,10 +8957,7 @@
     </w:p>
     <w:p>
       <w:r>
-        <w:t>Synchronisation du backlog avec les sources todo actuelles du projet : le product backlog du 12 août 2026 (filtre Shorts) et le backlog de consolidation de l'analyse marché ouvert le 2 août 2026. Numérotation alignée sur project_todo_improvements.md : le filtre Shorts est l'item #68 ; le prochain numéro libre est #69. Contexte concurrentiel : l'évaluation de l'écosystème Invidious (2 août 2026) n'a trouvé aucun concurrent gestionnaire de playlists ; le vrai terrain concurrentiel de la page d'acquisition n°1</w:t>
-      </w:r>
-      <w:r>
-        <w:t xml:space="preserve"> (calculateur de durée) est le cluster d'extensions mené par « Youtube Playlist Duration Calculator » (1 984 utilisateurs, plafond 100 vidéos, friction d'installation).</w:t>
+        <w:t>Synchronisation du backlog avec les sources todo actuelles du projet : le product backlog du 12 août 2026 (filtre Shorts) et le backlog de consolidation de l'analyse marché ouvert le 2 août 2026. Numérotation alignée sur project_todo_improvements.md : le filtre Shorts est l'item #68 ; le prochain numéro libre est #69. Contexte concurrentiel : l'évaluation de l'écosystème Invidious (2 août 2026) n'a trouvé aucun concurrent gestionnaire de playlists ; le vrai terrain concurrentiel de la page d'acquisition n°1 (calculateur de durée) est le cluster d'extensions mené par « Youtube Playlist Duration Calculator » (1 984 utilisateurs, plafond 100 vidéos, friction d'installation).</w:t>
       </w:r>
     </w:p>
     <w:tbl>
@@ -9710,19 +9099,7 @@
               <w:rPr>
                 <w:sz w:val="19"/>
               </w:rPr>
-              <w:t>Différencier et filtrer les Shorts (format vertical) des vidéos standard dans les playlists et vues de chaîne — ex. une puce de filtre « Vidéos / Shorts ». Pas de drapeau isShort officiel dans la Data API v3 (recherche du 12 août 2026). (1) Uploads de chaîne — playlists système (le moins cher, exact) : remplacer le préfixe UC de l'ID de chaîne : UUSH… = Shorts uniquement, UULF… = format long uniquement, UULV… = live ; requête playlistItems.list (1 unité de quota). (2) Vidéos arbitraires (ex. dans une playli</w:t>
-            </w:r>
-            <w:r>
-              <w:rPr>
-                <w:sz w:val="19"/>
-              </w:rPr>
-              <w:t>st utilisateur) — heuristique : videos.list part=contentDetails,player&amp;maxHeight=8192, puis isShort ≈ embedHeight &gt; embedWidth &amp;&amp; durée ≤ 180 s (la durée seule ne suffit pas — Shorts jusqu'à 3 min depuis fin 2024) ; lots de 50 IDs par appel, quasi gratuit si durées/miniatures déjà récupérées. (3) Vérité terrain de repli (non officiel) : HEAD youtube.com/shorts/{videoId} → 200 = Short, redirection vers /watch = standard ; limité en débit, peut casser ; vérification uniquement. Mettre en cache le drapeau is_s</w:t>
-            </w:r>
-            <w:r>
-              <w:rPr>
-                <w:sz w:val="19"/>
-              </w:rPr>
-              <w:t>hort par vidéo — le format ne change jamais après l'upload.</w:t>
+              <w:t>Différencier et filtrer les Shorts (format vertical) des vidéos standard dans les playlists et vues de chaîne — ex. une puce de filtre « Vidéos / Shorts ». Pas de drapeau isShort officiel dans la Data API v3 (recherche du 12 août 2026). (1) Uploads de chaîne — playlists système (le moins cher, exact) : remplacer le préfixe UC de l'ID de chaîne : UUSH… = Shorts uniquement, UULF… = format long uniquement, UULV… = live ; requête playlistItems.list (1 unité de quota). (2) Vidéos arbitraires (ex. dans une playlist utilisateur) — heuristique : videos.list part=contentDetails,player&amp;maxHeight=8192, puis isShort ≈ embedHeight &gt; embedWidth &amp;&amp; durée ≤ 180 s (la durée seule ne suffit pas — Shorts jusqu'à 3 min depuis fin 2024) ; lots de 50 IDs par appel, quasi gratuit si durées/miniatures déjà récupérées. (3) Vérité terrain de repli (non officiel) : HEAD youtube.com/shorts/{videoId} → 200 = Short, redirection vers /watch = standard ; limité en débit, peut casser ; vérification uniquement. Mettre en cache le drapeau is_short par vidéo — le format ne change jamais après l'upload.</w:t>
             </w:r>
           </w:p>
         </w:tc>
@@ -9737,15 +9114,7 @@
                 <w:color w:val="1E8449"/>
                 <w:sz w:val="19"/>
               </w:rPr>
-              <w:t>✅</w:t>
-            </w:r>
-            <w:r>
-              <w:rPr>
-                <w:b/>
-                <w:color w:val="1E8449"/>
-                <w:sz w:val="19"/>
-              </w:rPr>
-              <w:t xml:space="preserve"> Livré (v1.17.0)</w:t>
+              <w:t>✅ Livré (v1.17.0)</w:t>
             </w:r>
           </w:p>
         </w:tc>
@@ -9800,13 +9169,7 @@
               <w:rPr>
                 <w:sz w:val="19"/>
               </w:rPr>
-              <w:t>Fusionner les 5 documents marché qui se recouvrent (original FR ~mars 2026 sur le PC local ; 2× « The Architecture of Curation » et « YouTube Content Management Apps » + note outils tiers sur Drive ; évaluation Invidious dans le projet) en une seule analyse marché EN canonique dans le projet ; retirer ou marquer clairement les doublons. Étapes : (1) récupérer le docx FR (PC local — à attacher directement ou via le pont desktop) ; (2) ~1 h de vérification delta concurrents sur le set direct uniquement (Clean</w:t>
-            </w:r>
-            <w:r>
-              <w:rPr>
-                <w:sz w:val="19"/>
-              </w:rPr>
-              <w:t>garden, Playlist.tools, Multiselect for YouTube, actions playlist TubeBuddy, YouTube Playlist Guru, PocketTube, Groupify, cluster d'extensions calculateur de durée) ; (3) consolider. Décision du 2 août : pas de refresh complet — rafraîchir en fonction des décisions, et la prochaine décision nécessitant des données marché fraîches est le pricing.</w:t>
+              <w:t>Fusionner les 5 documents marché qui se recouvrent (original FR ~mars 2026 sur le PC local ; 2× « The Architecture of Curation » et « YouTube Content Management Apps » + note outils tiers sur Drive ; évaluation Invidious dans le projet) en une seule analyse marché EN canonique dans le projet ; retirer ou marquer clairement les doublons. Étapes : (1) récupérer le docx FR (PC local — à attacher directement ou via le pont desktop) ; (2) ~1 h de vérification delta concurrents sur le set direct uniquement (Cleangarden, Playlist.tools, Multiselect for YouTube, actions playlist TubeBuddy, YouTube Playlist Guru, PocketTube, Groupify, cluster d'extensions calculateur de durée) ; (3) consolider. Décision du 2 août : pas de refresh complet — rafraîchir en fonction des décisions, et la prochaine décision nécessitant des données marché fraîches est le pricing.</w:t>
             </w:r>
           </w:p>
         </w:tc>
@@ -9821,15 +9184,7 @@
                 <w:color w:val="7F8C8D"/>
                 <w:sz w:val="19"/>
               </w:rPr>
-              <w:t>🚫</w:t>
-            </w:r>
-            <w:r>
-              <w:rPr>
-                <w:b/>
-                <w:color w:val="7F8C8D"/>
-                <w:sz w:val="19"/>
-              </w:rPr>
-              <w:t xml:space="preserve"> Bloqué (fichier source FR)</w:t>
+              <w:t>🚫 Bloqué (fichier source FR)</w:t>
             </w:r>
           </w:p>
         </w:tc>
@@ -9989,25 +9344,7 @@
               <w:rPr>
                 <w:sz w:val="19"/>
               </w:rPr>
-              <w:t>Intégrer l'exploration UI Claude Design comme thème nommé sélectionnable depuis le sélecteur de skin. Le moteur actuel (SKINS, applySkin(), applyCustomAccent() — youtube-playlist-manager.html ~ligne 5053) ne fait varier que l'accent (OKLCH teinte + chroma) ; « Studio / Music » est un sur-ensemble qui change aussi la typographie, les rayons, le mouvement et la palette catégorielle — c'est une identité, pas une couleur. 5 chantiers (cf. Theme-Token-Spec.md §4) : (1) objet de thèmes nommés appliquant un lot de</w:t>
-            </w:r>
-            <w:r>
-              <w:rPr>
-                <w:sz w:val="19"/>
-              </w:rPr>
-              <w:t xml:space="preserve"> variables CSS en un seul appel, posé au-dessus des skins accent existants et du picker custom, qui restent la couche légère ; (2) polices Unbounded (display) + Space Grotesk (body) via @import, nouvelles variables --font-display / --font-body appliquées aux titres et au wordmark ; (3) palette néon en hex direct — accent #ff2d55, catégorielles #ff2d55 / #ffb02e / #2fd07f / #3fd0ff / #7b61ff / #ff4dd8, surfaces plus sombres et légèrement violettes #07070b / #0a0a0f ; (4) nouveau --pill: 999px (très utilisé p</w:t>
-            </w:r>
-            <w:r>
-              <w:rPr>
-                <w:sz w:val="19"/>
-              </w:rPr>
-              <w:t>ar la maquette : puces, now-playing, boutons) et rayons plus ronds 12 / 16 / 22 ; (5) tokens de mouvement --ease: cubic-bezier(.2,.8,.2,1) et --dur: 180ms, à garder sous prefers-reduced-motion. Positionnement recommandé : skins accent + picker custom = couche gratuite déjà livrée ; « Studio / Music » = thème nommé complet, ancrage de la section Thèmes du plan Premium. À coordonner avec #14 (session UI/UX) et T2 (design system + dataviz). Note : UI Explorations.dc.html référence ./support.js, absent du dossi</w:t>
-            </w:r>
-            <w:r>
-              <w:rPr>
-                <w:sz w:val="19"/>
-              </w:rPr>
-              <w:t>er — utiliser le bundle standalone comme référence visuelle.</w:t>
+              <w:t>Intégrer l'exploration UI Claude Design comme thème nommé sélectionnable depuis le sélecteur de skin. Le moteur actuel (SKINS, applySkin(), applyCustomAccent() — youtube-playlist-manager.html ~ligne 5053) ne fait varier que l'accent (OKLCH teinte + chroma) ; « Studio / Music » est un sur-ensemble qui change aussi la typographie, les rayons, le mouvement et la palette catégorielle — c'est une identité, pas une couleur. 5 chantiers (cf. Theme-Token-Spec.md §4) : (1) objet de thèmes nommés appliquant un lot de variables CSS en un seul appel, posé au-dessus des skins accent existants et du picker custom, qui restent la couche légère ; (2) polices Unbounded (display) + Space Grotesk (body) via @import, nouvelles variables --font-display / --font-body appliquées aux titres et au wordmark ; (3) palette néon en hex direct — accent #ff2d55, catégorielles #ff2d55 / #ffb02e / #2fd07f / #3fd0ff / #7b61ff / #ff4dd8, surfaces plus sombres et légèrement violettes #07070b / #0a0a0f ; (4) nouveau --pill: 999px (très utilisé par la maquette : puces, now-playing, boutons) et rayons plus ronds 12 / 16 / 22 ; (5) tokens de mouvement --ease: cubic-bezier(.2,.8,.2,1) et --dur: 180ms, à garder sous prefers-reduced-motion. Positionnement recommandé : skins accent + picker custom = couche gratuite déjà livrée ; « Studio / Music » = thème nommé complet, ancrage de la section Thèmes du plan Premium. À coordonner avec #14 (session UI/UX) et T2 (design system + dataviz). Note : UI Explorations.dc.html référence ./support.js, absent du dossier — utiliser le bundle standalone comme référence visuelle.</w:t>
             </w:r>
           </w:p>
         </w:tc>
@@ -10022,15 +9359,7 @@
                 <w:color w:val="1E8449"/>
                 <w:sz w:val="19"/>
               </w:rPr>
-              <w:t>✅</w:t>
-            </w:r>
-            <w:r>
-              <w:rPr>
-                <w:b/>
-                <w:color w:val="1E8449"/>
-                <w:sz w:val="19"/>
-              </w:rPr>
-              <w:t xml:space="preserve"> Livré (v1.1.0)</w:t>
+              <w:t>✅ Livré (v1.1.0)</w:t>
             </w:r>
           </w:p>
         </w:tc>
@@ -10047,10 +9376,7 @@
     </w:p>
     <w:p>
       <w:r>
-        <w:t>Retour à la source : le fichier UI Explorations (standalone).html contient 3 tours et 7 options, pas seulement une palette. Le tour 3 (« Bichrome — une couleur + noir ») est la seule direction réellement intégrable en tant que skin : noir verrouillé + 1, 2 ou 3 accents choisis par l'utilisateur. Le thème unique « Studio / Music » livré en #69 est remplacé par ces trois thèmes. Les tours 1 (verre dépoli, profondeur 3D, modulaire) et 2 (Néon Studio : bento, dock flottant, ticker, égaliseur) restent des refont</w:t>
-      </w:r>
-      <w:r>
-        <w:t>es de mise en page, hors périmètre d'un thème — à traiter avec #14 si souhaité. Prochain numéro libre après cet ajout : #71.</w:t>
+        <w:t>Retour à la source : le fichier UI Explorations (standalone).html contient 3 tours et 7 options, pas seulement une palette. Le tour 3 (« Bichrome — une couleur + noir ») est la seule direction réellement intégrable en tant que skin : noir verrouillé + 1, 2 ou 3 accents choisis par l'utilisateur. Le thème unique « Studio / Music » livré en #69 est remplacé par ces trois thèmes. Les tours 1 (verre dépoli, profondeur 3D, modulaire) et 2 (Néon Studio : bento, dock flottant, ticker, égaliseur) restent des refontes de mise en page, hors périmètre d'un thème — à traiter avec #14 si souhaité. Prochain numéro libre après cet ajout : #71.</w:t>
       </w:r>
     </w:p>
     <w:tbl>
@@ -10193,19 +9519,7 @@
               <w:rPr>
                 <w:sz w:val="19"/>
               </w:rPr>
-              <w:t>Remplace le thème « Studio / Music » de #69 par trois thèmes nommés issus du tour 3 des UI Explorations, partageant la même base noire verrouillée (STUDIO_BASE : Unbounded + Space Grotesk, surfaces #07070b/#0a0a0f, rayons 12/16/22, tokens de mouvement) et ne différant que par le nombre d'accents éditables : Bichrome (1), Duochrome (2), Trichrome (3). Palette catégorielle dérivée des accents : Bichrome produit une rampe monochrome de 6 intensités (HSL, L de 74,8 % à 26,8 %) conformément au « déclinée en inte</w:t>
-            </w:r>
-            <w:r>
-              <w:rPr>
-                <w:sz w:val="19"/>
-              </w:rPr>
-              <w:t>nsités » du tour 3 ; Duochrome alterne les 2 accents avec variantes claires/sombres ; Trichrome utilise les 3 accents plus leurs variantes claires. Accents stockés par thème dans themeAccents (localStorage), sélecteur de slot actif, 12 présets repris du panneau Tweaks des explorations (#ff2d55 #ff6a00 #ffb02e #f5e642 #2fd07f #00e5c3 #3fd0ff #4d7dff #a05bff #ff4dd8 #ff8fa3 #e8e8e8). Les 10 pastilles de skin existantes et le picker custom alimentent le slot actif quand un thème Studio est actif, sinon conserv</w:t>
-            </w:r>
-            <w:r>
-              <w:rPr>
-                <w:sz w:val="19"/>
-              </w:rPr>
-              <w:t>ent leur comportement. Tuiles réactives : hover translateY(-4px) + bordure accent + halo, sur les 8 sélecteurs de cartes unifiés par #65, portée limitée aux thèmes Studio via :root[data-theme^="studio"], timing --dur/--ease, transform neutralisé sous prefers-reduced-motion. Migration automatique de l'ancien id 'studio' vers 'studio-bi'. Note : le hover des explorations est du CSS pur (transform/scale), aucun suivi de curseur en JS n'est nécessaire.</w:t>
+              <w:t>Remplace le thème « Studio / Music » de #69 par trois thèmes nommés issus du tour 3 des UI Explorations, partageant la même base noire verrouillée (STUDIO_BASE : Unbounded + Space Grotesk, surfaces #07070b/#0a0a0f, rayons 12/16/22, tokens de mouvement) et ne différant que par le nombre d'accents éditables : Bichrome (1), Duochrome (2), Trichrome (3). Palette catégorielle dérivée des accents : Bichrome produit une rampe monochrome de 6 intensités (HSL, L de 74,8 % à 26,8 %) conformément au « déclinée en intensités » du tour 3 ; Duochrome alterne les 2 accents avec variantes claires/sombres ; Trichrome utilise les 3 accents plus leurs variantes claires. Accents stockés par thème dans themeAccents (localStorage), sélecteur de slot actif, 12 présets repris du panneau Tweaks des explorations (#ff2d55 #ff6a00 #ffb02e #f5e642 #2fd07f #00e5c3 #3fd0ff #4d7dff #a05bff #ff4dd8 #ff8fa3 #e8e8e8). Les 10 pastilles de skin existantes et le picker custom alimentent le slot actif quand un thème Studio est actif, sinon conservent leur comportement. Tuiles réactives : hover translateY(-4px) + bordure accent + halo, sur les 8 sélecteurs de cartes unifiés par #65, portée limitée aux thèmes Studio via :root[data-theme^="studio"], timing --dur/--ease, transform neutralisé sous prefers-reduced-motion. Migration automatique de l'ancien id 'studio' vers 'studio-bi'. Note : le hover des explorations est du CSS pur (transform/scale), aucun suivi de curseur en JS n'est nécessaire.</w:t>
             </w:r>
           </w:p>
         </w:tc>
@@ -10220,15 +9534,7 @@
                 <w:color w:val="1E8449"/>
                 <w:sz w:val="19"/>
               </w:rPr>
-              <w:t>✅</w:t>
-            </w:r>
-            <w:r>
-              <w:rPr>
-                <w:b/>
-                <w:color w:val="1E8449"/>
-                <w:sz w:val="19"/>
-              </w:rPr>
-              <w:t xml:space="preserve"> Livré (v1.2.0)</w:t>
+              <w:t>✅ Livré (v1.2.0)</w:t>
             </w:r>
           </w:p>
         </w:tc>
@@ -10245,10 +9551,7 @@
     </w:p>
     <w:p>
       <w:r>
-        <w:t xml:space="preserve">Audit des items CR1 à CR5 contre le code réellement livré, et non contre le message du commit e18063b. Résultat : CR2, CR3 et CR5 étaient livrés depuis le 29 juillet sans que le backlog soit mis à jour ; CR1 était livré à 90 % (deux sinks restants, corrigés en v1.4.1) ; CR4 n'avait jamais été revendiqué par ce commit et comportait deux défauts réels, corrigés en v1.4.1. Cette section ajoute également #71, qui couvre l'UI alternative Reel Studio et le panneau Version. Prochain numéro libre après cet ajout : </w:t>
-      </w:r>
-      <w:r>
-        <w:t>#72.</w:t>
+        <w:t>Audit des items CR1 à CR5 contre le code réellement livré, et non contre le message du commit e18063b. Résultat : CR2, CR3 et CR5 étaient livrés depuis le 29 juillet sans que le backlog soit mis à jour ; CR1 était livré à 90 % (deux sinks restants, corrigés en v1.4.1) ; CR4 n'avait jamais été revendiqué par ce commit et comportait deux défauts réels, corrigés en v1.4.1. Cette section ajoute également #71, qui couvre l'UI alternative Reel Studio et le panneau Version. Prochain numéro libre après cet ajout : #72.</w:t>
       </w:r>
     </w:p>
     <w:tbl>
@@ -10391,31 +9694,7 @@
               <w:rPr>
                 <w:sz w:val="19"/>
               </w:rPr>
-              <w:t xml:space="preserve">Fichier autonome reel-studio.html à côté de l'app, en lecture seule sur le cache local (autoCache) : aucun appel API, aucune écriture sur les données de l'app, aucun accès à googleapis.com dans sa CSP. Reprend la mise en page 2a/3a des UI Explorations — grille bento, dock flottant à la place de la sidebar, ticker de statistiques, carte hero de la playlist principale, égaliseur animé. 8 vues navigables (routage par hash) : dashboard, playlists + détail, recherche globale avec filtres durée et statut, kanban </w:t>
-            </w:r>
-            <w:r>
-              <w:rPr>
-                <w:sz w:val="19"/>
-              </w:rPr>
-              <w:t>par tag, doublons, statistiques, file de lecture, tags. Panneau Palette conforme au panneau Tweaks des explorations : sections 3A/3B/3C, combos cliquables, champs hexadécimaux libellés (perso, C0, C1, C2) et bouton Réinitialiser ; choisir un combo active aussi le thème correspondant. Lecteur interne à file via l'API IFrame YouTube : mini-barre persistante + sheet dépliable, lecture/pause, précédent/suivant, seek, shuffle, repeat none/all/one, enchaînement automatique, la file se construit depuis la liste af</w:t>
-            </w:r>
-            <w:r>
-              <w:rPr>
-                <w:sz w:val="19"/>
-              </w:rPr>
-              <w:t>fichée. Coordination avec l'onglet YouTube externe : ouvrir sur YouTube met en pause le lecteur interne et réutilise l'onglet déjà ouvert (cible nommée) ; revenir au lecteur interne alors qu'un onglet ouvert depuis Reel Studio existe encore propose de le fermer, de lire quand même, ou d'annuler. Limite du navigateur assumée et affichée : une page ne peut pas mettre en pause un onglet tiers, seulement fermer un onglet qu'elle a ouvert, et un onglet ouvert à la main par l'utilisateur reste invisible. Côté app</w:t>
-            </w:r>
-            <w:r>
-              <w:rPr>
-                <w:sz w:val="19"/>
-              </w:rPr>
-              <w:t xml:space="preserve"> standard : bouton « Musique » dans l'en-tête et dans la barre latérale (section Beta/Lab, pour rester accessible sur mobile où les outils d'en-tête sont masqués), et panneau Version — pastille cliquable dans les deux pieds de page ouvrant le build en cours, le thème actif et le journal des modifications. Le service worker sert désormais les pages HTML réseau d'abord : en stale-while-revalidate, une page éditée n'apparaissait qu'à la visite suivante, ce qui a fait croire deux fois à des fonctions manquantes</w:t>
-            </w:r>
-            <w:r>
-              <w:rPr>
-                <w:sz w:val="19"/>
-              </w:rPr>
-              <w:t>.</w:t>
+              <w:t>Fichier autonome reel-studio.html à côté de l'app, en lecture seule sur le cache local (autoCache) : aucun appel API, aucune écriture sur les données de l'app, aucun accès à googleapis.com dans sa CSP. Reprend la mise en page 2a/3a des UI Explorations — grille bento, dock flottant à la place de la sidebar, ticker de statistiques, carte hero de la playlist principale, égaliseur animé. 8 vues navigables (routage par hash) : dashboard, playlists + détail, recherche globale avec filtres durée et statut, kanban par tag, doublons, statistiques, file de lecture, tags. Panneau Palette conforme au panneau Tweaks des explorations : sections 3A/3B/3C, combos cliquables, champs hexadécimaux libellés (perso, C0, C1, C2) et bouton Réinitialiser ; choisir un combo active aussi le thème correspondant. Lecteur interne à file via l'API IFrame YouTube : mini-barre persistante + sheet dépliable, lecture/pause, précédent/suivant, seek, shuffle, repeat none/all/one, enchaînement automatique, la file se construit depuis la liste affichée. Coordination avec l'onglet YouTube externe : ouvrir sur YouTube met en pause le lecteur interne et réutilise l'onglet déjà ouvert (cible nommée) ; revenir au lecteur interne alors qu'un onglet ouvert depuis Reel Studio existe encore propose de le fermer, de lire quand même, ou d'annuler. Limite du navigateur assumée et affichée : une page ne peut pas mettre en pause un onglet tiers, seulement fermer un onglet qu'elle a ouvert, et un onglet ouvert à la main par l'utilisateur reste invisible. Côté app standard : bouton « Musique » dans l'en-tête et dans la barre latérale (section Beta/Lab, pour rester accessible sur mobile où les outils d'en-tête sont masqués), et panneau Version — pastille cliquable dans les deux pieds de page ouvrant le build en cours, le thème actif et le journal des modifications. Le service worker sert désormais les pages HTML réseau d'abord : en stale-while-revalidate, une page éditée n'apparaissait qu'à la visite suivante, ce qui a fait croire deux fois à des fonctions manquantes.</w:t>
             </w:r>
           </w:p>
         </w:tc>
@@ -10430,15 +9709,7 @@
                 <w:color w:val="1E8449"/>
                 <w:sz w:val="19"/>
               </w:rPr>
-              <w:t>✅</w:t>
-            </w:r>
-            <w:r>
-              <w:rPr>
-                <w:b/>
-                <w:color w:val="1E8449"/>
-                <w:sz w:val="19"/>
-              </w:rPr>
-              <w:t xml:space="preserve"> Livré (app v1.4.1, Reel Studio v0.4.0)</w:t>
+              <w:t>✅ Livré (app v1.4.1, Reel Studio v0.4.0)</w:t>
             </w:r>
           </w:p>
         </w:tc>
@@ -10598,13 +9869,7 @@
               <w:rPr>
                 <w:sz w:val="19"/>
               </w:rPr>
-              <w:t>Le panneau Palette de Reel Studio (318 px, pensé pour le bureau) passe en pleine largeur en portrait : les trois sections 3A/3B/3C s'empilent, les champs hexadécimaux allongent la colonne, et le sélecteur de couleur natif s'ouvre par-dessus le panneau. Fonctionnel mais inconfortable. Pistes, par ordre de simplicité : (1) n'afficher que la section du thème actif et replier les deux autres derrière leur titre ; (2) sur écran étroit, garder les combos et masquer les champs hexadécimaux derrière un bouton « Per</w:t>
-            </w:r>
-            <w:r>
-              <w:rPr>
-                <w:sz w:val="19"/>
-              </w:rPr>
-              <w:t>sonnaliser » ; (3) présenter le panneau en feuille basse (même schéma que le lecteur) plutôt qu'en tiroir latéral, pour que le sélecteur natif ait la place de s'ouvrir. Non bloquant : le choix de thème et les 12 présets restent atteignables. Vérifier en portrait réel, pas seulement en émulation.</w:t>
+              <w:t>Le panneau Palette de Reel Studio (318 px, pensé pour le bureau) passe en pleine largeur en portrait : les trois sections 3A/3B/3C s'empilent, les champs hexadécimaux allongent la colonne, et le sélecteur de couleur natif s'ouvre par-dessus le panneau. Fonctionnel mais inconfortable. Pistes, par ordre de simplicité : (1) n'afficher que la section du thème actif et replier les deux autres derrière leur titre ; (2) sur écran étroit, garder les combos et masquer les champs hexadécimaux derrière un bouton « Personnaliser » ; (3) présenter le panneau en feuille basse (même schéma que le lecteur) plutôt qu'en tiroir latéral, pour que le sélecteur natif ait la place de s'ouvrir. Non bloquant : le choix de thème et les 12 présets restent atteignables. Vérifier en portrait réel, pas seulement en émulation.</w:t>
             </w:r>
           </w:p>
         </w:tc>
@@ -10619,15 +9884,7 @@
                 <w:color w:val="1E8449"/>
                 <w:sz w:val="19"/>
               </w:rPr>
-              <w:t>✅</w:t>
-            </w:r>
-            <w:r>
-              <w:rPr>
-                <w:b/>
-                <w:color w:val="1E8449"/>
-                <w:sz w:val="19"/>
-              </w:rPr>
-              <w:t xml:space="preserve"> Livré (Studio v0.6.0)</w:t>
+              <w:t>✅ Livré (Studio v0.6.0)</w:t>
             </w:r>
           </w:p>
         </w:tc>
@@ -10644,10 +9901,7 @@
     </w:p>
     <w:p>
       <w:r>
-        <w:t>Réconciliation des doublons. Les items #G1 à #G5 décrivent mot pour mot les mêmes correctifs que CR1 à CR5 sous une autre numérotation : les cinq sont livrés, et #G12 (CSP) l'est également depuis le 29 juillet — il faisait déjà partie de #G1. Six lignes fermées sans une ligne de code. Leçon pour la suite : une revue de code qui rentre au backlog doit vérifier si les constats existent déjà sous une autre série avant de créer de nouveaux identifiants. #B12 est également fermé, corrigé dans les deux interfaces</w:t>
-      </w:r>
-      <w:r>
-        <w:t>.</w:t>
+        <w:t>Réconciliation des doublons. Les items #G1 à #G5 décrivent mot pour mot les mêmes correctifs que CR1 à CR5 sous une autre numérotation : les cinq sont livrés, et #G12 (CSP) l'est également depuis le 29 juillet — il faisait déjà partie de #G1. Six lignes fermées sans une ligne de code. Leçon pour la suite : une revue de code qui rentre au backlog doit vérifier si les constats existent déjà sous une autre série avant de créer de nouveaux identifiants. #B12 est également fermé, corrigé dans les deux interfaces.</w:t>
       </w:r>
     </w:p>
     <w:tbl>
@@ -10790,13 +10044,7 @@
               <w:rPr>
                 <w:sz w:val="19"/>
               </w:rPr>
-              <w:t>Le lecteur IFrame intégré continuait quand l'utilisateur basculait ailleurs : deux vidéos en lecture simultanée. Corrigé dans les deux interfaces, avec une règle différente parce que l'usage diffère. App standard (v1.5.0) : pause sur visibilitychange dès que l'onglet passe en arrière-plan, plus pagehide — c'est un gestionnaire de playlists, pas un lecteur d'arrière-plan. Reel Studio (v0.5.0) : pause systématique sur pagehide, mais sur onglet masqué uniquement si un onglet YouTube ouvert depuis Studio est en</w:t>
-            </w:r>
-            <w:r>
-              <w:rPr>
-                <w:sz w:val="19"/>
-              </w:rPr>
-              <w:t>core vivant — c'est une UI musicale, écouter en arrière-plan est l'usage attendu, pas un défaut. Rappel de la limite déjà documentée en #71 : un onglet YouTube ouvert à la main par l'utilisateur reste indétectable, donc ce cas-là n'est pas couvert.</w:t>
+              <w:t>Le lecteur IFrame intégré continuait quand l'utilisateur basculait ailleurs : deux vidéos en lecture simultanée. Corrigé dans les deux interfaces, avec une règle différente parce que l'usage diffère. App standard (v1.5.0) : pause sur visibilitychange dès que l'onglet passe en arrière-plan, plus pagehide — c'est un gestionnaire de playlists, pas un lecteur d'arrière-plan. Reel Studio (v0.5.0) : pause systématique sur pagehide, mais sur onglet masqué uniquement si un onglet YouTube ouvert depuis Studio est encore vivant — c'est une UI musicale, écouter en arrière-plan est l'usage attendu, pas un défaut. Rappel de la limite déjà documentée en #71 : un onglet YouTube ouvert à la main par l'utilisateur reste indétectable, donc ce cas-là n'est pas couvert.</w:t>
             </w:r>
           </w:p>
         </w:tc>
@@ -10811,15 +10059,7 @@
                 <w:color w:val="1E8449"/>
                 <w:sz w:val="19"/>
               </w:rPr>
-              <w:t>✅</w:t>
-            </w:r>
-            <w:r>
-              <w:rPr>
-                <w:b/>
-                <w:color w:val="1E8449"/>
-                <w:sz w:val="19"/>
-              </w:rPr>
-              <w:t xml:space="preserve"> Livré (v1.5.0 / Studio v0.5.0) — Studio se met aussi en pause (v1.27.7, AUD-28)</w:t>
+              <w:t>✅ Livré (v1.5.0 / Studio v0.5.0) — Studio se met aussi en pause (v1.27.7, AUD-28)</w:t>
             </w:r>
           </w:p>
         </w:tc>
@@ -10979,25 +10219,7 @@
               <w:rPr>
                 <w:sz w:val="19"/>
               </w:rPr>
-              <w:t>L'ordre YouTube devient un contrôle à part entière (pertinence / plus vues / plus récentes / mieux notées) : contrairement au menu de tri, il change les vidéos renvoyées et pas seulement leur affichage. L'API n'expose que six valeurs d'ordre — relevance, date, viewCount, rating, title, videoCount (ce dernier réservé aux chaînes) — donc ni commentCount ni likeCount ; les tris correspondants restent nécessairement locaux. Trois tris locaux ajoutés à partir de données déjà récupérées, sans appel supplémentaire</w:t>
-            </w:r>
-            <w:r>
-              <w:rPr>
-                <w:sz w:val="19"/>
-              </w:rPr>
-              <w:t xml:space="preserve"> : engagement (likes / vues), date de publication, durée — la durée en secondes était calculée puis jetée, elle est désormais conservée. Deux filtres search.list gratuits ajoutés : videoDuration (courte / moyenne / longue) et videoEmbeddable, ce dernier pour que Discover cesse de proposer des vidéos que le lecteur intégré ne peut pas lire. Correction au passage : un compteur de likes masqué par le créateur ou des commentaires désactivés étaient lus comme zéro, ce qui faisait silencieusement chuter ces vidéo</w:t>
-            </w:r>
-            <w:r>
-              <w:rPr>
-                <w:sz w:val="19"/>
-              </w:rPr>
-              <w:t>s en bas du tri ; ils valent maintenant null, s'affichent « — » et sont épinglés en fin de tri quel que soit le critère. Comportement par défaut inchangé : aucun filtre envoyé, ordre pertinence, coût quota identique (les filtres voyagent sur le même appel à 100 unités). Pistes non retenues pour l'instant, toutes gratuites sur search.list : publishedAfter / publishedBefore, videoCategoryId, regionCode + relevanceLanguage, eventType (direct), videoCaption, videoLicence (Creative Commons), channelId, videoDefi</w:t>
-            </w:r>
-            <w:r>
-              <w:rPr>
-                <w:sz w:val="19"/>
-              </w:rPr>
-              <w:t>nition.</w:t>
+              <w:t>L'ordre YouTube devient un contrôle à part entière (pertinence / plus vues / plus récentes / mieux notées) : contrairement au menu de tri, il change les vidéos renvoyées et pas seulement leur affichage. L'API n'expose que six valeurs d'ordre — relevance, date, viewCount, rating, title, videoCount (ce dernier réservé aux chaînes) — donc ni commentCount ni likeCount ; les tris correspondants restent nécessairement locaux. Trois tris locaux ajoutés à partir de données déjà récupérées, sans appel supplémentaire : engagement (likes / vues), date de publication, durée — la durée en secondes était calculée puis jetée, elle est désormais conservée. Deux filtres search.list gratuits ajoutés : videoDuration (courte / moyenne / longue) et videoEmbeddable, ce dernier pour que Discover cesse de proposer des vidéos que le lecteur intégré ne peut pas lire. Correction au passage : un compteur de likes masqué par le créateur ou des commentaires désactivés étaient lus comme zéro, ce qui faisait silencieusement chuter ces vidéos en bas du tri ; ils valent maintenant null, s'affichent « — » et sont épinglés en fin de tri quel que soit le critère. Comportement par défaut inchangé : aucun filtre envoyé, ordre pertinence, coût quota identique (les filtres voyagent sur le même appel à 100 unités). Pistes non retenues pour l'instant, toutes gratuites sur search.list : publishedAfter / publishedBefore, videoCategoryId, regionCode + relevanceLanguage, eventType (direct), videoCaption, videoLicence (Creative Commons), channelId, videoDefinition.</w:t>
             </w:r>
           </w:p>
         </w:tc>
@@ -11012,15 +10234,7 @@
                 <w:color w:val="1E8449"/>
                 <w:sz w:val="19"/>
               </w:rPr>
-              <w:t>✅</w:t>
-            </w:r>
-            <w:r>
-              <w:rPr>
-                <w:b/>
-                <w:color w:val="1E8449"/>
-                <w:sz w:val="19"/>
-              </w:rPr>
-              <w:t xml:space="preserve"> Livré (v1.14.0)</w:t>
+              <w:t>✅ Livré (v1.14.0)</w:t>
             </w:r>
           </w:p>
         </w:tc>
@@ -11180,19 +10394,7 @@
               <w:rPr>
                 <w:sz w:val="19"/>
               </w:rPr>
-              <w:t>Remplacement de tous les champs de couleur natifs par un sélecteur écrit dans la page : carré saturation/valeur avec pastille déplaçable, curseur de teinte, aperçu, et champs HEX + R/V/B synchronisés dans les deux sens. Application en direct pendant le glissement, comme le reste du panneau. Événements pointer, donc un seul chemin pour la souris et le tactile. Sous 768 px (app) et 640 px (Studio), il se présente en feuille basse pleine largeur, avec un carré plus haut et un curseur plus épais, au lieu d’un p</w:t>
-            </w:r>
-            <w:r>
-              <w:rPr>
-                <w:sz w:val="19"/>
-              </w:rPr>
-              <w:t>opover ancré qui tomberait sous le pouce. Sites remplacés : les trois pastilles d’accent de thème et le sélecteur personnalisé de l’en-tête et de la barre latérale dans l’app, les pastilles de slot du panneau Palette dans Studio — plus aucun champ de couleur natif dans les deux fichiers. Garde ajoutée : un élément de largeur nulle ne peut plus produire de NaN dans le calcul de position. Motif : Chrome sur bureau affiche un carré de saturation et des champs RVB, Android affiche huit pastilles puis trois curs</w:t>
-            </w:r>
-            <w:r>
-              <w:rPr>
-                <w:sz w:val="19"/>
-              </w:rPr>
-              <w:t>eurs TSV — même balise, deux expériences sans rapport, et aucune n’est stylable.</w:t>
+              <w:t>Remplacement de tous les champs de couleur natifs par un sélecteur écrit dans la page : carré saturation/valeur avec pastille déplaçable, curseur de teinte, aperçu, et champs HEX + R/V/B synchronisés dans les deux sens. Application en direct pendant le glissement, comme le reste du panneau. Événements pointer, donc un seul chemin pour la souris et le tactile. Sous 768 px (app) et 640 px (Studio), il se présente en feuille basse pleine largeur, avec un carré plus haut et un curseur plus épais, au lieu d’un popover ancré qui tomberait sous le pouce. Sites remplacés : les trois pastilles d’accent de thème et le sélecteur personnalisé de l’en-tête et de la barre latérale dans l’app, les pastilles de slot du panneau Palette dans Studio — plus aucun champ de couleur natif dans les deux fichiers. Garde ajoutée : un élément de largeur nulle ne peut plus produire de NaN dans le calcul de position. Motif : Chrome sur bureau affiche un carré de saturation et des champs RVB, Android affiche huit pastilles puis trois curseurs TSV — même balise, deux expériences sans rapport, et aucune n’est stylable.</w:t>
             </w:r>
           </w:p>
         </w:tc>
@@ -11207,15 +10409,7 @@
                 <w:color w:val="1E8449"/>
                 <w:sz w:val="19"/>
               </w:rPr>
-              <w:t>✅</w:t>
-            </w:r>
-            <w:r>
-              <w:rPr>
-                <w:b/>
-                <w:color w:val="1E8449"/>
-                <w:sz w:val="19"/>
-              </w:rPr>
-              <w:t xml:space="preserve"> Livré (app v1.7.0 / Studio v0.7.0)</w:t>
+              <w:t>✅ Livré (app v1.7.0 / Studio v0.7.0)</w:t>
             </w:r>
           </w:p>
         </w:tc>
@@ -11375,19 +10569,7 @@
               <w:rPr>
                 <w:sz w:val="19"/>
               </w:rPr>
-              <w:t xml:space="preserve">Décision bloquante, pas une tâche de code. Le nom définitif conditionne tout le chemin de vérification Google : écran de consentement, politique de confidentialité (#H6), publication sur les stores (#15) et checklist de lancement (T4). Le changer après vérification peut imposer un nouveau passage en revue. État actuel incohérent : le client OAuth s’appelle « youtube-manager », le dépôt « Reel-Manager », les Pages servent /Reel-Manager/, le wordmark affiche « Reel /manager » et le compagnon « Reel Studio ». </w:t>
-            </w:r>
-            <w:r>
-              <w:rPr>
-                <w:sz w:val="19"/>
-              </w:rPr>
-              <w:t>Point de vigilance : les conditions des API Services de Google et les règles de marque YouTube encadrent l’usage du mot « YouTube » dans le nom d’un client ou d’un produit lorsqu’il peut laisser croire à un produit officiel — « youtube-manager » est donc à renommer quoi qu’il arrive, et c’est un candidat plausible aux blocages de consentement déjà rencontrés. À trancher : le nom, puis alignement client OAuth + dépôt + Pages + écran de consentement + interface. Le lot A du plan de priorités (#B13, #B14, #G6)</w:t>
-            </w:r>
-            <w:r>
-              <w:rPr>
-                <w:sz w:val="19"/>
-              </w:rPr>
-              <w:t xml:space="preserve"> est mis en attente derrière cette décision, bien que sa moitié côté client n’en dépende pas techniquement.</w:t>
+              <w:t>Décision bloquante, pas une tâche de code. Le nom définitif conditionne tout le chemin de vérification Google : écran de consentement, politique de confidentialité (#H6), publication sur les stores (#15) et checklist de lancement (T4). Le changer après vérification peut imposer un nouveau passage en revue. État actuel incohérent : le client OAuth s’appelle « youtube-manager », le dépôt « Reel-Manager », les Pages servent /Reel-Manager/, le wordmark affiche « Reel /manager » et le compagnon « Reel Studio ». Point de vigilance : les conditions des API Services de Google et les règles de marque YouTube encadrent l’usage du mot « YouTube » dans le nom d’un client ou d’un produit lorsqu’il peut laisser croire à un produit officiel — « youtube-manager » est donc à renommer quoi qu’il arrive, et c’est un candidat plausible aux blocages de consentement déjà rencontrés. À trancher : le nom, puis alignement client OAuth + dépôt + Pages + écran de consentement + interface. Le lot A du plan de priorités (#B13, #B14, #G6) est mis en attente derrière cette décision, bien que sa moitié côté client n’en dépende pas techniquement.</w:t>
             </w:r>
           </w:p>
         </w:tc>
@@ -11402,15 +10584,7 @@
                 <w:color w:val="B45309"/>
                 <w:sz w:val="19"/>
               </w:rPr>
-              <w:t>⏳</w:t>
-            </w:r>
-            <w:r>
-              <w:rPr>
-                <w:b/>
-                <w:color w:val="B45309"/>
-                <w:sz w:val="19"/>
-              </w:rPr>
-              <w:t xml:space="preserve"> À trancher — BLOQUANT</w:t>
+              <w:t>⏳ À trancher — BLOQUANT</w:t>
             </w:r>
           </w:p>
         </w:tc>
@@ -11578,19 +10752,7 @@
               <w:rPr>
                 <w:sz w:val="19"/>
               </w:rPr>
-              <w:t>Le référentiel videoCategories de YouTube est fermé : 32 identifiants, dont 15 assignables, fixés par Google, sans méthode de création dans l'API. La catégorisation auto écrit pourtant un tag, pas une catégorie — et les tags sont déjà du texte libre, donc l'utilisateur peut créer les siens à la main dès aujourd'hui. Ce qui manque est le pont : une table de correspondance locale et éditable depuis Gestion des tags (un ou plusieurs identifiants de catégorie YouTube → un nom choisi par l'utilisateur), consulté</w:t>
-            </w:r>
-            <w:r>
-              <w:rPr>
-                <w:sz w:val="19"/>
-              </w:rPr>
-              <w:t>e par la catégorisation auto avant de retomber sur le libellé YouTube. Exemple : 28 + 26 → « Impression 3D ». Corrige au passage un défaut vérifié le 16 septembre 2026 : le libellé écrit dans le tag suit la langue de l'interface (hl envoyé à videoCategories.list), donc un scan en français puis en anglais crée deux tags pour la même catégorie (« Science et technologie » et « Science &amp; Technology ») et fragmente le classement en silence — une règle portant sur l'identifiant, pas sur le libellé, est stable. Pe</w:t>
-            </w:r>
-            <w:r>
-              <w:rPr>
-                <w:sz w:val="19"/>
-              </w:rPr>
-              <w:t>rmet aussi de faire converger plusieurs catégories YouTube vers un même tag. Souhaitable au passage : lire la table VIDEO_CATEGORIES déjà embarquée dans l'app au lieu d'appeler videoCategories.list, ce qui économise une unité de quota par scan et supprime la seconde source de vérité. Reste local (localStorage), sans backend, et ne change pas le format playlistTags.</w:t>
+              <w:t>Le référentiel videoCategories de YouTube est fermé : 32 identifiants, dont 15 assignables, fixés par Google, sans méthode de création dans l'API. La catégorisation auto écrit pourtant un tag, pas une catégorie — et les tags sont déjà du texte libre, donc l'utilisateur peut créer les siens à la main dès aujourd'hui. Ce qui manque est le pont : une table de correspondance locale et éditable depuis Gestion des tags (un ou plusieurs identifiants de catégorie YouTube → un nom choisi par l'utilisateur), consultée par la catégorisation auto avant de retomber sur le libellé YouTube. Exemple : 28 + 26 → « Impression 3D ». Corrige au passage un défaut vérifié le 16 septembre 2026 : le libellé écrit dans le tag suit la langue de l'interface (hl envoyé à videoCategories.list), donc un scan en français puis en anglais crée deux tags pour la même catégorie (« Science et technologie » et « Science &amp; Technology ») et fragmente le classement en silence — une règle portant sur l'identifiant, pas sur le libellé, est stable. Permet aussi de faire converger plusieurs catégories YouTube vers un même tag. Souhaitable au passage : lire la table VIDEO_CATEGORIES déjà embarquée dans l'app au lieu d'appeler videoCategories.list, ce qui économise une unité de quota par scan et supprime la seconde source de vérité. Reste local (localStorage), sans backend, et ne change pas le format playlistTags.</w:t>
             </w:r>
           </w:p>
         </w:tc>
@@ -11605,15 +10767,7 @@
                 <w:color w:val="B45309"/>
                 <w:sz w:val="19"/>
               </w:rPr>
-              <w:t>⏳</w:t>
-            </w:r>
-            <w:r>
-              <w:rPr>
-                <w:b/>
-                <w:color w:val="B45309"/>
-                <w:sz w:val="19"/>
-              </w:rPr>
-              <w:t xml:space="preserve"> À construire — MOYENNE</w:t>
+              <w:t>⏳ À construire — MOYENNE</w:t>
             </w:r>
           </w:p>
         </w:tc>
@@ -11668,19 +10822,7 @@
               <w:rPr>
                 <w:sz w:val="19"/>
               </w:rPr>
-              <w:t>Le scan appelle playlistItems puis videos.list pour chaque playlist de la bibliothèque, sans passer par estimateQuotaCost() ni checkQuotaBudget(), contrairement à toutes les autres actions en masse (fusion, déplacement, restauration, couverture). Coût réel : 1 unité par page de playlistItems (50 vidéos par page) plus 1 unité par lot de 50 vidéos pour videos.list, soit environ 2 unités par playlist ordinaire et davantage pour les grosses. Sur une bibliothèque de 35 playlists, environ 70 unités partent sans l</w:t>
-            </w:r>
-            <w:r>
-              <w:rPr>
-                <w:sz w:val="19"/>
-              </w:rPr>
-              <w:t>e moindre avertissement. Conséquence vérifiée le 16 septembre 2026 : si le quota s'épuise en cours de scan, getVideoDetails attrape l'erreur en interne et renvoie un dictionnaire vide, donc toutes les playlists suivantes ne produisent aucune suggestion et rien ne le signale — indiscernable d'une playlist réellement non classable (voir #79). À faire : estimation affichée avant le lancement, confirmation si le budget est dépassé, et arrêt net avec message si le quota tombe pendant le scan, plutôt qu'une dégra</w:t>
-            </w:r>
-            <w:r>
-              <w:rPr>
-                <w:sz w:val="19"/>
-              </w:rPr>
-              <w:t>dation silencieuse sur la moitié de la bibliothèque.</w:t>
+              <w:t>Le scan appelle playlistItems puis videos.list pour chaque playlist de la bibliothèque, sans passer par estimateQuotaCost() ni checkQuotaBudget(), contrairement à toutes les autres actions en masse (fusion, déplacement, restauration, couverture). Coût réel : 1 unité par page de playlistItems (50 vidéos par page) plus 1 unité par lot de 50 vidéos pour videos.list, soit environ 2 unités par playlist ordinaire et davantage pour les grosses. Sur une bibliothèque de 35 playlists, environ 70 unités partent sans le moindre avertissement. Conséquence vérifiée le 16 septembre 2026 : si le quota s'épuise en cours de scan, getVideoDetails attrape l'erreur en interne et renvoie un dictionnaire vide, donc toutes les playlists suivantes ne produisent aucune suggestion et rien ne le signale — indiscernable d'une playlist réellement non classable (voir #79). À faire : estimation affichée avant le lancement, confirmation si le budget est dépassé, et arrêt net avec message si le quota tombe pendant le scan, plutôt qu'une dégradation silencieuse sur la moitié de la bibliothèque.</w:t>
             </w:r>
           </w:p>
         </w:tc>
@@ -11695,15 +10837,7 @@
                 <w:color w:val="B45309"/>
                 <w:sz w:val="19"/>
               </w:rPr>
-              <w:t>⏳</w:t>
-            </w:r>
-            <w:r>
-              <w:rPr>
-                <w:b/>
-                <w:color w:val="B45309"/>
-                <w:sz w:val="19"/>
-              </w:rPr>
-              <w:t xml:space="preserve"> À construire — HAUTE</w:t>
+              <w:t>⏳ À construire — HAUTE</w:t>
             </w:r>
           </w:p>
         </w:tc>
@@ -11758,13 +10892,7 @@
               <w:rPr>
                 <w:sz w:val="19"/>
               </w:rPr>
-              <w:t>Le modal n'affiche que les playlists pour lesquelles une suggestion a été trouvée : voir « 15 sur 25 » ne dit pas si les dix autres sont inclassables ou si le scan n'a pas pu les regarder. Vérifié le 16 septembre 2026 sur cinq playlists piégées, quatre causes distinctes produisent exactement le même silence : playlist vide (playlistItems renvoie zéro élément), éléments sans contentDetails.videoId (vidéos supprimées ou passées en privé), échec de l'appel videos.list (quota, 5xx), et vidéos sans categoryId do</w:t>
-            </w:r>
-            <w:r>
-              <w:rPr>
-                <w:sz w:val="19"/>
-              </w:rPr>
-              <w:t>nt le titre n'atteint aucun mot-clé. À faire : un décompte « X playlists sur Y analysées » et, pour chaque playlist sans suggestion, la raison en clair (vide / vidéos indisponibles / échec API / aucune catégorie). À signaler aussi dans l'interface : seules les 50 premières vidéos de chaque playlist sont examinées (slice(0, 50)), donc une playlist de 400 titres est classée sur son début.</w:t>
+              <w:t>Le modal n'affiche que les playlists pour lesquelles une suggestion a été trouvée : voir « 15 sur 25 » ne dit pas si les dix autres sont inclassables ou si le scan n'a pas pu les regarder. Vérifié le 16 septembre 2026 sur cinq playlists piégées, quatre causes distinctes produisent exactement le même silence : playlist vide (playlistItems renvoie zéro élément), éléments sans contentDetails.videoId (vidéos supprimées ou passées en privé), échec de l'appel videos.list (quota, 5xx), et vidéos sans categoryId dont le titre n'atteint aucun mot-clé. À faire : un décompte « X playlists sur Y analysées » et, pour chaque playlist sans suggestion, la raison en clair (vide / vidéos indisponibles / échec API / aucune catégorie). À signaler aussi dans l'interface : seules les 50 premières vidéos de chaque playlist sont examinées (slice(0, 50)), donc une playlist de 400 titres est classée sur son début.</w:t>
             </w:r>
           </w:p>
         </w:tc>
@@ -11779,15 +10907,7 @@
                 <w:color w:val="B45309"/>
                 <w:sz w:val="19"/>
               </w:rPr>
-              <w:t>⏳</w:t>
-            </w:r>
-            <w:r>
-              <w:rPr>
-                <w:b/>
-                <w:color w:val="B45309"/>
-                <w:sz w:val="19"/>
-              </w:rPr>
-              <w:t xml:space="preserve"> À construire — MOYENNE</w:t>
+              <w:t>⏳ À construire — MOYENNE</w:t>
             </w:r>
           </w:p>
         </w:tc>
@@ -11842,13 +10962,7 @@
               <w:rPr>
                 <w:sz w:val="19"/>
               </w:rPr>
-              <w:t>Huit chaînes visibles échappent à t() dans les fonctionnalités de classification, toutes en français quelle que soit la langue de l'interface : les deux libellés de progression de la catégorisation auto (« Chargement des vidéos: i/n » et « Récupération des détails: i/n »), « Analyse des catégories… » dans le filtre par catégorie de la vue détail et dans la vue Déplacer, « Analyse du contenu… (topics) » et « Contenu analysé : n vidéos enrichies » dans le filtre par type, « Analyse des résultats… (n) » dans l</w:t>
-            </w:r>
-            <w:r>
-              <w:rPr>
-                <w:sz w:val="19"/>
-              </w:rPr>
-              <w:t>a recherche globale, et « Analyse du contenu… (n) » dans la vue Regarder. Antérieur aux correctifs du 16 septembre 2026. À faire : des clés FR et EN avec interpolation, comme partout ailleurs. La clé toast_loading_videos existe déjà et couvre un cas voisin sans convenir tel quel. Faible risque, faible effort.</w:t>
+              <w:t>Huit chaînes visibles échappent à t() dans les fonctionnalités de classification, toutes en français quelle que soit la langue de l'interface : les deux libellés de progression de la catégorisation auto (« Chargement des vidéos: i/n » et « Récupération des détails: i/n »), « Analyse des catégories… » dans le filtre par catégorie de la vue détail et dans la vue Déplacer, « Analyse du contenu… (topics) » et « Contenu analysé : n vidéos enrichies » dans le filtre par type, « Analyse des résultats… (n) » dans la recherche globale, et « Analyse du contenu… (n) » dans la vue Regarder. Antérieur aux correctifs du 16 septembre 2026. À faire : des clés FR et EN avec interpolation, comme partout ailleurs. La clé toast_loading_videos existe déjà et couvre un cas voisin sans convenir tel quel. Faible risque, faible effort.</w:t>
             </w:r>
           </w:p>
         </w:tc>
@@ -11863,15 +10977,7 @@
                 <w:color w:val="1E8449"/>
                 <w:sz w:val="19"/>
               </w:rPr>
-              <w:t>✅</w:t>
-            </w:r>
-            <w:r>
-              <w:rPr>
-                <w:b/>
-                <w:color w:val="1E8449"/>
-                <w:sz w:val="19"/>
-              </w:rPr>
-              <w:t xml:space="preserve"> Livré (v1.27.45, avec AUD-27)</w:t>
+              <w:t>✅ Livré (v1.27.45, avec AUD-27)</w:t>
             </w:r>
           </w:p>
         </w:tc>
@@ -11896,13 +11002,7 @@
     </w:p>
     <w:p>
       <w:r>
-        <w:t>Vingt-deux commits, de la v1.12.0 à la v1.27.3. Onze statuts corrigés dans les tableaux précédents : #73 (v1.14.0), #B13 et #B14 (v1.16.0), #68 (v1.17.0), #I3 (v1.18.0), #I2 (v1.20.0), #G14 (v1.21.0), #G11 (v1.22.0), #17 (v1.23.0 et v1.24.0), #18 (v1.24.0) et #I1 (v1.27.0). Cas particulier de #73 : le backlog l'annonçait livré en v1.6.0, mais les filtres videoDefinition, videoCaption, videoLicense et publishedAfter n'étaient jamais envoyés sur le fil — la v1.14.0 est la première où ils partent réellement, e</w:t>
-      </w:r>
-      <w:r>
-        <w:t>t c'est cette version qui fait foi. #B13 et #B14 étaient marqués en attente de #75 : leur moitié côté client n'en dépendait pas et a été livrée. Trois livraisons n'avaient aucune entrée au backlog et sont ouvertes ci-dessous, rétroactivement, au statut livré. Sans numéro, également livré : réponses partielles fields= sur les appels coûteux, miniatures fhd/qhd avec chaîne de repli unique (app et Reel Studio), région et langue des catégories suivant la langue de l'interface, configuration de lancement pour se</w:t>
-      </w:r>
-      <w:r>
-        <w:t>rvir tests.html en même origine, et les trois correctifs v1.27.1 à v1.27.3 détaillés au changelog. Couverture de tests passée de 75 à 281 cas.</w:t>
+        <w:t>Vingt-deux commits, de la v1.12.0 à la v1.27.3. Onze statuts corrigés dans les tableaux précédents : #73 (v1.14.0), #B13 et #B14 (v1.16.0), #68 (v1.17.0), #I3 (v1.18.0), #I2 (v1.20.0), #G14 (v1.21.0), #G11 (v1.22.0), #17 (v1.23.0 et v1.24.0), #18 (v1.24.0) et #I1 (v1.27.0). Cas particulier de #73 : le backlog l'annonçait livré en v1.6.0, mais les filtres videoDefinition, videoCaption, videoLicense et publishedAfter n'étaient jamais envoyés sur le fil — la v1.14.0 est la première où ils partent réellement, et c'est cette version qui fait foi. #B13 et #B14 étaient marqués en attente de #75 : leur moitié côté client n'en dépendait pas et a été livrée. Trois livraisons n'avaient aucune entrée au backlog et sont ouvertes ci-dessous, rétroactivement, au statut livré. Sans numéro, également livré : réponses partielles fields= sur les appels coûteux, miniatures fhd/qhd avec chaîne de repli unique (app et Reel Studio), région et langue des catégories suivant la langue de l'interface, configuration de lancement pour servir tests.html en même origine, et les trois correctifs v1.27.1 à v1.27.3 détaillés au changelog. Couverture de tests passée de 75 à 281 cas.</w:t>
       </w:r>
     </w:p>
     <w:tbl>
@@ -12045,13 +11145,7 @@
               <w:rPr>
                 <w:sz w:val="19"/>
               </w:rPr>
-              <w:t>Le changement d'API de juin 2026 a scindé le quota en trois compteurs indépendants : un pool général de 10 000 unités par jour, 100 appels de recherche et 100 envois de vidéo. L'app n'en connaissait qu'un seul et annonçait la limite du pool quelle que soit la ressource épuisée, ce qui rendait le message inutilisable : 100 recherches consommées affichaient « quota dépassé » en citant 10 000. Chaque appel est désormais imputé à son seau selon endpoint et méthode, avec une estimation avant chaque action en mas</w:t>
-            </w:r>
-            <w:r>
-              <w:rPr>
-                <w:sz w:val="19"/>
-              </w:rPr>
-              <w:t>se. Défaut trouvé au passage et corrigé : videos/rate était tronqué à « videos » et facturé au seau des envois, soit 1 % de l'allocation quotidienne pour un seul like.</w:t>
+              <w:t>Le changement d'API de juin 2026 a scindé le quota en trois compteurs indépendants : un pool général de 10 000 unités par jour, 100 appels de recherche et 100 envois de vidéo. L'app n'en connaissait qu'un seul et annonçait la limite du pool quelle que soit la ressource épuisée, ce qui rendait le message inutilisable : 100 recherches consommées affichaient « quota dépassé » en citant 10 000. Chaque appel est désormais imputé à son seau selon endpoint et méthode, avec une estimation avant chaque action en masse. Défaut trouvé au passage et corrigé : videos/rate était tronqué à « videos » et facturé au seau des envois, soit 1 % de l'allocation quotidienne pour un seul like.</w:t>
             </w:r>
           </w:p>
         </w:tc>
@@ -12066,15 +11160,7 @@
                 <w:color w:val="1E8449"/>
                 <w:sz w:val="19"/>
               </w:rPr>
-              <w:t>✅</w:t>
-            </w:r>
-            <w:r>
-              <w:rPr>
-                <w:b/>
-                <w:color w:val="1E8449"/>
-                <w:sz w:val="19"/>
-              </w:rPr>
-              <w:t xml:space="preserve"> Livré (v1.12.0 + v1.13.0) — estimations et affichages alignés (v1.27.15–v1.27.16, AUD-15/22)</w:t>
+              <w:t>✅ Livré (v1.12.0 + v1.13.0) — estimations et affichages alignés (v1.27.15–v1.27.16, AUD-15/22)</w:t>
             </w:r>
           </w:p>
         </w:tc>
@@ -12144,15 +11230,7 @@
                 <w:color w:val="1E8449"/>
                 <w:sz w:val="19"/>
               </w:rPr>
-              <w:t>✅</w:t>
-            </w:r>
-            <w:r>
-              <w:rPr>
-                <w:b/>
-                <w:color w:val="1E8449"/>
-                <w:sz w:val="19"/>
-              </w:rPr>
-              <w:t xml:space="preserve"> Livré (v1.25.0) — son cache d’une heure effectif depuis la v1.27.20 (AUD-17)</w:t>
+              <w:t>✅ Livré (v1.25.0) — son cache d’une heure effectif depuis la v1.27.20 (AUD-17)</w:t>
             </w:r>
           </w:p>
         </w:tc>
@@ -12222,15 +11300,7 @@
                 <w:color w:val="1E8449"/>
                 <w:sz w:val="19"/>
               </w:rPr>
-              <w:t>✅</w:t>
-            </w:r>
-            <w:r>
-              <w:rPr>
-                <w:b/>
-                <w:color w:val="1E8449"/>
-                <w:sz w:val="19"/>
-              </w:rPr>
-              <w:t xml:space="preserve"> Livré (v1.26.0) — plafond de pages complété (v1.27.19, AUD-01)</w:t>
+              <w:t>✅ Livré (v1.26.0) — plafond de pages complété (v1.27.19, AUD-01)</w:t>
             </w:r>
           </w:p>
         </w:tc>
@@ -12255,10 +11325,7 @@
     </w:p>
     <w:p>
       <w:r>
-        <w:t>Deux livraisons d'outillage, hors application. Les pages how-it-works.html et quota-estimator.html existaient sur le disque sans figurer dans aucun commit : elles sont désormais suivies par le dépôt, au même titre qu'index.html. La branche lots-1-3-api-2026 a été fusionnée dans main, qui porte donc l'ensemble des lots 1 à 3 plus ces deux pages. Vérification faite ce jour dans la documentation Google : les notes de version du 1er juin 2026 indiquent que les buckets granulaires existent pour que les extension</w:t>
-      </w:r>
-      <w:r>
-        <w:t>s de quota soient instruites méthode par méthode, ce qui impose une demande par bucket et non un chiffre unique.</w:t>
+        <w:t>Deux livraisons d'outillage, hors application. Les pages how-it-works.html et quota-estimator.html existaient sur le disque sans figurer dans aucun commit : elles sont désormais suivies par le dépôt, au même titre qu'index.html. La branche lots-1-3-api-2026 a été fusionnée dans main, qui porte donc l'ensemble des lots 1 à 3 plus ces deux pages. Vérification faite ce jour dans la documentation Google : les notes de version du 1er juin 2026 indiquent que les buckets granulaires existent pour que les extensions de quota soient instruites méthode par méthode, ce qui impose une demande par bucket et non un chiffre unique.</w:t>
       </w:r>
     </w:p>
     <w:tbl>
@@ -12401,19 +11468,7 @@
               <w:rPr>
                 <w:sz w:val="19"/>
               </w:rPr>
-              <w:t xml:space="preserve">quota-estimator.html modélisait encore un pool unique où search.list coûtait 100 unités. Depuis le 1er juin 2026, search.list et videos.insert sont facturés dans leurs propres buckets de 100 APPELS par jour, et videos.batchGetStats dans un troisième de 10 000 par jour : l'outil dimensionnait donc un plafond qui n'est plus le plafond contraignant. Reconstruit autour des quatre buckets, chacun avec sa limite, son mois de saturation et sa ligne de demande, puisque le formulaire d'audit s'argumente méthode par </w:t>
-            </w:r>
-            <w:r>
-              <w:rPr>
-                <w:sz w:val="19"/>
-              </w:rPr>
-              <w:t>méthode. La saturation est tracée en pourcentage de la limite de chaque bucket, seule façon de mettre des unités et des appels sur un même axe. Conséquence chiffrée : le profil d'usage de la Stratégie de Test §13 vaut 345 unités de pool et non 545, et ses deux recherches sont deux appels sur cent. Ajout d'un export CSV et d'une copie presse-papiers pour Sheets, reprenant telle quelle la garde anti-formule #G10 de l'app. Vérifié contre le calculateur de quotas et l'historique de révisions de l'API le 20 sept</w:t>
-            </w:r>
-            <w:r>
-              <w:rPr>
-                <w:sz w:val="19"/>
-              </w:rPr>
-              <w:t>embre 2026.</w:t>
+              <w:t>quota-estimator.html modélisait encore un pool unique où search.list coûtait 100 unités. Depuis le 1er juin 2026, search.list et videos.insert sont facturés dans leurs propres buckets de 100 APPELS par jour, et videos.batchGetStats dans un troisième de 10 000 par jour : l'outil dimensionnait donc un plafond qui n'est plus le plafond contraignant. Reconstruit autour des quatre buckets, chacun avec sa limite, son mois de saturation et sa ligne de demande, puisque le formulaire d'audit s'argumente méthode par méthode. La saturation est tracée en pourcentage de la limite de chaque bucket, seule façon de mettre des unités et des appels sur un même axe. Conséquence chiffrée : le profil d'usage de la Stratégie de Test §13 vaut 345 unités de pool et non 545, et ses deux recherches sont deux appels sur cent. Ajout d'un export CSV et d'une copie presse-papiers pour Sheets, reprenant telle quelle la garde anti-formule #G10 de l'app. Vérifié contre le calculateur de quotas et l'historique de révisions de l'API le 20 septembre 2026.</w:t>
             </w:r>
           </w:p>
         </w:tc>
@@ -12428,15 +11483,7 @@
                 <w:color w:val="1E8449"/>
                 <w:sz w:val="19"/>
               </w:rPr>
-              <w:t>✅</w:t>
-            </w:r>
-            <w:r>
-              <w:rPr>
-                <w:b/>
-                <w:color w:val="1E8449"/>
-                <w:sz w:val="19"/>
-              </w:rPr>
-              <w:t xml:space="preserve"> Livré</w:t>
+              <w:t>✅ Livré</w:t>
             </w:r>
           </w:p>
         </w:tc>
@@ -12491,19 +11538,7 @@
               <w:rPr>
                 <w:sz w:val="19"/>
               </w:rPr>
-              <w:t>L'estimateur répond désormais à la question qui suit la première : combien de revenu ce quota permet-il de servir. Une seule répartition par offre — part, prix, lectures, écritures et recherches — pilote les deux vues, en remplacement des sliders « conversion premium » et « premium heaviness » qui traitaient un Pro comme deux fois un gratuit, alors qu'il fait 60 recherches par jour sur un bucket de 100 et paie 12 €. Offres, prix et plafonds repris de Strategie-Prix-et-Offres.docx du 9 juillet 2026, tous édi</w:t>
-            </w:r>
-            <w:r>
-              <w:rPr>
-                <w:sz w:val="19"/>
-              </w:rPr>
-              <w:t>tables puisque la monétisation n'est pas figée. La licence à vie est modélisée à part, comme le doc la traite : cohorte cumulative, trésorerie en une fois, équivalent MRR amorti sur une durée réglable, et une case BYO pour l'option « Lifetime + Autonomy » où le détenteur consomme son propre quota sans peser sur le quota partagé. Commutateurs FR/EN et clair/sombre persistés. Résultat notable au preset Base : avec le quota par défaut, search.list sature dès le mois 0 et le revenu plafonne à 69 € par mois, que</w:t>
-            </w:r>
-            <w:r>
-              <w:rPr>
-                <w:sz w:val="19"/>
-              </w:rPr>
-              <w:t>l que soit le succès commercial.</w:t>
+              <w:t>L'estimateur répond désormais à la question qui suit la première : combien de revenu ce quota permet-il de servir. Une seule répartition par offre — part, prix, lectures, écritures et recherches — pilote les deux vues, en remplacement des sliders « conversion premium » et « premium heaviness » qui traitaient un Pro comme deux fois un gratuit, alors qu'il fait 60 recherches par jour sur un bucket de 100 et paie 12 €. Offres, prix et plafonds repris de Strategie-Prix-et-Offres.docx du 9 juillet 2026, tous éditables puisque la monétisation n'est pas figée. La licence à vie est modélisée à part, comme le doc la traite : cohorte cumulative, trésorerie en une fois, équivalent MRR amorti sur une durée réglable, et une case BYO pour l'option « Lifetime + Autonomy » où le détenteur consomme son propre quota sans peser sur le quota partagé. Commutateurs FR/EN et clair/sombre persistés. Résultat notable au preset Base : avec le quota par défaut, search.list sature dès le mois 0 et le revenu plafonne à 69 € par mois, quel que soit le succès commercial.</w:t>
             </w:r>
           </w:p>
         </w:tc>
@@ -12518,15 +11553,7 @@
                 <w:color w:val="1E8449"/>
                 <w:sz w:val="19"/>
               </w:rPr>
-              <w:t>✅</w:t>
-            </w:r>
-            <w:r>
-              <w:rPr>
-                <w:b/>
-                <w:color w:val="1E8449"/>
-                <w:sz w:val="19"/>
-              </w:rPr>
-              <w:t xml:space="preserve"> Livré</w:t>
+              <w:t>✅ Livré</w:t>
             </w:r>
           </w:p>
         </w:tc>
@@ -12553,10 +11580,7 @@
     </w:p>
     <w:p>
       <w:r>
-        <w:t>Aucune des six PR n'est encore fusionnée : toutes les versions à partir de la v1.27.4 citées ci-dessous y vivent, à fusionner dans cet ordre. Les constats gardent les identifiants de l'audit (AUD-xx) plutôt que des numéros de backlog, car les commits, les PR et les rapports d'audit les utilisent tous. Quand un constat recoupait un élément existant, le statut de cet élément a été corrigé dans les tableaux ci-dessus : CR1, CR4, CR5, #G6, #G7, #G8, #G9, #G12, #G13, #G15, #G16, #G18, #I1, #B12, #J2, #J3, #76, #</w:t>
-      </w:r>
-      <w:r>
-        <w:t>80, #81 et #82.</w:t>
+        <w:t>Aucune des six PR n'est encore fusionnée : toutes les versions à partir de la v1.27.4 citées ci-dessous y vivent, à fusionner dans cet ordre. Les constats gardent les identifiants de l'audit (AUD-xx) plutôt que des numéros de backlog, car les commits, les PR et les rapports d'audit les utilisent tous. Quand un constat recoupait un élément existant, le statut de cet élément a été corrigé dans les tableaux ci-dessus : CR1, CR4, CR5, #G6, #G7, #G8, #G9, #G12, #G13, #G15, #G16, #G18, #I1, #B12, #J2, #J3, #76, #80, #81 et #82.</w:t>
       </w:r>
     </w:p>
     <w:p>
@@ -12719,15 +11743,7 @@
                 <w:color w:val="1E8449"/>
                 <w:sz w:val="19"/>
               </w:rPr>
-              <w:t>✅</w:t>
-            </w:r>
-            <w:r>
-              <w:rPr>
-                <w:b/>
-                <w:color w:val="1E8449"/>
-                <w:sz w:val="19"/>
-              </w:rPr>
-              <w:t xml:space="preserve"> Livré (v1.27.19)</w:t>
+              <w:t>✅ Livré (v1.27.19)</w:t>
             </w:r>
           </w:p>
         </w:tc>
@@ -12797,15 +11813,7 @@
                 <w:color w:val="B45309"/>
                 <w:sz w:val="19"/>
               </w:rPr>
-              <w:t>⏳</w:t>
-            </w:r>
-            <w:r>
-              <w:rPr>
-                <w:b/>
-                <w:color w:val="B45309"/>
-                <w:sz w:val="19"/>
-              </w:rPr>
-              <w:t xml:space="preserve"> À construire — MOYENNE (chantier L)</w:t>
+              <w:t>⏳ À construire — MOYENNE (chantier L)</w:t>
             </w:r>
           </w:p>
         </w:tc>
@@ -12875,15 +11883,7 @@
                 <w:color w:val="1E8449"/>
                 <w:sz w:val="19"/>
               </w:rPr>
-              <w:t>✅</w:t>
-            </w:r>
-            <w:r>
-              <w:rPr>
-                <w:b/>
-                <w:color w:val="1E8449"/>
-                <w:sz w:val="19"/>
-              </w:rPr>
-              <w:t xml:space="preserve"> Livré (v1.27.6)</w:t>
+              <w:t>✅ Livré (v1.27.6)</w:t>
             </w:r>
           </w:p>
         </w:tc>
@@ -12953,15 +11953,7 @@
                 <w:color w:val="1E8449"/>
                 <w:sz w:val="19"/>
               </w:rPr>
-              <w:t>✅</w:t>
-            </w:r>
-            <w:r>
-              <w:rPr>
-                <w:b/>
-                <w:color w:val="1E8449"/>
-                <w:sz w:val="19"/>
-              </w:rPr>
-              <w:t xml:space="preserve"> Livré (v1.27.4)</w:t>
+              <w:t>✅ Livré (v1.27.4)</w:t>
             </w:r>
           </w:p>
         </w:tc>
@@ -13031,15 +12023,7 @@
                 <w:color w:val="1E8449"/>
                 <w:sz w:val="19"/>
               </w:rPr>
-              <w:t>✅</w:t>
-            </w:r>
-            <w:r>
-              <w:rPr>
-                <w:b/>
-                <w:color w:val="1E8449"/>
-                <w:sz w:val="19"/>
-              </w:rPr>
-              <w:t xml:space="preserve"> Livré (v1.27.5)</w:t>
+              <w:t>✅ Livré (v1.27.5)</w:t>
             </w:r>
           </w:p>
         </w:tc>
@@ -13109,15 +12093,7 @@
                 <w:color w:val="1E8449"/>
                 <w:sz w:val="19"/>
               </w:rPr>
-              <w:t>✅</w:t>
-            </w:r>
-            <w:r>
-              <w:rPr>
-                <w:b/>
-                <w:color w:val="1E8449"/>
-                <w:sz w:val="19"/>
-              </w:rPr>
-              <w:t xml:space="preserve"> Livré (v1.27.24)</w:t>
+              <w:t>✅ Livré (v1.27.24)</w:t>
             </w:r>
           </w:p>
         </w:tc>
@@ -13187,15 +12163,7 @@
                 <w:color w:val="1E8449"/>
                 <w:sz w:val="19"/>
               </w:rPr>
-              <w:t>✅</w:t>
-            </w:r>
-            <w:r>
-              <w:rPr>
-                <w:b/>
-                <w:color w:val="1E8449"/>
-                <w:sz w:val="19"/>
-              </w:rPr>
-              <w:t xml:space="preserve"> Livré (v1.27.25)</w:t>
+              <w:t>✅ Livré (v1.27.25)</w:t>
             </w:r>
           </w:p>
         </w:tc>
@@ -13265,15 +12233,7 @@
                 <w:color w:val="B45309"/>
                 <w:sz w:val="19"/>
               </w:rPr>
-              <w:t>🟡</w:t>
-            </w:r>
-            <w:r>
-              <w:rPr>
-                <w:b/>
-                <w:color w:val="B45309"/>
-                <w:sz w:val="19"/>
-              </w:rPr>
-              <w:t xml:space="preserve"> Partiel (v1.27.29) — reste : HAUTE (hébergement)</w:t>
+              <w:t>🟡 Partiel (v1.27.29) — reste : HAUTE (hébergement)</w:t>
             </w:r>
           </w:p>
         </w:tc>
@@ -13343,15 +12303,7 @@
                 <w:color w:val="1E8449"/>
                 <w:sz w:val="19"/>
               </w:rPr>
-              <w:t>✅</w:t>
-            </w:r>
-            <w:r>
-              <w:rPr>
-                <w:b/>
-                <w:color w:val="1E8449"/>
-                <w:sz w:val="19"/>
-              </w:rPr>
-              <w:t xml:space="preserve"> Livré (v1.27.28)</w:t>
+              <w:t>✅ Livré (v1.27.28)</w:t>
             </w:r>
           </w:p>
         </w:tc>
@@ -13421,15 +12373,7 @@
                 <w:color w:val="1E8449"/>
                 <w:sz w:val="19"/>
               </w:rPr>
-              <w:t>✅</w:t>
-            </w:r>
-            <w:r>
-              <w:rPr>
-                <w:b/>
-                <w:color w:val="1E8449"/>
-                <w:sz w:val="19"/>
-              </w:rPr>
-              <w:t xml:space="preserve"> Livré (v1.27.27)</w:t>
+              <w:t>✅ Livré (v1.27.27)</w:t>
             </w:r>
           </w:p>
         </w:tc>
@@ -13499,15 +12443,7 @@
                 <w:color w:val="1E8449"/>
                 <w:sz w:val="19"/>
               </w:rPr>
-              <w:t>✅</w:t>
-            </w:r>
-            <w:r>
-              <w:rPr>
-                <w:b/>
-                <w:color w:val="1E8449"/>
-                <w:sz w:val="19"/>
-              </w:rPr>
-              <w:t xml:space="preserve"> Livré (v1.27.30)</w:t>
+              <w:t>✅ Livré (v1.27.30)</w:t>
             </w:r>
           </w:p>
         </w:tc>
@@ -13577,15 +12513,7 @@
                 <w:color w:val="1E8449"/>
                 <w:sz w:val="19"/>
               </w:rPr>
-              <w:t>✅</w:t>
-            </w:r>
-            <w:r>
-              <w:rPr>
-                <w:b/>
-                <w:color w:val="1E8449"/>
-                <w:sz w:val="19"/>
-              </w:rPr>
-              <w:t xml:space="preserve"> Livré (v1.27.31)</w:t>
+              <w:t>✅ Livré (v1.27.31)</w:t>
             </w:r>
           </w:p>
         </w:tc>
@@ -13655,15 +12583,7 @@
                 <w:color w:val="1E8449"/>
                 <w:sz w:val="19"/>
               </w:rPr>
-              <w:t>✅</w:t>
-            </w:r>
-            <w:r>
-              <w:rPr>
-                <w:b/>
-                <w:color w:val="1E8449"/>
-                <w:sz w:val="19"/>
-              </w:rPr>
-              <w:t xml:space="preserve"> Livré (v1.27.9)</w:t>
+              <w:t>✅ Livré (v1.27.9)</w:t>
             </w:r>
           </w:p>
         </w:tc>
@@ -13733,15 +12653,7 @@
                 <w:color w:val="1E8449"/>
                 <w:sz w:val="19"/>
               </w:rPr>
-              <w:t>✅</w:t>
-            </w:r>
-            <w:r>
-              <w:rPr>
-                <w:b/>
-                <w:color w:val="1E8449"/>
-                <w:sz w:val="19"/>
-              </w:rPr>
-              <w:t xml:space="preserve"> Livré (v1.27.10)</w:t>
+              <w:t>✅ Livré (v1.27.10)</w:t>
             </w:r>
           </w:p>
         </w:tc>
@@ -13811,15 +12723,7 @@
                 <w:color w:val="1E8449"/>
                 <w:sz w:val="19"/>
               </w:rPr>
-              <w:t>✅</w:t>
-            </w:r>
-            <w:r>
-              <w:rPr>
-                <w:b/>
-                <w:color w:val="1E8449"/>
-                <w:sz w:val="19"/>
-              </w:rPr>
-              <w:t xml:space="preserve"> Livré (v1.27.15)</w:t>
+              <w:t>✅ Livré (v1.27.15)</w:t>
             </w:r>
           </w:p>
         </w:tc>
@@ -13889,15 +12793,7 @@
                 <w:color w:val="1E8449"/>
                 <w:sz w:val="19"/>
               </w:rPr>
-              <w:t>✅</w:t>
-            </w:r>
-            <w:r>
-              <w:rPr>
-                <w:b/>
-                <w:color w:val="1E8449"/>
-                <w:sz w:val="19"/>
-              </w:rPr>
-              <w:t xml:space="preserve"> Livré (v1.27.12)</w:t>
+              <w:t>✅ Livré (v1.27.12)</w:t>
             </w:r>
           </w:p>
         </w:tc>
@@ -13967,15 +12863,7 @@
                 <w:color w:val="1E8449"/>
                 <w:sz w:val="19"/>
               </w:rPr>
-              <w:t>✅</w:t>
-            </w:r>
-            <w:r>
-              <w:rPr>
-                <w:b/>
-                <w:color w:val="1E8449"/>
-                <w:sz w:val="19"/>
-              </w:rPr>
-              <w:t xml:space="preserve"> Livré (v1.27.20)</w:t>
+              <w:t>✅ Livré (v1.27.20)</w:t>
             </w:r>
           </w:p>
         </w:tc>
@@ -14045,15 +12933,7 @@
                 <w:color w:val="1E8449"/>
                 <w:sz w:val="19"/>
               </w:rPr>
-              <w:t>✅</w:t>
-            </w:r>
-            <w:r>
-              <w:rPr>
-                <w:b/>
-                <w:color w:val="1E8449"/>
-                <w:sz w:val="19"/>
-              </w:rPr>
-              <w:t xml:space="preserve"> Livré (v1.27.21)</w:t>
+              <w:t>✅ Livré (v1.27.21)</w:t>
             </w:r>
           </w:p>
         </w:tc>
@@ -14123,15 +13003,7 @@
                 <w:color w:val="1E8449"/>
                 <w:sz w:val="19"/>
               </w:rPr>
-              <w:t>✅</w:t>
-            </w:r>
-            <w:r>
-              <w:rPr>
-                <w:b/>
-                <w:color w:val="1E8449"/>
-                <w:sz w:val="19"/>
-              </w:rPr>
-              <w:t xml:space="preserve"> Livré (v1.27.22)</w:t>
+              <w:t>✅ Livré (v1.27.22)</w:t>
             </w:r>
           </w:p>
         </w:tc>
@@ -14201,15 +13073,7 @@
                 <w:color w:val="1E8449"/>
                 <w:sz w:val="19"/>
               </w:rPr>
-              <w:t>✅</w:t>
-            </w:r>
-            <w:r>
-              <w:rPr>
-                <w:b/>
-                <w:color w:val="1E8449"/>
-                <w:sz w:val="19"/>
-              </w:rPr>
-              <w:t xml:space="preserve"> Livré (v1.27.23)</w:t>
+              <w:t>✅ Livré (v1.27.23)</w:t>
             </w:r>
           </w:p>
         </w:tc>
@@ -14279,15 +13143,7 @@
                 <w:color w:val="1E8449"/>
                 <w:sz w:val="19"/>
               </w:rPr>
-              <w:t>✅</w:t>
-            </w:r>
-            <w:r>
-              <w:rPr>
-                <w:b/>
-                <w:color w:val="1E8449"/>
-                <w:sz w:val="19"/>
-              </w:rPr>
-              <w:t xml:space="preserve"> Livré (v1.27.18)</w:t>
+              <w:t>✅ Livré (v1.27.18)</w:t>
             </w:r>
           </w:p>
         </w:tc>
@@ -14357,15 +13213,7 @@
                 <w:color w:val="1E8449"/>
                 <w:sz w:val="19"/>
               </w:rPr>
-              <w:t>✅</w:t>
-            </w:r>
-            <w:r>
-              <w:rPr>
-                <w:b/>
-                <w:color w:val="1E8449"/>
-                <w:sz w:val="19"/>
-              </w:rPr>
-              <w:t xml:space="preserve"> Livré (v1.27.16)</w:t>
+              <w:t>✅ Livré (v1.27.16)</w:t>
             </w:r>
           </w:p>
         </w:tc>
@@ -14435,15 +13283,7 @@
                 <w:color w:val="1E8449"/>
                 <w:sz w:val="19"/>
               </w:rPr>
-              <w:t>✅</w:t>
-            </w:r>
-            <w:r>
-              <w:rPr>
-                <w:b/>
-                <w:color w:val="1E8449"/>
-                <w:sz w:val="19"/>
-              </w:rPr>
-              <w:t xml:space="preserve"> Livré (v1.27.14)</w:t>
+              <w:t>✅ Livré (v1.27.14)</w:t>
             </w:r>
           </w:p>
         </w:tc>
@@ -14513,15 +13353,7 @@
                 <w:color w:val="1E8449"/>
                 <w:sz w:val="19"/>
               </w:rPr>
-              <w:t>✅</w:t>
-            </w:r>
-            <w:r>
-              <w:rPr>
-                <w:b/>
-                <w:color w:val="1E8449"/>
-                <w:sz w:val="19"/>
-              </w:rPr>
-              <w:t xml:space="preserve"> Livré (v1.27.11)</w:t>
+              <w:t>✅ Livré (v1.27.11)</w:t>
             </w:r>
           </w:p>
         </w:tc>
@@ -14591,15 +13423,7 @@
                 <w:color w:val="1E8449"/>
                 <w:sz w:val="19"/>
               </w:rPr>
-              <w:t>✅</w:t>
-            </w:r>
-            <w:r>
-              <w:rPr>
-                <w:b/>
-                <w:color w:val="1E8449"/>
-                <w:sz w:val="19"/>
-              </w:rPr>
-              <w:t xml:space="preserve"> Livré (v1.27.47)</w:t>
+              <w:t>✅ Livré (v1.27.47)</w:t>
             </w:r>
           </w:p>
         </w:tc>
@@ -14669,15 +13493,7 @@
                 <w:color w:val="B45309"/>
                 <w:sz w:val="19"/>
               </w:rPr>
-              <w:t>⏳</w:t>
-            </w:r>
-            <w:r>
-              <w:rPr>
-                <w:b/>
-                <w:color w:val="B45309"/>
-                <w:sz w:val="19"/>
-              </w:rPr>
-              <w:t xml:space="preserve"> À construire — BASSE</w:t>
+              <w:t>⏳ À construire — BASSE</w:t>
             </w:r>
           </w:p>
         </w:tc>
@@ -14747,15 +13563,7 @@
                 <w:color w:val="1E8449"/>
                 <w:sz w:val="19"/>
               </w:rPr>
-              <w:t>✅</w:t>
-            </w:r>
-            <w:r>
-              <w:rPr>
-                <w:b/>
-                <w:color w:val="1E8449"/>
-                <w:sz w:val="19"/>
-              </w:rPr>
-              <w:t xml:space="preserve"> Livré (v1.27.45)</w:t>
+              <w:t>✅ Livré (v1.27.45)</w:t>
             </w:r>
           </w:p>
         </w:tc>
@@ -14825,15 +13633,7 @@
                 <w:color w:val="1E8449"/>
                 <w:sz w:val="19"/>
               </w:rPr>
-              <w:t>✅</w:t>
-            </w:r>
-            <w:r>
-              <w:rPr>
-                <w:b/>
-                <w:color w:val="1E8449"/>
-                <w:sz w:val="19"/>
-              </w:rPr>
-              <w:t xml:space="preserve"> Livré (v1.27.7)</w:t>
+              <w:t>✅ Livré (v1.27.7)</w:t>
             </w:r>
           </w:p>
         </w:tc>
@@ -14903,15 +13703,7 @@
                 <w:color w:val="1E8449"/>
                 <w:sz w:val="19"/>
               </w:rPr>
-              <w:t>✅</w:t>
-            </w:r>
-            <w:r>
-              <w:rPr>
-                <w:b/>
-                <w:color w:val="1E8449"/>
-                <w:sz w:val="19"/>
-              </w:rPr>
-              <w:t xml:space="preserve"> Livré (v1.27.42)</w:t>
+              <w:t>✅ Livré (v1.27.42)</w:t>
             </w:r>
           </w:p>
         </w:tc>
@@ -14981,15 +13773,7 @@
                 <w:color w:val="1E8449"/>
                 <w:sz w:val="19"/>
               </w:rPr>
-              <w:t>✅</w:t>
-            </w:r>
-            <w:r>
-              <w:rPr>
-                <w:b/>
-                <w:color w:val="1E8449"/>
-                <w:sz w:val="19"/>
-              </w:rPr>
-              <w:t xml:space="preserve"> Livré (v1.27.51)</w:t>
+              <w:t>✅ Livré (v1.27.51)</w:t>
             </w:r>
           </w:p>
         </w:tc>
@@ -15059,15 +13843,7 @@
                 <w:color w:val="7F8C8D"/>
                 <w:sz w:val="19"/>
               </w:rPr>
-              <w:t>✖</w:t>
-            </w:r>
-            <w:r>
-              <w:rPr>
-                <w:b/>
-                <w:color w:val="7F8C8D"/>
-                <w:sz w:val="19"/>
-              </w:rPr>
-              <w:t xml:space="preserve"> Pas un bug (faux positif de l’audit)</w:t>
+              <w:t>✖ Pas un bug (faux positif de l’audit)</w:t>
             </w:r>
           </w:p>
         </w:tc>
@@ -15137,15 +13913,7 @@
                 <w:color w:val="1E8449"/>
                 <w:sz w:val="19"/>
               </w:rPr>
-              <w:t>✅</w:t>
-            </w:r>
-            <w:r>
-              <w:rPr>
-                <w:b/>
-                <w:color w:val="1E8449"/>
-                <w:sz w:val="19"/>
-              </w:rPr>
-              <w:t xml:space="preserve"> Livré (v1.27.13)</w:t>
+              <w:t>✅ Livré (v1.27.13)</w:t>
             </w:r>
           </w:p>
         </w:tc>
@@ -15215,15 +13983,7 @@
                 <w:color w:val="B45309"/>
                 <w:sz w:val="19"/>
               </w:rPr>
-              <w:t>🟡</w:t>
-            </w:r>
-            <w:r>
-              <w:rPr>
-                <w:b/>
-                <w:color w:val="B45309"/>
-                <w:sz w:val="19"/>
-              </w:rPr>
-              <w:t xml:space="preserve"> Partiel (v1.27.50) — reste : MOYENNE</w:t>
+              <w:t>🟡 Partiel (v1.27.50) — reste : MOYENNE</w:t>
             </w:r>
           </w:p>
         </w:tc>
@@ -15293,15 +14053,7 @@
                 <w:color w:val="1E8449"/>
                 <w:sz w:val="19"/>
               </w:rPr>
-              <w:t>✅</w:t>
-            </w:r>
-            <w:r>
-              <w:rPr>
-                <w:b/>
-                <w:color w:val="1E8449"/>
-                <w:sz w:val="19"/>
-              </w:rPr>
-              <w:t xml:space="preserve"> Livré (v1.27.44)</w:t>
+              <w:t>✅ Livré (v1.27.44)</w:t>
             </w:r>
           </w:p>
         </w:tc>
@@ -15371,15 +14123,7 @@
                 <w:color w:val="B45309"/>
                 <w:sz w:val="19"/>
               </w:rPr>
-              <w:t>⏳</w:t>
-            </w:r>
-            <w:r>
-              <w:rPr>
-                <w:b/>
-                <w:color w:val="B45309"/>
-                <w:sz w:val="19"/>
-              </w:rPr>
-              <w:t xml:space="preserve"> À construire — BASSE (chantier L)</w:t>
+              <w:t>⏳ À construire — BASSE (chantier L)</w:t>
             </w:r>
           </w:p>
         </w:tc>
@@ -15449,15 +14193,7 @@
                 <w:color w:val="1E8449"/>
                 <w:sz w:val="19"/>
               </w:rPr>
-              <w:t>✅</w:t>
-            </w:r>
-            <w:r>
-              <w:rPr>
-                <w:b/>
-                <w:color w:val="1E8449"/>
-                <w:sz w:val="19"/>
-              </w:rPr>
-              <w:t xml:space="preserve"> Livré (v1.27.43)</w:t>
+              <w:t>✅ Livré (v1.27.43)</w:t>
             </w:r>
           </w:p>
         </w:tc>
@@ -15527,15 +14263,7 @@
                 <w:color w:val="B45309"/>
                 <w:sz w:val="19"/>
               </w:rPr>
-              <w:t>⏳</w:t>
-            </w:r>
-            <w:r>
-              <w:rPr>
-                <w:b/>
-                <w:color w:val="B45309"/>
-                <w:sz w:val="19"/>
-              </w:rPr>
-              <w:t xml:space="preserve"> À construire — BASSE (chantier L)</w:t>
+              <w:t>⏳ À construire — BASSE (chantier L)</w:t>
             </w:r>
           </w:p>
         </w:tc>
@@ -15605,15 +14333,7 @@
                 <w:color w:val="1E8449"/>
                 <w:sz w:val="19"/>
               </w:rPr>
-              <w:t>✅</w:t>
-            </w:r>
-            <w:r>
-              <w:rPr>
-                <w:b/>
-                <w:color w:val="1E8449"/>
-                <w:sz w:val="19"/>
-              </w:rPr>
-              <w:t xml:space="preserve"> Livré (v1.27.42)</w:t>
+              <w:t>✅ Livré (v1.27.42)</w:t>
             </w:r>
           </w:p>
         </w:tc>
@@ -15683,15 +14403,7 @@
                 <w:color w:val="1E8449"/>
                 <w:sz w:val="19"/>
               </w:rPr>
-              <w:t>✅</w:t>
-            </w:r>
-            <w:r>
-              <w:rPr>
-                <w:b/>
-                <w:color w:val="1E8449"/>
-                <w:sz w:val="19"/>
-              </w:rPr>
-              <w:t xml:space="preserve"> Livré (v1.27.41)</w:t>
+              <w:t>✅ Livré (v1.27.41)</w:t>
             </w:r>
           </w:p>
         </w:tc>
@@ -15761,15 +14473,7 @@
                 <w:color w:val="B45309"/>
                 <w:sz w:val="19"/>
               </w:rPr>
-              <w:t>⏳</w:t>
-            </w:r>
-            <w:r>
-              <w:rPr>
-                <w:b/>
-                <w:color w:val="B45309"/>
-                <w:sz w:val="19"/>
-              </w:rPr>
-              <w:t xml:space="preserve"> À construire — BASSE (chantier L)</w:t>
+              <w:t>⏳ À construire — BASSE (chantier L)</w:t>
             </w:r>
           </w:p>
         </w:tc>
@@ -15839,15 +14543,7 @@
                 <w:color w:val="1E8449"/>
                 <w:sz w:val="19"/>
               </w:rPr>
-              <w:t>✅</w:t>
-            </w:r>
-            <w:r>
-              <w:rPr>
-                <w:b/>
-                <w:color w:val="1E8449"/>
-                <w:sz w:val="19"/>
-              </w:rPr>
-              <w:t xml:space="preserve"> Livré (v1.27.49)</w:t>
+              <w:t>✅ Livré (v1.27.49)</w:t>
             </w:r>
           </w:p>
         </w:tc>
@@ -15917,15 +14613,7 @@
                 <w:color w:val="1E8449"/>
                 <w:sz w:val="19"/>
               </w:rPr>
-              <w:t>✅</w:t>
-            </w:r>
-            <w:r>
-              <w:rPr>
-                <w:b/>
-                <w:color w:val="1E8449"/>
-                <w:sz w:val="19"/>
-              </w:rPr>
-              <w:t xml:space="preserve"> Livré (v1.27.36)</w:t>
+              <w:t>✅ Livré (v1.27.36)</w:t>
             </w:r>
           </w:p>
         </w:tc>
@@ -15995,15 +14683,7 @@
                 <w:color w:val="1E8449"/>
                 <w:sz w:val="19"/>
               </w:rPr>
-              <w:t>✅</w:t>
-            </w:r>
-            <w:r>
-              <w:rPr>
-                <w:b/>
-                <w:color w:val="1E8449"/>
-                <w:sz w:val="19"/>
-              </w:rPr>
-              <w:t xml:space="preserve"> Livré (v1.27.36)</w:t>
+              <w:t>✅ Livré (v1.27.36)</w:t>
             </w:r>
           </w:p>
         </w:tc>
@@ -16073,15 +14753,7 @@
                 <w:color w:val="1E8449"/>
                 <w:sz w:val="19"/>
               </w:rPr>
-              <w:t>✅</w:t>
-            </w:r>
-            <w:r>
-              <w:rPr>
-                <w:b/>
-                <w:color w:val="1E8449"/>
-                <w:sz w:val="19"/>
-              </w:rPr>
-              <w:t xml:space="preserve"> Livré (v1.27.37)</w:t>
+              <w:t>✅ Livré (v1.27.37)</w:t>
             </w:r>
           </w:p>
         </w:tc>
@@ -16151,15 +14823,7 @@
                 <w:color w:val="1E8449"/>
                 <w:sz w:val="19"/>
               </w:rPr>
-              <w:t>✅</w:t>
-            </w:r>
-            <w:r>
-              <w:rPr>
-                <w:b/>
-                <w:color w:val="1E8449"/>
-                <w:sz w:val="19"/>
-              </w:rPr>
-              <w:t xml:space="preserve"> Livré (v1.27.35)</w:t>
+              <w:t>✅ Livré (v1.27.35)</w:t>
             </w:r>
           </w:p>
         </w:tc>
@@ -16229,15 +14893,7 @@
                 <w:color w:val="1E8449"/>
                 <w:sz w:val="19"/>
               </w:rPr>
-              <w:t>✅</w:t>
-            </w:r>
-            <w:r>
-              <w:rPr>
-                <w:b/>
-                <w:color w:val="1E8449"/>
-                <w:sz w:val="19"/>
-              </w:rPr>
-              <w:t xml:space="preserve"> Livré (v1.27.32)</w:t>
+              <w:t>✅ Livré (v1.27.32)</w:t>
             </w:r>
           </w:p>
         </w:tc>
@@ -16307,15 +14963,7 @@
                 <w:color w:val="1E8449"/>
                 <w:sz w:val="19"/>
               </w:rPr>
-              <w:t>✅</w:t>
-            </w:r>
-            <w:r>
-              <w:rPr>
-                <w:b/>
-                <w:color w:val="1E8449"/>
-                <w:sz w:val="19"/>
-              </w:rPr>
-              <w:t xml:space="preserve"> Livré (v1.27.33)</w:t>
+              <w:t>✅ Livré (v1.27.33)</w:t>
             </w:r>
           </w:p>
         </w:tc>
@@ -16385,15 +15033,7 @@
                 <w:color w:val="1E8449"/>
                 <w:sz w:val="19"/>
               </w:rPr>
-              <w:t>✅</w:t>
-            </w:r>
-            <w:r>
-              <w:rPr>
-                <w:b/>
-                <w:color w:val="1E8449"/>
-                <w:sz w:val="19"/>
-              </w:rPr>
-              <w:t xml:space="preserve"> Livré (v1.27.34)</w:t>
+              <w:t>✅ Livré (v1.27.34)</w:t>
             </w:r>
           </w:p>
         </w:tc>
@@ -16463,15 +15103,7 @@
                 <w:color w:val="1E8449"/>
                 <w:sz w:val="19"/>
               </w:rPr>
-              <w:t>✅</w:t>
-            </w:r>
-            <w:r>
-              <w:rPr>
-                <w:b/>
-                <w:color w:val="1E8449"/>
-                <w:sz w:val="19"/>
-              </w:rPr>
-              <w:t xml:space="preserve"> Livré (v1.27.38)</w:t>
+              <w:t>✅ Livré (v1.27.38)</w:t>
             </w:r>
           </w:p>
         </w:tc>
@@ -16541,15 +15173,7 @@
                 <w:color w:val="1E8449"/>
                 <w:sz w:val="19"/>
               </w:rPr>
-              <w:t>✅</w:t>
-            </w:r>
-            <w:r>
-              <w:rPr>
-                <w:b/>
-                <w:color w:val="1E8449"/>
-                <w:sz w:val="19"/>
-              </w:rPr>
-              <w:t xml:space="preserve"> Livré (v1.27.39)</w:t>
+              <w:t>✅ Livré (v1.27.39)</w:t>
             </w:r>
           </w:p>
         </w:tc>
@@ -16619,15 +15243,7 @@
                 <w:color w:val="1E8449"/>
                 <w:sz w:val="19"/>
               </w:rPr>
-              <w:t>✅</w:t>
-            </w:r>
-            <w:r>
-              <w:rPr>
-                <w:b/>
-                <w:color w:val="1E8449"/>
-                <w:sz w:val="19"/>
-              </w:rPr>
-              <w:t xml:space="preserve"> Livré (v1.27.17)</w:t>
+              <w:t>✅ Livré (v1.27.17)</w:t>
             </w:r>
           </w:p>
         </w:tc>
@@ -16697,15 +15313,7 @@
                 <w:color w:val="1E8449"/>
                 <w:sz w:val="19"/>
               </w:rPr>
-              <w:t>✅</w:t>
-            </w:r>
-            <w:r>
-              <w:rPr>
-                <w:b/>
-                <w:color w:val="1E8449"/>
-                <w:sz w:val="19"/>
-              </w:rPr>
-              <w:t xml:space="preserve"> Livré (v1.27.46)</w:t>
+              <w:t>✅ Livré (v1.27.46)</w:t>
             </w:r>
           </w:p>
         </w:tc>
@@ -16775,15 +15383,7 @@
                 <w:color w:val="1E8449"/>
                 <w:sz w:val="19"/>
               </w:rPr>
-              <w:t>✅</w:t>
-            </w:r>
-            <w:r>
-              <w:rPr>
-                <w:b/>
-                <w:color w:val="1E8449"/>
-                <w:sz w:val="19"/>
-              </w:rPr>
-              <w:t xml:space="preserve"> Livré (v1.27.40)</w:t>
+              <w:t>✅ Livré (v1.27.40)</w:t>
             </w:r>
           </w:p>
         </w:tc>
@@ -16853,15 +15453,7 @@
                 <w:color w:val="1E8449"/>
                 <w:sz w:val="19"/>
               </w:rPr>
-              <w:t>✅</w:t>
-            </w:r>
-            <w:r>
-              <w:rPr>
-                <w:b/>
-                <w:color w:val="1E8449"/>
-                <w:sz w:val="19"/>
-              </w:rPr>
-              <w:t xml:space="preserve"> Livré (v1.27.54)</w:t>
+              <w:t>✅ Livré (v1.27.54)</w:t>
             </w:r>
           </w:p>
         </w:tc>
@@ -16880,10 +15472,7 @@
     </w:p>
     <w:p>
       <w:r>
-        <w:t>Deux changements de modèle à connaître. Les tags sont désormais des identifiants (yt:10 pour une catégorie YouTube, genre:Electronic_music pour un genre, ou le texte d'un tag créé à la main) dont le nom suit la langue de l'interface ; la migration est automatique au premier lancement de la v1.27.62, et une version plus ancienne afficherait ensuite yt:10 au lieu de Musique : exporter une sauvegarde avant. La détection musicale est partagée entre Reel Manager et Reel Studio dans shared/core.js, chargé avec ?v</w:t>
-      </w:r>
-      <w:r>
-        <w:t>=&lt;version&gt; pour qu'une nouvelle version ne tourne jamais avec l'ancienne copie en cache.</w:t>
+        <w:t>Deux changements de modèle à connaître. Les tags sont désormais des identifiants (yt:10 pour une catégorie YouTube, genre:Electronic_music pour un genre, ou le texte d'un tag créé à la main) dont le nom suit la langue de l'interface ; la migration est automatique au premier lancement de la v1.27.62, et une version plus ancienne afficherait ensuite yt:10 au lieu de Musique : exporter une sauvegarde avant. La détection musicale est partagée entre Reel Manager et Reel Studio dans shared/core.js, chargé avec ?v=&lt;version&gt; pour qu'une nouvelle version ne tourne jamais avec l'ancienne copie en cache.</w:t>
       </w:r>
     </w:p>
     <w:p>
@@ -17051,15 +15640,7 @@
                 <w:color w:val="1E8449"/>
                 <w:sz w:val="19"/>
               </w:rPr>
-              <w:t>✅</w:t>
-            </w:r>
-            <w:r>
-              <w:rPr>
-                <w:b/>
-                <w:color w:val="1E8449"/>
-                <w:sz w:val="19"/>
-              </w:rPr>
-              <w:t xml:space="preserve"> Livré (v1.27.52)</w:t>
+              <w:t>✅ Livré (v1.27.52)</w:t>
             </w:r>
           </w:p>
         </w:tc>
@@ -17129,15 +15710,7 @@
                 <w:color w:val="1E8449"/>
                 <w:sz w:val="19"/>
               </w:rPr>
-              <w:t>✅</w:t>
-            </w:r>
-            <w:r>
-              <w:rPr>
-                <w:b/>
-                <w:color w:val="1E8449"/>
-                <w:sz w:val="19"/>
-              </w:rPr>
-              <w:t xml:space="preserve"> Livré (v1.27.53)</w:t>
+              <w:t>✅ Livré (v1.27.53)</w:t>
             </w:r>
           </w:p>
         </w:tc>
@@ -17207,15 +15780,7 @@
                 <w:color w:val="1E8449"/>
                 <w:sz w:val="19"/>
               </w:rPr>
-              <w:t>✅</w:t>
-            </w:r>
-            <w:r>
-              <w:rPr>
-                <w:b/>
-                <w:color w:val="1E8449"/>
-                <w:sz w:val="19"/>
-              </w:rPr>
-              <w:t xml:space="preserve"> Livré (v1.27.55)</w:t>
+              <w:t>✅ Livré (v1.27.55)</w:t>
             </w:r>
           </w:p>
         </w:tc>
@@ -17285,15 +15850,7 @@
                 <w:color w:val="1E8449"/>
                 <w:sz w:val="19"/>
               </w:rPr>
-              <w:t>✅</w:t>
-            </w:r>
-            <w:r>
-              <w:rPr>
-                <w:b/>
-                <w:color w:val="1E8449"/>
-                <w:sz w:val="19"/>
-              </w:rPr>
-              <w:t xml:space="preserve"> Livré (v1.27.56)</w:t>
+              <w:t>✅ Livré (v1.27.56)</w:t>
             </w:r>
           </w:p>
         </w:tc>
@@ -17363,15 +15920,7 @@
                 <w:color w:val="1E8449"/>
                 <w:sz w:val="19"/>
               </w:rPr>
-              <w:t>✅</w:t>
-            </w:r>
-            <w:r>
-              <w:rPr>
-                <w:b/>
-                <w:color w:val="1E8449"/>
-                <w:sz w:val="19"/>
-              </w:rPr>
-              <w:t xml:space="preserve"> Livré (v1.27.57)</w:t>
+              <w:t>✅ Livré (v1.27.57)</w:t>
             </w:r>
           </w:p>
         </w:tc>
@@ -17441,15 +15990,7 @@
                 <w:color w:val="1E8449"/>
                 <w:sz w:val="19"/>
               </w:rPr>
-              <w:t>✅</w:t>
-            </w:r>
-            <w:r>
-              <w:rPr>
-                <w:b/>
-                <w:color w:val="1E8449"/>
-                <w:sz w:val="19"/>
-              </w:rPr>
-              <w:t xml:space="preserve"> Livré (v1.27.58)</w:t>
+              <w:t>✅ Livré (v1.27.58)</w:t>
             </w:r>
           </w:p>
         </w:tc>
@@ -17519,15 +16060,7 @@
                 <w:color w:val="1E8449"/>
                 <w:sz w:val="19"/>
               </w:rPr>
-              <w:t>✅</w:t>
-            </w:r>
-            <w:r>
-              <w:rPr>
-                <w:b/>
-                <w:color w:val="1E8449"/>
-                <w:sz w:val="19"/>
-              </w:rPr>
-              <w:t xml:space="preserve"> Livré (v1.27.59)</w:t>
+              <w:t>✅ Livré (v1.27.59)</w:t>
             </w:r>
           </w:p>
         </w:tc>
@@ -17597,15 +16130,7 @@
                 <w:color w:val="1E8449"/>
                 <w:sz w:val="19"/>
               </w:rPr>
-              <w:t>✅</w:t>
-            </w:r>
-            <w:r>
-              <w:rPr>
-                <w:b/>
-                <w:color w:val="1E8449"/>
-                <w:sz w:val="19"/>
-              </w:rPr>
-              <w:t xml:space="preserve"> Livré (v1.27.59)</w:t>
+              <w:t>✅ Livré (v1.27.59)</w:t>
             </w:r>
           </w:p>
         </w:tc>
@@ -17675,15 +16200,7 @@
                 <w:color w:val="1E8449"/>
                 <w:sz w:val="19"/>
               </w:rPr>
-              <w:t>✅</w:t>
-            </w:r>
-            <w:r>
-              <w:rPr>
-                <w:b/>
-                <w:color w:val="1E8449"/>
-                <w:sz w:val="19"/>
-              </w:rPr>
-              <w:t xml:space="preserve"> Livré (v1.27.60)</w:t>
+              <w:t>✅ Livré (v1.27.60)</w:t>
             </w:r>
           </w:p>
         </w:tc>
@@ -17753,15 +16270,7 @@
                 <w:color w:val="1E8449"/>
                 <w:sz w:val="19"/>
               </w:rPr>
-              <w:t>✅</w:t>
-            </w:r>
-            <w:r>
-              <w:rPr>
-                <w:b/>
-                <w:color w:val="1E8449"/>
-                <w:sz w:val="19"/>
-              </w:rPr>
-              <w:t xml:space="preserve"> Livré (v1.27.61–62)</w:t>
+              <w:t>✅ Livré (v1.27.61–62)</w:t>
             </w:r>
           </w:p>
         </w:tc>
@@ -17831,15 +16340,7 @@
                 <w:color w:val="1E8449"/>
                 <w:sz w:val="19"/>
               </w:rPr>
-              <w:t>✅</w:t>
-            </w:r>
-            <w:r>
-              <w:rPr>
-                <w:b/>
-                <w:color w:val="1E8449"/>
-                <w:sz w:val="19"/>
-              </w:rPr>
-              <w:t xml:space="preserve"> Livré (v1.27.63)</w:t>
+              <w:t>✅ Livré (v1.27.63)</w:t>
             </w:r>
           </w:p>
         </w:tc>
@@ -17909,15 +16410,7 @@
                 <w:color w:val="1E8449"/>
                 <w:sz w:val="19"/>
               </w:rPr>
-              <w:t>✅</w:t>
-            </w:r>
-            <w:r>
-              <w:rPr>
-                <w:b/>
-                <w:color w:val="1E8449"/>
-                <w:sz w:val="19"/>
-              </w:rPr>
-              <w:t xml:space="preserve"> Livré (v1.27.64)</w:t>
+              <w:t>✅ Livré (v1.27.64)</w:t>
             </w:r>
           </w:p>
         </w:tc>
@@ -17943,10 +16436,7 @@
     </w:p>
     <w:p>
       <w:r>
-        <w:t>v1.28.1 — détection des tutoriels. Une analyse de la bibliothèque réelle (sauvegarde du 22 octobre, 2 632 vidéos) a trouvé environ 200 tutoriels de production comptés comme musique dans VYMA comme dans VYMA Studio : classés Éducation ou Science avec un thème musical, et titrés avec des mots que la liste ignorait (tricks, techniques, secrets, arrangement, « in the studio »…). Ces mots rejoignent les indices ; deux dans un même titre, ou un seul dans une vidéo Éducation, Vie pratique ou Science, font un tutor</w:t>
-      </w:r>
-      <w:r>
-        <w:t>iel. 79 vidéos corrigées, aucune chanson perdue (vérifié une à une). La même analyse a montré que VYMA et VYMA Studio ne peuvent diverger que pendant une session VYMA qui a téléchargé les tags et descriptions : d'où #98.</w:t>
+        <w:t>v1.28.1 — détection des tutoriels. Une analyse de la bibliothèque réelle (sauvegarde du 22 octobre, 2 632 vidéos) a trouvé environ 200 tutoriels de production comptés comme musique dans VYMA comme dans VYMA Studio : classés Éducation ou Science avec un thème musical, et titrés avec des mots que la liste ignorait (tricks, techniques, secrets, arrangement, « in the studio »…). Ces mots rejoignent les indices ; deux dans un même titre, ou un seul dans une vidéo Éducation, Vie pratique ou Science, font un tutoriel. 79 vidéos corrigées, aucune chanson perdue (vérifié une à une). La même analyse a montré que VYMA et VYMA Studio ne peuvent diverger que pendant une session VYMA qui a téléchargé les tags et descriptions : d'où #98.</w:t>
       </w:r>
     </w:p>
     <w:p>
@@ -18109,15 +16599,7 @@
                 <w:color w:val="1E8449"/>
                 <w:sz w:val="19"/>
               </w:rPr>
-              <w:t>✅</w:t>
-            </w:r>
-            <w:r>
-              <w:rPr>
-                <w:b/>
-                <w:color w:val="1E8449"/>
-                <w:sz w:val="19"/>
-              </w:rPr>
-              <w:t xml:space="preserve"> Livré (v1.28.0) — branche, fusion en attente</w:t>
+              <w:t>✅ Livré (v1.28.0) — branche, fusion en attente</w:t>
             </w:r>
           </w:p>
         </w:tc>
@@ -18172,13 +16654,7 @@
               <w:rPr>
                 <w:sz w:val="19"/>
               </w:rPr>
-              <w:t>Le cache et la sauvegarde ne gardent ni tags ni description : VYMA Studio, et VYMA après un rechargement, jugent une vidéo sans eux, alors qu'une session VYMA qui les a téléchargés peut conclure autrement (jusqu'à 235 vidéos exposées dans la bibliothèque analysée, surtout la playlist Ableton). Enregistrer pour chaque vidéo un seul nombre, la part du score tutoriel qui vient des tags et de la description, dans le cache et la sauvegarde, et le lire dans classifyMusic. Aucun quota de plus : ces détails sont dé</w:t>
-            </w:r>
-            <w:r>
-              <w:rPr>
-                <w:sz w:val="19"/>
-              </w:rPr>
-              <w:t>jà téléchargés.</w:t>
+              <w:t>Le cache et la sauvegarde ne gardent ni tags ni description : VYMA Studio, et VYMA après un rechargement, jugent une vidéo sans eux, alors qu'une session VYMA qui les a téléchargés peut conclure autrement (jusqu'à 235 vidéos exposées dans la bibliothèque analysée, surtout la playlist Ableton). Enregistrer pour chaque vidéo un seul nombre, la part du score tutoriel qui vient des tags et de la description, dans le cache et la sauvegarde, et le lire dans classifyMusic. Aucun quota de plus : ces détails sont déjà téléchargés.</w:t>
             </w:r>
           </w:p>
         </w:tc>
@@ -18198,15 +16674,114 @@
                 <w:color w:val="D4AC0D"/>
                 <w:sz w:val="19"/>
               </w:rPr>
-              <w:t>⏳</w:t>
-            </w:r>
-            <w:r>
-              <w:rPr>
-                <w:b/>
-                <w:color w:val="D4AC0D"/>
-                <w:sz w:val="19"/>
-              </w:rPr>
-              <w:t xml:space="preserve"> À construire — MOYENNE</w:t>
+              <w:t>⏳ À construire — MOYENNE</w:t>
+            </w:r>
+          </w:p>
+        </w:tc>
+      </w:tr>
+      <w:tr>
+        <w:tc>
+          <w:tcPr>
+            <w:tcW w:w="620" w:type="dxa"/>
+          </w:tcPr>
+          <w:p>
+            <w:pPr>
+              <w:rPr>
+                <w:b/>
+                <w:sz w:val="19"/>
+              </w:rPr>
+            </w:pPr>
+            <w:r>
+              <w:rPr>
+                <w:b/>
+                <w:sz w:val="19"/>
+              </w:rPr>
+              <w:t>#99</w:t>
+            </w:r>
+          </w:p>
+        </w:tc>
+        <w:tc>
+          <w:tcPr>
+            <w:tcW w:w="1080" w:type="dxa"/>
+          </w:tcPr>
+          <w:p>
+            <w:pPr>
+              <w:rPr>
+                <w:sz w:val="19"/>
+              </w:rPr>
+            </w:pPr>
+            <w:r>
+              <w:rPr>
+                <w:sz w:val="19"/>
+              </w:rPr>
+              <w:t>Favoris</w:t>
+            </w:r>
+          </w:p>
+        </w:tc>
+        <w:tc>
+          <w:tcPr>
+            <w:tcW w:w="1700" w:type="dxa"/>
+          </w:tcPr>
+          <w:p>
+            <w:pPr>
+              <w:rPr>
+                <w:sz w:val="19"/>
+              </w:rPr>
+            </w:pPr>
+            <w:r>
+              <w:rPr>
+                <w:sz w:val="19"/>
+              </w:rPr>
+              <w:t>Copier un favori dans ses playlists</w:t>
+            </w:r>
+          </w:p>
+        </w:tc>
+        <w:tc>
+          <w:tcPr>
+            <w:tcW w:w="4180" w:type="dxa"/>
+          </w:tcPr>
+          <w:p>
+            <w:pPr>
+              <w:rPr>
+                <w:sz w:val="19"/>
+              </w:rPr>
+            </w:pPr>
+            <w:r>
+              <w:rPr>
+                <w:sz w:val="19"/>
+              </w:rPr>
+              <w:t>Une playlist ajoutée par son lien appartient à un autre utilisateur : YouTube ne permet qu'à son propriétaire de la modifier, et l'API n'offre pas d'« enregistrer dans la bibliothèque ». Le bouton « Copier dans mes playlists » du bandeau lecture seule crée une playlist à soi (nom et visibilité au choix, privée par défaut) et y copie les vidéos par le transfert commun, sans doublon et sans les vidéos supprimées ou privées. Coût affiché avant confirmation : 50 unités + 50 par vidéo (2 150 pour 42 titres). Copie arrêtée proprement si le quota s'épuise. C'est une photo du jour ; le favori peut être gardé pour suivre la playlist d'origine.</w:t>
+            </w:r>
+          </w:p>
+        </w:tc>
+        <w:tc>
+          <w:tcPr>
+            <w:tcW w:w="1840" w:type="dxa"/>
+          </w:tcPr>
+          <w:p>
+            <w:pPr>
+              <w:rPr>
+                <w:b/>
+                <w:color w:val="1E8449"/>
+                <w:sz w:val="19"/>
+              </w:rPr>
+            </w:pPr>
+            <w:r>
+              <w:rPr>
+                <w:rFonts w:ascii="Segoe UI Emoji" w:hAnsi="Segoe UI Emoji" w:cs="Segoe UI Emoji"/>
+                <w:b/>
+                <w:color w:val="1E8449"/>
+                <w:sz w:val="19"/>
+              </w:rPr>
+              <w:t>✅</w:t>
+            </w:r>
+            <w:r>
+              <w:rPr>
+                <w:b/>
+                <w:color w:val="1E8449"/>
+                <w:sz w:val="19"/>
+              </w:rPr>
+              <w:t xml:space="preserve"> Livré (v1.28.2) — branche, fusion en attente</w:t>
             </w:r>
           </w:p>
         </w:tc>
@@ -18217,7 +16792,7 @@
         <w:rPr>
           <w:b/>
         </w:rPr>
-        <w:t>Rappel — prochain numéro libre du backlog : #99.</w:t>
+        <w:t>Rappel — prochain numéro libre du backlog : #100.</w:t>
       </w:r>
     </w:p>
     <w:sectPr>

--- a/Backlog-YT-Playlist-Manager.docx
+++ b/Backlog-YT-Playlist-Manager.docx
@@ -16451,11 +16451,11 @@
         <w:tblLook w:val="04A0" w:firstRow="1" w:lastRow="0" w:firstColumn="1" w:lastColumn="0" w:noHBand="0" w:noVBand="1"/>
       </w:tblPr>
       <w:tblGrid>
-        <w:gridCol w:w="603"/>
+        <w:gridCol w:w="617"/>
         <w:gridCol w:w="1113"/>
-        <w:gridCol w:w="1630"/>
-        <w:gridCol w:w="3782"/>
-        <w:gridCol w:w="1728"/>
+        <w:gridCol w:w="1625"/>
+        <w:gridCol w:w="3781"/>
+        <w:gridCol w:w="1720"/>
       </w:tblGrid>
       <w:tr>
         <w:tc>
@@ -16782,6 +16782,106 @@
                 <w:sz w:val="19"/>
               </w:rPr>
               <w:t xml:space="preserve"> Livré (v1.28.2) — branche, fusion en attente</w:t>
+            </w:r>
+          </w:p>
+        </w:tc>
+      </w:tr>
+      <w:tr>
+        <w:tc>
+          <w:tcPr>
+            <w:tcW w:w="620" w:type="dxa"/>
+          </w:tcPr>
+          <w:p>
+            <w:pPr>
+              <w:rPr>
+                <w:b/>
+                <w:sz w:val="19"/>
+              </w:rPr>
+            </w:pPr>
+            <w:r>
+              <w:rPr>
+                <w:b/>
+                <w:sz w:val="19"/>
+              </w:rPr>
+              <w:t>#100</w:t>
+            </w:r>
+          </w:p>
+        </w:tc>
+        <w:tc>
+          <w:tcPr>
+            <w:tcW w:w="1080" w:type="dxa"/>
+          </w:tcPr>
+          <w:p>
+            <w:pPr>
+              <w:rPr>
+                <w:sz w:val="19"/>
+              </w:rPr>
+            </w:pPr>
+            <w:r>
+              <w:rPr>
+                <w:sz w:val="19"/>
+              </w:rPr>
+              <w:t>Découverte / Musique</w:t>
+            </w:r>
+          </w:p>
+        </w:tc>
+        <w:tc>
+          <w:tcPr>
+            <w:tcW w:w="1700" w:type="dxa"/>
+          </w:tcPr>
+          <w:p>
+            <w:pPr>
+              <w:rPr>
+                <w:sz w:val="19"/>
+              </w:rPr>
+            </w:pPr>
+            <w:r>
+              <w:rPr>
+                <w:sz w:val="19"/>
+              </w:rPr>
+              <w:t>Explorer la musique : tous les pays, humeurs, nouveautés</w:t>
+            </w:r>
+          </w:p>
+        </w:tc>
+        <w:tc>
+          <w:tcPr>
+            <w:tcW w:w="4180" w:type="dxa"/>
+          </w:tcPr>
+          <w:p>
+            <w:pPr>
+              <w:rPr>
+                <w:sz w:val="19"/>
+              </w:rPr>
+            </w:pPr>
+            <w:r>
+              <w:rPr>
+                <w:sz w:val="19"/>
+              </w:rPr>
+              <w:t>Équivalents, avec l'API officielle, des pages Explorer de YouTube Music (Nouveautés, Classements par pays, Humeurs et genres), qu'aucune API publique n'expose. Tendances : tous les pays servis par YouTube au lieu de 22 (i18nRegions.list, 1 unité, liste gardée 30 jours, noms dans la langue de l'interface). Humeurs : 8 sous-catégories de Musique (Détente, Concentration, Sport, Fête, Sommeil, Romance, Bonne humeur, Mélancolie), recherches par mots-clés dans Découvrir et filtre du classement dans Tendances. Découvrir : bouton « Nouveautés musique », musique la plus vue publiée ces 7 jours, dans le genre ou l'humeur choisis. Les classements de titres et d'artistes de YouTube Music restent hors de portée.</w:t>
+            </w:r>
+          </w:p>
+        </w:tc>
+        <w:tc>
+          <w:tcPr>
+            <w:tcW w:w="1840" w:type="dxa"/>
+          </w:tcPr>
+          <w:p>
+            <w:pPr>
+              <w:rPr>
+                <w:rFonts w:ascii="Segoe UI Emoji" w:hAnsi="Segoe UI Emoji" w:cs="Segoe UI Emoji"/>
+                <w:b/>
+                <w:color w:val="1E8449"/>
+                <w:sz w:val="19"/>
+              </w:rPr>
+            </w:pPr>
+            <w:r>
+              <w:rPr>
+                <w:rFonts w:ascii="Segoe UI Emoji" w:hAnsi="Segoe UI Emoji" w:cs="Segoe UI Emoji"/>
+                <w:b/>
+                <w:color w:val="1E8449"/>
+                <w:sz w:val="19"/>
+              </w:rPr>
+              <w:t>✅ Livré (v1.29.0) — branche, fusion en attente</w:t>
             </w:r>
           </w:p>
         </w:tc>
@@ -16792,7 +16892,7 @@
         <w:rPr>
           <w:b/>
         </w:rPr>
-        <w:t>Rappel — prochain numéro libre du backlog : #100.</w:t>
+        <w:t>Rappel — prochain numéro libre du backlog : #101.</w:t>
       </w:r>
     </w:p>
     <w:sectPr>
